--- a/src/assets/files/revised-Annexure-VI_Untied_Grant_DUR_Template.docx
+++ b/src/assets/files/revised-Annexure-VI_Untied_Grant_DUR_Template.docx
@@ -2,25 +2,6 @@
 <file path=word/document.xml><?xml version="1.0" encoding="utf-8"?>
 <w:document xmlns:wpc="http://schemas.microsoft.com/office/word/2010/wordprocessingCanvas" xmlns:cx="http://schemas.microsoft.com/office/drawing/2014/chartex" xmlns:cx1="http://schemas.microsoft.com/office/drawing/2015/9/8/chartex" xmlns:cx2="http://schemas.microsoft.com/office/drawing/2015/10/21/chartex" xmlns:cx3="http://schemas.microsoft.com/office/drawing/2016/5/9/chartex" xmlns:cx4="http://schemas.microsoft.com/office/drawing/2016/5/10/chartex" xmlns:cx5="http://schemas.microsoft.com/office/drawing/2016/5/11/chartex" xmlns:cx6="http://schemas.microsoft.com/office/drawing/2016/5/12/chartex" xmlns:cx7="http://schemas.microsoft.com/office/drawing/2016/5/13/chartex" xmlns:cx8="http://schemas.microsoft.com/office/drawing/2016/5/14/chartex" xmlns:mc="http://schemas.openxmlformats.org/markup-compatibility/2006" xmlns:m="http://schemas.openxmlformats.org/officeDocument/2006/math" xmlns:aink="http://schemas.microsoft.com/office/drawing/2016/ink" xmlns:am3d="http://schemas.microsoft.com/office/drawing/2017/model3d" xmlns:oel="http://schemas.microsoft.com/office/2019/extlst" xmlns:r="http://schemas.openxmlformats.org/officeDocument/2006/relationships" xmlns:wp14="http://schemas.microsoft.com/office/word/2010/wordprocessingDrawing" xmlns:wp="http://schemas.openxmlformats.org/drawingml/2006/wordprocessingDrawing" xmlns:wpg="http://schemas.microsoft.com/office/word/2010/wordprocessingGroup" xmlns:wpi="http://schemas.microsoft.com/office/word/2010/wordprocessingInk" xmlns:wps="http://schemas.microsoft.com/office/word/2010/wordprocessingShape" xmlns:o="urn:schemas-microsoft-com:office:office" xmlns:v="urn:schemas-microsoft-com:vml" xmlns:w10="urn:schemas-microsoft-com:office:word" xmlns:w="http://schemas.openxmlformats.org/wordprocessingml/2006/main" xmlns:w14="http://schemas.microsoft.com/office/word/2010/wordml" xmlns:w15="http://schemas.microsoft.com/office/word/2012/wordml" xmlns:w16cex="http://schemas.microsoft.com/office/word/2018/wordml/cex" xmlns:w16cid="http://schemas.microsoft.com/office/word/2016/wordml/cid" xmlns:w16="http://schemas.microsoft.com/office/word/2018/wordml" xmlns:w16sdtdh="http://schemas.microsoft.com/office/word/2020/wordml/sdtdatahash" xmlns:w16sdtfl="http://schemas.microsoft.com/office/word/2024/wordml/sdtformatlock" xmlns:w16se="http://schemas.microsoft.com/office/word/2015/wordml/symex" xmlns:w16du="http://schemas.microsoft.com/office/word/2023/wordml/word16du" xmlns:wne="http://schemas.microsoft.com/office/word/2006/wordml" mc:Ignorable="w14 w15 w16se w16cid w16 w16cex w16sdtdh w16sdtfl w16du wp14">
   <w:body>
-    <w:p>
-      <w:pPr>
-        <w:spacing w:after="160"/>
-        <w:jc w:val="right"/>
-        <w:rPr>
-          <w:rFonts w:ascii="Times New Roman" w:hAnsi="Times New Roman" w:cs="Times New Roman"/>
-        </w:rPr>
-      </w:pPr>
-      <w:r>
-        <w:rPr>
-          <w:rFonts w:ascii="Times New Roman" w:hAnsi="Times New Roman" w:cs="Times New Roman"/>
-          <w:b/>
-          <w:bCs/>
-          <w:sz w:val="24"/>
-          <w:szCs w:val="24"/>
-        </w:rPr>
-        <w:t>Annexure-VI</w:t>
-      </w:r>
-    </w:p>
     <w:p>
       <w:pPr>
         <w:spacing w:after="240"/>
@@ -83,12 +64,12 @@
       <w:tblPr>
         <w:tblW w:w="10466" w:type="dxa"/>
         <w:tblBorders>
-          <w:top w:val="single" w:sz="4" w:space="0" w:color="auto"/>
-          <w:left w:val="single" w:sz="4" w:space="0" w:color="auto"/>
-          <w:bottom w:val="single" w:sz="4" w:space="0" w:color="auto"/>
-          <w:right w:val="single" w:sz="4" w:space="0" w:color="auto"/>
-          <w:insideH w:val="single" w:sz="4" w:space="0" w:color="auto"/>
-          <w:insideV w:val="single" w:sz="4" w:space="0" w:color="auto"/>
+          <w:top w:val="single" w:color="auto" w:sz="4" w:space="0"/>
+          <w:left w:val="single" w:color="auto" w:sz="4" w:space="0"/>
+          <w:bottom w:val="single" w:color="auto" w:sz="4" w:space="0"/>
+          <w:right w:val="single" w:color="auto" w:sz="4" w:space="0"/>
+          <w:insideH w:val="single" w:color="auto" w:sz="4" w:space="0"/>
+          <w:insideV w:val="single" w:color="auto" w:sz="4" w:space="0"/>
         </w:tblBorders>
         <w:tblLayout w:type="fixed"/>
         <w:tblCellMar>
@@ -132,7 +113,7 @@
           <w:tcPr>
             <w:tcW w:w="8266" w:type="dxa"/>
             <w:tcBorders>
-              <w:bottom w:val="single" w:sz="4" w:space="0" w:color="000000"/>
+              <w:bottom w:val="single" w:color="000000" w:sz="4" w:space="0"/>
             </w:tcBorders>
             <w:tcMar>
               <w:top w:w="40" w:type="dxa"/>
@@ -163,12 +144,12 @@
       <w:tblPr>
         <w:tblW w:w="10466" w:type="dxa"/>
         <w:tblBorders>
-          <w:top w:val="single" w:sz="4" w:space="0" w:color="auto"/>
-          <w:left w:val="single" w:sz="4" w:space="0" w:color="auto"/>
-          <w:bottom w:val="single" w:sz="4" w:space="0" w:color="auto"/>
-          <w:right w:val="single" w:sz="4" w:space="0" w:color="auto"/>
-          <w:insideH w:val="single" w:sz="4" w:space="0" w:color="auto"/>
-          <w:insideV w:val="single" w:sz="4" w:space="0" w:color="auto"/>
+          <w:top w:val="single" w:color="auto" w:sz="4" w:space="0"/>
+          <w:left w:val="single" w:color="auto" w:sz="4" w:space="0"/>
+          <w:bottom w:val="single" w:color="auto" w:sz="4" w:space="0"/>
+          <w:right w:val="single" w:color="auto" w:sz="4" w:space="0"/>
+          <w:insideH w:val="single" w:color="auto" w:sz="4" w:space="0"/>
+          <w:insideV w:val="single" w:color="auto" w:sz="4" w:space="0"/>
         </w:tblBorders>
         <w:tblLayout w:type="fixed"/>
         <w:tblCellMar>
@@ -212,7 +193,7 @@
           <w:tcPr>
             <w:tcW w:w="8266" w:type="dxa"/>
             <w:tcBorders>
-              <w:bottom w:val="single" w:sz="4" w:space="0" w:color="000000"/>
+              <w:bottom w:val="single" w:color="000000" w:sz="4" w:space="0"/>
             </w:tcBorders>
             <w:tcMar>
               <w:top w:w="40" w:type="dxa"/>
@@ -233,167 +214,8 @@
     </w:tbl>
     <w:p>
       <w:pPr>
+        <w:pStyle w:val="Normal"/>
         <w:spacing w:after="60"/>
-        <w:rPr>
-          <w:rFonts w:ascii="Times New Roman" w:hAnsi="Times New Roman" w:cs="Times New Roman"/>
-        </w:rPr>
-      </w:pPr>
-    </w:p>
-    <w:tbl>
-      <w:tblPr>
-        <w:tblW w:w="10466" w:type="dxa"/>
-        <w:tblBorders>
-          <w:top w:val="single" w:sz="4" w:space="0" w:color="auto"/>
-          <w:left w:val="single" w:sz="4" w:space="0" w:color="auto"/>
-          <w:bottom w:val="single" w:sz="4" w:space="0" w:color="auto"/>
-          <w:right w:val="single" w:sz="4" w:space="0" w:color="auto"/>
-          <w:insideH w:val="single" w:sz="4" w:space="0" w:color="auto"/>
-          <w:insideV w:val="single" w:sz="4" w:space="0" w:color="auto"/>
-        </w:tblBorders>
-        <w:tblLayout w:type="fixed"/>
-        <w:tblCellMar>
-          <w:left w:w="10" w:type="dxa"/>
-          <w:right w:w="10" w:type="dxa"/>
-        </w:tblCellMar>
-        <w:tblLook w:val="0000" w:firstRow="0" w:lastRow="0" w:firstColumn="0" w:lastColumn="0" w:noHBand="0" w:noVBand="0"/>
-      </w:tblPr>
-      <w:tblGrid>
-        <w:gridCol w:w="2200"/>
-        <w:gridCol w:w="8266"/>
-      </w:tblGrid>
-      <w:tr>
-        <w:tc>
-          <w:tcPr>
-            <w:tcW w:w="2200" w:type="dxa"/>
-            <w:tcMar>
-              <w:top w:w="40" w:type="dxa"/>
-              <w:left w:w="0" w:type="dxa"/>
-              <w:bottom w:w="100" w:type="dxa"/>
-              <w:right w:w="0" w:type="dxa"/>
-            </w:tcMar>
-          </w:tcPr>
-          <w:p>
-            <w:pPr>
-              <w:rPr>
-                <w:rFonts w:ascii="Times New Roman" w:hAnsi="Times New Roman" w:cs="Times New Roman"/>
-              </w:rPr>
-            </w:pPr>
-            <w:r>
-              <w:rPr>
-                <w:rFonts w:ascii="Times New Roman" w:hAnsi="Times New Roman" w:cs="Times New Roman"/>
-                <w:b/>
-                <w:bCs/>
-              </w:rPr>
-              <w:t>Financial Year:</w:t>
-            </w:r>
-          </w:p>
-        </w:tc>
-        <w:tc>
-          <w:tcPr>
-            <w:tcW w:w="8266" w:type="dxa"/>
-            <w:tcBorders>
-              <w:bottom w:val="single" w:sz="4" w:space="0" w:color="000000"/>
-            </w:tcBorders>
-            <w:tcMar>
-              <w:top w:w="40" w:type="dxa"/>
-              <w:left w:w="100" w:type="dxa"/>
-              <w:bottom w:w="100" w:type="dxa"/>
-              <w:right w:w="0" w:type="dxa"/>
-            </w:tcMar>
-          </w:tcPr>
-          <w:p>
-            <w:pPr>
-              <w:rPr>
-                <w:rFonts w:ascii="Times New Roman" w:hAnsi="Times New Roman" w:cs="Times New Roman"/>
-              </w:rPr>
-            </w:pPr>
-          </w:p>
-        </w:tc>
-      </w:tr>
-    </w:tbl>
-    <w:p>
-      <w:pPr>
-        <w:spacing w:after="60"/>
-        <w:rPr>
-          <w:rFonts w:ascii="Times New Roman" w:hAnsi="Times New Roman" w:cs="Times New Roman"/>
-        </w:rPr>
-      </w:pPr>
-    </w:p>
-    <w:tbl>
-      <w:tblPr>
-        <w:tblW w:w="10466" w:type="dxa"/>
-        <w:tblBorders>
-          <w:top w:val="single" w:sz="4" w:space="0" w:color="auto"/>
-          <w:left w:val="single" w:sz="4" w:space="0" w:color="auto"/>
-          <w:bottom w:val="single" w:sz="4" w:space="0" w:color="auto"/>
-          <w:right w:val="single" w:sz="4" w:space="0" w:color="auto"/>
-          <w:insideH w:val="single" w:sz="4" w:space="0" w:color="auto"/>
-          <w:insideV w:val="single" w:sz="4" w:space="0" w:color="auto"/>
-        </w:tblBorders>
-        <w:tblLayout w:type="fixed"/>
-        <w:tblCellMar>
-          <w:left w:w="10" w:type="dxa"/>
-          <w:right w:w="10" w:type="dxa"/>
-        </w:tblCellMar>
-        <w:tblLook w:val="0000" w:firstRow="0" w:lastRow="0" w:firstColumn="0" w:lastColumn="0" w:noHBand="0" w:noVBand="0"/>
-      </w:tblPr>
-      <w:tblGrid>
-        <w:gridCol w:w="2830"/>
-        <w:gridCol w:w="7636"/>
-      </w:tblGrid>
-      <w:tr>
-        <w:tc>
-          <w:tcPr>
-            <w:tcW w:w="2830" w:type="dxa"/>
-            <w:tcMar>
-              <w:top w:w="40" w:type="dxa"/>
-              <w:left w:w="0" w:type="dxa"/>
-              <w:bottom w:w="100" w:type="dxa"/>
-              <w:right w:w="0" w:type="dxa"/>
-            </w:tcMar>
-          </w:tcPr>
-          <w:p>
-            <w:pPr>
-              <w:rPr>
-                <w:rFonts w:ascii="Times New Roman" w:hAnsi="Times New Roman" w:cs="Times New Roman"/>
-              </w:rPr>
-            </w:pPr>
-            <w:r>
-              <w:rPr>
-                <w:rFonts w:ascii="Times New Roman" w:hAnsi="Times New Roman" w:cs="Times New Roman"/>
-                <w:b/>
-                <w:bCs/>
-              </w:rPr>
-              <w:t>Reporting period / grant year:</w:t>
-            </w:r>
-          </w:p>
-        </w:tc>
-        <w:tc>
-          <w:tcPr>
-            <w:tcW w:w="7636" w:type="dxa"/>
-            <w:tcBorders>
-              <w:bottom w:val="single" w:sz="4" w:space="0" w:color="000000"/>
-            </w:tcBorders>
-            <w:tcMar>
-              <w:top w:w="40" w:type="dxa"/>
-              <w:left w:w="100" w:type="dxa"/>
-              <w:bottom w:w="100" w:type="dxa"/>
-              <w:right w:w="0" w:type="dxa"/>
-            </w:tcMar>
-          </w:tcPr>
-          <w:p>
-            <w:pPr>
-              <w:rPr>
-                <w:rFonts w:ascii="Times New Roman" w:hAnsi="Times New Roman" w:cs="Times New Roman"/>
-              </w:rPr>
-            </w:pPr>
-          </w:p>
-        </w:tc>
-      </w:tr>
-    </w:tbl>
-    <w:p>
-      <w:pPr>
-        <w:spacing w:after="200"/>
         <w:rPr>
           <w:rFonts w:ascii="Times New Roman" w:hAnsi="Times New Roman" w:cs="Times New Roman"/>
         </w:rPr>
@@ -422,12 +244,12 @@
       <w:tblPr>
         <w:tblW w:w="10466" w:type="dxa"/>
         <w:tblBorders>
-          <w:top w:val="single" w:sz="4" w:space="0" w:color="auto"/>
-          <w:left w:val="single" w:sz="4" w:space="0" w:color="auto"/>
-          <w:bottom w:val="single" w:sz="4" w:space="0" w:color="auto"/>
-          <w:right w:val="single" w:sz="4" w:space="0" w:color="auto"/>
-          <w:insideH w:val="single" w:sz="4" w:space="0" w:color="auto"/>
-          <w:insideV w:val="single" w:sz="4" w:space="0" w:color="auto"/>
+          <w:top w:val="single" w:color="auto" w:sz="4" w:space="0"/>
+          <w:left w:val="single" w:color="auto" w:sz="4" w:space="0"/>
+          <w:bottom w:val="single" w:color="auto" w:sz="4" w:space="0"/>
+          <w:right w:val="single" w:color="auto" w:sz="4" w:space="0"/>
+          <w:insideH w:val="single" w:color="auto" w:sz="4" w:space="0"/>
+          <w:insideV w:val="single" w:color="auto" w:sz="4" w:space="0"/>
         </w:tblBorders>
         <w:tblLayout w:type="fixed"/>
         <w:tblCellMar>
@@ -451,10 +273,10 @@
           <w:tcPr>
             <w:tcW w:w="700" w:type="dxa"/>
             <w:tcBorders>
-              <w:top w:val="single" w:sz="4" w:space="0" w:color="808080"/>
-              <w:left w:val="single" w:sz="4" w:space="0" w:color="808080"/>
-              <w:bottom w:val="single" w:sz="4" w:space="0" w:color="808080"/>
-              <w:right w:val="single" w:sz="4" w:space="0" w:color="808080"/>
+              <w:top w:val="single" w:color="808080" w:sz="4" w:space="0"/>
+              <w:left w:val="single" w:color="808080" w:sz="4" w:space="0"/>
+              <w:bottom w:val="single" w:color="808080" w:sz="4" w:space="0"/>
+              <w:right w:val="single" w:color="808080" w:sz="4" w:space="0"/>
             </w:tcBorders>
             <w:shd w:val="clear" w:color="auto" w:fill="DDEBF7"/>
             <w:tcMar>
@@ -488,10 +310,10 @@
           <w:tcPr>
             <w:tcW w:w="3800" w:type="dxa"/>
             <w:tcBorders>
-              <w:top w:val="single" w:sz="4" w:space="0" w:color="808080"/>
-              <w:left w:val="single" w:sz="4" w:space="0" w:color="808080"/>
-              <w:bottom w:val="single" w:sz="4" w:space="0" w:color="808080"/>
-              <w:right w:val="single" w:sz="4" w:space="0" w:color="808080"/>
+              <w:top w:val="single" w:color="808080" w:sz="4" w:space="0"/>
+              <w:left w:val="single" w:color="808080" w:sz="4" w:space="0"/>
+              <w:bottom w:val="single" w:color="808080" w:sz="4" w:space="0"/>
+              <w:right w:val="single" w:color="808080" w:sz="4" w:space="0"/>
             </w:tcBorders>
             <w:shd w:val="clear" w:color="auto" w:fill="DDEBF7"/>
             <w:tcMar>
@@ -524,10 +346,10 @@
           <w:tcPr>
             <w:tcW w:w="2000" w:type="dxa"/>
             <w:tcBorders>
-              <w:top w:val="single" w:sz="4" w:space="0" w:color="808080"/>
-              <w:left w:val="single" w:sz="4" w:space="0" w:color="808080"/>
-              <w:bottom w:val="single" w:sz="4" w:space="0" w:color="808080"/>
-              <w:right w:val="single" w:sz="4" w:space="0" w:color="808080"/>
+              <w:top w:val="single" w:color="808080" w:sz="4" w:space="0"/>
+              <w:left w:val="single" w:color="808080" w:sz="4" w:space="0"/>
+              <w:bottom w:val="single" w:color="808080" w:sz="4" w:space="0"/>
+              <w:right w:val="single" w:color="808080" w:sz="4" w:space="0"/>
             </w:tcBorders>
             <w:shd w:val="clear" w:color="auto" w:fill="DDEBF7"/>
             <w:tcMar>
@@ -583,10 +405,10 @@
           <w:tcPr>
             <w:tcW w:w="1900" w:type="dxa"/>
             <w:tcBorders>
-              <w:top w:val="single" w:sz="4" w:space="0" w:color="808080"/>
-              <w:left w:val="single" w:sz="4" w:space="0" w:color="808080"/>
-              <w:bottom w:val="single" w:sz="4" w:space="0" w:color="808080"/>
-              <w:right w:val="single" w:sz="4" w:space="0" w:color="808080"/>
+              <w:top w:val="single" w:color="808080" w:sz="4" w:space="0"/>
+              <w:left w:val="single" w:color="808080" w:sz="4" w:space="0"/>
+              <w:bottom w:val="single" w:color="808080" w:sz="4" w:space="0"/>
+              <w:right w:val="single" w:color="808080" w:sz="4" w:space="0"/>
             </w:tcBorders>
             <w:shd w:val="clear" w:color="auto" w:fill="DDEBF7"/>
             <w:tcMar>
@@ -620,10 +442,10 @@
           <w:tcPr>
             <w:tcW w:w="2066" w:type="dxa"/>
             <w:tcBorders>
-              <w:top w:val="single" w:sz="4" w:space="0" w:color="808080"/>
-              <w:left w:val="single" w:sz="4" w:space="0" w:color="808080"/>
-              <w:bottom w:val="single" w:sz="4" w:space="0" w:color="808080"/>
-              <w:right w:val="single" w:sz="4" w:space="0" w:color="808080"/>
+              <w:top w:val="single" w:color="808080" w:sz="4" w:space="0"/>
+              <w:left w:val="single" w:color="808080" w:sz="4" w:space="0"/>
+              <w:bottom w:val="single" w:color="808080" w:sz="4" w:space="0"/>
+              <w:right w:val="single" w:color="808080" w:sz="4" w:space="0"/>
             </w:tcBorders>
             <w:shd w:val="clear" w:color="auto" w:fill="DDEBF7"/>
             <w:tcMar>
@@ -681,10 +503,10 @@
           <w:tcPr>
             <w:tcW w:w="700" w:type="dxa"/>
             <w:tcBorders>
-              <w:top w:val="single" w:sz="4" w:space="0" w:color="808080"/>
-              <w:left w:val="single" w:sz="4" w:space="0" w:color="808080"/>
-              <w:bottom w:val="single" w:sz="4" w:space="0" w:color="808080"/>
-              <w:right w:val="single" w:sz="4" w:space="0" w:color="808080"/>
+              <w:top w:val="single" w:color="808080" w:sz="4" w:space="0"/>
+              <w:left w:val="single" w:color="808080" w:sz="4" w:space="0"/>
+              <w:bottom w:val="single" w:color="808080" w:sz="4" w:space="0"/>
+              <w:right w:val="single" w:color="808080" w:sz="4" w:space="0"/>
             </w:tcBorders>
             <w:tcMar>
               <w:top w:w="60" w:type="dxa"/>
@@ -715,10 +537,10 @@
           <w:tcPr>
             <w:tcW w:w="3800" w:type="dxa"/>
             <w:tcBorders>
-              <w:top w:val="single" w:sz="4" w:space="0" w:color="808080"/>
-              <w:left w:val="single" w:sz="4" w:space="0" w:color="808080"/>
-              <w:bottom w:val="single" w:sz="4" w:space="0" w:color="808080"/>
-              <w:right w:val="single" w:sz="4" w:space="0" w:color="808080"/>
+              <w:top w:val="single" w:color="808080" w:sz="4" w:space="0"/>
+              <w:left w:val="single" w:color="808080" w:sz="4" w:space="0"/>
+              <w:bottom w:val="single" w:color="808080" w:sz="4" w:space="0"/>
+              <w:right w:val="single" w:color="808080" w:sz="4" w:space="0"/>
             </w:tcBorders>
             <w:tcMar>
               <w:top w:w="60" w:type="dxa"/>
@@ -766,10 +588,10 @@
           <w:tcPr>
             <w:tcW w:w="2000" w:type="dxa"/>
             <w:tcBorders>
-              <w:top w:val="single" w:sz="4" w:space="0" w:color="808080"/>
-              <w:left w:val="single" w:sz="4" w:space="0" w:color="808080"/>
-              <w:bottom w:val="single" w:sz="4" w:space="0" w:color="808080"/>
-              <w:right w:val="single" w:sz="4" w:space="0" w:color="808080"/>
+              <w:top w:val="single" w:color="808080" w:sz="4" w:space="0"/>
+              <w:left w:val="single" w:color="808080" w:sz="4" w:space="0"/>
+              <w:bottom w:val="single" w:color="808080" w:sz="4" w:space="0"/>
+              <w:right w:val="single" w:color="808080" w:sz="4" w:space="0"/>
             </w:tcBorders>
             <w:tcMar>
               <w:top w:w="60" w:type="dxa"/>
@@ -792,10 +614,10 @@
           <w:tcPr>
             <w:tcW w:w="1900" w:type="dxa"/>
             <w:tcBorders>
-              <w:top w:val="single" w:sz="4" w:space="0" w:color="808080"/>
-              <w:left w:val="single" w:sz="4" w:space="0" w:color="808080"/>
-              <w:bottom w:val="single" w:sz="4" w:space="0" w:color="808080"/>
-              <w:right w:val="single" w:sz="4" w:space="0" w:color="808080"/>
+              <w:top w:val="single" w:color="808080" w:sz="4" w:space="0"/>
+              <w:left w:val="single" w:color="808080" w:sz="4" w:space="0"/>
+              <w:bottom w:val="single" w:color="808080" w:sz="4" w:space="0"/>
+              <w:right w:val="single" w:color="808080" w:sz="4" w:space="0"/>
             </w:tcBorders>
             <w:tcMar>
               <w:top w:w="60" w:type="dxa"/>
@@ -818,10 +640,10 @@
           <w:tcPr>
             <w:tcW w:w="2066" w:type="dxa"/>
             <w:tcBorders>
-              <w:top w:val="single" w:sz="4" w:space="0" w:color="808080"/>
-              <w:left w:val="single" w:sz="4" w:space="0" w:color="808080"/>
-              <w:bottom w:val="single" w:sz="4" w:space="0" w:color="808080"/>
-              <w:right w:val="single" w:sz="4" w:space="0" w:color="808080"/>
+              <w:top w:val="single" w:color="808080" w:sz="4" w:space="0"/>
+              <w:left w:val="single" w:color="808080" w:sz="4" w:space="0"/>
+              <w:bottom w:val="single" w:color="808080" w:sz="4" w:space="0"/>
+              <w:right w:val="single" w:color="808080" w:sz="4" w:space="0"/>
             </w:tcBorders>
             <w:tcMar>
               <w:top w:w="60" w:type="dxa"/>
@@ -846,10 +668,10 @@
           <w:tcPr>
             <w:tcW w:w="700" w:type="dxa"/>
             <w:tcBorders>
-              <w:top w:val="single" w:sz="4" w:space="0" w:color="808080"/>
-              <w:left w:val="single" w:sz="4" w:space="0" w:color="808080"/>
-              <w:bottom w:val="single" w:sz="4" w:space="0" w:color="808080"/>
-              <w:right w:val="single" w:sz="4" w:space="0" w:color="808080"/>
+              <w:top w:val="single" w:color="808080" w:sz="4" w:space="0"/>
+              <w:left w:val="single" w:color="808080" w:sz="4" w:space="0"/>
+              <w:bottom w:val="single" w:color="808080" w:sz="4" w:space="0"/>
+              <w:right w:val="single" w:color="808080" w:sz="4" w:space="0"/>
             </w:tcBorders>
             <w:tcMar>
               <w:top w:w="60" w:type="dxa"/>
@@ -880,10 +702,10 @@
           <w:tcPr>
             <w:tcW w:w="3800" w:type="dxa"/>
             <w:tcBorders>
-              <w:top w:val="single" w:sz="4" w:space="0" w:color="808080"/>
-              <w:left w:val="single" w:sz="4" w:space="0" w:color="808080"/>
-              <w:bottom w:val="single" w:sz="4" w:space="0" w:color="808080"/>
-              <w:right w:val="single" w:sz="4" w:space="0" w:color="808080"/>
+              <w:top w:val="single" w:color="808080" w:sz="4" w:space="0"/>
+              <w:left w:val="single" w:color="808080" w:sz="4" w:space="0"/>
+              <w:bottom w:val="single" w:color="808080" w:sz="4" w:space="0"/>
+              <w:right w:val="single" w:color="808080" w:sz="4" w:space="0"/>
             </w:tcBorders>
             <w:tcMar>
               <w:top w:w="60" w:type="dxa"/>
@@ -913,10 +735,10 @@
           <w:tcPr>
             <w:tcW w:w="2000" w:type="dxa"/>
             <w:tcBorders>
-              <w:top w:val="single" w:sz="4" w:space="0" w:color="808080"/>
-              <w:left w:val="single" w:sz="4" w:space="0" w:color="808080"/>
-              <w:bottom w:val="single" w:sz="4" w:space="0" w:color="808080"/>
-              <w:right w:val="single" w:sz="4" w:space="0" w:color="808080"/>
+              <w:top w:val="single" w:color="808080" w:sz="4" w:space="0"/>
+              <w:left w:val="single" w:color="808080" w:sz="4" w:space="0"/>
+              <w:bottom w:val="single" w:color="808080" w:sz="4" w:space="0"/>
+              <w:right w:val="single" w:color="808080" w:sz="4" w:space="0"/>
             </w:tcBorders>
             <w:tcMar>
               <w:top w:w="60" w:type="dxa"/>
@@ -939,10 +761,10 @@
           <w:tcPr>
             <w:tcW w:w="1900" w:type="dxa"/>
             <w:tcBorders>
-              <w:top w:val="single" w:sz="4" w:space="0" w:color="808080"/>
-              <w:left w:val="single" w:sz="4" w:space="0" w:color="808080"/>
-              <w:bottom w:val="single" w:sz="4" w:space="0" w:color="808080"/>
-              <w:right w:val="single" w:sz="4" w:space="0" w:color="808080"/>
+              <w:top w:val="single" w:color="808080" w:sz="4" w:space="0"/>
+              <w:left w:val="single" w:color="808080" w:sz="4" w:space="0"/>
+              <w:bottom w:val="single" w:color="808080" w:sz="4" w:space="0"/>
+              <w:right w:val="single" w:color="808080" w:sz="4" w:space="0"/>
             </w:tcBorders>
             <w:tcMar>
               <w:top w:w="60" w:type="dxa"/>
@@ -965,10 +787,10 @@
           <w:tcPr>
             <w:tcW w:w="2066" w:type="dxa"/>
             <w:tcBorders>
-              <w:top w:val="single" w:sz="4" w:space="0" w:color="808080"/>
-              <w:left w:val="single" w:sz="4" w:space="0" w:color="808080"/>
-              <w:bottom w:val="single" w:sz="4" w:space="0" w:color="808080"/>
-              <w:right w:val="single" w:sz="4" w:space="0" w:color="808080"/>
+              <w:top w:val="single" w:color="808080" w:sz="4" w:space="0"/>
+              <w:left w:val="single" w:color="808080" w:sz="4" w:space="0"/>
+              <w:bottom w:val="single" w:color="808080" w:sz="4" w:space="0"/>
+              <w:right w:val="single" w:color="808080" w:sz="4" w:space="0"/>
             </w:tcBorders>
             <w:tcMar>
               <w:top w:w="60" w:type="dxa"/>
@@ -993,10 +815,10 @@
           <w:tcPr>
             <w:tcW w:w="700" w:type="dxa"/>
             <w:tcBorders>
-              <w:top w:val="single" w:sz="4" w:space="0" w:color="808080"/>
-              <w:left w:val="single" w:sz="4" w:space="0" w:color="808080"/>
-              <w:bottom w:val="single" w:sz="4" w:space="0" w:color="808080"/>
-              <w:right w:val="single" w:sz="4" w:space="0" w:color="808080"/>
+              <w:top w:val="single" w:color="808080" w:sz="4" w:space="0"/>
+              <w:left w:val="single" w:color="808080" w:sz="4" w:space="0"/>
+              <w:bottom w:val="single" w:color="808080" w:sz="4" w:space="0"/>
+              <w:right w:val="single" w:color="808080" w:sz="4" w:space="0"/>
             </w:tcBorders>
             <w:tcMar>
               <w:top w:w="60" w:type="dxa"/>
@@ -1027,10 +849,10 @@
           <w:tcPr>
             <w:tcW w:w="3800" w:type="dxa"/>
             <w:tcBorders>
-              <w:top w:val="single" w:sz="4" w:space="0" w:color="808080"/>
-              <w:left w:val="single" w:sz="4" w:space="0" w:color="808080"/>
-              <w:bottom w:val="single" w:sz="4" w:space="0" w:color="808080"/>
-              <w:right w:val="single" w:sz="4" w:space="0" w:color="808080"/>
+              <w:top w:val="single" w:color="808080" w:sz="4" w:space="0"/>
+              <w:left w:val="single" w:color="808080" w:sz="4" w:space="0"/>
+              <w:bottom w:val="single" w:color="808080" w:sz="4" w:space="0"/>
+              <w:right w:val="single" w:color="808080" w:sz="4" w:space="0"/>
             </w:tcBorders>
             <w:tcMar>
               <w:top w:w="60" w:type="dxa"/>
@@ -1060,10 +882,10 @@
           <w:tcPr>
             <w:tcW w:w="2000" w:type="dxa"/>
             <w:tcBorders>
-              <w:top w:val="single" w:sz="4" w:space="0" w:color="808080"/>
-              <w:left w:val="single" w:sz="4" w:space="0" w:color="808080"/>
-              <w:bottom w:val="single" w:sz="4" w:space="0" w:color="808080"/>
-              <w:right w:val="single" w:sz="4" w:space="0" w:color="808080"/>
+              <w:top w:val="single" w:color="808080" w:sz="4" w:space="0"/>
+              <w:left w:val="single" w:color="808080" w:sz="4" w:space="0"/>
+              <w:bottom w:val="single" w:color="808080" w:sz="4" w:space="0"/>
+              <w:right w:val="single" w:color="808080" w:sz="4" w:space="0"/>
             </w:tcBorders>
             <w:tcMar>
               <w:top w:w="60" w:type="dxa"/>
@@ -1086,10 +908,10 @@
           <w:tcPr>
             <w:tcW w:w="1900" w:type="dxa"/>
             <w:tcBorders>
-              <w:top w:val="single" w:sz="4" w:space="0" w:color="808080"/>
-              <w:left w:val="single" w:sz="4" w:space="0" w:color="808080"/>
-              <w:bottom w:val="single" w:sz="4" w:space="0" w:color="808080"/>
-              <w:right w:val="single" w:sz="4" w:space="0" w:color="808080"/>
+              <w:top w:val="single" w:color="808080" w:sz="4" w:space="0"/>
+              <w:left w:val="single" w:color="808080" w:sz="4" w:space="0"/>
+              <w:bottom w:val="single" w:color="808080" w:sz="4" w:space="0"/>
+              <w:right w:val="single" w:color="808080" w:sz="4" w:space="0"/>
             </w:tcBorders>
             <w:tcMar>
               <w:top w:w="60" w:type="dxa"/>
@@ -1112,10 +934,10 @@
           <w:tcPr>
             <w:tcW w:w="2066" w:type="dxa"/>
             <w:tcBorders>
-              <w:top w:val="single" w:sz="4" w:space="0" w:color="808080"/>
-              <w:left w:val="single" w:sz="4" w:space="0" w:color="808080"/>
-              <w:bottom w:val="single" w:sz="4" w:space="0" w:color="808080"/>
-              <w:right w:val="single" w:sz="4" w:space="0" w:color="808080"/>
+              <w:top w:val="single" w:color="808080" w:sz="4" w:space="0"/>
+              <w:left w:val="single" w:color="808080" w:sz="4" w:space="0"/>
+              <w:bottom w:val="single" w:color="808080" w:sz="4" w:space="0"/>
+              <w:right w:val="single" w:color="808080" w:sz="4" w:space="0"/>
             </w:tcBorders>
             <w:tcMar>
               <w:top w:w="60" w:type="dxa"/>
@@ -1140,10 +962,10 @@
           <w:tcPr>
             <w:tcW w:w="700" w:type="dxa"/>
             <w:tcBorders>
-              <w:top w:val="single" w:sz="4" w:space="0" w:color="808080"/>
-              <w:left w:val="single" w:sz="4" w:space="0" w:color="808080"/>
-              <w:bottom w:val="single" w:sz="4" w:space="0" w:color="808080"/>
-              <w:right w:val="single" w:sz="4" w:space="0" w:color="808080"/>
+              <w:top w:val="single" w:color="808080" w:sz="4" w:space="0"/>
+              <w:left w:val="single" w:color="808080" w:sz="4" w:space="0"/>
+              <w:bottom w:val="single" w:color="808080" w:sz="4" w:space="0"/>
+              <w:right w:val="single" w:color="808080" w:sz="4" w:space="0"/>
             </w:tcBorders>
             <w:tcMar>
               <w:top w:w="60" w:type="dxa"/>
@@ -1174,10 +996,10 @@
           <w:tcPr>
             <w:tcW w:w="3800" w:type="dxa"/>
             <w:tcBorders>
-              <w:top w:val="single" w:sz="4" w:space="0" w:color="808080"/>
-              <w:left w:val="single" w:sz="4" w:space="0" w:color="808080"/>
-              <w:bottom w:val="single" w:sz="4" w:space="0" w:color="808080"/>
-              <w:right w:val="single" w:sz="4" w:space="0" w:color="808080"/>
+              <w:top w:val="single" w:color="808080" w:sz="4" w:space="0"/>
+              <w:left w:val="single" w:color="808080" w:sz="4" w:space="0"/>
+              <w:bottom w:val="single" w:color="808080" w:sz="4" w:space="0"/>
+              <w:right w:val="single" w:color="808080" w:sz="4" w:space="0"/>
             </w:tcBorders>
             <w:tcMar>
               <w:top w:w="60" w:type="dxa"/>
@@ -1207,10 +1029,10 @@
           <w:tcPr>
             <w:tcW w:w="2000" w:type="dxa"/>
             <w:tcBorders>
-              <w:top w:val="single" w:sz="4" w:space="0" w:color="808080"/>
-              <w:left w:val="single" w:sz="4" w:space="0" w:color="808080"/>
-              <w:bottom w:val="single" w:sz="4" w:space="0" w:color="808080"/>
-              <w:right w:val="single" w:sz="4" w:space="0" w:color="808080"/>
+              <w:top w:val="single" w:color="808080" w:sz="4" w:space="0"/>
+              <w:left w:val="single" w:color="808080" w:sz="4" w:space="0"/>
+              <w:bottom w:val="single" w:color="808080" w:sz="4" w:space="0"/>
+              <w:right w:val="single" w:color="808080" w:sz="4" w:space="0"/>
             </w:tcBorders>
             <w:tcMar>
               <w:top w:w="60" w:type="dxa"/>
@@ -1233,10 +1055,10 @@
           <w:tcPr>
             <w:tcW w:w="1900" w:type="dxa"/>
             <w:tcBorders>
-              <w:top w:val="single" w:sz="4" w:space="0" w:color="808080"/>
-              <w:left w:val="single" w:sz="4" w:space="0" w:color="808080"/>
-              <w:bottom w:val="single" w:sz="4" w:space="0" w:color="808080"/>
-              <w:right w:val="single" w:sz="4" w:space="0" w:color="808080"/>
+              <w:top w:val="single" w:color="808080" w:sz="4" w:space="0"/>
+              <w:left w:val="single" w:color="808080" w:sz="4" w:space="0"/>
+              <w:bottom w:val="single" w:color="808080" w:sz="4" w:space="0"/>
+              <w:right w:val="single" w:color="808080" w:sz="4" w:space="0"/>
             </w:tcBorders>
             <w:tcMar>
               <w:top w:w="60" w:type="dxa"/>
@@ -1259,10 +1081,10 @@
           <w:tcPr>
             <w:tcW w:w="2066" w:type="dxa"/>
             <w:tcBorders>
-              <w:top w:val="single" w:sz="4" w:space="0" w:color="808080"/>
-              <w:left w:val="single" w:sz="4" w:space="0" w:color="808080"/>
-              <w:bottom w:val="single" w:sz="4" w:space="0" w:color="808080"/>
-              <w:right w:val="single" w:sz="4" w:space="0" w:color="808080"/>
+              <w:top w:val="single" w:color="808080" w:sz="4" w:space="0"/>
+              <w:left w:val="single" w:color="808080" w:sz="4" w:space="0"/>
+              <w:bottom w:val="single" w:color="808080" w:sz="4" w:space="0"/>
+              <w:right w:val="single" w:color="808080" w:sz="4" w:space="0"/>
             </w:tcBorders>
             <w:tcMar>
               <w:top w:w="60" w:type="dxa"/>
@@ -1298,12 +1120,15 @@
           <w:rFonts w:ascii="Times New Roman" w:hAnsi="Times New Roman" w:cs="Times New Roman"/>
         </w:rPr>
       </w:pPr>
+      <w:commentRangeStart w:id="796361508"/>
+      <w:commentRangeStart w:id="1683415058"/>
+      <w:commentRangeStart w:id="521391202"/>
       <w:r>
         <w:rPr>
           <w:rFonts w:ascii="Times New Roman" w:hAnsi="Times New Roman" w:cs="Times New Roman"/>
-          <w:b/>
-          <w:bCs/>
-          <w:color w:val="1F3864"/>
+          <w:b w:val="1"/>
+          <w:bCs w:val="1"/>
+          <w:color w:val="1F3864" w:themeColor="accent1" w:themeTint="FF" w:themeShade="80"/>
           <w:sz w:val="22"/>
           <w:szCs w:val="22"/>
         </w:rPr>
@@ -1314,12 +1139,12 @@
       <w:tblPr>
         <w:tblW w:w="10466" w:type="dxa"/>
         <w:tblBorders>
-          <w:top w:val="single" w:sz="4" w:space="0" w:color="auto"/>
-          <w:left w:val="single" w:sz="4" w:space="0" w:color="auto"/>
-          <w:bottom w:val="single" w:sz="4" w:space="0" w:color="auto"/>
-          <w:right w:val="single" w:sz="4" w:space="0" w:color="auto"/>
-          <w:insideH w:val="single" w:sz="4" w:space="0" w:color="auto"/>
-          <w:insideV w:val="single" w:sz="4" w:space="0" w:color="auto"/>
+          <w:top w:val="single" w:color="auto" w:sz="4" w:space="0"/>
+          <w:left w:val="single" w:color="auto" w:sz="4" w:space="0"/>
+          <w:bottom w:val="single" w:color="auto" w:sz="4" w:space="0"/>
+          <w:right w:val="single" w:color="auto" w:sz="4" w:space="0"/>
+          <w:insideH w:val="single" w:color="auto" w:sz="4" w:space="0"/>
+          <w:insideV w:val="single" w:color="auto" w:sz="4" w:space="0"/>
         </w:tblBorders>
         <w:tblLayout w:type="fixed"/>
         <w:tblCellMar>
@@ -1344,10 +1169,10 @@
           <w:tcPr>
             <w:tcW w:w="700" w:type="dxa"/>
             <w:tcBorders>
-              <w:top w:val="single" w:sz="4" w:space="0" w:color="808080"/>
-              <w:left w:val="single" w:sz="4" w:space="0" w:color="808080"/>
-              <w:bottom w:val="single" w:sz="4" w:space="0" w:color="808080"/>
-              <w:right w:val="single" w:sz="4" w:space="0" w:color="808080"/>
+              <w:top w:val="single" w:color="808080" w:themeColor="background1" w:themeShade="80" w:sz="4" w:space="0"/>
+              <w:left w:val="single" w:color="808080" w:themeColor="background1" w:themeShade="80" w:sz="4" w:space="0"/>
+              <w:bottom w:val="single" w:color="808080" w:themeColor="background1" w:themeShade="80" w:sz="4" w:space="0"/>
+              <w:right w:val="single" w:color="808080" w:themeColor="background1" w:themeShade="80" w:sz="4" w:space="0"/>
             </w:tcBorders>
             <w:shd w:val="clear" w:color="auto" w:fill="DDEBF7"/>
             <w:tcMar>
@@ -1381,10 +1206,10 @@
           <w:tcPr>
             <w:tcW w:w="3000" w:type="dxa"/>
             <w:tcBorders>
-              <w:top w:val="single" w:sz="4" w:space="0" w:color="808080"/>
-              <w:left w:val="single" w:sz="4" w:space="0" w:color="808080"/>
-              <w:bottom w:val="single" w:sz="4" w:space="0" w:color="808080"/>
-              <w:right w:val="single" w:sz="4" w:space="0" w:color="808080"/>
+              <w:top w:val="single" w:color="808080" w:themeColor="background1" w:themeShade="80" w:sz="4" w:space="0"/>
+              <w:left w:val="single" w:color="808080" w:themeColor="background1" w:themeShade="80" w:sz="4" w:space="0"/>
+              <w:bottom w:val="single" w:color="808080" w:themeColor="background1" w:themeShade="80" w:sz="4" w:space="0"/>
+              <w:right w:val="single" w:color="808080" w:themeColor="background1" w:themeShade="80" w:sz="4" w:space="0"/>
             </w:tcBorders>
             <w:shd w:val="clear" w:color="auto" w:fill="DDEBF7"/>
             <w:tcMar>
@@ -1417,10 +1242,10 @@
           <w:tcPr>
             <w:tcW w:w="1700" w:type="dxa"/>
             <w:tcBorders>
-              <w:top w:val="single" w:sz="4" w:space="0" w:color="808080"/>
-              <w:left w:val="single" w:sz="4" w:space="0" w:color="808080"/>
-              <w:bottom w:val="single" w:sz="4" w:space="0" w:color="808080"/>
-              <w:right w:val="single" w:sz="4" w:space="0" w:color="808080"/>
+              <w:top w:val="single" w:color="808080" w:themeColor="background1" w:themeShade="80" w:sz="4" w:space="0"/>
+              <w:left w:val="single" w:color="808080" w:themeColor="background1" w:themeShade="80" w:sz="4" w:space="0"/>
+              <w:bottom w:val="single" w:color="808080" w:themeColor="background1" w:themeShade="80" w:sz="4" w:space="0"/>
+              <w:right w:val="single" w:color="808080" w:themeColor="background1" w:themeShade="80" w:sz="4" w:space="0"/>
             </w:tcBorders>
             <w:shd w:val="clear" w:color="auto" w:fill="DDEBF7"/>
             <w:tcMar>
@@ -1454,10 +1279,10 @@
           <w:tcPr>
             <w:tcW w:w="1400" w:type="dxa"/>
             <w:tcBorders>
-              <w:top w:val="single" w:sz="4" w:space="0" w:color="808080"/>
-              <w:left w:val="single" w:sz="4" w:space="0" w:color="808080"/>
-              <w:bottom w:val="single" w:sz="4" w:space="0" w:color="808080"/>
-              <w:right w:val="single" w:sz="4" w:space="0" w:color="808080"/>
+              <w:top w:val="single" w:color="808080" w:themeColor="background1" w:themeShade="80" w:sz="4" w:space="0"/>
+              <w:left w:val="single" w:color="808080" w:themeColor="background1" w:themeShade="80" w:sz="4" w:space="0"/>
+              <w:bottom w:val="single" w:color="808080" w:themeColor="background1" w:themeShade="80" w:sz="4" w:space="0"/>
+              <w:right w:val="single" w:color="808080" w:themeColor="background1" w:themeShade="80" w:sz="4" w:space="0"/>
             </w:tcBorders>
             <w:shd w:val="clear" w:color="auto" w:fill="DDEBF7"/>
             <w:tcMar>
@@ -1471,6 +1296,811 @@
           <w:p>
             <w:pPr>
               <w:jc w:val="center"/>
+              <w:rPr>
+                <w:rFonts w:ascii="Times New Roman" w:hAnsi="Times New Roman" w:cs="Times New Roman"/>
+              </w:rPr>
+            </w:pPr>
+            <w:r>
+              <w:rPr>
+                <w:rFonts w:ascii="Times New Roman" w:hAnsi="Times New Roman" w:cs="Times New Roman"/>
+                <w:b w:val="1"/>
+                <w:bCs w:val="1"/>
+                <w:sz w:val="18"/>
+                <w:szCs w:val="18"/>
+              </w:rPr>
+              <w:t>No. of projects undertaken</w:t>
+            </w:r>
+          </w:p>
+        </w:tc>
+        <w:tc>
+          <w:tcPr>
+            <w:tcW w:w="1666" w:type="dxa"/>
+            <w:tcBorders>
+              <w:top w:val="single" w:color="808080" w:themeColor="background1" w:themeShade="80" w:sz="4" w:space="0"/>
+              <w:left w:val="single" w:color="808080" w:themeColor="background1" w:themeShade="80" w:sz="4" w:space="0"/>
+              <w:bottom w:val="single" w:color="808080" w:themeColor="background1" w:themeShade="80" w:sz="4" w:space="0"/>
+              <w:right w:val="single" w:color="808080" w:themeColor="background1" w:themeShade="80" w:sz="4" w:space="0"/>
+            </w:tcBorders>
+            <w:shd w:val="clear" w:color="auto" w:fill="DDEBF7"/>
+            <w:tcMar>
+              <w:top w:w="60" w:type="dxa"/>
+              <w:left w:w="80" w:type="dxa"/>
+              <w:bottom w:w="60" w:type="dxa"/>
+              <w:right w:w="80" w:type="dxa"/>
+            </w:tcMar>
+            <w:vAlign w:val="center"/>
+          </w:tcPr>
+          <w:p>
+            <w:pPr>
+              <w:jc w:val="center"/>
+            </w:pPr>
+            <w:r>
+              <w:rPr>
+                <w:rFonts w:ascii="Times New Roman" w:hAnsi="Times New Roman" w:cs="Times New Roman"/>
+                <w:b w:val="1"/>
+                <w:bCs w:val="1"/>
+                <w:sz w:val="18"/>
+                <w:szCs w:val="18"/>
+              </w:rPr>
+              <w:t xml:space="preserve">Total project cost involved (Rs. in lakh)  </w:t>
+            </w:r>
+          </w:p>
+        </w:tc>
+        <w:tc>
+          <w:tcPr>
+            <w:tcW w:w="2000" w:type="dxa"/>
+            <w:tcBorders>
+              <w:top w:val="single" w:color="808080" w:themeColor="background1" w:themeShade="80" w:sz="4" w:space="0"/>
+              <w:left w:val="single" w:color="808080" w:themeColor="background1" w:themeShade="80" w:sz="4" w:space="0"/>
+              <w:bottom w:val="single" w:color="808080" w:themeColor="background1" w:themeShade="80" w:sz="4" w:space="0"/>
+              <w:right w:val="single" w:color="808080" w:themeColor="background1" w:themeShade="80" w:sz="4" w:space="0"/>
+            </w:tcBorders>
+            <w:shd w:val="clear" w:color="auto" w:fill="DDEBF7"/>
+            <w:tcMar>
+              <w:top w:w="60" w:type="dxa"/>
+              <w:left w:w="80" w:type="dxa"/>
+              <w:bottom w:w="60" w:type="dxa"/>
+              <w:right w:w="80" w:type="dxa"/>
+            </w:tcMar>
+            <w:vAlign w:val="center"/>
+          </w:tcPr>
+          <w:p>
+            <w:pPr>
+              <w:jc w:val="center"/>
+            </w:pPr>
+            <w:r>
+              <w:rPr>
+                <w:rFonts w:ascii="Times New Roman" w:hAnsi="Times New Roman" w:cs="Times New Roman"/>
+                <w:b w:val="1"/>
+                <w:bCs w:val="1"/>
+                <w:sz w:val="18"/>
+                <w:szCs w:val="18"/>
+              </w:rPr>
+              <w:t xml:space="preserve">% of Untied grant utilised </w:t>
+            </w:r>
+          </w:p>
+        </w:tc>
+      </w:tr>
+      <w:tr>
+        <w:tc>
+          <w:tcPr>
+            <w:tcW w:w="700" w:type="dxa"/>
+            <w:tcBorders>
+              <w:top w:val="single" w:color="808080" w:themeColor="background1" w:themeShade="80" w:sz="4" w:space="0"/>
+              <w:left w:val="single" w:color="808080" w:themeColor="background1" w:themeShade="80" w:sz="4" w:space="0"/>
+              <w:bottom w:val="single" w:color="808080" w:themeColor="background1" w:themeShade="80" w:sz="4" w:space="0"/>
+              <w:right w:val="single" w:color="808080" w:themeColor="background1" w:themeShade="80" w:sz="4" w:space="0"/>
+            </w:tcBorders>
+            <w:tcMar>
+              <w:top w:w="60" w:type="dxa"/>
+              <w:left w:w="80" w:type="dxa"/>
+              <w:bottom w:w="60" w:type="dxa"/>
+              <w:right w:w="80" w:type="dxa"/>
+            </w:tcMar>
+            <w:vAlign w:val="center"/>
+          </w:tcPr>
+          <w:p>
+            <w:pPr>
+              <w:jc w:val="center"/>
+              <w:rPr>
+                <w:rFonts w:ascii="Times New Roman" w:hAnsi="Times New Roman" w:cs="Times New Roman"/>
+              </w:rPr>
+            </w:pPr>
+            <w:r>
+              <w:rPr>
+                <w:rFonts w:ascii="Times New Roman" w:hAnsi="Times New Roman" w:cs="Times New Roman"/>
+                <w:sz w:val="18"/>
+                <w:szCs w:val="18"/>
+              </w:rPr>
+              <w:t>1</w:t>
+            </w:r>
+          </w:p>
+        </w:tc>
+        <w:tc>
+          <w:tcPr>
+            <w:tcW w:w="3000" w:type="dxa"/>
+            <w:tcBorders>
+              <w:top w:val="single" w:color="808080" w:themeColor="background1" w:themeShade="80" w:sz="4" w:space="0"/>
+              <w:left w:val="single" w:color="808080" w:themeColor="background1" w:themeShade="80" w:sz="4" w:space="0"/>
+              <w:bottom w:val="single" w:color="808080" w:themeColor="background1" w:themeShade="80" w:sz="4" w:space="0"/>
+              <w:right w:val="single" w:color="808080" w:themeColor="background1" w:themeShade="80" w:sz="4" w:space="0"/>
+            </w:tcBorders>
+            <w:tcMar>
+              <w:top w:w="60" w:type="dxa"/>
+              <w:left w:w="80" w:type="dxa"/>
+              <w:bottom w:w="60" w:type="dxa"/>
+              <w:right w:w="80" w:type="dxa"/>
+            </w:tcMar>
+            <w:vAlign w:val="center"/>
+          </w:tcPr>
+          <w:p>
+            <w:pPr>
+              <w:rPr>
+                <w:rFonts w:ascii="Times New Roman" w:hAnsi="Times New Roman" w:cs="Times New Roman"/>
+              </w:rPr>
+            </w:pPr>
+            <w:r>
+              <w:rPr>
+                <w:rFonts w:ascii="Times New Roman" w:hAnsi="Times New Roman" w:cs="Times New Roman"/>
+                <w:sz w:val="18"/>
+                <w:szCs w:val="18"/>
+              </w:rPr>
+              <w:t>Locally identified need / activity (please specify subject / sector)</w:t>
+            </w:r>
+          </w:p>
+        </w:tc>
+        <w:tc>
+          <w:tcPr>
+            <w:tcW w:w="1700" w:type="dxa"/>
+            <w:tcBorders>
+              <w:top w:val="single" w:color="808080" w:themeColor="background1" w:themeShade="80" w:sz="4" w:space="0"/>
+              <w:left w:val="single" w:color="808080" w:themeColor="background1" w:themeShade="80" w:sz="4" w:space="0"/>
+              <w:bottom w:val="single" w:color="808080" w:themeColor="background1" w:themeShade="80" w:sz="4" w:space="0"/>
+              <w:right w:val="single" w:color="808080" w:themeColor="background1" w:themeShade="80" w:sz="4" w:space="0"/>
+            </w:tcBorders>
+            <w:tcMar>
+              <w:top w:w="60" w:type="dxa"/>
+              <w:left w:w="80" w:type="dxa"/>
+              <w:bottom w:w="60" w:type="dxa"/>
+              <w:right w:w="80" w:type="dxa"/>
+            </w:tcMar>
+            <w:vAlign w:val="center"/>
+          </w:tcPr>
+          <w:p>
+            <w:pPr>
+              <w:rPr>
+                <w:rFonts w:ascii="Times New Roman" w:hAnsi="Times New Roman" w:cs="Times New Roman"/>
+              </w:rPr>
+            </w:pPr>
+          </w:p>
+        </w:tc>
+        <w:tc>
+          <w:tcPr>
+            <w:tcW w:w="1400" w:type="dxa"/>
+            <w:tcBorders>
+              <w:top w:val="single" w:color="808080" w:themeColor="background1" w:themeShade="80" w:sz="4" w:space="0"/>
+              <w:left w:val="single" w:color="808080" w:themeColor="background1" w:themeShade="80" w:sz="4" w:space="0"/>
+              <w:bottom w:val="single" w:color="808080" w:themeColor="background1" w:themeShade="80" w:sz="4" w:space="0"/>
+              <w:right w:val="single" w:color="808080" w:themeColor="background1" w:themeShade="80" w:sz="4" w:space="0"/>
+            </w:tcBorders>
+            <w:tcMar>
+              <w:top w:w="60" w:type="dxa"/>
+              <w:left w:w="80" w:type="dxa"/>
+              <w:bottom w:w="60" w:type="dxa"/>
+              <w:right w:w="80" w:type="dxa"/>
+            </w:tcMar>
+            <w:vAlign w:val="center"/>
+          </w:tcPr>
+          <w:p>
+            <w:pPr>
+              <w:rPr>
+                <w:rFonts w:ascii="Times New Roman" w:hAnsi="Times New Roman" w:cs="Times New Roman"/>
+              </w:rPr>
+            </w:pPr>
+          </w:p>
+        </w:tc>
+        <w:tc>
+          <w:tcPr>
+            <w:tcW w:w="1666" w:type="dxa"/>
+            <w:tcBorders>
+              <w:top w:val="single" w:color="808080" w:themeColor="background1" w:themeShade="80" w:sz="4" w:space="0"/>
+              <w:left w:val="single" w:color="808080" w:themeColor="background1" w:themeShade="80" w:sz="4" w:space="0"/>
+              <w:bottom w:val="single" w:color="808080" w:themeColor="background1" w:themeShade="80" w:sz="4" w:space="0"/>
+              <w:right w:val="single" w:color="808080" w:themeColor="background1" w:themeShade="80" w:sz="4" w:space="0"/>
+            </w:tcBorders>
+            <w:tcMar>
+              <w:top w:w="60" w:type="dxa"/>
+              <w:left w:w="80" w:type="dxa"/>
+              <w:bottom w:w="60" w:type="dxa"/>
+              <w:right w:w="80" w:type="dxa"/>
+            </w:tcMar>
+            <w:vAlign w:val="center"/>
+          </w:tcPr>
+          <w:p>
+            <w:pPr>
+              <w:rPr>
+                <w:rFonts w:ascii="Times New Roman" w:hAnsi="Times New Roman" w:cs="Times New Roman"/>
+              </w:rPr>
+            </w:pPr>
+          </w:p>
+        </w:tc>
+        <w:tc>
+          <w:tcPr>
+            <w:tcW w:w="2000" w:type="dxa"/>
+            <w:tcBorders>
+              <w:top w:val="single" w:color="808080" w:themeColor="background1" w:themeShade="80" w:sz="4" w:space="0"/>
+              <w:left w:val="single" w:color="808080" w:themeColor="background1" w:themeShade="80" w:sz="4" w:space="0"/>
+              <w:bottom w:val="single" w:color="808080" w:themeColor="background1" w:themeShade="80" w:sz="4" w:space="0"/>
+              <w:right w:val="single" w:color="808080" w:themeColor="background1" w:themeShade="80" w:sz="4" w:space="0"/>
+            </w:tcBorders>
+            <w:tcMar>
+              <w:top w:w="60" w:type="dxa"/>
+              <w:left w:w="80" w:type="dxa"/>
+              <w:bottom w:w="60" w:type="dxa"/>
+              <w:right w:w="80" w:type="dxa"/>
+            </w:tcMar>
+            <w:vAlign w:val="center"/>
+          </w:tcPr>
+          <w:p>
+            <w:pPr>
+              <w:rPr>
+                <w:rFonts w:ascii="Times New Roman" w:hAnsi="Times New Roman" w:cs="Times New Roman"/>
+              </w:rPr>
+            </w:pPr>
+          </w:p>
+        </w:tc>
+      </w:tr>
+      <w:tr>
+        <w:tc>
+          <w:tcPr>
+            <w:tcW w:w="700" w:type="dxa"/>
+            <w:tcBorders>
+              <w:top w:val="single" w:color="808080" w:themeColor="background1" w:themeShade="80" w:sz="4" w:space="0"/>
+              <w:left w:val="single" w:color="808080" w:themeColor="background1" w:themeShade="80" w:sz="4" w:space="0"/>
+              <w:bottom w:val="single" w:color="808080" w:themeColor="background1" w:themeShade="80" w:sz="4" w:space="0"/>
+              <w:right w:val="single" w:color="808080" w:themeColor="background1" w:themeShade="80" w:sz="4" w:space="0"/>
+            </w:tcBorders>
+            <w:tcMar>
+              <w:top w:w="60" w:type="dxa"/>
+              <w:left w:w="80" w:type="dxa"/>
+              <w:bottom w:w="60" w:type="dxa"/>
+              <w:right w:w="80" w:type="dxa"/>
+            </w:tcMar>
+            <w:vAlign w:val="center"/>
+          </w:tcPr>
+          <w:p>
+            <w:pPr>
+              <w:jc w:val="center"/>
+              <w:rPr>
+                <w:rFonts w:ascii="Times New Roman" w:hAnsi="Times New Roman" w:cs="Times New Roman"/>
+              </w:rPr>
+            </w:pPr>
+            <w:r>
+              <w:rPr>
+                <w:rFonts w:ascii="Times New Roman" w:hAnsi="Times New Roman" w:cs="Times New Roman"/>
+                <w:sz w:val="18"/>
+                <w:szCs w:val="18"/>
+              </w:rPr>
+              <w:t>2</w:t>
+            </w:r>
+          </w:p>
+        </w:tc>
+        <w:tc>
+          <w:tcPr>
+            <w:tcW w:w="3000" w:type="dxa"/>
+            <w:tcBorders>
+              <w:top w:val="single" w:color="808080" w:themeColor="background1" w:themeShade="80" w:sz="4" w:space="0"/>
+              <w:left w:val="single" w:color="808080" w:themeColor="background1" w:themeShade="80" w:sz="4" w:space="0"/>
+              <w:bottom w:val="single" w:color="808080" w:themeColor="background1" w:themeShade="80" w:sz="4" w:space="0"/>
+              <w:right w:val="single" w:color="808080" w:themeColor="background1" w:themeShade="80" w:sz="4" w:space="0"/>
+            </w:tcBorders>
+            <w:tcMar>
+              <w:top w:w="60" w:type="dxa"/>
+              <w:left w:w="80" w:type="dxa"/>
+              <w:bottom w:w="60" w:type="dxa"/>
+              <w:right w:w="80" w:type="dxa"/>
+            </w:tcMar>
+            <w:vAlign w:val="center"/>
+          </w:tcPr>
+          <w:p>
+            <w:pPr>
+              <w:rPr>
+                <w:rFonts w:ascii="Times New Roman" w:hAnsi="Times New Roman" w:cs="Times New Roman"/>
+              </w:rPr>
+            </w:pPr>
+            <w:r>
+              <w:rPr>
+                <w:rFonts w:ascii="Times New Roman" w:hAnsi="Times New Roman" w:cs="Times New Roman"/>
+                <w:sz w:val="18"/>
+                <w:szCs w:val="18"/>
+              </w:rPr>
+              <w:t>Locally identified need / activity (please specify subject / sector)</w:t>
+            </w:r>
+          </w:p>
+        </w:tc>
+        <w:tc>
+          <w:tcPr>
+            <w:tcW w:w="1700" w:type="dxa"/>
+            <w:tcBorders>
+              <w:top w:val="single" w:color="808080" w:themeColor="background1" w:themeShade="80" w:sz="4" w:space="0"/>
+              <w:left w:val="single" w:color="808080" w:themeColor="background1" w:themeShade="80" w:sz="4" w:space="0"/>
+              <w:bottom w:val="single" w:color="808080" w:themeColor="background1" w:themeShade="80" w:sz="4" w:space="0"/>
+              <w:right w:val="single" w:color="808080" w:themeColor="background1" w:themeShade="80" w:sz="4" w:space="0"/>
+            </w:tcBorders>
+            <w:tcMar>
+              <w:top w:w="60" w:type="dxa"/>
+              <w:left w:w="80" w:type="dxa"/>
+              <w:bottom w:w="60" w:type="dxa"/>
+              <w:right w:w="80" w:type="dxa"/>
+            </w:tcMar>
+            <w:vAlign w:val="center"/>
+          </w:tcPr>
+          <w:p>
+            <w:pPr>
+              <w:rPr>
+                <w:rFonts w:ascii="Times New Roman" w:hAnsi="Times New Roman" w:cs="Times New Roman"/>
+              </w:rPr>
+            </w:pPr>
+          </w:p>
+        </w:tc>
+        <w:tc>
+          <w:tcPr>
+            <w:tcW w:w="1400" w:type="dxa"/>
+            <w:tcBorders>
+              <w:top w:val="single" w:color="808080" w:themeColor="background1" w:themeShade="80" w:sz="4" w:space="0"/>
+              <w:left w:val="single" w:color="808080" w:themeColor="background1" w:themeShade="80" w:sz="4" w:space="0"/>
+              <w:bottom w:val="single" w:color="808080" w:themeColor="background1" w:themeShade="80" w:sz="4" w:space="0"/>
+              <w:right w:val="single" w:color="808080" w:themeColor="background1" w:themeShade="80" w:sz="4" w:space="0"/>
+            </w:tcBorders>
+            <w:tcMar>
+              <w:top w:w="60" w:type="dxa"/>
+              <w:left w:w="80" w:type="dxa"/>
+              <w:bottom w:w="60" w:type="dxa"/>
+              <w:right w:w="80" w:type="dxa"/>
+            </w:tcMar>
+            <w:vAlign w:val="center"/>
+          </w:tcPr>
+          <w:p>
+            <w:pPr>
+              <w:rPr>
+                <w:rFonts w:ascii="Times New Roman" w:hAnsi="Times New Roman" w:cs="Times New Roman"/>
+              </w:rPr>
+            </w:pPr>
+          </w:p>
+        </w:tc>
+        <w:tc>
+          <w:tcPr>
+            <w:tcW w:w="1666" w:type="dxa"/>
+            <w:tcBorders>
+              <w:top w:val="single" w:color="808080" w:themeColor="background1" w:themeShade="80" w:sz="4" w:space="0"/>
+              <w:left w:val="single" w:color="808080" w:themeColor="background1" w:themeShade="80" w:sz="4" w:space="0"/>
+              <w:bottom w:val="single" w:color="808080" w:themeColor="background1" w:themeShade="80" w:sz="4" w:space="0"/>
+              <w:right w:val="single" w:color="808080" w:themeColor="background1" w:themeShade="80" w:sz="4" w:space="0"/>
+            </w:tcBorders>
+            <w:tcMar>
+              <w:top w:w="60" w:type="dxa"/>
+              <w:left w:w="80" w:type="dxa"/>
+              <w:bottom w:w="60" w:type="dxa"/>
+              <w:right w:w="80" w:type="dxa"/>
+            </w:tcMar>
+            <w:vAlign w:val="center"/>
+          </w:tcPr>
+          <w:p>
+            <w:pPr>
+              <w:rPr>
+                <w:rFonts w:ascii="Times New Roman" w:hAnsi="Times New Roman" w:cs="Times New Roman"/>
+              </w:rPr>
+            </w:pPr>
+          </w:p>
+        </w:tc>
+        <w:tc>
+          <w:tcPr>
+            <w:tcW w:w="2000" w:type="dxa"/>
+            <w:tcBorders>
+              <w:top w:val="single" w:color="808080" w:themeColor="background1" w:themeShade="80" w:sz="4" w:space="0"/>
+              <w:left w:val="single" w:color="808080" w:themeColor="background1" w:themeShade="80" w:sz="4" w:space="0"/>
+              <w:bottom w:val="single" w:color="808080" w:themeColor="background1" w:themeShade="80" w:sz="4" w:space="0"/>
+              <w:right w:val="single" w:color="808080" w:themeColor="background1" w:themeShade="80" w:sz="4" w:space="0"/>
+            </w:tcBorders>
+            <w:tcMar>
+              <w:top w:w="60" w:type="dxa"/>
+              <w:left w:w="80" w:type="dxa"/>
+              <w:bottom w:w="60" w:type="dxa"/>
+              <w:right w:w="80" w:type="dxa"/>
+            </w:tcMar>
+            <w:vAlign w:val="center"/>
+          </w:tcPr>
+          <w:p>
+            <w:pPr>
+              <w:rPr>
+                <w:rFonts w:ascii="Times New Roman" w:hAnsi="Times New Roman" w:cs="Times New Roman"/>
+              </w:rPr>
+            </w:pPr>
+          </w:p>
+        </w:tc>
+      </w:tr>
+      <w:tr>
+        <w:tc>
+          <w:tcPr>
+            <w:tcW w:w="700" w:type="dxa"/>
+            <w:tcBorders>
+              <w:top w:val="single" w:color="808080" w:themeColor="background1" w:themeShade="80" w:sz="4" w:space="0"/>
+              <w:left w:val="single" w:color="808080" w:themeColor="background1" w:themeShade="80" w:sz="4" w:space="0"/>
+              <w:bottom w:val="single" w:color="808080" w:themeColor="background1" w:themeShade="80" w:sz="4" w:space="0"/>
+              <w:right w:val="single" w:color="808080" w:themeColor="background1" w:themeShade="80" w:sz="4" w:space="0"/>
+            </w:tcBorders>
+            <w:tcMar>
+              <w:top w:w="60" w:type="dxa"/>
+              <w:left w:w="80" w:type="dxa"/>
+              <w:bottom w:w="60" w:type="dxa"/>
+              <w:right w:w="80" w:type="dxa"/>
+            </w:tcMar>
+            <w:vAlign w:val="center"/>
+          </w:tcPr>
+          <w:p>
+            <w:pPr>
+              <w:jc w:val="center"/>
+              <w:rPr>
+                <w:rFonts w:ascii="Times New Roman" w:hAnsi="Times New Roman" w:cs="Times New Roman"/>
+              </w:rPr>
+            </w:pPr>
+            <w:r>
+              <w:rPr>
+                <w:rFonts w:ascii="Times New Roman" w:hAnsi="Times New Roman" w:cs="Times New Roman"/>
+                <w:sz w:val="18"/>
+                <w:szCs w:val="18"/>
+              </w:rPr>
+              <w:t>3</w:t>
+            </w:r>
+          </w:p>
+        </w:tc>
+        <w:tc>
+          <w:tcPr>
+            <w:tcW w:w="3000" w:type="dxa"/>
+            <w:tcBorders>
+              <w:top w:val="single" w:color="808080" w:themeColor="background1" w:themeShade="80" w:sz="4" w:space="0"/>
+              <w:left w:val="single" w:color="808080" w:themeColor="background1" w:themeShade="80" w:sz="4" w:space="0"/>
+              <w:bottom w:val="single" w:color="808080" w:themeColor="background1" w:themeShade="80" w:sz="4" w:space="0"/>
+              <w:right w:val="single" w:color="808080" w:themeColor="background1" w:themeShade="80" w:sz="4" w:space="0"/>
+            </w:tcBorders>
+            <w:tcMar>
+              <w:top w:w="60" w:type="dxa"/>
+              <w:left w:w="80" w:type="dxa"/>
+              <w:bottom w:w="60" w:type="dxa"/>
+              <w:right w:w="80" w:type="dxa"/>
+            </w:tcMar>
+            <w:vAlign w:val="center"/>
+          </w:tcPr>
+          <w:p>
+            <w:pPr>
+              <w:rPr>
+                <w:rFonts w:ascii="Times New Roman" w:hAnsi="Times New Roman" w:cs="Times New Roman"/>
+              </w:rPr>
+            </w:pPr>
+            <w:r>
+              <w:rPr>
+                <w:rFonts w:ascii="Times New Roman" w:hAnsi="Times New Roman" w:cs="Times New Roman"/>
+                <w:sz w:val="18"/>
+                <w:szCs w:val="18"/>
+              </w:rPr>
+              <w:t>Locally identified need / activity (please specify subject / sector)</w:t>
+            </w:r>
+          </w:p>
+        </w:tc>
+        <w:tc>
+          <w:tcPr>
+            <w:tcW w:w="1700" w:type="dxa"/>
+            <w:tcBorders>
+              <w:top w:val="single" w:color="808080" w:themeColor="background1" w:themeShade="80" w:sz="4" w:space="0"/>
+              <w:left w:val="single" w:color="808080" w:themeColor="background1" w:themeShade="80" w:sz="4" w:space="0"/>
+              <w:bottom w:val="single" w:color="808080" w:themeColor="background1" w:themeShade="80" w:sz="4" w:space="0"/>
+              <w:right w:val="single" w:color="808080" w:themeColor="background1" w:themeShade="80" w:sz="4" w:space="0"/>
+            </w:tcBorders>
+            <w:tcMar>
+              <w:top w:w="60" w:type="dxa"/>
+              <w:left w:w="80" w:type="dxa"/>
+              <w:bottom w:w="60" w:type="dxa"/>
+              <w:right w:w="80" w:type="dxa"/>
+            </w:tcMar>
+            <w:vAlign w:val="center"/>
+          </w:tcPr>
+          <w:p>
+            <w:pPr>
+              <w:rPr>
+                <w:rFonts w:ascii="Times New Roman" w:hAnsi="Times New Roman" w:cs="Times New Roman"/>
+              </w:rPr>
+            </w:pPr>
+          </w:p>
+        </w:tc>
+        <w:tc>
+          <w:tcPr>
+            <w:tcW w:w="1400" w:type="dxa"/>
+            <w:tcBorders>
+              <w:top w:val="single" w:color="808080" w:themeColor="background1" w:themeShade="80" w:sz="4" w:space="0"/>
+              <w:left w:val="single" w:color="808080" w:themeColor="background1" w:themeShade="80" w:sz="4" w:space="0"/>
+              <w:bottom w:val="single" w:color="808080" w:themeColor="background1" w:themeShade="80" w:sz="4" w:space="0"/>
+              <w:right w:val="single" w:color="808080" w:themeColor="background1" w:themeShade="80" w:sz="4" w:space="0"/>
+            </w:tcBorders>
+            <w:tcMar>
+              <w:top w:w="60" w:type="dxa"/>
+              <w:left w:w="80" w:type="dxa"/>
+              <w:bottom w:w="60" w:type="dxa"/>
+              <w:right w:w="80" w:type="dxa"/>
+            </w:tcMar>
+            <w:vAlign w:val="center"/>
+          </w:tcPr>
+          <w:p>
+            <w:pPr>
+              <w:rPr>
+                <w:rFonts w:ascii="Times New Roman" w:hAnsi="Times New Roman" w:cs="Times New Roman"/>
+              </w:rPr>
+            </w:pPr>
+          </w:p>
+        </w:tc>
+        <w:tc>
+          <w:tcPr>
+            <w:tcW w:w="1666" w:type="dxa"/>
+            <w:tcBorders>
+              <w:top w:val="single" w:color="808080" w:themeColor="background1" w:themeShade="80" w:sz="4" w:space="0"/>
+              <w:left w:val="single" w:color="808080" w:themeColor="background1" w:themeShade="80" w:sz="4" w:space="0"/>
+              <w:bottom w:val="single" w:color="808080" w:themeColor="background1" w:themeShade="80" w:sz="4" w:space="0"/>
+              <w:right w:val="single" w:color="808080" w:themeColor="background1" w:themeShade="80" w:sz="4" w:space="0"/>
+            </w:tcBorders>
+            <w:tcMar>
+              <w:top w:w="60" w:type="dxa"/>
+              <w:left w:w="80" w:type="dxa"/>
+              <w:bottom w:w="60" w:type="dxa"/>
+              <w:right w:w="80" w:type="dxa"/>
+            </w:tcMar>
+            <w:vAlign w:val="center"/>
+          </w:tcPr>
+          <w:p>
+            <w:pPr>
+              <w:rPr>
+                <w:rFonts w:ascii="Times New Roman" w:hAnsi="Times New Roman" w:cs="Times New Roman"/>
+              </w:rPr>
+            </w:pPr>
+          </w:p>
+        </w:tc>
+        <w:tc>
+          <w:tcPr>
+            <w:tcW w:w="2000" w:type="dxa"/>
+            <w:tcBorders>
+              <w:top w:val="single" w:color="808080" w:themeColor="background1" w:themeShade="80" w:sz="4" w:space="0"/>
+              <w:left w:val="single" w:color="808080" w:themeColor="background1" w:themeShade="80" w:sz="4" w:space="0"/>
+              <w:bottom w:val="single" w:color="808080" w:themeColor="background1" w:themeShade="80" w:sz="4" w:space="0"/>
+              <w:right w:val="single" w:color="808080" w:themeColor="background1" w:themeShade="80" w:sz="4" w:space="0"/>
+            </w:tcBorders>
+            <w:tcMar>
+              <w:top w:w="60" w:type="dxa"/>
+              <w:left w:w="80" w:type="dxa"/>
+              <w:bottom w:w="60" w:type="dxa"/>
+              <w:right w:w="80" w:type="dxa"/>
+            </w:tcMar>
+            <w:vAlign w:val="center"/>
+          </w:tcPr>
+          <w:p>
+            <w:pPr>
+              <w:rPr>
+                <w:rFonts w:ascii="Times New Roman" w:hAnsi="Times New Roman" w:cs="Times New Roman"/>
+              </w:rPr>
+            </w:pPr>
+          </w:p>
+        </w:tc>
+      </w:tr>
+      <w:tr>
+        <w:tc>
+          <w:tcPr>
+            <w:tcW w:w="700" w:type="dxa"/>
+            <w:tcBorders>
+              <w:top w:val="single" w:color="808080" w:themeColor="background1" w:themeShade="80" w:sz="4" w:space="0"/>
+              <w:left w:val="single" w:color="808080" w:themeColor="background1" w:themeShade="80" w:sz="4" w:space="0"/>
+              <w:bottom w:val="single" w:color="808080" w:themeColor="background1" w:themeShade="80" w:sz="4" w:space="0"/>
+              <w:right w:val="single" w:color="808080" w:themeColor="background1" w:themeShade="80" w:sz="4" w:space="0"/>
+            </w:tcBorders>
+            <w:tcMar>
+              <w:top w:w="60" w:type="dxa"/>
+              <w:left w:w="80" w:type="dxa"/>
+              <w:bottom w:w="60" w:type="dxa"/>
+              <w:right w:w="80" w:type="dxa"/>
+            </w:tcMar>
+            <w:vAlign w:val="center"/>
+          </w:tcPr>
+          <w:p>
+            <w:pPr>
+              <w:jc w:val="center"/>
+            </w:pPr>
+            <w:r>
+              <w:rPr>
+                <w:rFonts w:ascii="Times New Roman" w:hAnsi="Times New Roman" w:cs="Times New Roman"/>
+                <w:sz w:val="18"/>
+                <w:szCs w:val="18"/>
+              </w:rPr>
+              <w:t>4</w:t>
+            </w:r>
+          </w:p>
+        </w:tc>
+        <w:tc>
+          <w:tcPr>
+            <w:tcW w:w="3000" w:type="dxa"/>
+            <w:tcBorders>
+              <w:top w:val="single" w:color="808080" w:themeColor="background1" w:themeShade="80" w:sz="4" w:space="0"/>
+              <w:left w:val="single" w:color="808080" w:themeColor="background1" w:themeShade="80" w:sz="4" w:space="0"/>
+              <w:bottom w:val="single" w:color="808080" w:themeColor="background1" w:themeShade="80" w:sz="4" w:space="0"/>
+              <w:right w:val="single" w:color="808080" w:themeColor="background1" w:themeShade="80" w:sz="4" w:space="0"/>
+            </w:tcBorders>
+            <w:tcMar>
+              <w:top w:w="60" w:type="dxa"/>
+              <w:left w:w="80" w:type="dxa"/>
+              <w:bottom w:w="60" w:type="dxa"/>
+              <w:right w:w="80" w:type="dxa"/>
+            </w:tcMar>
+            <w:vAlign w:val="center"/>
+          </w:tcPr>
+          <w:p>
+            <w:pPr>
+              <w:rPr>
+                <w:rFonts w:ascii="Times New Roman" w:hAnsi="Times New Roman" w:cs="Times New Roman"/>
+              </w:rPr>
+            </w:pPr>
+            <w:r>
+              <w:rPr>
+                <w:rFonts w:ascii="Times New Roman" w:hAnsi="Times New Roman" w:cs="Times New Roman"/>
+                <w:sz w:val="18"/>
+                <w:szCs w:val="18"/>
+              </w:rPr>
+              <w:t>Other eligible locally identified needs under the Twelfth Schedule (please specify)</w:t>
+            </w:r>
+          </w:p>
+        </w:tc>
+        <w:tc>
+          <w:tcPr>
+            <w:tcW w:w="1700" w:type="dxa"/>
+            <w:tcBorders>
+              <w:top w:val="single" w:color="808080" w:themeColor="background1" w:themeShade="80" w:sz="4" w:space="0"/>
+              <w:left w:val="single" w:color="808080" w:themeColor="background1" w:themeShade="80" w:sz="4" w:space="0"/>
+              <w:bottom w:val="single" w:color="808080" w:themeColor="background1" w:themeShade="80" w:sz="4" w:space="0"/>
+              <w:right w:val="single" w:color="808080" w:themeColor="background1" w:themeShade="80" w:sz="4" w:space="0"/>
+            </w:tcBorders>
+            <w:tcMar>
+              <w:top w:w="60" w:type="dxa"/>
+              <w:left w:w="80" w:type="dxa"/>
+              <w:bottom w:w="60" w:type="dxa"/>
+              <w:right w:w="80" w:type="dxa"/>
+            </w:tcMar>
+            <w:vAlign w:val="center"/>
+          </w:tcPr>
+          <w:p>
+            <w:pPr>
+              <w:rPr>
+                <w:rFonts w:ascii="Times New Roman" w:hAnsi="Times New Roman" w:cs="Times New Roman"/>
+              </w:rPr>
+            </w:pPr>
+          </w:p>
+        </w:tc>
+        <w:tc>
+          <w:tcPr>
+            <w:tcW w:w="1400" w:type="dxa"/>
+            <w:tcBorders>
+              <w:top w:val="single" w:color="808080" w:themeColor="background1" w:themeShade="80" w:sz="4" w:space="0"/>
+              <w:left w:val="single" w:color="808080" w:themeColor="background1" w:themeShade="80" w:sz="4" w:space="0"/>
+              <w:bottom w:val="single" w:color="808080" w:themeColor="background1" w:themeShade="80" w:sz="4" w:space="0"/>
+              <w:right w:val="single" w:color="808080" w:themeColor="background1" w:themeShade="80" w:sz="4" w:space="0"/>
+            </w:tcBorders>
+            <w:tcMar>
+              <w:top w:w="60" w:type="dxa"/>
+              <w:left w:w="80" w:type="dxa"/>
+              <w:bottom w:w="60" w:type="dxa"/>
+              <w:right w:w="80" w:type="dxa"/>
+            </w:tcMar>
+            <w:vAlign w:val="center"/>
+          </w:tcPr>
+          <w:p>
+            <w:pPr>
+              <w:rPr>
+                <w:rFonts w:ascii="Times New Roman" w:hAnsi="Times New Roman" w:cs="Times New Roman"/>
+              </w:rPr>
+            </w:pPr>
+          </w:p>
+        </w:tc>
+        <w:tc>
+          <w:tcPr>
+            <w:tcW w:w="1666" w:type="dxa"/>
+            <w:tcBorders>
+              <w:top w:val="single" w:color="808080" w:themeColor="background1" w:themeShade="80" w:sz="4" w:space="0"/>
+              <w:left w:val="single" w:color="808080" w:themeColor="background1" w:themeShade="80" w:sz="4" w:space="0"/>
+              <w:bottom w:val="single" w:color="808080" w:themeColor="background1" w:themeShade="80" w:sz="4" w:space="0"/>
+              <w:right w:val="single" w:color="808080" w:themeColor="background1" w:themeShade="80" w:sz="4" w:space="0"/>
+            </w:tcBorders>
+            <w:tcMar>
+              <w:top w:w="60" w:type="dxa"/>
+              <w:left w:w="80" w:type="dxa"/>
+              <w:bottom w:w="60" w:type="dxa"/>
+              <w:right w:w="80" w:type="dxa"/>
+            </w:tcMar>
+            <w:vAlign w:val="center"/>
+          </w:tcPr>
+          <w:p>
+            <w:pPr>
+              <w:rPr>
+                <w:rFonts w:ascii="Times New Roman" w:hAnsi="Times New Roman" w:cs="Times New Roman"/>
+              </w:rPr>
+            </w:pPr>
+          </w:p>
+        </w:tc>
+        <w:tc>
+          <w:tcPr>
+            <w:tcW w:w="2000" w:type="dxa"/>
+            <w:tcBorders>
+              <w:top w:val="single" w:color="808080" w:themeColor="background1" w:themeShade="80" w:sz="4" w:space="0"/>
+              <w:left w:val="single" w:color="808080" w:themeColor="background1" w:themeShade="80" w:sz="4" w:space="0"/>
+              <w:bottom w:val="single" w:color="808080" w:themeColor="background1" w:themeShade="80" w:sz="4" w:space="0"/>
+              <w:right w:val="single" w:color="808080" w:themeColor="background1" w:themeShade="80" w:sz="4" w:space="0"/>
+            </w:tcBorders>
+            <w:tcMar>
+              <w:top w:w="60" w:type="dxa"/>
+              <w:left w:w="80" w:type="dxa"/>
+              <w:bottom w:w="60" w:type="dxa"/>
+              <w:right w:w="80" w:type="dxa"/>
+            </w:tcMar>
+            <w:vAlign w:val="center"/>
+          </w:tcPr>
+          <w:p>
+            <w:pPr>
+              <w:rPr>
+                <w:rFonts w:ascii="Times New Roman" w:hAnsi="Times New Roman" w:cs="Times New Roman"/>
+              </w:rPr>
+            </w:pPr>
+          </w:p>
+        </w:tc>
+      </w:tr>
+      <w:tr>
+        <w:tc>
+          <w:tcPr>
+            <w:tcW w:w="700" w:type="dxa"/>
+            <w:tcBorders>
+              <w:top w:val="single" w:color="808080" w:themeColor="background1" w:themeShade="80" w:sz="4" w:space="0"/>
+              <w:left w:val="single" w:color="808080" w:themeColor="background1" w:themeShade="80" w:sz="4" w:space="0"/>
+              <w:bottom w:val="single" w:color="808080" w:themeColor="background1" w:themeShade="80" w:sz="4" w:space="0"/>
+              <w:right w:val="single" w:color="808080" w:themeColor="background1" w:themeShade="80" w:sz="4" w:space="0"/>
+            </w:tcBorders>
+            <w:shd w:val="clear" w:color="auto" w:fill="F2F2F2" w:themeFill="background1" w:themeFillShade="F2"/>
+            <w:tcMar>
+              <w:top w:w="60" w:type="dxa"/>
+              <w:left w:w="80" w:type="dxa"/>
+              <w:bottom w:w="60" w:type="dxa"/>
+              <w:right w:w="80" w:type="dxa"/>
+            </w:tcMar>
+            <w:vAlign w:val="center"/>
+          </w:tcPr>
+          <w:p>
+            <w:pPr>
+              <w:rPr>
+                <w:rFonts w:ascii="Times New Roman" w:hAnsi="Times New Roman" w:cs="Times New Roman"/>
+              </w:rPr>
+            </w:pPr>
+          </w:p>
+        </w:tc>
+        <w:tc>
+          <w:tcPr>
+            <w:tcW w:w="3000" w:type="dxa"/>
+            <w:tcBorders>
+              <w:top w:val="single" w:color="808080" w:themeColor="background1" w:themeShade="80" w:sz="4" w:space="0"/>
+              <w:left w:val="single" w:color="808080" w:themeColor="background1" w:themeShade="80" w:sz="4" w:space="0"/>
+              <w:bottom w:val="single" w:color="808080" w:themeColor="background1" w:themeShade="80" w:sz="4" w:space="0"/>
+              <w:right w:val="single" w:color="808080" w:themeColor="background1" w:themeShade="80" w:sz="4" w:space="0"/>
+            </w:tcBorders>
+            <w:shd w:val="clear" w:color="auto" w:fill="F2F2F2" w:themeFill="background1" w:themeFillShade="F2"/>
+            <w:tcMar>
+              <w:top w:w="60" w:type="dxa"/>
+              <w:left w:w="80" w:type="dxa"/>
+              <w:bottom w:w="60" w:type="dxa"/>
+              <w:right w:w="80" w:type="dxa"/>
+            </w:tcMar>
+            <w:vAlign w:val="center"/>
+          </w:tcPr>
+          <w:p>
+            <w:pPr>
               <w:rPr>
                 <w:rFonts w:ascii="Times New Roman" w:hAnsi="Times New Roman" w:cs="Times New Roman"/>
               </w:rPr>
@@ -1483,1180 +2113,6 @@
                 <w:sz w:val="18"/>
                 <w:szCs w:val="18"/>
               </w:rPr>
-              <w:t>% of untied grant utilised</w:t>
-            </w:r>
-          </w:p>
-        </w:tc>
-        <w:tc>
-          <w:tcPr>
-            <w:tcW w:w="1666" w:type="dxa"/>
-            <w:tcBorders>
-              <w:top w:val="single" w:sz="4" w:space="0" w:color="808080"/>
-              <w:left w:val="single" w:sz="4" w:space="0" w:color="808080"/>
-              <w:bottom w:val="single" w:sz="4" w:space="0" w:color="808080"/>
-              <w:right w:val="single" w:sz="4" w:space="0" w:color="808080"/>
-            </w:tcBorders>
-            <w:shd w:val="clear" w:color="auto" w:fill="DDEBF7"/>
-            <w:tcMar>
-              <w:top w:w="60" w:type="dxa"/>
-              <w:left w:w="80" w:type="dxa"/>
-              <w:bottom w:w="60" w:type="dxa"/>
-              <w:right w:w="80" w:type="dxa"/>
-            </w:tcMar>
-            <w:vAlign w:val="center"/>
-          </w:tcPr>
-          <w:p>
-            <w:pPr>
-              <w:jc w:val="center"/>
-              <w:rPr>
-                <w:rFonts w:ascii="Times New Roman" w:hAnsi="Times New Roman" w:cs="Times New Roman"/>
-              </w:rPr>
-            </w:pPr>
-            <w:r>
-              <w:rPr>
-                <w:rFonts w:ascii="Times New Roman" w:hAnsi="Times New Roman" w:cs="Times New Roman"/>
-                <w:b/>
-                <w:bCs/>
-                <w:sz w:val="18"/>
-                <w:szCs w:val="18"/>
-              </w:rPr>
-              <w:t>No. of projects undertaken</w:t>
-            </w:r>
-          </w:p>
-        </w:tc>
-        <w:tc>
-          <w:tcPr>
-            <w:tcW w:w="2000" w:type="dxa"/>
-            <w:tcBorders>
-              <w:top w:val="single" w:sz="4" w:space="0" w:color="808080"/>
-              <w:left w:val="single" w:sz="4" w:space="0" w:color="808080"/>
-              <w:bottom w:val="single" w:sz="4" w:space="0" w:color="808080"/>
-              <w:right w:val="single" w:sz="4" w:space="0" w:color="808080"/>
-            </w:tcBorders>
-            <w:shd w:val="clear" w:color="auto" w:fill="DDEBF7"/>
-            <w:tcMar>
-              <w:top w:w="60" w:type="dxa"/>
-              <w:left w:w="80" w:type="dxa"/>
-              <w:bottom w:w="60" w:type="dxa"/>
-              <w:right w:w="80" w:type="dxa"/>
-            </w:tcMar>
-            <w:vAlign w:val="center"/>
-          </w:tcPr>
-          <w:p>
-            <w:pPr>
-              <w:jc w:val="center"/>
-              <w:rPr>
-                <w:rFonts w:ascii="Times New Roman" w:hAnsi="Times New Roman" w:cs="Times New Roman"/>
-                <w:b/>
-                <w:bCs/>
-                <w:sz w:val="18"/>
-                <w:szCs w:val="18"/>
-              </w:rPr>
-            </w:pPr>
-            <w:r>
-              <w:rPr>
-                <w:rFonts w:ascii="Times New Roman" w:hAnsi="Times New Roman" w:cs="Times New Roman"/>
-                <w:b/>
-                <w:bCs/>
-                <w:sz w:val="18"/>
-                <w:szCs w:val="18"/>
-              </w:rPr>
-              <w:t xml:space="preserve">Total project cost involved </w:t>
-            </w:r>
-          </w:p>
-          <w:p>
-            <w:pPr>
-              <w:jc w:val="center"/>
-              <w:rPr>
-                <w:rFonts w:ascii="Times New Roman" w:hAnsi="Times New Roman" w:cs="Times New Roman"/>
-              </w:rPr>
-            </w:pPr>
-            <w:r>
-              <w:rPr>
-                <w:rFonts w:ascii="Times New Roman" w:hAnsi="Times New Roman" w:cs="Times New Roman"/>
-                <w:b/>
-                <w:bCs/>
-                <w:sz w:val="18"/>
-                <w:szCs w:val="18"/>
-              </w:rPr>
-              <w:t>(Rs. in lakh)</w:t>
-            </w:r>
-          </w:p>
-        </w:tc>
-      </w:tr>
-      <w:tr>
-        <w:tc>
-          <w:tcPr>
-            <w:tcW w:w="700" w:type="dxa"/>
-            <w:tcBorders>
-              <w:top w:val="single" w:sz="4" w:space="0" w:color="808080"/>
-              <w:left w:val="single" w:sz="4" w:space="0" w:color="808080"/>
-              <w:bottom w:val="single" w:sz="4" w:space="0" w:color="808080"/>
-              <w:right w:val="single" w:sz="4" w:space="0" w:color="808080"/>
-            </w:tcBorders>
-            <w:tcMar>
-              <w:top w:w="60" w:type="dxa"/>
-              <w:left w:w="80" w:type="dxa"/>
-              <w:bottom w:w="60" w:type="dxa"/>
-              <w:right w:w="80" w:type="dxa"/>
-            </w:tcMar>
-            <w:vAlign w:val="center"/>
-          </w:tcPr>
-          <w:p>
-            <w:pPr>
-              <w:jc w:val="center"/>
-              <w:rPr>
-                <w:rFonts w:ascii="Times New Roman" w:hAnsi="Times New Roman" w:cs="Times New Roman"/>
-              </w:rPr>
-            </w:pPr>
-            <w:r>
-              <w:rPr>
-                <w:rFonts w:ascii="Times New Roman" w:hAnsi="Times New Roman" w:cs="Times New Roman"/>
-                <w:sz w:val="18"/>
-                <w:szCs w:val="18"/>
-              </w:rPr>
-              <w:t>1</w:t>
-            </w:r>
-          </w:p>
-        </w:tc>
-        <w:tc>
-          <w:tcPr>
-            <w:tcW w:w="3000" w:type="dxa"/>
-            <w:tcBorders>
-              <w:top w:val="single" w:sz="4" w:space="0" w:color="808080"/>
-              <w:left w:val="single" w:sz="4" w:space="0" w:color="808080"/>
-              <w:bottom w:val="single" w:sz="4" w:space="0" w:color="808080"/>
-              <w:right w:val="single" w:sz="4" w:space="0" w:color="808080"/>
-            </w:tcBorders>
-            <w:tcMar>
-              <w:top w:w="60" w:type="dxa"/>
-              <w:left w:w="80" w:type="dxa"/>
-              <w:bottom w:w="60" w:type="dxa"/>
-              <w:right w:w="80" w:type="dxa"/>
-            </w:tcMar>
-            <w:vAlign w:val="center"/>
-          </w:tcPr>
-          <w:p>
-            <w:pPr>
-              <w:rPr>
-                <w:rFonts w:ascii="Times New Roman" w:hAnsi="Times New Roman" w:cs="Times New Roman"/>
-              </w:rPr>
-            </w:pPr>
-            <w:r>
-              <w:rPr>
-                <w:rFonts w:ascii="Times New Roman" w:hAnsi="Times New Roman" w:cs="Times New Roman"/>
-                <w:sz w:val="18"/>
-                <w:szCs w:val="18"/>
-              </w:rPr>
-              <w:t>Locally identified need / activity (please specify subject / sector)</w:t>
-            </w:r>
-          </w:p>
-        </w:tc>
-        <w:tc>
-          <w:tcPr>
-            <w:tcW w:w="1700" w:type="dxa"/>
-            <w:tcBorders>
-              <w:top w:val="single" w:sz="4" w:space="0" w:color="808080"/>
-              <w:left w:val="single" w:sz="4" w:space="0" w:color="808080"/>
-              <w:bottom w:val="single" w:sz="4" w:space="0" w:color="808080"/>
-              <w:right w:val="single" w:sz="4" w:space="0" w:color="808080"/>
-            </w:tcBorders>
-            <w:tcMar>
-              <w:top w:w="60" w:type="dxa"/>
-              <w:left w:w="80" w:type="dxa"/>
-              <w:bottom w:w="60" w:type="dxa"/>
-              <w:right w:w="80" w:type="dxa"/>
-            </w:tcMar>
-            <w:vAlign w:val="center"/>
-          </w:tcPr>
-          <w:p>
-            <w:pPr>
-              <w:rPr>
-                <w:rFonts w:ascii="Times New Roman" w:hAnsi="Times New Roman" w:cs="Times New Roman"/>
-              </w:rPr>
-            </w:pPr>
-          </w:p>
-        </w:tc>
-        <w:tc>
-          <w:tcPr>
-            <w:tcW w:w="1400" w:type="dxa"/>
-            <w:tcBorders>
-              <w:top w:val="single" w:sz="4" w:space="0" w:color="808080"/>
-              <w:left w:val="single" w:sz="4" w:space="0" w:color="808080"/>
-              <w:bottom w:val="single" w:sz="4" w:space="0" w:color="808080"/>
-              <w:right w:val="single" w:sz="4" w:space="0" w:color="808080"/>
-            </w:tcBorders>
-            <w:tcMar>
-              <w:top w:w="60" w:type="dxa"/>
-              <w:left w:w="80" w:type="dxa"/>
-              <w:bottom w:w="60" w:type="dxa"/>
-              <w:right w:w="80" w:type="dxa"/>
-            </w:tcMar>
-            <w:vAlign w:val="center"/>
-          </w:tcPr>
-          <w:p>
-            <w:pPr>
-              <w:rPr>
-                <w:rFonts w:ascii="Times New Roman" w:hAnsi="Times New Roman" w:cs="Times New Roman"/>
-              </w:rPr>
-            </w:pPr>
-          </w:p>
-        </w:tc>
-        <w:tc>
-          <w:tcPr>
-            <w:tcW w:w="1666" w:type="dxa"/>
-            <w:tcBorders>
-              <w:top w:val="single" w:sz="4" w:space="0" w:color="808080"/>
-              <w:left w:val="single" w:sz="4" w:space="0" w:color="808080"/>
-              <w:bottom w:val="single" w:sz="4" w:space="0" w:color="808080"/>
-              <w:right w:val="single" w:sz="4" w:space="0" w:color="808080"/>
-            </w:tcBorders>
-            <w:tcMar>
-              <w:top w:w="60" w:type="dxa"/>
-              <w:left w:w="80" w:type="dxa"/>
-              <w:bottom w:w="60" w:type="dxa"/>
-              <w:right w:w="80" w:type="dxa"/>
-            </w:tcMar>
-            <w:vAlign w:val="center"/>
-          </w:tcPr>
-          <w:p>
-            <w:pPr>
-              <w:rPr>
-                <w:rFonts w:ascii="Times New Roman" w:hAnsi="Times New Roman" w:cs="Times New Roman"/>
-              </w:rPr>
-            </w:pPr>
-          </w:p>
-        </w:tc>
-        <w:tc>
-          <w:tcPr>
-            <w:tcW w:w="2000" w:type="dxa"/>
-            <w:tcBorders>
-              <w:top w:val="single" w:sz="4" w:space="0" w:color="808080"/>
-              <w:left w:val="single" w:sz="4" w:space="0" w:color="808080"/>
-              <w:bottom w:val="single" w:sz="4" w:space="0" w:color="808080"/>
-              <w:right w:val="single" w:sz="4" w:space="0" w:color="808080"/>
-            </w:tcBorders>
-            <w:tcMar>
-              <w:top w:w="60" w:type="dxa"/>
-              <w:left w:w="80" w:type="dxa"/>
-              <w:bottom w:w="60" w:type="dxa"/>
-              <w:right w:w="80" w:type="dxa"/>
-            </w:tcMar>
-            <w:vAlign w:val="center"/>
-          </w:tcPr>
-          <w:p>
-            <w:pPr>
-              <w:rPr>
-                <w:rFonts w:ascii="Times New Roman" w:hAnsi="Times New Roman" w:cs="Times New Roman"/>
-              </w:rPr>
-            </w:pPr>
-          </w:p>
-        </w:tc>
-      </w:tr>
-      <w:tr>
-        <w:tc>
-          <w:tcPr>
-            <w:tcW w:w="700" w:type="dxa"/>
-            <w:tcBorders>
-              <w:top w:val="single" w:sz="4" w:space="0" w:color="808080"/>
-              <w:left w:val="single" w:sz="4" w:space="0" w:color="808080"/>
-              <w:bottom w:val="single" w:sz="4" w:space="0" w:color="808080"/>
-              <w:right w:val="single" w:sz="4" w:space="0" w:color="808080"/>
-            </w:tcBorders>
-            <w:tcMar>
-              <w:top w:w="60" w:type="dxa"/>
-              <w:left w:w="80" w:type="dxa"/>
-              <w:bottom w:w="60" w:type="dxa"/>
-              <w:right w:w="80" w:type="dxa"/>
-            </w:tcMar>
-            <w:vAlign w:val="center"/>
-          </w:tcPr>
-          <w:p>
-            <w:pPr>
-              <w:jc w:val="center"/>
-              <w:rPr>
-                <w:rFonts w:ascii="Times New Roman" w:hAnsi="Times New Roman" w:cs="Times New Roman"/>
-              </w:rPr>
-            </w:pPr>
-            <w:r>
-              <w:rPr>
-                <w:rFonts w:ascii="Times New Roman" w:hAnsi="Times New Roman" w:cs="Times New Roman"/>
-                <w:sz w:val="18"/>
-                <w:szCs w:val="18"/>
-              </w:rPr>
-              <w:t>2</w:t>
-            </w:r>
-          </w:p>
-        </w:tc>
-        <w:tc>
-          <w:tcPr>
-            <w:tcW w:w="3000" w:type="dxa"/>
-            <w:tcBorders>
-              <w:top w:val="single" w:sz="4" w:space="0" w:color="808080"/>
-              <w:left w:val="single" w:sz="4" w:space="0" w:color="808080"/>
-              <w:bottom w:val="single" w:sz="4" w:space="0" w:color="808080"/>
-              <w:right w:val="single" w:sz="4" w:space="0" w:color="808080"/>
-            </w:tcBorders>
-            <w:tcMar>
-              <w:top w:w="60" w:type="dxa"/>
-              <w:left w:w="80" w:type="dxa"/>
-              <w:bottom w:w="60" w:type="dxa"/>
-              <w:right w:w="80" w:type="dxa"/>
-            </w:tcMar>
-            <w:vAlign w:val="center"/>
-          </w:tcPr>
-          <w:p>
-            <w:pPr>
-              <w:rPr>
-                <w:rFonts w:ascii="Times New Roman" w:hAnsi="Times New Roman" w:cs="Times New Roman"/>
-              </w:rPr>
-            </w:pPr>
-            <w:r>
-              <w:rPr>
-                <w:rFonts w:ascii="Times New Roman" w:hAnsi="Times New Roman" w:cs="Times New Roman"/>
-                <w:sz w:val="18"/>
-                <w:szCs w:val="18"/>
-              </w:rPr>
-              <w:t>Locally identified need / activity (please specify subject / sector)</w:t>
-            </w:r>
-          </w:p>
-        </w:tc>
-        <w:tc>
-          <w:tcPr>
-            <w:tcW w:w="1700" w:type="dxa"/>
-            <w:tcBorders>
-              <w:top w:val="single" w:sz="4" w:space="0" w:color="808080"/>
-              <w:left w:val="single" w:sz="4" w:space="0" w:color="808080"/>
-              <w:bottom w:val="single" w:sz="4" w:space="0" w:color="808080"/>
-              <w:right w:val="single" w:sz="4" w:space="0" w:color="808080"/>
-            </w:tcBorders>
-            <w:tcMar>
-              <w:top w:w="60" w:type="dxa"/>
-              <w:left w:w="80" w:type="dxa"/>
-              <w:bottom w:w="60" w:type="dxa"/>
-              <w:right w:w="80" w:type="dxa"/>
-            </w:tcMar>
-            <w:vAlign w:val="center"/>
-          </w:tcPr>
-          <w:p>
-            <w:pPr>
-              <w:rPr>
-                <w:rFonts w:ascii="Times New Roman" w:hAnsi="Times New Roman" w:cs="Times New Roman"/>
-              </w:rPr>
-            </w:pPr>
-          </w:p>
-        </w:tc>
-        <w:tc>
-          <w:tcPr>
-            <w:tcW w:w="1400" w:type="dxa"/>
-            <w:tcBorders>
-              <w:top w:val="single" w:sz="4" w:space="0" w:color="808080"/>
-              <w:left w:val="single" w:sz="4" w:space="0" w:color="808080"/>
-              <w:bottom w:val="single" w:sz="4" w:space="0" w:color="808080"/>
-              <w:right w:val="single" w:sz="4" w:space="0" w:color="808080"/>
-            </w:tcBorders>
-            <w:tcMar>
-              <w:top w:w="60" w:type="dxa"/>
-              <w:left w:w="80" w:type="dxa"/>
-              <w:bottom w:w="60" w:type="dxa"/>
-              <w:right w:w="80" w:type="dxa"/>
-            </w:tcMar>
-            <w:vAlign w:val="center"/>
-          </w:tcPr>
-          <w:p>
-            <w:pPr>
-              <w:rPr>
-                <w:rFonts w:ascii="Times New Roman" w:hAnsi="Times New Roman" w:cs="Times New Roman"/>
-              </w:rPr>
-            </w:pPr>
-          </w:p>
-        </w:tc>
-        <w:tc>
-          <w:tcPr>
-            <w:tcW w:w="1666" w:type="dxa"/>
-            <w:tcBorders>
-              <w:top w:val="single" w:sz="4" w:space="0" w:color="808080"/>
-              <w:left w:val="single" w:sz="4" w:space="0" w:color="808080"/>
-              <w:bottom w:val="single" w:sz="4" w:space="0" w:color="808080"/>
-              <w:right w:val="single" w:sz="4" w:space="0" w:color="808080"/>
-            </w:tcBorders>
-            <w:tcMar>
-              <w:top w:w="60" w:type="dxa"/>
-              <w:left w:w="80" w:type="dxa"/>
-              <w:bottom w:w="60" w:type="dxa"/>
-              <w:right w:w="80" w:type="dxa"/>
-            </w:tcMar>
-            <w:vAlign w:val="center"/>
-          </w:tcPr>
-          <w:p>
-            <w:pPr>
-              <w:rPr>
-                <w:rFonts w:ascii="Times New Roman" w:hAnsi="Times New Roman" w:cs="Times New Roman"/>
-              </w:rPr>
-            </w:pPr>
-          </w:p>
-        </w:tc>
-        <w:tc>
-          <w:tcPr>
-            <w:tcW w:w="2000" w:type="dxa"/>
-            <w:tcBorders>
-              <w:top w:val="single" w:sz="4" w:space="0" w:color="808080"/>
-              <w:left w:val="single" w:sz="4" w:space="0" w:color="808080"/>
-              <w:bottom w:val="single" w:sz="4" w:space="0" w:color="808080"/>
-              <w:right w:val="single" w:sz="4" w:space="0" w:color="808080"/>
-            </w:tcBorders>
-            <w:tcMar>
-              <w:top w:w="60" w:type="dxa"/>
-              <w:left w:w="80" w:type="dxa"/>
-              <w:bottom w:w="60" w:type="dxa"/>
-              <w:right w:w="80" w:type="dxa"/>
-            </w:tcMar>
-            <w:vAlign w:val="center"/>
-          </w:tcPr>
-          <w:p>
-            <w:pPr>
-              <w:rPr>
-                <w:rFonts w:ascii="Times New Roman" w:hAnsi="Times New Roman" w:cs="Times New Roman"/>
-              </w:rPr>
-            </w:pPr>
-          </w:p>
-        </w:tc>
-      </w:tr>
-      <w:tr>
-        <w:tc>
-          <w:tcPr>
-            <w:tcW w:w="700" w:type="dxa"/>
-            <w:tcBorders>
-              <w:top w:val="single" w:sz="4" w:space="0" w:color="808080"/>
-              <w:left w:val="single" w:sz="4" w:space="0" w:color="808080"/>
-              <w:bottom w:val="single" w:sz="4" w:space="0" w:color="808080"/>
-              <w:right w:val="single" w:sz="4" w:space="0" w:color="808080"/>
-            </w:tcBorders>
-            <w:tcMar>
-              <w:top w:w="60" w:type="dxa"/>
-              <w:left w:w="80" w:type="dxa"/>
-              <w:bottom w:w="60" w:type="dxa"/>
-              <w:right w:w="80" w:type="dxa"/>
-            </w:tcMar>
-            <w:vAlign w:val="center"/>
-          </w:tcPr>
-          <w:p>
-            <w:pPr>
-              <w:jc w:val="center"/>
-              <w:rPr>
-                <w:rFonts w:ascii="Times New Roman" w:hAnsi="Times New Roman" w:cs="Times New Roman"/>
-              </w:rPr>
-            </w:pPr>
-            <w:r>
-              <w:rPr>
-                <w:rFonts w:ascii="Times New Roman" w:hAnsi="Times New Roman" w:cs="Times New Roman"/>
-                <w:sz w:val="18"/>
-                <w:szCs w:val="18"/>
-              </w:rPr>
-              <w:t>3</w:t>
-            </w:r>
-          </w:p>
-        </w:tc>
-        <w:tc>
-          <w:tcPr>
-            <w:tcW w:w="3000" w:type="dxa"/>
-            <w:tcBorders>
-              <w:top w:val="single" w:sz="4" w:space="0" w:color="808080"/>
-              <w:left w:val="single" w:sz="4" w:space="0" w:color="808080"/>
-              <w:bottom w:val="single" w:sz="4" w:space="0" w:color="808080"/>
-              <w:right w:val="single" w:sz="4" w:space="0" w:color="808080"/>
-            </w:tcBorders>
-            <w:tcMar>
-              <w:top w:w="60" w:type="dxa"/>
-              <w:left w:w="80" w:type="dxa"/>
-              <w:bottom w:w="60" w:type="dxa"/>
-              <w:right w:w="80" w:type="dxa"/>
-            </w:tcMar>
-            <w:vAlign w:val="center"/>
-          </w:tcPr>
-          <w:p>
-            <w:pPr>
-              <w:rPr>
-                <w:rFonts w:ascii="Times New Roman" w:hAnsi="Times New Roman" w:cs="Times New Roman"/>
-              </w:rPr>
-            </w:pPr>
-            <w:r>
-              <w:rPr>
-                <w:rFonts w:ascii="Times New Roman" w:hAnsi="Times New Roman" w:cs="Times New Roman"/>
-                <w:sz w:val="18"/>
-                <w:szCs w:val="18"/>
-              </w:rPr>
-              <w:t>Locally identified need / activity (please specify subject / sector)</w:t>
-            </w:r>
-          </w:p>
-        </w:tc>
-        <w:tc>
-          <w:tcPr>
-            <w:tcW w:w="1700" w:type="dxa"/>
-            <w:tcBorders>
-              <w:top w:val="single" w:sz="4" w:space="0" w:color="808080"/>
-              <w:left w:val="single" w:sz="4" w:space="0" w:color="808080"/>
-              <w:bottom w:val="single" w:sz="4" w:space="0" w:color="808080"/>
-              <w:right w:val="single" w:sz="4" w:space="0" w:color="808080"/>
-            </w:tcBorders>
-            <w:tcMar>
-              <w:top w:w="60" w:type="dxa"/>
-              <w:left w:w="80" w:type="dxa"/>
-              <w:bottom w:w="60" w:type="dxa"/>
-              <w:right w:w="80" w:type="dxa"/>
-            </w:tcMar>
-            <w:vAlign w:val="center"/>
-          </w:tcPr>
-          <w:p>
-            <w:pPr>
-              <w:rPr>
-                <w:rFonts w:ascii="Times New Roman" w:hAnsi="Times New Roman" w:cs="Times New Roman"/>
-              </w:rPr>
-            </w:pPr>
-          </w:p>
-        </w:tc>
-        <w:tc>
-          <w:tcPr>
-            <w:tcW w:w="1400" w:type="dxa"/>
-            <w:tcBorders>
-              <w:top w:val="single" w:sz="4" w:space="0" w:color="808080"/>
-              <w:left w:val="single" w:sz="4" w:space="0" w:color="808080"/>
-              <w:bottom w:val="single" w:sz="4" w:space="0" w:color="808080"/>
-              <w:right w:val="single" w:sz="4" w:space="0" w:color="808080"/>
-            </w:tcBorders>
-            <w:tcMar>
-              <w:top w:w="60" w:type="dxa"/>
-              <w:left w:w="80" w:type="dxa"/>
-              <w:bottom w:w="60" w:type="dxa"/>
-              <w:right w:w="80" w:type="dxa"/>
-            </w:tcMar>
-            <w:vAlign w:val="center"/>
-          </w:tcPr>
-          <w:p>
-            <w:pPr>
-              <w:rPr>
-                <w:rFonts w:ascii="Times New Roman" w:hAnsi="Times New Roman" w:cs="Times New Roman"/>
-              </w:rPr>
-            </w:pPr>
-          </w:p>
-        </w:tc>
-        <w:tc>
-          <w:tcPr>
-            <w:tcW w:w="1666" w:type="dxa"/>
-            <w:tcBorders>
-              <w:top w:val="single" w:sz="4" w:space="0" w:color="808080"/>
-              <w:left w:val="single" w:sz="4" w:space="0" w:color="808080"/>
-              <w:bottom w:val="single" w:sz="4" w:space="0" w:color="808080"/>
-              <w:right w:val="single" w:sz="4" w:space="0" w:color="808080"/>
-            </w:tcBorders>
-            <w:tcMar>
-              <w:top w:w="60" w:type="dxa"/>
-              <w:left w:w="80" w:type="dxa"/>
-              <w:bottom w:w="60" w:type="dxa"/>
-              <w:right w:w="80" w:type="dxa"/>
-            </w:tcMar>
-            <w:vAlign w:val="center"/>
-          </w:tcPr>
-          <w:p>
-            <w:pPr>
-              <w:rPr>
-                <w:rFonts w:ascii="Times New Roman" w:hAnsi="Times New Roman" w:cs="Times New Roman"/>
-              </w:rPr>
-            </w:pPr>
-          </w:p>
-        </w:tc>
-        <w:tc>
-          <w:tcPr>
-            <w:tcW w:w="2000" w:type="dxa"/>
-            <w:tcBorders>
-              <w:top w:val="single" w:sz="4" w:space="0" w:color="808080"/>
-              <w:left w:val="single" w:sz="4" w:space="0" w:color="808080"/>
-              <w:bottom w:val="single" w:sz="4" w:space="0" w:color="808080"/>
-              <w:right w:val="single" w:sz="4" w:space="0" w:color="808080"/>
-            </w:tcBorders>
-            <w:tcMar>
-              <w:top w:w="60" w:type="dxa"/>
-              <w:left w:w="80" w:type="dxa"/>
-              <w:bottom w:w="60" w:type="dxa"/>
-              <w:right w:w="80" w:type="dxa"/>
-            </w:tcMar>
-            <w:vAlign w:val="center"/>
-          </w:tcPr>
-          <w:p>
-            <w:pPr>
-              <w:rPr>
-                <w:rFonts w:ascii="Times New Roman" w:hAnsi="Times New Roman" w:cs="Times New Roman"/>
-              </w:rPr>
-            </w:pPr>
-          </w:p>
-        </w:tc>
-      </w:tr>
-      <w:tr>
-        <w:tc>
-          <w:tcPr>
-            <w:tcW w:w="700" w:type="dxa"/>
-            <w:tcBorders>
-              <w:top w:val="single" w:sz="4" w:space="0" w:color="808080"/>
-              <w:left w:val="single" w:sz="4" w:space="0" w:color="808080"/>
-              <w:bottom w:val="single" w:sz="4" w:space="0" w:color="808080"/>
-              <w:right w:val="single" w:sz="4" w:space="0" w:color="808080"/>
-            </w:tcBorders>
-            <w:tcMar>
-              <w:top w:w="60" w:type="dxa"/>
-              <w:left w:w="80" w:type="dxa"/>
-              <w:bottom w:w="60" w:type="dxa"/>
-              <w:right w:w="80" w:type="dxa"/>
-            </w:tcMar>
-            <w:vAlign w:val="center"/>
-          </w:tcPr>
-          <w:p>
-            <w:pPr>
-              <w:jc w:val="center"/>
-              <w:rPr>
-                <w:rFonts w:ascii="Times New Roman" w:hAnsi="Times New Roman" w:cs="Times New Roman"/>
-              </w:rPr>
-            </w:pPr>
-            <w:r>
-              <w:rPr>
-                <w:rFonts w:ascii="Times New Roman" w:hAnsi="Times New Roman" w:cs="Times New Roman"/>
-                <w:sz w:val="18"/>
-                <w:szCs w:val="18"/>
-              </w:rPr>
-              <w:t>4</w:t>
-            </w:r>
-          </w:p>
-        </w:tc>
-        <w:tc>
-          <w:tcPr>
-            <w:tcW w:w="3000" w:type="dxa"/>
-            <w:tcBorders>
-              <w:top w:val="single" w:sz="4" w:space="0" w:color="808080"/>
-              <w:left w:val="single" w:sz="4" w:space="0" w:color="808080"/>
-              <w:bottom w:val="single" w:sz="4" w:space="0" w:color="808080"/>
-              <w:right w:val="single" w:sz="4" w:space="0" w:color="808080"/>
-            </w:tcBorders>
-            <w:tcMar>
-              <w:top w:w="60" w:type="dxa"/>
-              <w:left w:w="80" w:type="dxa"/>
-              <w:bottom w:w="60" w:type="dxa"/>
-              <w:right w:w="80" w:type="dxa"/>
-            </w:tcMar>
-            <w:vAlign w:val="center"/>
-          </w:tcPr>
-          <w:p>
-            <w:pPr>
-              <w:rPr>
-                <w:rFonts w:ascii="Times New Roman" w:hAnsi="Times New Roman" w:cs="Times New Roman"/>
-              </w:rPr>
-            </w:pPr>
-            <w:r>
-              <w:rPr>
-                <w:rFonts w:ascii="Times New Roman" w:hAnsi="Times New Roman" w:cs="Times New Roman"/>
-                <w:sz w:val="18"/>
-                <w:szCs w:val="18"/>
-              </w:rPr>
-              <w:t>Road construction / maintenance (maximum 20% of untied allocation)</w:t>
-            </w:r>
-          </w:p>
-        </w:tc>
-        <w:tc>
-          <w:tcPr>
-            <w:tcW w:w="1700" w:type="dxa"/>
-            <w:tcBorders>
-              <w:top w:val="single" w:sz="4" w:space="0" w:color="808080"/>
-              <w:left w:val="single" w:sz="4" w:space="0" w:color="808080"/>
-              <w:bottom w:val="single" w:sz="4" w:space="0" w:color="808080"/>
-              <w:right w:val="single" w:sz="4" w:space="0" w:color="808080"/>
-            </w:tcBorders>
-            <w:tcMar>
-              <w:top w:w="60" w:type="dxa"/>
-              <w:left w:w="80" w:type="dxa"/>
-              <w:bottom w:w="60" w:type="dxa"/>
-              <w:right w:w="80" w:type="dxa"/>
-            </w:tcMar>
-            <w:vAlign w:val="center"/>
-          </w:tcPr>
-          <w:p>
-            <w:pPr>
-              <w:rPr>
-                <w:rFonts w:ascii="Times New Roman" w:hAnsi="Times New Roman" w:cs="Times New Roman"/>
-              </w:rPr>
-            </w:pPr>
-          </w:p>
-        </w:tc>
-        <w:tc>
-          <w:tcPr>
-            <w:tcW w:w="1400" w:type="dxa"/>
-            <w:tcBorders>
-              <w:top w:val="single" w:sz="4" w:space="0" w:color="808080"/>
-              <w:left w:val="single" w:sz="4" w:space="0" w:color="808080"/>
-              <w:bottom w:val="single" w:sz="4" w:space="0" w:color="808080"/>
-              <w:right w:val="single" w:sz="4" w:space="0" w:color="808080"/>
-            </w:tcBorders>
-            <w:tcMar>
-              <w:top w:w="60" w:type="dxa"/>
-              <w:left w:w="80" w:type="dxa"/>
-              <w:bottom w:w="60" w:type="dxa"/>
-              <w:right w:w="80" w:type="dxa"/>
-            </w:tcMar>
-            <w:vAlign w:val="center"/>
-          </w:tcPr>
-          <w:p>
-            <w:pPr>
-              <w:rPr>
-                <w:rFonts w:ascii="Times New Roman" w:hAnsi="Times New Roman" w:cs="Times New Roman"/>
-              </w:rPr>
-            </w:pPr>
-          </w:p>
-        </w:tc>
-        <w:tc>
-          <w:tcPr>
-            <w:tcW w:w="1666" w:type="dxa"/>
-            <w:tcBorders>
-              <w:top w:val="single" w:sz="4" w:space="0" w:color="808080"/>
-              <w:left w:val="single" w:sz="4" w:space="0" w:color="808080"/>
-              <w:bottom w:val="single" w:sz="4" w:space="0" w:color="808080"/>
-              <w:right w:val="single" w:sz="4" w:space="0" w:color="808080"/>
-            </w:tcBorders>
-            <w:tcMar>
-              <w:top w:w="60" w:type="dxa"/>
-              <w:left w:w="80" w:type="dxa"/>
-              <w:bottom w:w="60" w:type="dxa"/>
-              <w:right w:w="80" w:type="dxa"/>
-            </w:tcMar>
-            <w:vAlign w:val="center"/>
-          </w:tcPr>
-          <w:p>
-            <w:pPr>
-              <w:rPr>
-                <w:rFonts w:ascii="Times New Roman" w:hAnsi="Times New Roman" w:cs="Times New Roman"/>
-              </w:rPr>
-            </w:pPr>
-          </w:p>
-        </w:tc>
-        <w:tc>
-          <w:tcPr>
-            <w:tcW w:w="2000" w:type="dxa"/>
-            <w:tcBorders>
-              <w:top w:val="single" w:sz="4" w:space="0" w:color="808080"/>
-              <w:left w:val="single" w:sz="4" w:space="0" w:color="808080"/>
-              <w:bottom w:val="single" w:sz="4" w:space="0" w:color="808080"/>
-              <w:right w:val="single" w:sz="4" w:space="0" w:color="808080"/>
-            </w:tcBorders>
-            <w:tcMar>
-              <w:top w:w="60" w:type="dxa"/>
-              <w:left w:w="80" w:type="dxa"/>
-              <w:bottom w:w="60" w:type="dxa"/>
-              <w:right w:w="80" w:type="dxa"/>
-            </w:tcMar>
-            <w:vAlign w:val="center"/>
-          </w:tcPr>
-          <w:p>
-            <w:pPr>
-              <w:rPr>
-                <w:rFonts w:ascii="Times New Roman" w:hAnsi="Times New Roman" w:cs="Times New Roman"/>
-              </w:rPr>
-            </w:pPr>
-          </w:p>
-        </w:tc>
-      </w:tr>
-      <w:tr>
-        <w:tc>
-          <w:tcPr>
-            <w:tcW w:w="700" w:type="dxa"/>
-            <w:tcBorders>
-              <w:top w:val="single" w:sz="4" w:space="0" w:color="808080"/>
-              <w:left w:val="single" w:sz="4" w:space="0" w:color="808080"/>
-              <w:bottom w:val="single" w:sz="4" w:space="0" w:color="808080"/>
-              <w:right w:val="single" w:sz="4" w:space="0" w:color="808080"/>
-            </w:tcBorders>
-            <w:tcMar>
-              <w:top w:w="60" w:type="dxa"/>
-              <w:left w:w="80" w:type="dxa"/>
-              <w:bottom w:w="60" w:type="dxa"/>
-              <w:right w:w="80" w:type="dxa"/>
-            </w:tcMar>
-            <w:vAlign w:val="center"/>
-          </w:tcPr>
-          <w:p>
-            <w:pPr>
-              <w:jc w:val="center"/>
-              <w:rPr>
-                <w:rFonts w:ascii="Times New Roman" w:hAnsi="Times New Roman" w:cs="Times New Roman"/>
-              </w:rPr>
-            </w:pPr>
-            <w:r>
-              <w:rPr>
-                <w:rFonts w:ascii="Times New Roman" w:hAnsi="Times New Roman" w:cs="Times New Roman"/>
-                <w:sz w:val="18"/>
-                <w:szCs w:val="18"/>
-              </w:rPr>
-              <w:t>5</w:t>
-            </w:r>
-          </w:p>
-        </w:tc>
-        <w:tc>
-          <w:tcPr>
-            <w:tcW w:w="3000" w:type="dxa"/>
-            <w:tcBorders>
-              <w:top w:val="single" w:sz="4" w:space="0" w:color="808080"/>
-              <w:left w:val="single" w:sz="4" w:space="0" w:color="808080"/>
-              <w:bottom w:val="single" w:sz="4" w:space="0" w:color="808080"/>
-              <w:right w:val="single" w:sz="4" w:space="0" w:color="808080"/>
-            </w:tcBorders>
-            <w:tcMar>
-              <w:top w:w="60" w:type="dxa"/>
-              <w:left w:w="80" w:type="dxa"/>
-              <w:bottom w:w="60" w:type="dxa"/>
-              <w:right w:w="80" w:type="dxa"/>
-            </w:tcMar>
-            <w:vAlign w:val="center"/>
-          </w:tcPr>
-          <w:p>
-            <w:pPr>
-              <w:rPr>
-                <w:rFonts w:ascii="Times New Roman" w:hAnsi="Times New Roman" w:cs="Times New Roman"/>
-              </w:rPr>
-            </w:pPr>
-            <w:r>
-              <w:rPr>
-                <w:rFonts w:ascii="Times New Roman" w:hAnsi="Times New Roman" w:cs="Times New Roman"/>
-                <w:sz w:val="18"/>
-                <w:szCs w:val="18"/>
-              </w:rPr>
-              <w:t>Professional services for audit / accounting functions (CAG-empanelled, where applicable)</w:t>
-            </w:r>
-          </w:p>
-        </w:tc>
-        <w:tc>
-          <w:tcPr>
-            <w:tcW w:w="1700" w:type="dxa"/>
-            <w:tcBorders>
-              <w:top w:val="single" w:sz="4" w:space="0" w:color="808080"/>
-              <w:left w:val="single" w:sz="4" w:space="0" w:color="808080"/>
-              <w:bottom w:val="single" w:sz="4" w:space="0" w:color="808080"/>
-              <w:right w:val="single" w:sz="4" w:space="0" w:color="808080"/>
-            </w:tcBorders>
-            <w:tcMar>
-              <w:top w:w="60" w:type="dxa"/>
-              <w:left w:w="80" w:type="dxa"/>
-              <w:bottom w:w="60" w:type="dxa"/>
-              <w:right w:w="80" w:type="dxa"/>
-            </w:tcMar>
-            <w:vAlign w:val="center"/>
-          </w:tcPr>
-          <w:p>
-            <w:pPr>
-              <w:rPr>
-                <w:rFonts w:ascii="Times New Roman" w:hAnsi="Times New Roman" w:cs="Times New Roman"/>
-              </w:rPr>
-            </w:pPr>
-          </w:p>
-        </w:tc>
-        <w:tc>
-          <w:tcPr>
-            <w:tcW w:w="1400" w:type="dxa"/>
-            <w:tcBorders>
-              <w:top w:val="single" w:sz="4" w:space="0" w:color="808080"/>
-              <w:left w:val="single" w:sz="4" w:space="0" w:color="808080"/>
-              <w:bottom w:val="single" w:sz="4" w:space="0" w:color="808080"/>
-              <w:right w:val="single" w:sz="4" w:space="0" w:color="808080"/>
-            </w:tcBorders>
-            <w:tcMar>
-              <w:top w:w="60" w:type="dxa"/>
-              <w:left w:w="80" w:type="dxa"/>
-              <w:bottom w:w="60" w:type="dxa"/>
-              <w:right w:w="80" w:type="dxa"/>
-            </w:tcMar>
-            <w:vAlign w:val="center"/>
-          </w:tcPr>
-          <w:p>
-            <w:pPr>
-              <w:rPr>
-                <w:rFonts w:ascii="Times New Roman" w:hAnsi="Times New Roman" w:cs="Times New Roman"/>
-              </w:rPr>
-            </w:pPr>
-          </w:p>
-        </w:tc>
-        <w:tc>
-          <w:tcPr>
-            <w:tcW w:w="1666" w:type="dxa"/>
-            <w:tcBorders>
-              <w:top w:val="single" w:sz="4" w:space="0" w:color="808080"/>
-              <w:left w:val="single" w:sz="4" w:space="0" w:color="808080"/>
-              <w:bottom w:val="single" w:sz="4" w:space="0" w:color="808080"/>
-              <w:right w:val="single" w:sz="4" w:space="0" w:color="808080"/>
-            </w:tcBorders>
-            <w:tcMar>
-              <w:top w:w="60" w:type="dxa"/>
-              <w:left w:w="80" w:type="dxa"/>
-              <w:bottom w:w="60" w:type="dxa"/>
-              <w:right w:w="80" w:type="dxa"/>
-            </w:tcMar>
-            <w:vAlign w:val="center"/>
-          </w:tcPr>
-          <w:p>
-            <w:pPr>
-              <w:rPr>
-                <w:rFonts w:ascii="Times New Roman" w:hAnsi="Times New Roman" w:cs="Times New Roman"/>
-              </w:rPr>
-            </w:pPr>
-          </w:p>
-        </w:tc>
-        <w:tc>
-          <w:tcPr>
-            <w:tcW w:w="2000" w:type="dxa"/>
-            <w:tcBorders>
-              <w:top w:val="single" w:sz="4" w:space="0" w:color="808080"/>
-              <w:left w:val="single" w:sz="4" w:space="0" w:color="808080"/>
-              <w:bottom w:val="single" w:sz="4" w:space="0" w:color="808080"/>
-              <w:right w:val="single" w:sz="4" w:space="0" w:color="808080"/>
-            </w:tcBorders>
-            <w:tcMar>
-              <w:top w:w="60" w:type="dxa"/>
-              <w:left w:w="80" w:type="dxa"/>
-              <w:bottom w:w="60" w:type="dxa"/>
-              <w:right w:w="80" w:type="dxa"/>
-            </w:tcMar>
-            <w:vAlign w:val="center"/>
-          </w:tcPr>
-          <w:p>
-            <w:pPr>
-              <w:rPr>
-                <w:rFonts w:ascii="Times New Roman" w:hAnsi="Times New Roman" w:cs="Times New Roman"/>
-              </w:rPr>
-            </w:pPr>
-          </w:p>
-        </w:tc>
-      </w:tr>
-      <w:tr>
-        <w:tc>
-          <w:tcPr>
-            <w:tcW w:w="700" w:type="dxa"/>
-            <w:tcBorders>
-              <w:top w:val="single" w:sz="4" w:space="0" w:color="808080"/>
-              <w:left w:val="single" w:sz="4" w:space="0" w:color="808080"/>
-              <w:bottom w:val="single" w:sz="4" w:space="0" w:color="808080"/>
-              <w:right w:val="single" w:sz="4" w:space="0" w:color="808080"/>
-            </w:tcBorders>
-            <w:tcMar>
-              <w:top w:w="60" w:type="dxa"/>
-              <w:left w:w="80" w:type="dxa"/>
-              <w:bottom w:w="60" w:type="dxa"/>
-              <w:right w:w="80" w:type="dxa"/>
-            </w:tcMar>
-            <w:vAlign w:val="center"/>
-          </w:tcPr>
-          <w:p>
-            <w:pPr>
-              <w:jc w:val="center"/>
-              <w:rPr>
-                <w:rFonts w:ascii="Times New Roman" w:hAnsi="Times New Roman" w:cs="Times New Roman"/>
-              </w:rPr>
-            </w:pPr>
-            <w:r>
-              <w:rPr>
-                <w:rFonts w:ascii="Times New Roman" w:hAnsi="Times New Roman" w:cs="Times New Roman"/>
-                <w:sz w:val="18"/>
-                <w:szCs w:val="18"/>
-              </w:rPr>
-              <w:t>6</w:t>
-            </w:r>
-          </w:p>
-        </w:tc>
-        <w:tc>
-          <w:tcPr>
-            <w:tcW w:w="3000" w:type="dxa"/>
-            <w:tcBorders>
-              <w:top w:val="single" w:sz="4" w:space="0" w:color="808080"/>
-              <w:left w:val="single" w:sz="4" w:space="0" w:color="808080"/>
-              <w:bottom w:val="single" w:sz="4" w:space="0" w:color="808080"/>
-              <w:right w:val="single" w:sz="4" w:space="0" w:color="808080"/>
-            </w:tcBorders>
-            <w:tcMar>
-              <w:top w:w="60" w:type="dxa"/>
-              <w:left w:w="80" w:type="dxa"/>
-              <w:bottom w:w="60" w:type="dxa"/>
-              <w:right w:w="80" w:type="dxa"/>
-            </w:tcMar>
-            <w:vAlign w:val="center"/>
-          </w:tcPr>
-          <w:p>
-            <w:pPr>
-              <w:rPr>
-                <w:rFonts w:ascii="Times New Roman" w:hAnsi="Times New Roman" w:cs="Times New Roman"/>
-              </w:rPr>
-            </w:pPr>
-            <w:r>
-              <w:rPr>
-                <w:rFonts w:ascii="Times New Roman" w:hAnsi="Times New Roman" w:cs="Times New Roman"/>
-                <w:sz w:val="18"/>
-                <w:szCs w:val="18"/>
-              </w:rPr>
-              <w:t>Other eligible locally identified needs under the Twelfth Schedule (please specify)</w:t>
-            </w:r>
-          </w:p>
-        </w:tc>
-        <w:tc>
-          <w:tcPr>
-            <w:tcW w:w="1700" w:type="dxa"/>
-            <w:tcBorders>
-              <w:top w:val="single" w:sz="4" w:space="0" w:color="808080"/>
-              <w:left w:val="single" w:sz="4" w:space="0" w:color="808080"/>
-              <w:bottom w:val="single" w:sz="4" w:space="0" w:color="808080"/>
-              <w:right w:val="single" w:sz="4" w:space="0" w:color="808080"/>
-            </w:tcBorders>
-            <w:tcMar>
-              <w:top w:w="60" w:type="dxa"/>
-              <w:left w:w="80" w:type="dxa"/>
-              <w:bottom w:w="60" w:type="dxa"/>
-              <w:right w:w="80" w:type="dxa"/>
-            </w:tcMar>
-            <w:vAlign w:val="center"/>
-          </w:tcPr>
-          <w:p>
-            <w:pPr>
-              <w:rPr>
-                <w:rFonts w:ascii="Times New Roman" w:hAnsi="Times New Roman" w:cs="Times New Roman"/>
-              </w:rPr>
-            </w:pPr>
-          </w:p>
-        </w:tc>
-        <w:tc>
-          <w:tcPr>
-            <w:tcW w:w="1400" w:type="dxa"/>
-            <w:tcBorders>
-              <w:top w:val="single" w:sz="4" w:space="0" w:color="808080"/>
-              <w:left w:val="single" w:sz="4" w:space="0" w:color="808080"/>
-              <w:bottom w:val="single" w:sz="4" w:space="0" w:color="808080"/>
-              <w:right w:val="single" w:sz="4" w:space="0" w:color="808080"/>
-            </w:tcBorders>
-            <w:tcMar>
-              <w:top w:w="60" w:type="dxa"/>
-              <w:left w:w="80" w:type="dxa"/>
-              <w:bottom w:w="60" w:type="dxa"/>
-              <w:right w:w="80" w:type="dxa"/>
-            </w:tcMar>
-            <w:vAlign w:val="center"/>
-          </w:tcPr>
-          <w:p>
-            <w:pPr>
-              <w:rPr>
-                <w:rFonts w:ascii="Times New Roman" w:hAnsi="Times New Roman" w:cs="Times New Roman"/>
-              </w:rPr>
-            </w:pPr>
-          </w:p>
-        </w:tc>
-        <w:tc>
-          <w:tcPr>
-            <w:tcW w:w="1666" w:type="dxa"/>
-            <w:tcBorders>
-              <w:top w:val="single" w:sz="4" w:space="0" w:color="808080"/>
-              <w:left w:val="single" w:sz="4" w:space="0" w:color="808080"/>
-              <w:bottom w:val="single" w:sz="4" w:space="0" w:color="808080"/>
-              <w:right w:val="single" w:sz="4" w:space="0" w:color="808080"/>
-            </w:tcBorders>
-            <w:tcMar>
-              <w:top w:w="60" w:type="dxa"/>
-              <w:left w:w="80" w:type="dxa"/>
-              <w:bottom w:w="60" w:type="dxa"/>
-              <w:right w:w="80" w:type="dxa"/>
-            </w:tcMar>
-            <w:vAlign w:val="center"/>
-          </w:tcPr>
-          <w:p>
-            <w:pPr>
-              <w:rPr>
-                <w:rFonts w:ascii="Times New Roman" w:hAnsi="Times New Roman" w:cs="Times New Roman"/>
-              </w:rPr>
-            </w:pPr>
-          </w:p>
-        </w:tc>
-        <w:tc>
-          <w:tcPr>
-            <w:tcW w:w="2000" w:type="dxa"/>
-            <w:tcBorders>
-              <w:top w:val="single" w:sz="4" w:space="0" w:color="808080"/>
-              <w:left w:val="single" w:sz="4" w:space="0" w:color="808080"/>
-              <w:bottom w:val="single" w:sz="4" w:space="0" w:color="808080"/>
-              <w:right w:val="single" w:sz="4" w:space="0" w:color="808080"/>
-            </w:tcBorders>
-            <w:tcMar>
-              <w:top w:w="60" w:type="dxa"/>
-              <w:left w:w="80" w:type="dxa"/>
-              <w:bottom w:w="60" w:type="dxa"/>
-              <w:right w:w="80" w:type="dxa"/>
-            </w:tcMar>
-            <w:vAlign w:val="center"/>
-          </w:tcPr>
-          <w:p>
-            <w:pPr>
-              <w:rPr>
-                <w:rFonts w:ascii="Times New Roman" w:hAnsi="Times New Roman" w:cs="Times New Roman"/>
-              </w:rPr>
-            </w:pPr>
-          </w:p>
-        </w:tc>
-      </w:tr>
-      <w:tr>
-        <w:tc>
-          <w:tcPr>
-            <w:tcW w:w="700" w:type="dxa"/>
-            <w:tcBorders>
-              <w:top w:val="single" w:sz="4" w:space="0" w:color="808080"/>
-              <w:left w:val="single" w:sz="4" w:space="0" w:color="808080"/>
-              <w:bottom w:val="single" w:sz="4" w:space="0" w:color="808080"/>
-              <w:right w:val="single" w:sz="4" w:space="0" w:color="808080"/>
-            </w:tcBorders>
-            <w:shd w:val="clear" w:color="auto" w:fill="F2F2F2"/>
-            <w:tcMar>
-              <w:top w:w="60" w:type="dxa"/>
-              <w:left w:w="80" w:type="dxa"/>
-              <w:bottom w:w="60" w:type="dxa"/>
-              <w:right w:w="80" w:type="dxa"/>
-            </w:tcMar>
-            <w:vAlign w:val="center"/>
-          </w:tcPr>
-          <w:p>
-            <w:pPr>
-              <w:rPr>
-                <w:rFonts w:ascii="Times New Roman" w:hAnsi="Times New Roman" w:cs="Times New Roman"/>
-              </w:rPr>
-            </w:pPr>
-          </w:p>
-        </w:tc>
-        <w:tc>
-          <w:tcPr>
-            <w:tcW w:w="3000" w:type="dxa"/>
-            <w:tcBorders>
-              <w:top w:val="single" w:sz="4" w:space="0" w:color="808080"/>
-              <w:left w:val="single" w:sz="4" w:space="0" w:color="808080"/>
-              <w:bottom w:val="single" w:sz="4" w:space="0" w:color="808080"/>
-              <w:right w:val="single" w:sz="4" w:space="0" w:color="808080"/>
-            </w:tcBorders>
-            <w:shd w:val="clear" w:color="auto" w:fill="F2F2F2"/>
-            <w:tcMar>
-              <w:top w:w="60" w:type="dxa"/>
-              <w:left w:w="80" w:type="dxa"/>
-              <w:bottom w:w="60" w:type="dxa"/>
-              <w:right w:w="80" w:type="dxa"/>
-            </w:tcMar>
-            <w:vAlign w:val="center"/>
-          </w:tcPr>
-          <w:p>
-            <w:pPr>
-              <w:rPr>
-                <w:rFonts w:ascii="Times New Roman" w:hAnsi="Times New Roman" w:cs="Times New Roman"/>
-              </w:rPr>
-            </w:pPr>
-            <w:r>
-              <w:rPr>
-                <w:rFonts w:ascii="Times New Roman" w:hAnsi="Times New Roman" w:cs="Times New Roman"/>
-                <w:b/>
-                <w:bCs/>
-                <w:sz w:val="18"/>
-                <w:szCs w:val="18"/>
-              </w:rPr>
               <w:t>TOTAL</w:t>
             </w:r>
           </w:p>
@@ -2665,12 +2121,12 @@
           <w:tcPr>
             <w:tcW w:w="1700" w:type="dxa"/>
             <w:tcBorders>
-              <w:top w:val="single" w:sz="4" w:space="0" w:color="808080"/>
-              <w:left w:val="single" w:sz="4" w:space="0" w:color="808080"/>
-              <w:bottom w:val="single" w:sz="4" w:space="0" w:color="808080"/>
-              <w:right w:val="single" w:sz="4" w:space="0" w:color="808080"/>
-            </w:tcBorders>
-            <w:shd w:val="clear" w:color="auto" w:fill="F2F2F2"/>
+              <w:top w:val="single" w:color="808080" w:themeColor="background1" w:themeShade="80" w:sz="4" w:space="0"/>
+              <w:left w:val="single" w:color="808080" w:themeColor="background1" w:themeShade="80" w:sz="4" w:space="0"/>
+              <w:bottom w:val="single" w:color="808080" w:themeColor="background1" w:themeShade="80" w:sz="4" w:space="0"/>
+              <w:right w:val="single" w:color="808080" w:themeColor="background1" w:themeShade="80" w:sz="4" w:space="0"/>
+            </w:tcBorders>
+            <w:shd w:val="clear" w:color="auto" w:fill="F2F2F2" w:themeFill="background1" w:themeFillShade="F2"/>
             <w:tcMar>
               <w:top w:w="60" w:type="dxa"/>
               <w:left w:w="80" w:type="dxa"/>
@@ -2691,12 +2147,12 @@
           <w:tcPr>
             <w:tcW w:w="1400" w:type="dxa"/>
             <w:tcBorders>
-              <w:top w:val="single" w:sz="4" w:space="0" w:color="808080"/>
-              <w:left w:val="single" w:sz="4" w:space="0" w:color="808080"/>
-              <w:bottom w:val="single" w:sz="4" w:space="0" w:color="808080"/>
-              <w:right w:val="single" w:sz="4" w:space="0" w:color="808080"/>
-            </w:tcBorders>
-            <w:shd w:val="clear" w:color="auto" w:fill="F2F2F2"/>
+              <w:top w:val="single" w:color="808080" w:themeColor="background1" w:themeShade="80" w:sz="4" w:space="0"/>
+              <w:left w:val="single" w:color="808080" w:themeColor="background1" w:themeShade="80" w:sz="4" w:space="0"/>
+              <w:bottom w:val="single" w:color="808080" w:themeColor="background1" w:themeShade="80" w:sz="4" w:space="0"/>
+              <w:right w:val="single" w:color="808080" w:themeColor="background1" w:themeShade="80" w:sz="4" w:space="0"/>
+            </w:tcBorders>
+            <w:shd w:val="clear" w:color="auto" w:fill="F2F2F2" w:themeFill="background1" w:themeFillShade="F2"/>
             <w:tcMar>
               <w:top w:w="60" w:type="dxa"/>
               <w:left w:w="80" w:type="dxa"/>
@@ -2717,12 +2173,12 @@
           <w:tcPr>
             <w:tcW w:w="1666" w:type="dxa"/>
             <w:tcBorders>
-              <w:top w:val="single" w:sz="4" w:space="0" w:color="808080"/>
-              <w:left w:val="single" w:sz="4" w:space="0" w:color="808080"/>
-              <w:bottom w:val="single" w:sz="4" w:space="0" w:color="808080"/>
-              <w:right w:val="single" w:sz="4" w:space="0" w:color="808080"/>
-            </w:tcBorders>
-            <w:shd w:val="clear" w:color="auto" w:fill="F2F2F2"/>
+              <w:top w:val="single" w:color="808080" w:themeColor="background1" w:themeShade="80" w:sz="4" w:space="0"/>
+              <w:left w:val="single" w:color="808080" w:themeColor="background1" w:themeShade="80" w:sz="4" w:space="0"/>
+              <w:bottom w:val="single" w:color="808080" w:themeColor="background1" w:themeShade="80" w:sz="4" w:space="0"/>
+              <w:right w:val="single" w:color="808080" w:themeColor="background1" w:themeShade="80" w:sz="4" w:space="0"/>
+            </w:tcBorders>
+            <w:shd w:val="clear" w:color="auto" w:fill="F2F2F2" w:themeFill="background1" w:themeFillShade="F2"/>
             <w:tcMar>
               <w:top w:w="60" w:type="dxa"/>
               <w:left w:w="80" w:type="dxa"/>
@@ -2743,12 +2199,12 @@
           <w:tcPr>
             <w:tcW w:w="2000" w:type="dxa"/>
             <w:tcBorders>
-              <w:top w:val="single" w:sz="4" w:space="0" w:color="808080"/>
-              <w:left w:val="single" w:sz="4" w:space="0" w:color="808080"/>
-              <w:bottom w:val="single" w:sz="4" w:space="0" w:color="808080"/>
-              <w:right w:val="single" w:sz="4" w:space="0" w:color="808080"/>
-            </w:tcBorders>
-            <w:shd w:val="clear" w:color="auto" w:fill="F2F2F2"/>
+              <w:top w:val="single" w:color="808080" w:themeColor="background1" w:themeShade="80" w:sz="4" w:space="0"/>
+              <w:left w:val="single" w:color="808080" w:themeColor="background1" w:themeShade="80" w:sz="4" w:space="0"/>
+              <w:bottom w:val="single" w:color="808080" w:themeColor="background1" w:themeShade="80" w:sz="4" w:space="0"/>
+              <w:right w:val="single" w:color="808080" w:themeColor="background1" w:themeShade="80" w:sz="4" w:space="0"/>
+            </w:tcBorders>
+            <w:shd w:val="clear" w:color="auto" w:fill="F2F2F2" w:themeFill="background1" w:themeFillShade="F2"/>
             <w:tcMar>
               <w:top w:w="60" w:type="dxa"/>
               <w:left w:w="80" w:type="dxa"/>
@@ -2772,15 +2228,19 @@
         <w:spacing w:before="120" w:after="200"/>
         <w:rPr>
           <w:rFonts w:ascii="Times New Roman" w:hAnsi="Times New Roman" w:cs="Times New Roman"/>
+          <w:i w:val="1"/>
+          <w:iCs w:val="1"/>
+          <w:sz w:val="18"/>
+          <w:szCs w:val="18"/>
         </w:rPr>
       </w:pPr>
       <w:r>
         <w:rPr>
           <w:rFonts w:ascii="Times New Roman" w:hAnsi="Times New Roman" w:cs="Times New Roman"/>
-          <w:b/>
-          <w:bCs/>
-          <w:i/>
-          <w:iCs/>
+          <w:b w:val="1"/>
+          <w:bCs w:val="1"/>
+          <w:i w:val="1"/>
+          <w:iCs w:val="1"/>
           <w:sz w:val="18"/>
           <w:szCs w:val="18"/>
         </w:rPr>
@@ -2789,12 +2249,33 @@
       <w:r>
         <w:rPr>
           <w:rFonts w:ascii="Times New Roman" w:hAnsi="Times New Roman" w:cs="Times New Roman"/>
-          <w:i/>
-          <w:iCs/>
+          <w:i w:val="1"/>
+          <w:iCs w:val="1"/>
           <w:sz w:val="18"/>
           <w:szCs w:val="18"/>
         </w:rPr>
-        <w:t>The Untied Grant may be used for locally identified needs as envisaged in the 18 subjects of the Twelfth Schedule, except salaries or other establishment-related expenditure. Expenditure on roads shall not exceed 20% of the untied allocation. Professional services, as empanelled by CAG of India, for auditing and accounting functions of ULBs may be borne from the untied component.</w:t>
+        <w:t>The Untied Grant may be used for locally identified needs as envisaged in the 18 subjects of the Twelfth Schedule, except salaries or other establishment-related expenditure.</w:t>
+      </w:r>
+      <w:commentRangeEnd w:id="796361508"/>
+      <w:r>
+        <w:rPr>
+          <w:rStyle w:val="CommentReference"/>
+        </w:rPr>
+        <w:commentReference w:id="796361508"/>
+      </w:r>
+      <w:commentRangeEnd w:id="1683415058"/>
+      <w:r>
+        <w:rPr>
+          <w:rStyle w:val="CommentReference"/>
+        </w:rPr>
+        <w:commentReference w:id="1683415058"/>
+      </w:r>
+      <w:commentRangeEnd w:id="521391202"/>
+      <w:r>
+        <w:rPr>
+          <w:rStyle w:val="CommentReference"/>
+        </w:rPr>
+        <w:commentReference w:id="521391202"/>
       </w:r>
     </w:p>
     <w:p>
@@ -2836,20 +2317,19 @@
           <w:sz w:val="22"/>
           <w:szCs w:val="22"/>
         </w:rPr>
-        <w:lastRenderedPageBreak/>
         <w:t>C. ACTIVITY / PROJECT DETAILS</w:t>
       </w:r>
     </w:p>
     <w:tbl>
       <w:tblPr>
-        <w:tblW w:w="10466" w:type="dxa"/>
+        <w:tblW w:w="9238" w:type="dxa"/>
         <w:tblBorders>
-          <w:top w:val="single" w:sz="4" w:space="0" w:color="auto"/>
-          <w:left w:val="single" w:sz="4" w:space="0" w:color="auto"/>
-          <w:bottom w:val="single" w:sz="4" w:space="0" w:color="auto"/>
-          <w:right w:val="single" w:sz="4" w:space="0" w:color="auto"/>
-          <w:insideH w:val="single" w:sz="4" w:space="0" w:color="auto"/>
-          <w:insideV w:val="single" w:sz="4" w:space="0" w:color="auto"/>
+          <w:top w:val="single" w:color="auto" w:sz="4" w:space="0"/>
+          <w:left w:val="single" w:color="auto" w:sz="4" w:space="0"/>
+          <w:bottom w:val="single" w:color="auto" w:sz="4" w:space="0"/>
+          <w:right w:val="single" w:color="auto" w:sz="4" w:space="0"/>
+          <w:insideH w:val="single" w:color="auto" w:sz="4" w:space="0"/>
+          <w:insideV w:val="single" w:color="auto" w:sz="4" w:space="0"/>
         </w:tblBorders>
         <w:tblLayout w:type="fixed"/>
         <w:tblCellMar>
@@ -2859,27 +2339,28 @@
         <w:tblLook w:val="0000" w:firstRow="0" w:lastRow="0" w:firstColumn="0" w:lastColumn="0" w:noHBand="0" w:noVBand="0"/>
       </w:tblPr>
       <w:tblGrid>
-        <w:gridCol w:w="500"/>
-        <w:gridCol w:w="1600"/>
-        <w:gridCol w:w="1200"/>
-        <w:gridCol w:w="1200"/>
-        <w:gridCol w:w="1266"/>
-        <w:gridCol w:w="1200"/>
-        <w:gridCol w:w="1900"/>
-        <w:gridCol w:w="1600"/>
+        <w:gridCol w:w="446"/>
+        <w:gridCol w:w="1725"/>
+        <w:gridCol w:w="855"/>
+        <w:gridCol w:w="988"/>
+        <w:gridCol w:w="1129"/>
+        <w:gridCol w:w="1590"/>
+        <w:gridCol w:w="1275"/>
+        <w:gridCol w:w="1230"/>
       </w:tblGrid>
       <w:tr>
         <w:trPr>
           <w:tblHeader/>
+          <w:trHeight w:val="300"/>
         </w:trPr>
         <w:tc>
           <w:tcPr>
-            <w:tcW w:w="500" w:type="dxa"/>
-            <w:tcBorders>
-              <w:top w:val="single" w:sz="4" w:space="0" w:color="808080"/>
-              <w:left w:val="single" w:sz="4" w:space="0" w:color="808080"/>
-              <w:bottom w:val="single" w:sz="4" w:space="0" w:color="808080"/>
-              <w:right w:val="single" w:sz="4" w:space="0" w:color="808080"/>
+            <w:tcW w:w="446" w:type="dxa"/>
+            <w:tcBorders>
+              <w:top w:val="single" w:color="808080" w:themeColor="background1" w:themeShade="80" w:sz="4" w:space="0"/>
+              <w:left w:val="single" w:color="808080" w:themeColor="background1" w:themeShade="80" w:sz="4" w:space="0"/>
+              <w:bottom w:val="single" w:color="808080" w:themeColor="background1" w:themeShade="80" w:sz="4" w:space="0"/>
+              <w:right w:val="single" w:color="808080" w:themeColor="background1" w:themeShade="80" w:sz="4" w:space="0"/>
             </w:tcBorders>
             <w:shd w:val="clear" w:color="auto" w:fill="DDEBF7"/>
             <w:tcMar>
@@ -2911,12 +2392,12 @@
         </w:tc>
         <w:tc>
           <w:tcPr>
-            <w:tcW w:w="1600" w:type="dxa"/>
-            <w:tcBorders>
-              <w:top w:val="single" w:sz="4" w:space="0" w:color="808080"/>
-              <w:left w:val="single" w:sz="4" w:space="0" w:color="808080"/>
-              <w:bottom w:val="single" w:sz="4" w:space="0" w:color="808080"/>
-              <w:right w:val="single" w:sz="4" w:space="0" w:color="808080"/>
+            <w:tcW w:w="1725" w:type="dxa"/>
+            <w:tcBorders>
+              <w:top w:val="single" w:color="808080" w:themeColor="background1" w:themeShade="80" w:sz="4" w:space="0"/>
+              <w:left w:val="single" w:color="808080" w:themeColor="background1" w:themeShade="80" w:sz="4" w:space="0"/>
+              <w:bottom w:val="single" w:color="808080" w:themeColor="background1" w:themeShade="80" w:sz="4" w:space="0"/>
+              <w:right w:val="single" w:color="808080" w:themeColor="background1" w:themeShade="80" w:sz="4" w:space="0"/>
             </w:tcBorders>
             <w:shd w:val="clear" w:color="auto" w:fill="DDEBF7"/>
             <w:tcMar>
@@ -2947,12 +2428,12 @@
         </w:tc>
         <w:tc>
           <w:tcPr>
-            <w:tcW w:w="1200" w:type="dxa"/>
-            <w:tcBorders>
-              <w:top w:val="single" w:sz="4" w:space="0" w:color="808080"/>
-              <w:left w:val="single" w:sz="4" w:space="0" w:color="808080"/>
-              <w:bottom w:val="single" w:sz="4" w:space="0" w:color="808080"/>
-              <w:right w:val="single" w:sz="4" w:space="0" w:color="808080"/>
+            <w:tcW w:w="855" w:type="dxa"/>
+            <w:tcBorders>
+              <w:top w:val="single" w:color="808080" w:themeColor="background1" w:themeShade="80" w:sz="4" w:space="0"/>
+              <w:left w:val="single" w:color="808080" w:themeColor="background1" w:themeShade="80" w:sz="4" w:space="0"/>
+              <w:bottom w:val="single" w:color="808080" w:themeColor="background1" w:themeShade="80" w:sz="4" w:space="0"/>
+              <w:right w:val="single" w:color="808080" w:themeColor="background1" w:themeShade="80" w:sz="4" w:space="0"/>
             </w:tcBorders>
             <w:shd w:val="clear" w:color="auto" w:fill="DDEBF7"/>
             <w:tcMar>
@@ -2984,12 +2465,69 @@
         </w:tc>
         <w:tc>
           <w:tcPr>
-            <w:tcW w:w="1200" w:type="dxa"/>
-            <w:tcBorders>
-              <w:top w:val="single" w:sz="4" w:space="0" w:color="808080"/>
-              <w:left w:val="single" w:sz="4" w:space="0" w:color="808080"/>
-              <w:bottom w:val="single" w:sz="4" w:space="0" w:color="808080"/>
-              <w:right w:val="single" w:sz="4" w:space="0" w:color="808080"/>
+            <w:tcW w:w="988" w:type="dxa"/>
+            <w:tcBorders>
+              <w:top w:val="single" w:color="808080" w:themeColor="background1" w:themeShade="80" w:sz="4" w:space="0"/>
+              <w:left w:val="single" w:color="808080" w:themeColor="background1" w:themeShade="80" w:sz="4" w:space="0"/>
+              <w:bottom w:val="single" w:color="808080" w:themeColor="background1" w:themeShade="80" w:sz="4" w:space="0"/>
+              <w:right w:val="single" w:color="808080" w:themeColor="background1" w:themeShade="80" w:sz="4" w:space="0"/>
+            </w:tcBorders>
+            <w:shd w:val="clear" w:color="auto" w:fill="DDEBF7"/>
+            <w:tcMar>
+              <w:top w:w="60" w:type="dxa"/>
+              <w:left w:w="80" w:type="dxa"/>
+              <w:bottom w:w="60" w:type="dxa"/>
+              <w:right w:w="80" w:type="dxa"/>
+            </w:tcMar>
+            <w:vAlign w:val="center"/>
+          </w:tcPr>
+          <w:p>
+            <w:pPr>
+              <w:jc w:val="center"/>
+              <w:rPr>
+                <w:rFonts w:ascii="Times New Roman" w:hAnsi="Times New Roman" w:cs="Times New Roman"/>
+              </w:rPr>
+            </w:pPr>
+            <w:r>
+              <w:rPr>
+                <w:rFonts w:ascii="Times New Roman" w:hAnsi="Times New Roman" w:cs="Times New Roman"/>
+                <w:b w:val="1"/>
+                <w:bCs w:val="1"/>
+                <w:sz w:val="18"/>
+                <w:szCs w:val="18"/>
+              </w:rPr>
+              <w:t>Is DPR / estimate prepared?</w:t>
+            </w:r>
+            <w:r>
+              <w:rPr>
+                <w:rFonts w:ascii="Times New Roman" w:hAnsi="Times New Roman" w:cs="Times New Roman"/>
+                <w:b w:val="1"/>
+                <w:bCs w:val="1"/>
+                <w:sz w:val="18"/>
+                <w:szCs w:val="18"/>
+              </w:rPr>
+              <w:t xml:space="preserve"> </w:t>
+            </w:r>
+            <w:r>
+              <w:rPr>
+                <w:rFonts w:ascii="Times New Roman" w:hAnsi="Times New Roman" w:cs="Times New Roman"/>
+                <w:b w:val="1"/>
+                <w:bCs w:val="1"/>
+                <w:sz w:val="18"/>
+                <w:szCs w:val="18"/>
+              </w:rPr>
+              <w:t>(Yes/No)</w:t>
+            </w:r>
+          </w:p>
+        </w:tc>
+        <w:tc>
+          <w:tcPr>
+            <w:tcW w:w="1129" w:type="dxa"/>
+            <w:tcBorders>
+              <w:top w:val="single" w:color="808080" w:themeColor="background1" w:themeShade="80" w:sz="4" w:space="0"/>
+              <w:left w:val="single" w:color="808080" w:themeColor="background1" w:themeShade="80" w:sz="4" w:space="0"/>
+              <w:bottom w:val="single" w:color="808080" w:themeColor="background1" w:themeShade="80" w:sz="4" w:space="0"/>
+              <w:right w:val="single" w:color="808080" w:themeColor="background1" w:themeShade="80" w:sz="4" w:space="0"/>
             </w:tcBorders>
             <w:shd w:val="clear" w:color="auto" w:fill="DDEBF7"/>
             <w:tcMar>
@@ -3015,18 +2553,68 @@
                 <w:sz w:val="18"/>
                 <w:szCs w:val="18"/>
               </w:rPr>
-              <w:t>Is DPR / estimate prepared?</w:t>
+              <w:t>Total Project Cost (Rs. lakh)</w:t>
             </w:r>
           </w:p>
         </w:tc>
         <w:tc>
           <w:tcPr>
-            <w:tcW w:w="1266" w:type="dxa"/>
-            <w:tcBorders>
-              <w:top w:val="single" w:sz="4" w:space="0" w:color="808080"/>
-              <w:left w:val="single" w:sz="4" w:space="0" w:color="808080"/>
-              <w:bottom w:val="single" w:sz="4" w:space="0" w:color="808080"/>
-              <w:right w:val="single" w:sz="4" w:space="0" w:color="808080"/>
+            <w:tcW w:w="1590" w:type="dxa"/>
+            <w:tcBorders>
+              <w:top w:val="single" w:color="808080" w:themeColor="background1" w:themeShade="80" w:sz="4"/>
+              <w:left w:val="single" w:color="808080" w:themeColor="background1" w:themeShade="80" w:sz="4"/>
+              <w:bottom w:val="single" w:color="808080" w:themeColor="background1" w:themeShade="80" w:sz="4"/>
+              <w:right w:val="single" w:color="808080" w:themeColor="background1" w:themeShade="80" w:sz="4"/>
+            </w:tcBorders>
+            <w:shd w:val="clear" w:color="auto" w:fill="DDEBF7"/>
+            <w:tcMar>
+              <w:top w:w="60" w:type="dxa"/>
+              <w:left w:w="80" w:type="dxa"/>
+              <w:bottom w:w="60" w:type="dxa"/>
+              <w:right w:w="80" w:type="dxa"/>
+            </w:tcMar>
+            <w:vAlign w:val="center"/>
+          </w:tcPr>
+          <w:p xmlns:wp14="http://schemas.microsoft.com/office/word/2010/wordml" wp14:textId="77777777">
+            <w:pPr>
+              <w:jc w:val="center"/>
+              <w:rPr>
+                <w:rFonts w:ascii="Times New Roman" w:hAnsi="Times New Roman" w:cs="Times New Roman"/>
+              </w:rPr>
+            </w:pPr>
+            <w:r>
+              <w:rPr>
+                <w:rFonts w:ascii="Times New Roman" w:hAnsi="Times New Roman" w:cs="Times New Roman"/>
+                <w:b w:val="1"/>
+                <w:bCs w:val="1"/>
+                <w:sz w:val="18"/>
+                <w:szCs w:val="18"/>
+              </w:rPr>
+              <w:t>Expenditure incurred out of FC Untied Grant (Rs. lakh)</w:t>
+            </w:r>
+          </w:p>
+          <w:p>
+            <w:pPr>
+              <w:pStyle w:val="Normal"/>
+              <w:jc w:val="center"/>
+              <w:rPr>
+                <w:rFonts w:ascii="Times New Roman" w:hAnsi="Times New Roman" w:cs="Times New Roman"/>
+                <w:b w:val="1"/>
+                <w:bCs w:val="1"/>
+                <w:sz w:val="18"/>
+                <w:szCs w:val="18"/>
+              </w:rPr>
+            </w:pPr>
+          </w:p>
+        </w:tc>
+        <w:tc>
+          <w:tcPr>
+            <w:tcW w:w="1275" w:type="dxa"/>
+            <w:tcBorders>
+              <w:top w:val="single" w:color="808080" w:themeColor="background1" w:themeShade="80" w:sz="4" w:space="0"/>
+              <w:left w:val="single" w:color="808080" w:themeColor="background1" w:themeShade="80" w:sz="4" w:space="0"/>
+              <w:bottom w:val="single" w:color="808080" w:themeColor="background1" w:themeShade="80" w:sz="4" w:space="0"/>
+              <w:right w:val="single" w:color="808080" w:themeColor="background1" w:themeShade="80" w:sz="4" w:space="0"/>
             </w:tcBorders>
             <w:shd w:val="clear" w:color="auto" w:fill="DDEBF7"/>
             <w:tcMar>
@@ -3052,18 +2640,18 @@
                 <w:sz w:val="18"/>
                 <w:szCs w:val="18"/>
               </w:rPr>
-              <w:t>Total Project Cost (Rs. lakh)</w:t>
+              <w:t>% of FC Untied Grant in total cost</w:t>
             </w:r>
           </w:p>
         </w:tc>
         <w:tc>
           <w:tcPr>
-            <w:tcW w:w="1200" w:type="dxa"/>
-            <w:tcBorders>
-              <w:top w:val="single" w:sz="4" w:space="0" w:color="808080"/>
-              <w:left w:val="single" w:sz="4" w:space="0" w:color="808080"/>
-              <w:bottom w:val="single" w:sz="4" w:space="0" w:color="808080"/>
-              <w:right w:val="single" w:sz="4" w:space="0" w:color="808080"/>
+            <w:tcW w:w="1230" w:type="dxa"/>
+            <w:tcBorders>
+              <w:top w:val="single" w:color="808080" w:themeColor="background1" w:themeShade="80" w:sz="4" w:space="0"/>
+              <w:left w:val="single" w:color="808080" w:themeColor="background1" w:themeShade="80" w:sz="4" w:space="0"/>
+              <w:bottom w:val="single" w:color="808080" w:themeColor="background1" w:themeShade="80" w:sz="4" w:space="0"/>
+              <w:right w:val="single" w:color="808080" w:themeColor="background1" w:themeShade="80" w:sz="4" w:space="0"/>
             </w:tcBorders>
             <w:shd w:val="clear" w:color="auto" w:fill="DDEBF7"/>
             <w:tcMar>
@@ -3089,20 +2677,24 @@
                 <w:sz w:val="18"/>
                 <w:szCs w:val="18"/>
               </w:rPr>
-              <w:t>% of FC Untied Grant in total cost</w:t>
+              <w:t>% Physical Completion</w:t>
             </w:r>
           </w:p>
         </w:tc>
-        <w:tc>
-          <w:tcPr>
-            <w:tcW w:w="1900" w:type="dxa"/>
-            <w:tcBorders>
-              <w:top w:val="single" w:sz="4" w:space="0" w:color="808080"/>
-              <w:left w:val="single" w:sz="4" w:space="0" w:color="808080"/>
-              <w:bottom w:val="single" w:sz="4" w:space="0" w:color="808080"/>
-              <w:right w:val="single" w:sz="4" w:space="0" w:color="808080"/>
-            </w:tcBorders>
-            <w:shd w:val="clear" w:color="auto" w:fill="DDEBF7"/>
+      </w:tr>
+      <w:tr>
+        <w:trPr>
+          <w:trHeight w:val="300"/>
+        </w:trPr>
+        <w:tc>
+          <w:tcPr>
+            <w:tcW w:w="446" w:type="dxa"/>
+            <w:tcBorders>
+              <w:top w:val="single" w:color="808080" w:themeColor="background1" w:themeShade="80" w:sz="4" w:space="0"/>
+              <w:left w:val="single" w:color="808080" w:themeColor="background1" w:themeShade="80" w:sz="4" w:space="0"/>
+              <w:bottom w:val="single" w:color="808080" w:themeColor="background1" w:themeShade="80" w:sz="4" w:space="0"/>
+              <w:right w:val="single" w:color="808080" w:themeColor="background1" w:themeShade="80" w:sz="4" w:space="0"/>
+            </w:tcBorders>
             <w:tcMar>
               <w:top w:w="60" w:type="dxa"/>
               <w:left w:w="80" w:type="dxa"/>
@@ -3121,25 +2713,203 @@
             <w:r>
               <w:rPr>
                 <w:rFonts w:ascii="Times New Roman" w:hAnsi="Times New Roman" w:cs="Times New Roman"/>
-                <w:b/>
-                <w:bCs/>
                 <w:sz w:val="18"/>
                 <w:szCs w:val="18"/>
               </w:rPr>
-              <w:t>Expenditure incurred out of FC Untied Grant (Rs. lakh)</w:t>
+              <w:t>1</w:t>
             </w:r>
           </w:p>
         </w:tc>
         <w:tc>
           <w:tcPr>
-            <w:tcW w:w="1600" w:type="dxa"/>
-            <w:tcBorders>
-              <w:top w:val="single" w:sz="4" w:space="0" w:color="808080"/>
-              <w:left w:val="single" w:sz="4" w:space="0" w:color="808080"/>
-              <w:bottom w:val="single" w:sz="4" w:space="0" w:color="808080"/>
-              <w:right w:val="single" w:sz="4" w:space="0" w:color="808080"/>
-            </w:tcBorders>
-            <w:shd w:val="clear" w:color="auto" w:fill="DDEBF7"/>
+            <w:tcW w:w="1725" w:type="dxa"/>
+            <w:tcBorders>
+              <w:top w:val="single" w:color="808080" w:themeColor="background1" w:themeShade="80" w:sz="4" w:space="0"/>
+              <w:left w:val="single" w:color="808080" w:themeColor="background1" w:themeShade="80" w:sz="4" w:space="0"/>
+              <w:bottom w:val="single" w:color="808080" w:themeColor="background1" w:themeShade="80" w:sz="4" w:space="0"/>
+              <w:right w:val="single" w:color="808080" w:themeColor="background1" w:themeShade="80" w:sz="4" w:space="0"/>
+            </w:tcBorders>
+            <w:tcMar>
+              <w:top w:w="60" w:type="dxa"/>
+              <w:left w:w="80" w:type="dxa"/>
+              <w:bottom w:w="60" w:type="dxa"/>
+              <w:right w:w="80" w:type="dxa"/>
+            </w:tcMar>
+            <w:vAlign w:val="center"/>
+          </w:tcPr>
+          <w:p>
+            <w:pPr>
+              <w:rPr>
+                <w:rFonts w:ascii="Times New Roman" w:hAnsi="Times New Roman" w:cs="Times New Roman"/>
+              </w:rPr>
+            </w:pPr>
+          </w:p>
+        </w:tc>
+        <w:tc>
+          <w:tcPr>
+            <w:tcW w:w="855" w:type="dxa"/>
+            <w:tcBorders>
+              <w:top w:val="single" w:color="808080" w:themeColor="background1" w:themeShade="80" w:sz="4" w:space="0"/>
+              <w:left w:val="single" w:color="808080" w:themeColor="background1" w:themeShade="80" w:sz="4" w:space="0"/>
+              <w:bottom w:val="single" w:color="808080" w:themeColor="background1" w:themeShade="80" w:sz="4" w:space="0"/>
+              <w:right w:val="single" w:color="808080" w:themeColor="background1" w:themeShade="80" w:sz="4" w:space="0"/>
+            </w:tcBorders>
+            <w:tcMar>
+              <w:top w:w="60" w:type="dxa"/>
+              <w:left w:w="80" w:type="dxa"/>
+              <w:bottom w:w="60" w:type="dxa"/>
+              <w:right w:w="80" w:type="dxa"/>
+            </w:tcMar>
+            <w:vAlign w:val="center"/>
+          </w:tcPr>
+          <w:p>
+            <w:pPr>
+              <w:rPr>
+                <w:rFonts w:ascii="Times New Roman" w:hAnsi="Times New Roman" w:cs="Times New Roman"/>
+              </w:rPr>
+            </w:pPr>
+          </w:p>
+        </w:tc>
+        <w:tc>
+          <w:tcPr>
+            <w:tcW w:w="988" w:type="dxa"/>
+            <w:tcBorders>
+              <w:top w:val="single" w:color="808080" w:themeColor="background1" w:themeShade="80" w:sz="4" w:space="0"/>
+              <w:left w:val="single" w:color="808080" w:themeColor="background1" w:themeShade="80" w:sz="4" w:space="0"/>
+              <w:bottom w:val="single" w:color="808080" w:themeColor="background1" w:themeShade="80" w:sz="4" w:space="0"/>
+              <w:right w:val="single" w:color="808080" w:themeColor="background1" w:themeShade="80" w:sz="4" w:space="0"/>
+            </w:tcBorders>
+            <w:tcMar>
+              <w:top w:w="60" w:type="dxa"/>
+              <w:left w:w="80" w:type="dxa"/>
+              <w:bottom w:w="60" w:type="dxa"/>
+              <w:right w:w="80" w:type="dxa"/>
+            </w:tcMar>
+            <w:vAlign w:val="center"/>
+          </w:tcPr>
+          <w:p>
+            <w:pPr>
+              <w:rPr>
+                <w:rFonts w:ascii="Times New Roman" w:hAnsi="Times New Roman" w:cs="Times New Roman"/>
+              </w:rPr>
+            </w:pPr>
+          </w:p>
+        </w:tc>
+        <w:tc>
+          <w:tcPr>
+            <w:tcW w:w="1129" w:type="dxa"/>
+            <w:tcBorders>
+              <w:top w:val="single" w:color="808080" w:themeColor="background1" w:themeShade="80" w:sz="4" w:space="0"/>
+              <w:left w:val="single" w:color="808080" w:themeColor="background1" w:themeShade="80" w:sz="4" w:space="0"/>
+              <w:bottom w:val="single" w:color="808080" w:themeColor="background1" w:themeShade="80" w:sz="4" w:space="0"/>
+              <w:right w:val="single" w:color="808080" w:themeColor="background1" w:themeShade="80" w:sz="4" w:space="0"/>
+            </w:tcBorders>
+            <w:tcMar>
+              <w:top w:w="60" w:type="dxa"/>
+              <w:left w:w="80" w:type="dxa"/>
+              <w:bottom w:w="60" w:type="dxa"/>
+              <w:right w:w="80" w:type="dxa"/>
+            </w:tcMar>
+            <w:vAlign w:val="center"/>
+          </w:tcPr>
+          <w:p>
+            <w:pPr>
+              <w:rPr>
+                <w:rFonts w:ascii="Times New Roman" w:hAnsi="Times New Roman" w:cs="Times New Roman"/>
+              </w:rPr>
+            </w:pPr>
+          </w:p>
+        </w:tc>
+        <w:tc>
+          <w:tcPr>
+            <w:tcW w:w="1590" w:type="dxa"/>
+            <w:tcBorders>
+              <w:top w:val="single" w:color="808080" w:themeColor="background1" w:themeShade="80" w:sz="4"/>
+              <w:left w:val="single" w:color="808080" w:themeColor="background1" w:themeShade="80" w:sz="4"/>
+              <w:bottom w:val="single" w:color="808080" w:themeColor="background1" w:themeShade="80" w:sz="4"/>
+              <w:right w:val="single" w:color="808080" w:themeColor="background1" w:themeShade="80" w:sz="4"/>
+            </w:tcBorders>
+            <w:tcMar>
+              <w:top w:w="60" w:type="dxa"/>
+              <w:left w:w="80" w:type="dxa"/>
+              <w:bottom w:w="60" w:type="dxa"/>
+              <w:right w:w="80" w:type="dxa"/>
+            </w:tcMar>
+            <w:vAlign w:val="center"/>
+          </w:tcPr>
+          <w:p>
+            <w:pPr>
+              <w:pStyle w:val="Normal"/>
+              <w:rPr>
+                <w:rFonts w:ascii="Times New Roman" w:hAnsi="Times New Roman" w:cs="Times New Roman"/>
+              </w:rPr>
+            </w:pPr>
+          </w:p>
+        </w:tc>
+        <w:tc>
+          <w:tcPr>
+            <w:tcW w:w="1275" w:type="dxa"/>
+            <w:tcBorders>
+              <w:top w:val="single" w:color="808080" w:themeColor="background1" w:themeShade="80" w:sz="4" w:space="0"/>
+              <w:left w:val="single" w:color="808080" w:themeColor="background1" w:themeShade="80" w:sz="4" w:space="0"/>
+              <w:bottom w:val="single" w:color="808080" w:themeColor="background1" w:themeShade="80" w:sz="4" w:space="0"/>
+              <w:right w:val="single" w:color="808080" w:themeColor="background1" w:themeShade="80" w:sz="4" w:space="0"/>
+            </w:tcBorders>
+            <w:tcMar>
+              <w:top w:w="60" w:type="dxa"/>
+              <w:left w:w="80" w:type="dxa"/>
+              <w:bottom w:w="60" w:type="dxa"/>
+              <w:right w:w="80" w:type="dxa"/>
+            </w:tcMar>
+            <w:vAlign w:val="center"/>
+          </w:tcPr>
+          <w:p>
+            <w:pPr>
+              <w:rPr>
+                <w:rFonts w:ascii="Times New Roman" w:hAnsi="Times New Roman" w:cs="Times New Roman"/>
+              </w:rPr>
+            </w:pPr>
+          </w:p>
+        </w:tc>
+        <w:tc>
+          <w:tcPr>
+            <w:tcW w:w="1230" w:type="dxa"/>
+            <w:tcBorders>
+              <w:top w:val="single" w:color="808080" w:themeColor="background1" w:themeShade="80" w:sz="4" w:space="0"/>
+              <w:left w:val="single" w:color="808080" w:themeColor="background1" w:themeShade="80" w:sz="4" w:space="0"/>
+              <w:bottom w:val="single" w:color="808080" w:themeColor="background1" w:themeShade="80" w:sz="4" w:space="0"/>
+              <w:right w:val="single" w:color="808080" w:themeColor="background1" w:themeShade="80" w:sz="4" w:space="0"/>
+            </w:tcBorders>
+            <w:tcMar>
+              <w:top w:w="60" w:type="dxa"/>
+              <w:left w:w="80" w:type="dxa"/>
+              <w:bottom w:w="60" w:type="dxa"/>
+              <w:right w:w="80" w:type="dxa"/>
+            </w:tcMar>
+            <w:vAlign w:val="center"/>
+          </w:tcPr>
+          <w:p>
+            <w:pPr>
+              <w:rPr>
+                <w:rFonts w:ascii="Times New Roman" w:hAnsi="Times New Roman" w:cs="Times New Roman"/>
+              </w:rPr>
+            </w:pPr>
+          </w:p>
+        </w:tc>
+      </w:tr>
+      <w:tr>
+        <w:trPr>
+          <w:trHeight w:val="300"/>
+        </w:trPr>
+        <w:tc>
+          <w:tcPr>
+            <w:tcW w:w="446" w:type="dxa"/>
+            <w:tcBorders>
+              <w:top w:val="single" w:color="808080" w:themeColor="background1" w:themeShade="80" w:sz="4" w:space="0"/>
+              <w:left w:val="single" w:color="808080" w:themeColor="background1" w:themeShade="80" w:sz="4" w:space="0"/>
+              <w:bottom w:val="single" w:color="808080" w:themeColor="background1" w:themeShade="80" w:sz="4" w:space="0"/>
+              <w:right w:val="single" w:color="808080" w:themeColor="background1" w:themeShade="80" w:sz="4" w:space="0"/>
+            </w:tcBorders>
             <w:tcMar>
               <w:top w:w="60" w:type="dxa"/>
               <w:left w:w="80" w:type="dxa"/>
@@ -3158,25 +2928,202 @@
             <w:r>
               <w:rPr>
                 <w:rFonts w:ascii="Times New Roman" w:hAnsi="Times New Roman" w:cs="Times New Roman"/>
-                <w:b/>
-                <w:bCs/>
                 <w:sz w:val="18"/>
                 <w:szCs w:val="18"/>
               </w:rPr>
-              <w:t>% Physical Completion</w:t>
+              <w:t>2</w:t>
             </w:r>
+          </w:p>
+        </w:tc>
+        <w:tc>
+          <w:tcPr>
+            <w:tcW w:w="1725" w:type="dxa"/>
+            <w:tcBorders>
+              <w:top w:val="single" w:color="808080" w:themeColor="background1" w:themeShade="80" w:sz="4" w:space="0"/>
+              <w:left w:val="single" w:color="808080" w:themeColor="background1" w:themeShade="80" w:sz="4" w:space="0"/>
+              <w:bottom w:val="single" w:color="808080" w:themeColor="background1" w:themeShade="80" w:sz="4" w:space="0"/>
+              <w:right w:val="single" w:color="808080" w:themeColor="background1" w:themeShade="80" w:sz="4" w:space="0"/>
+            </w:tcBorders>
+            <w:tcMar>
+              <w:top w:w="60" w:type="dxa"/>
+              <w:left w:w="80" w:type="dxa"/>
+              <w:bottom w:w="60" w:type="dxa"/>
+              <w:right w:w="80" w:type="dxa"/>
+            </w:tcMar>
+            <w:vAlign w:val="center"/>
+          </w:tcPr>
+          <w:p>
+            <w:pPr>
+              <w:rPr>
+                <w:rFonts w:ascii="Times New Roman" w:hAnsi="Times New Roman" w:cs="Times New Roman"/>
+              </w:rPr>
+            </w:pPr>
+          </w:p>
+        </w:tc>
+        <w:tc>
+          <w:tcPr>
+            <w:tcW w:w="855" w:type="dxa"/>
+            <w:tcBorders>
+              <w:top w:val="single" w:color="808080" w:themeColor="background1" w:themeShade="80" w:sz="4" w:space="0"/>
+              <w:left w:val="single" w:color="808080" w:themeColor="background1" w:themeShade="80" w:sz="4" w:space="0"/>
+              <w:bottom w:val="single" w:color="808080" w:themeColor="background1" w:themeShade="80" w:sz="4" w:space="0"/>
+              <w:right w:val="single" w:color="808080" w:themeColor="background1" w:themeShade="80" w:sz="4" w:space="0"/>
+            </w:tcBorders>
+            <w:tcMar>
+              <w:top w:w="60" w:type="dxa"/>
+              <w:left w:w="80" w:type="dxa"/>
+              <w:bottom w:w="60" w:type="dxa"/>
+              <w:right w:w="80" w:type="dxa"/>
+            </w:tcMar>
+            <w:vAlign w:val="center"/>
+          </w:tcPr>
+          <w:p>
+            <w:pPr>
+              <w:rPr>
+                <w:rFonts w:ascii="Times New Roman" w:hAnsi="Times New Roman" w:cs="Times New Roman"/>
+              </w:rPr>
+            </w:pPr>
+          </w:p>
+        </w:tc>
+        <w:tc>
+          <w:tcPr>
+            <w:tcW w:w="988" w:type="dxa"/>
+            <w:tcBorders>
+              <w:top w:val="single" w:color="808080" w:themeColor="background1" w:themeShade="80" w:sz="4" w:space="0"/>
+              <w:left w:val="single" w:color="808080" w:themeColor="background1" w:themeShade="80" w:sz="4" w:space="0"/>
+              <w:bottom w:val="single" w:color="808080" w:themeColor="background1" w:themeShade="80" w:sz="4" w:space="0"/>
+              <w:right w:val="single" w:color="808080" w:themeColor="background1" w:themeShade="80" w:sz="4" w:space="0"/>
+            </w:tcBorders>
+            <w:tcMar>
+              <w:top w:w="60" w:type="dxa"/>
+              <w:left w:w="80" w:type="dxa"/>
+              <w:bottom w:w="60" w:type="dxa"/>
+              <w:right w:w="80" w:type="dxa"/>
+            </w:tcMar>
+            <w:vAlign w:val="center"/>
+          </w:tcPr>
+          <w:p>
+            <w:pPr>
+              <w:rPr>
+                <w:rFonts w:ascii="Times New Roman" w:hAnsi="Times New Roman" w:cs="Times New Roman"/>
+              </w:rPr>
+            </w:pPr>
+          </w:p>
+        </w:tc>
+        <w:tc>
+          <w:tcPr>
+            <w:tcW w:w="1129" w:type="dxa"/>
+            <w:tcBorders>
+              <w:top w:val="single" w:color="808080" w:themeColor="background1" w:themeShade="80" w:sz="4" w:space="0"/>
+              <w:left w:val="single" w:color="808080" w:themeColor="background1" w:themeShade="80" w:sz="4" w:space="0"/>
+              <w:bottom w:val="single" w:color="808080" w:themeColor="background1" w:themeShade="80" w:sz="4" w:space="0"/>
+              <w:right w:val="single" w:color="808080" w:themeColor="background1" w:themeShade="80" w:sz="4" w:space="0"/>
+            </w:tcBorders>
+            <w:tcMar>
+              <w:top w:w="60" w:type="dxa"/>
+              <w:left w:w="80" w:type="dxa"/>
+              <w:bottom w:w="60" w:type="dxa"/>
+              <w:right w:w="80" w:type="dxa"/>
+            </w:tcMar>
+            <w:vAlign w:val="center"/>
+          </w:tcPr>
+          <w:p>
+            <w:pPr>
+              <w:rPr>
+                <w:rFonts w:ascii="Times New Roman" w:hAnsi="Times New Roman" w:cs="Times New Roman"/>
+              </w:rPr>
+            </w:pPr>
+          </w:p>
+        </w:tc>
+        <w:tc>
+          <w:tcPr>
+            <w:tcW w:w="1590" w:type="dxa"/>
+            <w:tcBorders>
+              <w:top w:val="single" w:color="808080" w:themeColor="background1" w:themeShade="80" w:sz="4"/>
+              <w:left w:val="single" w:color="808080" w:themeColor="background1" w:themeShade="80" w:sz="4"/>
+              <w:bottom w:val="single" w:color="808080" w:themeColor="background1" w:themeShade="80" w:sz="4"/>
+              <w:right w:val="single" w:color="808080" w:themeColor="background1" w:themeShade="80" w:sz="4"/>
+            </w:tcBorders>
+            <w:tcMar>
+              <w:top w:w="60" w:type="dxa"/>
+              <w:left w:w="80" w:type="dxa"/>
+              <w:bottom w:w="60" w:type="dxa"/>
+              <w:right w:w="80" w:type="dxa"/>
+            </w:tcMar>
+            <w:vAlign w:val="center"/>
+          </w:tcPr>
+          <w:p>
+            <w:pPr>
+              <w:pStyle w:val="Normal"/>
+              <w:rPr>
+                <w:rFonts w:ascii="Times New Roman" w:hAnsi="Times New Roman" w:cs="Times New Roman"/>
+              </w:rPr>
+            </w:pPr>
+          </w:p>
+        </w:tc>
+        <w:tc>
+          <w:tcPr>
+            <w:tcW w:w="1275" w:type="dxa"/>
+            <w:tcBorders>
+              <w:top w:val="single" w:color="808080" w:themeColor="background1" w:themeShade="80" w:sz="4" w:space="0"/>
+              <w:left w:val="single" w:color="808080" w:themeColor="background1" w:themeShade="80" w:sz="4" w:space="0"/>
+              <w:bottom w:val="single" w:color="808080" w:themeColor="background1" w:themeShade="80" w:sz="4" w:space="0"/>
+              <w:right w:val="single" w:color="808080" w:themeColor="background1" w:themeShade="80" w:sz="4" w:space="0"/>
+            </w:tcBorders>
+            <w:tcMar>
+              <w:top w:w="60" w:type="dxa"/>
+              <w:left w:w="80" w:type="dxa"/>
+              <w:bottom w:w="60" w:type="dxa"/>
+              <w:right w:w="80" w:type="dxa"/>
+            </w:tcMar>
+            <w:vAlign w:val="center"/>
+          </w:tcPr>
+          <w:p>
+            <w:pPr>
+              <w:rPr>
+                <w:rFonts w:ascii="Times New Roman" w:hAnsi="Times New Roman" w:cs="Times New Roman"/>
+              </w:rPr>
+            </w:pPr>
+          </w:p>
+        </w:tc>
+        <w:tc>
+          <w:tcPr>
+            <w:tcW w:w="1230" w:type="dxa"/>
+            <w:tcBorders>
+              <w:top w:val="single" w:color="808080" w:themeColor="background1" w:themeShade="80" w:sz="4" w:space="0"/>
+              <w:left w:val="single" w:color="808080" w:themeColor="background1" w:themeShade="80" w:sz="4" w:space="0"/>
+              <w:bottom w:val="single" w:color="808080" w:themeColor="background1" w:themeShade="80" w:sz="4" w:space="0"/>
+              <w:right w:val="single" w:color="808080" w:themeColor="background1" w:themeShade="80" w:sz="4" w:space="0"/>
+            </w:tcBorders>
+            <w:tcMar>
+              <w:top w:w="60" w:type="dxa"/>
+              <w:left w:w="80" w:type="dxa"/>
+              <w:bottom w:w="60" w:type="dxa"/>
+              <w:right w:w="80" w:type="dxa"/>
+            </w:tcMar>
+            <w:vAlign w:val="center"/>
+          </w:tcPr>
+          <w:p>
+            <w:pPr>
+              <w:rPr>
+                <w:rFonts w:ascii="Times New Roman" w:hAnsi="Times New Roman" w:cs="Times New Roman"/>
+              </w:rPr>
+            </w:pPr>
           </w:p>
         </w:tc>
       </w:tr>
       <w:tr>
-        <w:tc>
-          <w:tcPr>
-            <w:tcW w:w="500" w:type="dxa"/>
-            <w:tcBorders>
-              <w:top w:val="single" w:sz="4" w:space="0" w:color="808080"/>
-              <w:left w:val="single" w:sz="4" w:space="0" w:color="808080"/>
-              <w:bottom w:val="single" w:sz="4" w:space="0" w:color="808080"/>
-              <w:right w:val="single" w:sz="4" w:space="0" w:color="808080"/>
+        <w:trPr>
+          <w:trHeight w:val="300"/>
+        </w:trPr>
+        <w:tc>
+          <w:tcPr>
+            <w:tcW w:w="446" w:type="dxa"/>
+            <w:tcBorders>
+              <w:top w:val="single" w:color="808080" w:themeColor="background1" w:themeShade="80" w:sz="4" w:space="0"/>
+              <w:left w:val="single" w:color="808080" w:themeColor="background1" w:themeShade="80" w:sz="4" w:space="0"/>
+              <w:bottom w:val="single" w:color="808080" w:themeColor="background1" w:themeShade="80" w:sz="4" w:space="0"/>
+              <w:right w:val="single" w:color="808080" w:themeColor="background1" w:themeShade="80" w:sz="4" w:space="0"/>
             </w:tcBorders>
             <w:tcMar>
               <w:top w:w="60" w:type="dxa"/>
@@ -3199,168 +3146,169 @@
                 <w:sz w:val="18"/>
                 <w:szCs w:val="18"/>
               </w:rPr>
-              <w:t>1</w:t>
+              <w:t>3</w:t>
             </w:r>
           </w:p>
         </w:tc>
         <w:tc>
           <w:tcPr>
-            <w:tcW w:w="1600" w:type="dxa"/>
-            <w:tcBorders>
-              <w:top w:val="single" w:sz="4" w:space="0" w:color="808080"/>
-              <w:left w:val="single" w:sz="4" w:space="0" w:color="808080"/>
-              <w:bottom w:val="single" w:sz="4" w:space="0" w:color="808080"/>
-              <w:right w:val="single" w:sz="4" w:space="0" w:color="808080"/>
-            </w:tcBorders>
-            <w:tcMar>
-              <w:top w:w="60" w:type="dxa"/>
-              <w:left w:w="80" w:type="dxa"/>
-              <w:bottom w:w="60" w:type="dxa"/>
-              <w:right w:w="80" w:type="dxa"/>
-            </w:tcMar>
-            <w:vAlign w:val="center"/>
-          </w:tcPr>
-          <w:p>
-            <w:pPr>
-              <w:rPr>
-                <w:rFonts w:ascii="Times New Roman" w:hAnsi="Times New Roman" w:cs="Times New Roman"/>
-              </w:rPr>
-            </w:pPr>
-          </w:p>
-        </w:tc>
-        <w:tc>
-          <w:tcPr>
-            <w:tcW w:w="1200" w:type="dxa"/>
-            <w:tcBorders>
-              <w:top w:val="single" w:sz="4" w:space="0" w:color="808080"/>
-              <w:left w:val="single" w:sz="4" w:space="0" w:color="808080"/>
-              <w:bottom w:val="single" w:sz="4" w:space="0" w:color="808080"/>
-              <w:right w:val="single" w:sz="4" w:space="0" w:color="808080"/>
-            </w:tcBorders>
-            <w:tcMar>
-              <w:top w:w="60" w:type="dxa"/>
-              <w:left w:w="80" w:type="dxa"/>
-              <w:bottom w:w="60" w:type="dxa"/>
-              <w:right w:w="80" w:type="dxa"/>
-            </w:tcMar>
-            <w:vAlign w:val="center"/>
-          </w:tcPr>
-          <w:p>
-            <w:pPr>
-              <w:rPr>
-                <w:rFonts w:ascii="Times New Roman" w:hAnsi="Times New Roman" w:cs="Times New Roman"/>
-              </w:rPr>
-            </w:pPr>
-          </w:p>
-        </w:tc>
-        <w:tc>
-          <w:tcPr>
-            <w:tcW w:w="1200" w:type="dxa"/>
-            <w:tcBorders>
-              <w:top w:val="single" w:sz="4" w:space="0" w:color="808080"/>
-              <w:left w:val="single" w:sz="4" w:space="0" w:color="808080"/>
-              <w:bottom w:val="single" w:sz="4" w:space="0" w:color="808080"/>
-              <w:right w:val="single" w:sz="4" w:space="0" w:color="808080"/>
-            </w:tcBorders>
-            <w:tcMar>
-              <w:top w:w="60" w:type="dxa"/>
-              <w:left w:w="80" w:type="dxa"/>
-              <w:bottom w:w="60" w:type="dxa"/>
-              <w:right w:w="80" w:type="dxa"/>
-            </w:tcMar>
-            <w:vAlign w:val="center"/>
-          </w:tcPr>
-          <w:p>
-            <w:pPr>
-              <w:rPr>
-                <w:rFonts w:ascii="Times New Roman" w:hAnsi="Times New Roman" w:cs="Times New Roman"/>
-              </w:rPr>
-            </w:pPr>
-          </w:p>
-        </w:tc>
-        <w:tc>
-          <w:tcPr>
-            <w:tcW w:w="1266" w:type="dxa"/>
-            <w:tcBorders>
-              <w:top w:val="single" w:sz="4" w:space="0" w:color="808080"/>
-              <w:left w:val="single" w:sz="4" w:space="0" w:color="808080"/>
-              <w:bottom w:val="single" w:sz="4" w:space="0" w:color="808080"/>
-              <w:right w:val="single" w:sz="4" w:space="0" w:color="808080"/>
-            </w:tcBorders>
-            <w:tcMar>
-              <w:top w:w="60" w:type="dxa"/>
-              <w:left w:w="80" w:type="dxa"/>
-              <w:bottom w:w="60" w:type="dxa"/>
-              <w:right w:w="80" w:type="dxa"/>
-            </w:tcMar>
-            <w:vAlign w:val="center"/>
-          </w:tcPr>
-          <w:p>
-            <w:pPr>
-              <w:rPr>
-                <w:rFonts w:ascii="Times New Roman" w:hAnsi="Times New Roman" w:cs="Times New Roman"/>
-              </w:rPr>
-            </w:pPr>
-          </w:p>
-        </w:tc>
-        <w:tc>
-          <w:tcPr>
-            <w:tcW w:w="1200" w:type="dxa"/>
-            <w:tcBorders>
-              <w:top w:val="single" w:sz="4" w:space="0" w:color="808080"/>
-              <w:left w:val="single" w:sz="4" w:space="0" w:color="808080"/>
-              <w:bottom w:val="single" w:sz="4" w:space="0" w:color="808080"/>
-              <w:right w:val="single" w:sz="4" w:space="0" w:color="808080"/>
-            </w:tcBorders>
-            <w:tcMar>
-              <w:top w:w="60" w:type="dxa"/>
-              <w:left w:w="80" w:type="dxa"/>
-              <w:bottom w:w="60" w:type="dxa"/>
-              <w:right w:w="80" w:type="dxa"/>
-            </w:tcMar>
-            <w:vAlign w:val="center"/>
-          </w:tcPr>
-          <w:p>
-            <w:pPr>
-              <w:rPr>
-                <w:rFonts w:ascii="Times New Roman" w:hAnsi="Times New Roman" w:cs="Times New Roman"/>
-              </w:rPr>
-            </w:pPr>
-          </w:p>
-        </w:tc>
-        <w:tc>
-          <w:tcPr>
-            <w:tcW w:w="1900" w:type="dxa"/>
-            <w:tcBorders>
-              <w:top w:val="single" w:sz="4" w:space="0" w:color="808080"/>
-              <w:left w:val="single" w:sz="4" w:space="0" w:color="808080"/>
-              <w:bottom w:val="single" w:sz="4" w:space="0" w:color="808080"/>
-              <w:right w:val="single" w:sz="4" w:space="0" w:color="808080"/>
-            </w:tcBorders>
-            <w:tcMar>
-              <w:top w:w="60" w:type="dxa"/>
-              <w:left w:w="80" w:type="dxa"/>
-              <w:bottom w:w="60" w:type="dxa"/>
-              <w:right w:w="80" w:type="dxa"/>
-            </w:tcMar>
-            <w:vAlign w:val="center"/>
-          </w:tcPr>
-          <w:p>
-            <w:pPr>
-              <w:rPr>
-                <w:rFonts w:ascii="Times New Roman" w:hAnsi="Times New Roman" w:cs="Times New Roman"/>
-              </w:rPr>
-            </w:pPr>
-          </w:p>
-        </w:tc>
-        <w:tc>
-          <w:tcPr>
-            <w:tcW w:w="1600" w:type="dxa"/>
-            <w:tcBorders>
-              <w:top w:val="single" w:sz="4" w:space="0" w:color="808080"/>
-              <w:left w:val="single" w:sz="4" w:space="0" w:color="808080"/>
-              <w:bottom w:val="single" w:sz="4" w:space="0" w:color="808080"/>
-              <w:right w:val="single" w:sz="4" w:space="0" w:color="808080"/>
+            <w:tcW w:w="1725" w:type="dxa"/>
+            <w:tcBorders>
+              <w:top w:val="single" w:color="808080" w:themeColor="background1" w:themeShade="80" w:sz="4" w:space="0"/>
+              <w:left w:val="single" w:color="808080" w:themeColor="background1" w:themeShade="80" w:sz="4" w:space="0"/>
+              <w:bottom w:val="single" w:color="808080" w:themeColor="background1" w:themeShade="80" w:sz="4" w:space="0"/>
+              <w:right w:val="single" w:color="808080" w:themeColor="background1" w:themeShade="80" w:sz="4" w:space="0"/>
+            </w:tcBorders>
+            <w:tcMar>
+              <w:top w:w="60" w:type="dxa"/>
+              <w:left w:w="80" w:type="dxa"/>
+              <w:bottom w:w="60" w:type="dxa"/>
+              <w:right w:w="80" w:type="dxa"/>
+            </w:tcMar>
+            <w:vAlign w:val="center"/>
+          </w:tcPr>
+          <w:p>
+            <w:pPr>
+              <w:rPr>
+                <w:rFonts w:ascii="Times New Roman" w:hAnsi="Times New Roman" w:cs="Times New Roman"/>
+              </w:rPr>
+            </w:pPr>
+          </w:p>
+        </w:tc>
+        <w:tc>
+          <w:tcPr>
+            <w:tcW w:w="855" w:type="dxa"/>
+            <w:tcBorders>
+              <w:top w:val="single" w:color="808080" w:themeColor="background1" w:themeShade="80" w:sz="4" w:space="0"/>
+              <w:left w:val="single" w:color="808080" w:themeColor="background1" w:themeShade="80" w:sz="4" w:space="0"/>
+              <w:bottom w:val="single" w:color="808080" w:themeColor="background1" w:themeShade="80" w:sz="4" w:space="0"/>
+              <w:right w:val="single" w:color="808080" w:themeColor="background1" w:themeShade="80" w:sz="4" w:space="0"/>
+            </w:tcBorders>
+            <w:tcMar>
+              <w:top w:w="60" w:type="dxa"/>
+              <w:left w:w="80" w:type="dxa"/>
+              <w:bottom w:w="60" w:type="dxa"/>
+              <w:right w:w="80" w:type="dxa"/>
+            </w:tcMar>
+            <w:vAlign w:val="center"/>
+          </w:tcPr>
+          <w:p>
+            <w:pPr>
+              <w:rPr>
+                <w:rFonts w:ascii="Times New Roman" w:hAnsi="Times New Roman" w:cs="Times New Roman"/>
+              </w:rPr>
+            </w:pPr>
+          </w:p>
+        </w:tc>
+        <w:tc>
+          <w:tcPr>
+            <w:tcW w:w="988" w:type="dxa"/>
+            <w:tcBorders>
+              <w:top w:val="single" w:color="808080" w:themeColor="background1" w:themeShade="80" w:sz="4" w:space="0"/>
+              <w:left w:val="single" w:color="808080" w:themeColor="background1" w:themeShade="80" w:sz="4" w:space="0"/>
+              <w:bottom w:val="single" w:color="808080" w:themeColor="background1" w:themeShade="80" w:sz="4" w:space="0"/>
+              <w:right w:val="single" w:color="808080" w:themeColor="background1" w:themeShade="80" w:sz="4" w:space="0"/>
+            </w:tcBorders>
+            <w:tcMar>
+              <w:top w:w="60" w:type="dxa"/>
+              <w:left w:w="80" w:type="dxa"/>
+              <w:bottom w:w="60" w:type="dxa"/>
+              <w:right w:w="80" w:type="dxa"/>
+            </w:tcMar>
+            <w:vAlign w:val="center"/>
+          </w:tcPr>
+          <w:p>
+            <w:pPr>
+              <w:rPr>
+                <w:rFonts w:ascii="Times New Roman" w:hAnsi="Times New Roman" w:cs="Times New Roman"/>
+              </w:rPr>
+            </w:pPr>
+          </w:p>
+        </w:tc>
+        <w:tc>
+          <w:tcPr>
+            <w:tcW w:w="1129" w:type="dxa"/>
+            <w:tcBorders>
+              <w:top w:val="single" w:color="808080" w:themeColor="background1" w:themeShade="80" w:sz="4" w:space="0"/>
+              <w:left w:val="single" w:color="808080" w:themeColor="background1" w:themeShade="80" w:sz="4" w:space="0"/>
+              <w:bottom w:val="single" w:color="808080" w:themeColor="background1" w:themeShade="80" w:sz="4" w:space="0"/>
+              <w:right w:val="single" w:color="808080" w:themeColor="background1" w:themeShade="80" w:sz="4" w:space="0"/>
+            </w:tcBorders>
+            <w:tcMar>
+              <w:top w:w="60" w:type="dxa"/>
+              <w:left w:w="80" w:type="dxa"/>
+              <w:bottom w:w="60" w:type="dxa"/>
+              <w:right w:w="80" w:type="dxa"/>
+            </w:tcMar>
+            <w:vAlign w:val="center"/>
+          </w:tcPr>
+          <w:p>
+            <w:pPr>
+              <w:rPr>
+                <w:rFonts w:ascii="Times New Roman" w:hAnsi="Times New Roman" w:cs="Times New Roman"/>
+              </w:rPr>
+            </w:pPr>
+          </w:p>
+        </w:tc>
+        <w:tc>
+          <w:tcPr>
+            <w:tcW w:w="1590" w:type="dxa"/>
+            <w:tcBorders>
+              <w:top w:val="single" w:color="808080" w:themeColor="background1" w:themeShade="80" w:sz="4"/>
+              <w:left w:val="single" w:color="808080" w:themeColor="background1" w:themeShade="80" w:sz="4"/>
+              <w:bottom w:val="single" w:color="808080" w:themeColor="background1" w:themeShade="80" w:sz="4"/>
+              <w:right w:val="single" w:color="808080" w:themeColor="background1" w:themeShade="80" w:sz="4"/>
+            </w:tcBorders>
+            <w:tcMar>
+              <w:top w:w="60" w:type="dxa"/>
+              <w:left w:w="80" w:type="dxa"/>
+              <w:bottom w:w="60" w:type="dxa"/>
+              <w:right w:w="80" w:type="dxa"/>
+            </w:tcMar>
+            <w:vAlign w:val="center"/>
+          </w:tcPr>
+          <w:p>
+            <w:pPr>
+              <w:pStyle w:val="Normal"/>
+              <w:rPr>
+                <w:rFonts w:ascii="Times New Roman" w:hAnsi="Times New Roman" w:cs="Times New Roman"/>
+              </w:rPr>
+            </w:pPr>
+          </w:p>
+        </w:tc>
+        <w:tc>
+          <w:tcPr>
+            <w:tcW w:w="1275" w:type="dxa"/>
+            <w:tcBorders>
+              <w:top w:val="single" w:color="808080" w:themeColor="background1" w:themeShade="80" w:sz="4" w:space="0"/>
+              <w:left w:val="single" w:color="808080" w:themeColor="background1" w:themeShade="80" w:sz="4" w:space="0"/>
+              <w:bottom w:val="single" w:color="808080" w:themeColor="background1" w:themeShade="80" w:sz="4" w:space="0"/>
+              <w:right w:val="single" w:color="808080" w:themeColor="background1" w:themeShade="80" w:sz="4" w:space="0"/>
+            </w:tcBorders>
+            <w:tcMar>
+              <w:top w:w="60" w:type="dxa"/>
+              <w:left w:w="80" w:type="dxa"/>
+              <w:bottom w:w="60" w:type="dxa"/>
+              <w:right w:w="80" w:type="dxa"/>
+            </w:tcMar>
+            <w:vAlign w:val="center"/>
+          </w:tcPr>
+          <w:p>
+            <w:pPr>
+              <w:rPr>
+                <w:rFonts w:ascii="Times New Roman" w:hAnsi="Times New Roman" w:cs="Times New Roman"/>
+              </w:rPr>
+            </w:pPr>
+          </w:p>
+        </w:tc>
+        <w:tc>
+          <w:tcPr>
+            <w:tcW w:w="1230" w:type="dxa"/>
+            <w:tcBorders>
+              <w:top w:val="single" w:color="808080" w:themeColor="background1" w:themeShade="80" w:sz="4" w:space="0"/>
+              <w:left w:val="single" w:color="808080" w:themeColor="background1" w:themeShade="80" w:sz="4" w:space="0"/>
+              <w:bottom w:val="single" w:color="808080" w:themeColor="background1" w:themeShade="80" w:sz="4" w:space="0"/>
+              <w:right w:val="single" w:color="808080" w:themeColor="background1" w:themeShade="80" w:sz="4" w:space="0"/>
             </w:tcBorders>
             <w:tcMar>
               <w:top w:w="60" w:type="dxa"/>
@@ -3380,14 +3328,17 @@
         </w:tc>
       </w:tr>
       <w:tr>
-        <w:tc>
-          <w:tcPr>
-            <w:tcW w:w="500" w:type="dxa"/>
-            <w:tcBorders>
-              <w:top w:val="single" w:sz="4" w:space="0" w:color="808080"/>
-              <w:left w:val="single" w:sz="4" w:space="0" w:color="808080"/>
-              <w:bottom w:val="single" w:sz="4" w:space="0" w:color="808080"/>
-              <w:right w:val="single" w:sz="4" w:space="0" w:color="808080"/>
+        <w:trPr>
+          <w:trHeight w:val="300"/>
+        </w:trPr>
+        <w:tc>
+          <w:tcPr>
+            <w:tcW w:w="446" w:type="dxa"/>
+            <w:tcBorders>
+              <w:top w:val="single" w:color="808080" w:themeColor="background1" w:themeShade="80" w:sz="4" w:space="0"/>
+              <w:left w:val="single" w:color="808080" w:themeColor="background1" w:themeShade="80" w:sz="4" w:space="0"/>
+              <w:bottom w:val="single" w:color="808080" w:themeColor="background1" w:themeShade="80" w:sz="4" w:space="0"/>
+              <w:right w:val="single" w:color="808080" w:themeColor="background1" w:themeShade="80" w:sz="4" w:space="0"/>
             </w:tcBorders>
             <w:tcMar>
               <w:top w:w="60" w:type="dxa"/>
@@ -3410,168 +3361,169 @@
                 <w:sz w:val="18"/>
                 <w:szCs w:val="18"/>
               </w:rPr>
-              <w:t>2</w:t>
+              <w:t>4</w:t>
             </w:r>
           </w:p>
         </w:tc>
         <w:tc>
           <w:tcPr>
-            <w:tcW w:w="1600" w:type="dxa"/>
-            <w:tcBorders>
-              <w:top w:val="single" w:sz="4" w:space="0" w:color="808080"/>
-              <w:left w:val="single" w:sz="4" w:space="0" w:color="808080"/>
-              <w:bottom w:val="single" w:sz="4" w:space="0" w:color="808080"/>
-              <w:right w:val="single" w:sz="4" w:space="0" w:color="808080"/>
-            </w:tcBorders>
-            <w:tcMar>
-              <w:top w:w="60" w:type="dxa"/>
-              <w:left w:w="80" w:type="dxa"/>
-              <w:bottom w:w="60" w:type="dxa"/>
-              <w:right w:w="80" w:type="dxa"/>
-            </w:tcMar>
-            <w:vAlign w:val="center"/>
-          </w:tcPr>
-          <w:p>
-            <w:pPr>
-              <w:rPr>
-                <w:rFonts w:ascii="Times New Roman" w:hAnsi="Times New Roman" w:cs="Times New Roman"/>
-              </w:rPr>
-            </w:pPr>
-          </w:p>
-        </w:tc>
-        <w:tc>
-          <w:tcPr>
-            <w:tcW w:w="1200" w:type="dxa"/>
-            <w:tcBorders>
-              <w:top w:val="single" w:sz="4" w:space="0" w:color="808080"/>
-              <w:left w:val="single" w:sz="4" w:space="0" w:color="808080"/>
-              <w:bottom w:val="single" w:sz="4" w:space="0" w:color="808080"/>
-              <w:right w:val="single" w:sz="4" w:space="0" w:color="808080"/>
-            </w:tcBorders>
-            <w:tcMar>
-              <w:top w:w="60" w:type="dxa"/>
-              <w:left w:w="80" w:type="dxa"/>
-              <w:bottom w:w="60" w:type="dxa"/>
-              <w:right w:w="80" w:type="dxa"/>
-            </w:tcMar>
-            <w:vAlign w:val="center"/>
-          </w:tcPr>
-          <w:p>
-            <w:pPr>
-              <w:rPr>
-                <w:rFonts w:ascii="Times New Roman" w:hAnsi="Times New Roman" w:cs="Times New Roman"/>
-              </w:rPr>
-            </w:pPr>
-          </w:p>
-        </w:tc>
-        <w:tc>
-          <w:tcPr>
-            <w:tcW w:w="1200" w:type="dxa"/>
-            <w:tcBorders>
-              <w:top w:val="single" w:sz="4" w:space="0" w:color="808080"/>
-              <w:left w:val="single" w:sz="4" w:space="0" w:color="808080"/>
-              <w:bottom w:val="single" w:sz="4" w:space="0" w:color="808080"/>
-              <w:right w:val="single" w:sz="4" w:space="0" w:color="808080"/>
-            </w:tcBorders>
-            <w:tcMar>
-              <w:top w:w="60" w:type="dxa"/>
-              <w:left w:w="80" w:type="dxa"/>
-              <w:bottom w:w="60" w:type="dxa"/>
-              <w:right w:w="80" w:type="dxa"/>
-            </w:tcMar>
-            <w:vAlign w:val="center"/>
-          </w:tcPr>
-          <w:p>
-            <w:pPr>
-              <w:rPr>
-                <w:rFonts w:ascii="Times New Roman" w:hAnsi="Times New Roman" w:cs="Times New Roman"/>
-              </w:rPr>
-            </w:pPr>
-          </w:p>
-        </w:tc>
-        <w:tc>
-          <w:tcPr>
-            <w:tcW w:w="1266" w:type="dxa"/>
-            <w:tcBorders>
-              <w:top w:val="single" w:sz="4" w:space="0" w:color="808080"/>
-              <w:left w:val="single" w:sz="4" w:space="0" w:color="808080"/>
-              <w:bottom w:val="single" w:sz="4" w:space="0" w:color="808080"/>
-              <w:right w:val="single" w:sz="4" w:space="0" w:color="808080"/>
-            </w:tcBorders>
-            <w:tcMar>
-              <w:top w:w="60" w:type="dxa"/>
-              <w:left w:w="80" w:type="dxa"/>
-              <w:bottom w:w="60" w:type="dxa"/>
-              <w:right w:w="80" w:type="dxa"/>
-            </w:tcMar>
-            <w:vAlign w:val="center"/>
-          </w:tcPr>
-          <w:p>
-            <w:pPr>
-              <w:rPr>
-                <w:rFonts w:ascii="Times New Roman" w:hAnsi="Times New Roman" w:cs="Times New Roman"/>
-              </w:rPr>
-            </w:pPr>
-          </w:p>
-        </w:tc>
-        <w:tc>
-          <w:tcPr>
-            <w:tcW w:w="1200" w:type="dxa"/>
-            <w:tcBorders>
-              <w:top w:val="single" w:sz="4" w:space="0" w:color="808080"/>
-              <w:left w:val="single" w:sz="4" w:space="0" w:color="808080"/>
-              <w:bottom w:val="single" w:sz="4" w:space="0" w:color="808080"/>
-              <w:right w:val="single" w:sz="4" w:space="0" w:color="808080"/>
-            </w:tcBorders>
-            <w:tcMar>
-              <w:top w:w="60" w:type="dxa"/>
-              <w:left w:w="80" w:type="dxa"/>
-              <w:bottom w:w="60" w:type="dxa"/>
-              <w:right w:w="80" w:type="dxa"/>
-            </w:tcMar>
-            <w:vAlign w:val="center"/>
-          </w:tcPr>
-          <w:p>
-            <w:pPr>
-              <w:rPr>
-                <w:rFonts w:ascii="Times New Roman" w:hAnsi="Times New Roman" w:cs="Times New Roman"/>
-              </w:rPr>
-            </w:pPr>
-          </w:p>
-        </w:tc>
-        <w:tc>
-          <w:tcPr>
-            <w:tcW w:w="1900" w:type="dxa"/>
-            <w:tcBorders>
-              <w:top w:val="single" w:sz="4" w:space="0" w:color="808080"/>
-              <w:left w:val="single" w:sz="4" w:space="0" w:color="808080"/>
-              <w:bottom w:val="single" w:sz="4" w:space="0" w:color="808080"/>
-              <w:right w:val="single" w:sz="4" w:space="0" w:color="808080"/>
-            </w:tcBorders>
-            <w:tcMar>
-              <w:top w:w="60" w:type="dxa"/>
-              <w:left w:w="80" w:type="dxa"/>
-              <w:bottom w:w="60" w:type="dxa"/>
-              <w:right w:w="80" w:type="dxa"/>
-            </w:tcMar>
-            <w:vAlign w:val="center"/>
-          </w:tcPr>
-          <w:p>
-            <w:pPr>
-              <w:rPr>
-                <w:rFonts w:ascii="Times New Roman" w:hAnsi="Times New Roman" w:cs="Times New Roman"/>
-              </w:rPr>
-            </w:pPr>
-          </w:p>
-        </w:tc>
-        <w:tc>
-          <w:tcPr>
-            <w:tcW w:w="1600" w:type="dxa"/>
-            <w:tcBorders>
-              <w:top w:val="single" w:sz="4" w:space="0" w:color="808080"/>
-              <w:left w:val="single" w:sz="4" w:space="0" w:color="808080"/>
-              <w:bottom w:val="single" w:sz="4" w:space="0" w:color="808080"/>
-              <w:right w:val="single" w:sz="4" w:space="0" w:color="808080"/>
+            <w:tcW w:w="1725" w:type="dxa"/>
+            <w:tcBorders>
+              <w:top w:val="single" w:color="808080" w:themeColor="background1" w:themeShade="80" w:sz="4" w:space="0"/>
+              <w:left w:val="single" w:color="808080" w:themeColor="background1" w:themeShade="80" w:sz="4" w:space="0"/>
+              <w:bottom w:val="single" w:color="808080" w:themeColor="background1" w:themeShade="80" w:sz="4" w:space="0"/>
+              <w:right w:val="single" w:color="808080" w:themeColor="background1" w:themeShade="80" w:sz="4" w:space="0"/>
+            </w:tcBorders>
+            <w:tcMar>
+              <w:top w:w="60" w:type="dxa"/>
+              <w:left w:w="80" w:type="dxa"/>
+              <w:bottom w:w="60" w:type="dxa"/>
+              <w:right w:w="80" w:type="dxa"/>
+            </w:tcMar>
+            <w:vAlign w:val="center"/>
+          </w:tcPr>
+          <w:p>
+            <w:pPr>
+              <w:rPr>
+                <w:rFonts w:ascii="Times New Roman" w:hAnsi="Times New Roman" w:cs="Times New Roman"/>
+              </w:rPr>
+            </w:pPr>
+          </w:p>
+        </w:tc>
+        <w:tc>
+          <w:tcPr>
+            <w:tcW w:w="855" w:type="dxa"/>
+            <w:tcBorders>
+              <w:top w:val="single" w:color="808080" w:themeColor="background1" w:themeShade="80" w:sz="4" w:space="0"/>
+              <w:left w:val="single" w:color="808080" w:themeColor="background1" w:themeShade="80" w:sz="4" w:space="0"/>
+              <w:bottom w:val="single" w:color="808080" w:themeColor="background1" w:themeShade="80" w:sz="4" w:space="0"/>
+              <w:right w:val="single" w:color="808080" w:themeColor="background1" w:themeShade="80" w:sz="4" w:space="0"/>
+            </w:tcBorders>
+            <w:tcMar>
+              <w:top w:w="60" w:type="dxa"/>
+              <w:left w:w="80" w:type="dxa"/>
+              <w:bottom w:w="60" w:type="dxa"/>
+              <w:right w:w="80" w:type="dxa"/>
+            </w:tcMar>
+            <w:vAlign w:val="center"/>
+          </w:tcPr>
+          <w:p>
+            <w:pPr>
+              <w:rPr>
+                <w:rFonts w:ascii="Times New Roman" w:hAnsi="Times New Roman" w:cs="Times New Roman"/>
+              </w:rPr>
+            </w:pPr>
+          </w:p>
+        </w:tc>
+        <w:tc>
+          <w:tcPr>
+            <w:tcW w:w="988" w:type="dxa"/>
+            <w:tcBorders>
+              <w:top w:val="single" w:color="808080" w:themeColor="background1" w:themeShade="80" w:sz="4" w:space="0"/>
+              <w:left w:val="single" w:color="808080" w:themeColor="background1" w:themeShade="80" w:sz="4" w:space="0"/>
+              <w:bottom w:val="single" w:color="808080" w:themeColor="background1" w:themeShade="80" w:sz="4" w:space="0"/>
+              <w:right w:val="single" w:color="808080" w:themeColor="background1" w:themeShade="80" w:sz="4" w:space="0"/>
+            </w:tcBorders>
+            <w:tcMar>
+              <w:top w:w="60" w:type="dxa"/>
+              <w:left w:w="80" w:type="dxa"/>
+              <w:bottom w:w="60" w:type="dxa"/>
+              <w:right w:w="80" w:type="dxa"/>
+            </w:tcMar>
+            <w:vAlign w:val="center"/>
+          </w:tcPr>
+          <w:p>
+            <w:pPr>
+              <w:rPr>
+                <w:rFonts w:ascii="Times New Roman" w:hAnsi="Times New Roman" w:cs="Times New Roman"/>
+              </w:rPr>
+            </w:pPr>
+          </w:p>
+        </w:tc>
+        <w:tc>
+          <w:tcPr>
+            <w:tcW w:w="1129" w:type="dxa"/>
+            <w:tcBorders>
+              <w:top w:val="single" w:color="808080" w:themeColor="background1" w:themeShade="80" w:sz="4" w:space="0"/>
+              <w:left w:val="single" w:color="808080" w:themeColor="background1" w:themeShade="80" w:sz="4" w:space="0"/>
+              <w:bottom w:val="single" w:color="808080" w:themeColor="background1" w:themeShade="80" w:sz="4" w:space="0"/>
+              <w:right w:val="single" w:color="808080" w:themeColor="background1" w:themeShade="80" w:sz="4" w:space="0"/>
+            </w:tcBorders>
+            <w:tcMar>
+              <w:top w:w="60" w:type="dxa"/>
+              <w:left w:w="80" w:type="dxa"/>
+              <w:bottom w:w="60" w:type="dxa"/>
+              <w:right w:w="80" w:type="dxa"/>
+            </w:tcMar>
+            <w:vAlign w:val="center"/>
+          </w:tcPr>
+          <w:p>
+            <w:pPr>
+              <w:rPr>
+                <w:rFonts w:ascii="Times New Roman" w:hAnsi="Times New Roman" w:cs="Times New Roman"/>
+              </w:rPr>
+            </w:pPr>
+          </w:p>
+        </w:tc>
+        <w:tc>
+          <w:tcPr>
+            <w:tcW w:w="1590" w:type="dxa"/>
+            <w:tcBorders>
+              <w:top w:val="single" w:color="808080" w:themeColor="background1" w:themeShade="80" w:sz="4"/>
+              <w:left w:val="single" w:color="808080" w:themeColor="background1" w:themeShade="80" w:sz="4"/>
+              <w:bottom w:val="single" w:color="808080" w:themeColor="background1" w:themeShade="80" w:sz="4"/>
+              <w:right w:val="single" w:color="808080" w:themeColor="background1" w:themeShade="80" w:sz="4"/>
+            </w:tcBorders>
+            <w:tcMar>
+              <w:top w:w="60" w:type="dxa"/>
+              <w:left w:w="80" w:type="dxa"/>
+              <w:bottom w:w="60" w:type="dxa"/>
+              <w:right w:w="80" w:type="dxa"/>
+            </w:tcMar>
+            <w:vAlign w:val="center"/>
+          </w:tcPr>
+          <w:p>
+            <w:pPr>
+              <w:pStyle w:val="Normal"/>
+              <w:rPr>
+                <w:rFonts w:ascii="Times New Roman" w:hAnsi="Times New Roman" w:cs="Times New Roman"/>
+              </w:rPr>
+            </w:pPr>
+          </w:p>
+        </w:tc>
+        <w:tc>
+          <w:tcPr>
+            <w:tcW w:w="1275" w:type="dxa"/>
+            <w:tcBorders>
+              <w:top w:val="single" w:color="808080" w:themeColor="background1" w:themeShade="80" w:sz="4" w:space="0"/>
+              <w:left w:val="single" w:color="808080" w:themeColor="background1" w:themeShade="80" w:sz="4" w:space="0"/>
+              <w:bottom w:val="single" w:color="808080" w:themeColor="background1" w:themeShade="80" w:sz="4" w:space="0"/>
+              <w:right w:val="single" w:color="808080" w:themeColor="background1" w:themeShade="80" w:sz="4" w:space="0"/>
+            </w:tcBorders>
+            <w:tcMar>
+              <w:top w:w="60" w:type="dxa"/>
+              <w:left w:w="80" w:type="dxa"/>
+              <w:bottom w:w="60" w:type="dxa"/>
+              <w:right w:w="80" w:type="dxa"/>
+            </w:tcMar>
+            <w:vAlign w:val="center"/>
+          </w:tcPr>
+          <w:p>
+            <w:pPr>
+              <w:rPr>
+                <w:rFonts w:ascii="Times New Roman" w:hAnsi="Times New Roman" w:cs="Times New Roman"/>
+              </w:rPr>
+            </w:pPr>
+          </w:p>
+        </w:tc>
+        <w:tc>
+          <w:tcPr>
+            <w:tcW w:w="1230" w:type="dxa"/>
+            <w:tcBorders>
+              <w:top w:val="single" w:color="808080" w:themeColor="background1" w:themeShade="80" w:sz="4" w:space="0"/>
+              <w:left w:val="single" w:color="808080" w:themeColor="background1" w:themeShade="80" w:sz="4" w:space="0"/>
+              <w:bottom w:val="single" w:color="808080" w:themeColor="background1" w:themeShade="80" w:sz="4" w:space="0"/>
+              <w:right w:val="single" w:color="808080" w:themeColor="background1" w:themeShade="80" w:sz="4" w:space="0"/>
             </w:tcBorders>
             <w:tcMar>
               <w:top w:w="60" w:type="dxa"/>
@@ -3591,14 +3543,17 @@
         </w:tc>
       </w:tr>
       <w:tr>
-        <w:tc>
-          <w:tcPr>
-            <w:tcW w:w="500" w:type="dxa"/>
-            <w:tcBorders>
-              <w:top w:val="single" w:sz="4" w:space="0" w:color="808080"/>
-              <w:left w:val="single" w:sz="4" w:space="0" w:color="808080"/>
-              <w:bottom w:val="single" w:sz="4" w:space="0" w:color="808080"/>
-              <w:right w:val="single" w:sz="4" w:space="0" w:color="808080"/>
+        <w:trPr>
+          <w:trHeight w:val="300"/>
+        </w:trPr>
+        <w:tc>
+          <w:tcPr>
+            <w:tcW w:w="446" w:type="dxa"/>
+            <w:tcBorders>
+              <w:top w:val="single" w:color="808080" w:themeColor="background1" w:themeShade="80" w:sz="4" w:space="0"/>
+              <w:left w:val="single" w:color="808080" w:themeColor="background1" w:themeShade="80" w:sz="4" w:space="0"/>
+              <w:bottom w:val="single" w:color="808080" w:themeColor="background1" w:themeShade="80" w:sz="4" w:space="0"/>
+              <w:right w:val="single" w:color="808080" w:themeColor="background1" w:themeShade="80" w:sz="4" w:space="0"/>
             </w:tcBorders>
             <w:tcMar>
               <w:top w:w="60" w:type="dxa"/>
@@ -3621,168 +3576,169 @@
                 <w:sz w:val="18"/>
                 <w:szCs w:val="18"/>
               </w:rPr>
-              <w:t>3</w:t>
+              <w:t>5</w:t>
             </w:r>
           </w:p>
         </w:tc>
         <w:tc>
           <w:tcPr>
-            <w:tcW w:w="1600" w:type="dxa"/>
-            <w:tcBorders>
-              <w:top w:val="single" w:sz="4" w:space="0" w:color="808080"/>
-              <w:left w:val="single" w:sz="4" w:space="0" w:color="808080"/>
-              <w:bottom w:val="single" w:sz="4" w:space="0" w:color="808080"/>
-              <w:right w:val="single" w:sz="4" w:space="0" w:color="808080"/>
-            </w:tcBorders>
-            <w:tcMar>
-              <w:top w:w="60" w:type="dxa"/>
-              <w:left w:w="80" w:type="dxa"/>
-              <w:bottom w:w="60" w:type="dxa"/>
-              <w:right w:w="80" w:type="dxa"/>
-            </w:tcMar>
-            <w:vAlign w:val="center"/>
-          </w:tcPr>
-          <w:p>
-            <w:pPr>
-              <w:rPr>
-                <w:rFonts w:ascii="Times New Roman" w:hAnsi="Times New Roman" w:cs="Times New Roman"/>
-              </w:rPr>
-            </w:pPr>
-          </w:p>
-        </w:tc>
-        <w:tc>
-          <w:tcPr>
-            <w:tcW w:w="1200" w:type="dxa"/>
-            <w:tcBorders>
-              <w:top w:val="single" w:sz="4" w:space="0" w:color="808080"/>
-              <w:left w:val="single" w:sz="4" w:space="0" w:color="808080"/>
-              <w:bottom w:val="single" w:sz="4" w:space="0" w:color="808080"/>
-              <w:right w:val="single" w:sz="4" w:space="0" w:color="808080"/>
-            </w:tcBorders>
-            <w:tcMar>
-              <w:top w:w="60" w:type="dxa"/>
-              <w:left w:w="80" w:type="dxa"/>
-              <w:bottom w:w="60" w:type="dxa"/>
-              <w:right w:w="80" w:type="dxa"/>
-            </w:tcMar>
-            <w:vAlign w:val="center"/>
-          </w:tcPr>
-          <w:p>
-            <w:pPr>
-              <w:rPr>
-                <w:rFonts w:ascii="Times New Roman" w:hAnsi="Times New Roman" w:cs="Times New Roman"/>
-              </w:rPr>
-            </w:pPr>
-          </w:p>
-        </w:tc>
-        <w:tc>
-          <w:tcPr>
-            <w:tcW w:w="1200" w:type="dxa"/>
-            <w:tcBorders>
-              <w:top w:val="single" w:sz="4" w:space="0" w:color="808080"/>
-              <w:left w:val="single" w:sz="4" w:space="0" w:color="808080"/>
-              <w:bottom w:val="single" w:sz="4" w:space="0" w:color="808080"/>
-              <w:right w:val="single" w:sz="4" w:space="0" w:color="808080"/>
-            </w:tcBorders>
-            <w:tcMar>
-              <w:top w:w="60" w:type="dxa"/>
-              <w:left w:w="80" w:type="dxa"/>
-              <w:bottom w:w="60" w:type="dxa"/>
-              <w:right w:w="80" w:type="dxa"/>
-            </w:tcMar>
-            <w:vAlign w:val="center"/>
-          </w:tcPr>
-          <w:p>
-            <w:pPr>
-              <w:rPr>
-                <w:rFonts w:ascii="Times New Roman" w:hAnsi="Times New Roman" w:cs="Times New Roman"/>
-              </w:rPr>
-            </w:pPr>
-          </w:p>
-        </w:tc>
-        <w:tc>
-          <w:tcPr>
-            <w:tcW w:w="1266" w:type="dxa"/>
-            <w:tcBorders>
-              <w:top w:val="single" w:sz="4" w:space="0" w:color="808080"/>
-              <w:left w:val="single" w:sz="4" w:space="0" w:color="808080"/>
-              <w:bottom w:val="single" w:sz="4" w:space="0" w:color="808080"/>
-              <w:right w:val="single" w:sz="4" w:space="0" w:color="808080"/>
-            </w:tcBorders>
-            <w:tcMar>
-              <w:top w:w="60" w:type="dxa"/>
-              <w:left w:w="80" w:type="dxa"/>
-              <w:bottom w:w="60" w:type="dxa"/>
-              <w:right w:w="80" w:type="dxa"/>
-            </w:tcMar>
-            <w:vAlign w:val="center"/>
-          </w:tcPr>
-          <w:p>
-            <w:pPr>
-              <w:rPr>
-                <w:rFonts w:ascii="Times New Roman" w:hAnsi="Times New Roman" w:cs="Times New Roman"/>
-              </w:rPr>
-            </w:pPr>
-          </w:p>
-        </w:tc>
-        <w:tc>
-          <w:tcPr>
-            <w:tcW w:w="1200" w:type="dxa"/>
-            <w:tcBorders>
-              <w:top w:val="single" w:sz="4" w:space="0" w:color="808080"/>
-              <w:left w:val="single" w:sz="4" w:space="0" w:color="808080"/>
-              <w:bottom w:val="single" w:sz="4" w:space="0" w:color="808080"/>
-              <w:right w:val="single" w:sz="4" w:space="0" w:color="808080"/>
-            </w:tcBorders>
-            <w:tcMar>
-              <w:top w:w="60" w:type="dxa"/>
-              <w:left w:w="80" w:type="dxa"/>
-              <w:bottom w:w="60" w:type="dxa"/>
-              <w:right w:w="80" w:type="dxa"/>
-            </w:tcMar>
-            <w:vAlign w:val="center"/>
-          </w:tcPr>
-          <w:p>
-            <w:pPr>
-              <w:rPr>
-                <w:rFonts w:ascii="Times New Roman" w:hAnsi="Times New Roman" w:cs="Times New Roman"/>
-              </w:rPr>
-            </w:pPr>
-          </w:p>
-        </w:tc>
-        <w:tc>
-          <w:tcPr>
-            <w:tcW w:w="1900" w:type="dxa"/>
-            <w:tcBorders>
-              <w:top w:val="single" w:sz="4" w:space="0" w:color="808080"/>
-              <w:left w:val="single" w:sz="4" w:space="0" w:color="808080"/>
-              <w:bottom w:val="single" w:sz="4" w:space="0" w:color="808080"/>
-              <w:right w:val="single" w:sz="4" w:space="0" w:color="808080"/>
-            </w:tcBorders>
-            <w:tcMar>
-              <w:top w:w="60" w:type="dxa"/>
-              <w:left w:w="80" w:type="dxa"/>
-              <w:bottom w:w="60" w:type="dxa"/>
-              <w:right w:w="80" w:type="dxa"/>
-            </w:tcMar>
-            <w:vAlign w:val="center"/>
-          </w:tcPr>
-          <w:p>
-            <w:pPr>
-              <w:rPr>
-                <w:rFonts w:ascii="Times New Roman" w:hAnsi="Times New Roman" w:cs="Times New Roman"/>
-              </w:rPr>
-            </w:pPr>
-          </w:p>
-        </w:tc>
-        <w:tc>
-          <w:tcPr>
-            <w:tcW w:w="1600" w:type="dxa"/>
-            <w:tcBorders>
-              <w:top w:val="single" w:sz="4" w:space="0" w:color="808080"/>
-              <w:left w:val="single" w:sz="4" w:space="0" w:color="808080"/>
-              <w:bottom w:val="single" w:sz="4" w:space="0" w:color="808080"/>
-              <w:right w:val="single" w:sz="4" w:space="0" w:color="808080"/>
+            <w:tcW w:w="1725" w:type="dxa"/>
+            <w:tcBorders>
+              <w:top w:val="single" w:color="808080" w:themeColor="background1" w:themeShade="80" w:sz="4" w:space="0"/>
+              <w:left w:val="single" w:color="808080" w:themeColor="background1" w:themeShade="80" w:sz="4" w:space="0"/>
+              <w:bottom w:val="single" w:color="808080" w:themeColor="background1" w:themeShade="80" w:sz="4" w:space="0"/>
+              <w:right w:val="single" w:color="808080" w:themeColor="background1" w:themeShade="80" w:sz="4" w:space="0"/>
+            </w:tcBorders>
+            <w:tcMar>
+              <w:top w:w="60" w:type="dxa"/>
+              <w:left w:w="80" w:type="dxa"/>
+              <w:bottom w:w="60" w:type="dxa"/>
+              <w:right w:w="80" w:type="dxa"/>
+            </w:tcMar>
+            <w:vAlign w:val="center"/>
+          </w:tcPr>
+          <w:p>
+            <w:pPr>
+              <w:rPr>
+                <w:rFonts w:ascii="Times New Roman" w:hAnsi="Times New Roman" w:cs="Times New Roman"/>
+              </w:rPr>
+            </w:pPr>
+          </w:p>
+        </w:tc>
+        <w:tc>
+          <w:tcPr>
+            <w:tcW w:w="855" w:type="dxa"/>
+            <w:tcBorders>
+              <w:top w:val="single" w:color="808080" w:themeColor="background1" w:themeShade="80" w:sz="4" w:space="0"/>
+              <w:left w:val="single" w:color="808080" w:themeColor="background1" w:themeShade="80" w:sz="4" w:space="0"/>
+              <w:bottom w:val="single" w:color="808080" w:themeColor="background1" w:themeShade="80" w:sz="4" w:space="0"/>
+              <w:right w:val="single" w:color="808080" w:themeColor="background1" w:themeShade="80" w:sz="4" w:space="0"/>
+            </w:tcBorders>
+            <w:tcMar>
+              <w:top w:w="60" w:type="dxa"/>
+              <w:left w:w="80" w:type="dxa"/>
+              <w:bottom w:w="60" w:type="dxa"/>
+              <w:right w:w="80" w:type="dxa"/>
+            </w:tcMar>
+            <w:vAlign w:val="center"/>
+          </w:tcPr>
+          <w:p>
+            <w:pPr>
+              <w:rPr>
+                <w:rFonts w:ascii="Times New Roman" w:hAnsi="Times New Roman" w:cs="Times New Roman"/>
+              </w:rPr>
+            </w:pPr>
+          </w:p>
+        </w:tc>
+        <w:tc>
+          <w:tcPr>
+            <w:tcW w:w="988" w:type="dxa"/>
+            <w:tcBorders>
+              <w:top w:val="single" w:color="808080" w:themeColor="background1" w:themeShade="80" w:sz="4" w:space="0"/>
+              <w:left w:val="single" w:color="808080" w:themeColor="background1" w:themeShade="80" w:sz="4" w:space="0"/>
+              <w:bottom w:val="single" w:color="808080" w:themeColor="background1" w:themeShade="80" w:sz="4" w:space="0"/>
+              <w:right w:val="single" w:color="808080" w:themeColor="background1" w:themeShade="80" w:sz="4" w:space="0"/>
+            </w:tcBorders>
+            <w:tcMar>
+              <w:top w:w="60" w:type="dxa"/>
+              <w:left w:w="80" w:type="dxa"/>
+              <w:bottom w:w="60" w:type="dxa"/>
+              <w:right w:w="80" w:type="dxa"/>
+            </w:tcMar>
+            <w:vAlign w:val="center"/>
+          </w:tcPr>
+          <w:p>
+            <w:pPr>
+              <w:rPr>
+                <w:rFonts w:ascii="Times New Roman" w:hAnsi="Times New Roman" w:cs="Times New Roman"/>
+              </w:rPr>
+            </w:pPr>
+          </w:p>
+        </w:tc>
+        <w:tc>
+          <w:tcPr>
+            <w:tcW w:w="1129" w:type="dxa"/>
+            <w:tcBorders>
+              <w:top w:val="single" w:color="808080" w:themeColor="background1" w:themeShade="80" w:sz="4" w:space="0"/>
+              <w:left w:val="single" w:color="808080" w:themeColor="background1" w:themeShade="80" w:sz="4" w:space="0"/>
+              <w:bottom w:val="single" w:color="808080" w:themeColor="background1" w:themeShade="80" w:sz="4" w:space="0"/>
+              <w:right w:val="single" w:color="808080" w:themeColor="background1" w:themeShade="80" w:sz="4" w:space="0"/>
+            </w:tcBorders>
+            <w:tcMar>
+              <w:top w:w="60" w:type="dxa"/>
+              <w:left w:w="80" w:type="dxa"/>
+              <w:bottom w:w="60" w:type="dxa"/>
+              <w:right w:w="80" w:type="dxa"/>
+            </w:tcMar>
+            <w:vAlign w:val="center"/>
+          </w:tcPr>
+          <w:p>
+            <w:pPr>
+              <w:rPr>
+                <w:rFonts w:ascii="Times New Roman" w:hAnsi="Times New Roman" w:cs="Times New Roman"/>
+              </w:rPr>
+            </w:pPr>
+          </w:p>
+        </w:tc>
+        <w:tc>
+          <w:tcPr>
+            <w:tcW w:w="1590" w:type="dxa"/>
+            <w:tcBorders>
+              <w:top w:val="single" w:color="808080" w:themeColor="background1" w:themeShade="80" w:sz="4"/>
+              <w:left w:val="single" w:color="808080" w:themeColor="background1" w:themeShade="80" w:sz="4"/>
+              <w:bottom w:val="single" w:color="808080" w:themeColor="background1" w:themeShade="80" w:sz="4"/>
+              <w:right w:val="single" w:color="808080" w:themeColor="background1" w:themeShade="80" w:sz="4"/>
+            </w:tcBorders>
+            <w:tcMar>
+              <w:top w:w="60" w:type="dxa"/>
+              <w:left w:w="80" w:type="dxa"/>
+              <w:bottom w:w="60" w:type="dxa"/>
+              <w:right w:w="80" w:type="dxa"/>
+            </w:tcMar>
+            <w:vAlign w:val="center"/>
+          </w:tcPr>
+          <w:p>
+            <w:pPr>
+              <w:pStyle w:val="Normal"/>
+              <w:rPr>
+                <w:rFonts w:ascii="Times New Roman" w:hAnsi="Times New Roman" w:cs="Times New Roman"/>
+              </w:rPr>
+            </w:pPr>
+          </w:p>
+        </w:tc>
+        <w:tc>
+          <w:tcPr>
+            <w:tcW w:w="1275" w:type="dxa"/>
+            <w:tcBorders>
+              <w:top w:val="single" w:color="808080" w:themeColor="background1" w:themeShade="80" w:sz="4" w:space="0"/>
+              <w:left w:val="single" w:color="808080" w:themeColor="background1" w:themeShade="80" w:sz="4" w:space="0"/>
+              <w:bottom w:val="single" w:color="808080" w:themeColor="background1" w:themeShade="80" w:sz="4" w:space="0"/>
+              <w:right w:val="single" w:color="808080" w:themeColor="background1" w:themeShade="80" w:sz="4" w:space="0"/>
+            </w:tcBorders>
+            <w:tcMar>
+              <w:top w:w="60" w:type="dxa"/>
+              <w:left w:w="80" w:type="dxa"/>
+              <w:bottom w:w="60" w:type="dxa"/>
+              <w:right w:w="80" w:type="dxa"/>
+            </w:tcMar>
+            <w:vAlign w:val="center"/>
+          </w:tcPr>
+          <w:p>
+            <w:pPr>
+              <w:rPr>
+                <w:rFonts w:ascii="Times New Roman" w:hAnsi="Times New Roman" w:cs="Times New Roman"/>
+              </w:rPr>
+            </w:pPr>
+          </w:p>
+        </w:tc>
+        <w:tc>
+          <w:tcPr>
+            <w:tcW w:w="1230" w:type="dxa"/>
+            <w:tcBorders>
+              <w:top w:val="single" w:color="808080" w:themeColor="background1" w:themeShade="80" w:sz="4" w:space="0"/>
+              <w:left w:val="single" w:color="808080" w:themeColor="background1" w:themeShade="80" w:sz="4" w:space="0"/>
+              <w:bottom w:val="single" w:color="808080" w:themeColor="background1" w:themeShade="80" w:sz="4" w:space="0"/>
+              <w:right w:val="single" w:color="808080" w:themeColor="background1" w:themeShade="80" w:sz="4" w:space="0"/>
             </w:tcBorders>
             <w:tcMar>
               <w:top w:w="60" w:type="dxa"/>
@@ -3802,14 +3758,17 @@
         </w:tc>
       </w:tr>
       <w:tr>
-        <w:tc>
-          <w:tcPr>
-            <w:tcW w:w="500" w:type="dxa"/>
-            <w:tcBorders>
-              <w:top w:val="single" w:sz="4" w:space="0" w:color="808080"/>
-              <w:left w:val="single" w:sz="4" w:space="0" w:color="808080"/>
-              <w:bottom w:val="single" w:sz="4" w:space="0" w:color="808080"/>
-              <w:right w:val="single" w:sz="4" w:space="0" w:color="808080"/>
+        <w:trPr>
+          <w:trHeight w:val="300"/>
+        </w:trPr>
+        <w:tc>
+          <w:tcPr>
+            <w:tcW w:w="446" w:type="dxa"/>
+            <w:tcBorders>
+              <w:top w:val="single" w:color="808080" w:themeColor="background1" w:themeShade="80" w:sz="4" w:space="0"/>
+              <w:left w:val="single" w:color="808080" w:themeColor="background1" w:themeShade="80" w:sz="4" w:space="0"/>
+              <w:bottom w:val="single" w:color="808080" w:themeColor="background1" w:themeShade="80" w:sz="4" w:space="0"/>
+              <w:right w:val="single" w:color="808080" w:themeColor="background1" w:themeShade="80" w:sz="4" w:space="0"/>
             </w:tcBorders>
             <w:tcMar>
               <w:top w:w="60" w:type="dxa"/>
@@ -3832,590 +3791,169 @@
                 <w:sz w:val="18"/>
                 <w:szCs w:val="18"/>
               </w:rPr>
-              <w:t>4</w:t>
-            </w:r>
-          </w:p>
-        </w:tc>
-        <w:tc>
-          <w:tcPr>
-            <w:tcW w:w="1600" w:type="dxa"/>
-            <w:tcBorders>
-              <w:top w:val="single" w:sz="4" w:space="0" w:color="808080"/>
-              <w:left w:val="single" w:sz="4" w:space="0" w:color="808080"/>
-              <w:bottom w:val="single" w:sz="4" w:space="0" w:color="808080"/>
-              <w:right w:val="single" w:sz="4" w:space="0" w:color="808080"/>
-            </w:tcBorders>
-            <w:tcMar>
-              <w:top w:w="60" w:type="dxa"/>
-              <w:left w:w="80" w:type="dxa"/>
-              <w:bottom w:w="60" w:type="dxa"/>
-              <w:right w:w="80" w:type="dxa"/>
-            </w:tcMar>
-            <w:vAlign w:val="center"/>
-          </w:tcPr>
-          <w:p>
-            <w:pPr>
-              <w:rPr>
-                <w:rFonts w:ascii="Times New Roman" w:hAnsi="Times New Roman" w:cs="Times New Roman"/>
-              </w:rPr>
-            </w:pPr>
-          </w:p>
-        </w:tc>
-        <w:tc>
-          <w:tcPr>
-            <w:tcW w:w="1200" w:type="dxa"/>
-            <w:tcBorders>
-              <w:top w:val="single" w:sz="4" w:space="0" w:color="808080"/>
-              <w:left w:val="single" w:sz="4" w:space="0" w:color="808080"/>
-              <w:bottom w:val="single" w:sz="4" w:space="0" w:color="808080"/>
-              <w:right w:val="single" w:sz="4" w:space="0" w:color="808080"/>
-            </w:tcBorders>
-            <w:tcMar>
-              <w:top w:w="60" w:type="dxa"/>
-              <w:left w:w="80" w:type="dxa"/>
-              <w:bottom w:w="60" w:type="dxa"/>
-              <w:right w:w="80" w:type="dxa"/>
-            </w:tcMar>
-            <w:vAlign w:val="center"/>
-          </w:tcPr>
-          <w:p>
-            <w:pPr>
-              <w:rPr>
-                <w:rFonts w:ascii="Times New Roman" w:hAnsi="Times New Roman" w:cs="Times New Roman"/>
-              </w:rPr>
-            </w:pPr>
-          </w:p>
-        </w:tc>
-        <w:tc>
-          <w:tcPr>
-            <w:tcW w:w="1200" w:type="dxa"/>
-            <w:tcBorders>
-              <w:top w:val="single" w:sz="4" w:space="0" w:color="808080"/>
-              <w:left w:val="single" w:sz="4" w:space="0" w:color="808080"/>
-              <w:bottom w:val="single" w:sz="4" w:space="0" w:color="808080"/>
-              <w:right w:val="single" w:sz="4" w:space="0" w:color="808080"/>
-            </w:tcBorders>
-            <w:tcMar>
-              <w:top w:w="60" w:type="dxa"/>
-              <w:left w:w="80" w:type="dxa"/>
-              <w:bottom w:w="60" w:type="dxa"/>
-              <w:right w:w="80" w:type="dxa"/>
-            </w:tcMar>
-            <w:vAlign w:val="center"/>
-          </w:tcPr>
-          <w:p>
-            <w:pPr>
-              <w:rPr>
-                <w:rFonts w:ascii="Times New Roman" w:hAnsi="Times New Roman" w:cs="Times New Roman"/>
-              </w:rPr>
-            </w:pPr>
-          </w:p>
-        </w:tc>
-        <w:tc>
-          <w:tcPr>
-            <w:tcW w:w="1266" w:type="dxa"/>
-            <w:tcBorders>
-              <w:top w:val="single" w:sz="4" w:space="0" w:color="808080"/>
-              <w:left w:val="single" w:sz="4" w:space="0" w:color="808080"/>
-              <w:bottom w:val="single" w:sz="4" w:space="0" w:color="808080"/>
-              <w:right w:val="single" w:sz="4" w:space="0" w:color="808080"/>
-            </w:tcBorders>
-            <w:tcMar>
-              <w:top w:w="60" w:type="dxa"/>
-              <w:left w:w="80" w:type="dxa"/>
-              <w:bottom w:w="60" w:type="dxa"/>
-              <w:right w:w="80" w:type="dxa"/>
-            </w:tcMar>
-            <w:vAlign w:val="center"/>
-          </w:tcPr>
-          <w:p>
-            <w:pPr>
-              <w:rPr>
-                <w:rFonts w:ascii="Times New Roman" w:hAnsi="Times New Roman" w:cs="Times New Roman"/>
-              </w:rPr>
-            </w:pPr>
-          </w:p>
-        </w:tc>
-        <w:tc>
-          <w:tcPr>
-            <w:tcW w:w="1200" w:type="dxa"/>
-            <w:tcBorders>
-              <w:top w:val="single" w:sz="4" w:space="0" w:color="808080"/>
-              <w:left w:val="single" w:sz="4" w:space="0" w:color="808080"/>
-              <w:bottom w:val="single" w:sz="4" w:space="0" w:color="808080"/>
-              <w:right w:val="single" w:sz="4" w:space="0" w:color="808080"/>
-            </w:tcBorders>
-            <w:tcMar>
-              <w:top w:w="60" w:type="dxa"/>
-              <w:left w:w="80" w:type="dxa"/>
-              <w:bottom w:w="60" w:type="dxa"/>
-              <w:right w:w="80" w:type="dxa"/>
-            </w:tcMar>
-            <w:vAlign w:val="center"/>
-          </w:tcPr>
-          <w:p>
-            <w:pPr>
-              <w:rPr>
-                <w:rFonts w:ascii="Times New Roman" w:hAnsi="Times New Roman" w:cs="Times New Roman"/>
-              </w:rPr>
-            </w:pPr>
-          </w:p>
-        </w:tc>
-        <w:tc>
-          <w:tcPr>
-            <w:tcW w:w="1900" w:type="dxa"/>
-            <w:tcBorders>
-              <w:top w:val="single" w:sz="4" w:space="0" w:color="808080"/>
-              <w:left w:val="single" w:sz="4" w:space="0" w:color="808080"/>
-              <w:bottom w:val="single" w:sz="4" w:space="0" w:color="808080"/>
-              <w:right w:val="single" w:sz="4" w:space="0" w:color="808080"/>
-            </w:tcBorders>
-            <w:tcMar>
-              <w:top w:w="60" w:type="dxa"/>
-              <w:left w:w="80" w:type="dxa"/>
-              <w:bottom w:w="60" w:type="dxa"/>
-              <w:right w:w="80" w:type="dxa"/>
-            </w:tcMar>
-            <w:vAlign w:val="center"/>
-          </w:tcPr>
-          <w:p>
-            <w:pPr>
-              <w:rPr>
-                <w:rFonts w:ascii="Times New Roman" w:hAnsi="Times New Roman" w:cs="Times New Roman"/>
-              </w:rPr>
-            </w:pPr>
-          </w:p>
-        </w:tc>
-        <w:tc>
-          <w:tcPr>
-            <w:tcW w:w="1600" w:type="dxa"/>
-            <w:tcBorders>
-              <w:top w:val="single" w:sz="4" w:space="0" w:color="808080"/>
-              <w:left w:val="single" w:sz="4" w:space="0" w:color="808080"/>
-              <w:bottom w:val="single" w:sz="4" w:space="0" w:color="808080"/>
-              <w:right w:val="single" w:sz="4" w:space="0" w:color="808080"/>
-            </w:tcBorders>
-            <w:tcMar>
-              <w:top w:w="60" w:type="dxa"/>
-              <w:left w:w="80" w:type="dxa"/>
-              <w:bottom w:w="60" w:type="dxa"/>
-              <w:right w:w="80" w:type="dxa"/>
-            </w:tcMar>
-            <w:vAlign w:val="center"/>
-          </w:tcPr>
-          <w:p>
-            <w:pPr>
-              <w:rPr>
-                <w:rFonts w:ascii="Times New Roman" w:hAnsi="Times New Roman" w:cs="Times New Roman"/>
-              </w:rPr>
-            </w:pPr>
-          </w:p>
-        </w:tc>
-      </w:tr>
-      <w:tr>
-        <w:tc>
-          <w:tcPr>
-            <w:tcW w:w="500" w:type="dxa"/>
-            <w:tcBorders>
-              <w:top w:val="single" w:sz="4" w:space="0" w:color="808080"/>
-              <w:left w:val="single" w:sz="4" w:space="0" w:color="808080"/>
-              <w:bottom w:val="single" w:sz="4" w:space="0" w:color="808080"/>
-              <w:right w:val="single" w:sz="4" w:space="0" w:color="808080"/>
-            </w:tcBorders>
-            <w:tcMar>
-              <w:top w:w="60" w:type="dxa"/>
-              <w:left w:w="80" w:type="dxa"/>
-              <w:bottom w:w="60" w:type="dxa"/>
-              <w:right w:w="80" w:type="dxa"/>
-            </w:tcMar>
-            <w:vAlign w:val="center"/>
-          </w:tcPr>
-          <w:p>
-            <w:pPr>
-              <w:jc w:val="center"/>
-              <w:rPr>
-                <w:rFonts w:ascii="Times New Roman" w:hAnsi="Times New Roman" w:cs="Times New Roman"/>
-              </w:rPr>
-            </w:pPr>
-            <w:r>
-              <w:rPr>
-                <w:rFonts w:ascii="Times New Roman" w:hAnsi="Times New Roman" w:cs="Times New Roman"/>
-                <w:sz w:val="18"/>
-                <w:szCs w:val="18"/>
-              </w:rPr>
-              <w:t>5</w:t>
-            </w:r>
-          </w:p>
-        </w:tc>
-        <w:tc>
-          <w:tcPr>
-            <w:tcW w:w="1600" w:type="dxa"/>
-            <w:tcBorders>
-              <w:top w:val="single" w:sz="4" w:space="0" w:color="808080"/>
-              <w:left w:val="single" w:sz="4" w:space="0" w:color="808080"/>
-              <w:bottom w:val="single" w:sz="4" w:space="0" w:color="808080"/>
-              <w:right w:val="single" w:sz="4" w:space="0" w:color="808080"/>
-            </w:tcBorders>
-            <w:tcMar>
-              <w:top w:w="60" w:type="dxa"/>
-              <w:left w:w="80" w:type="dxa"/>
-              <w:bottom w:w="60" w:type="dxa"/>
-              <w:right w:w="80" w:type="dxa"/>
-            </w:tcMar>
-            <w:vAlign w:val="center"/>
-          </w:tcPr>
-          <w:p>
-            <w:pPr>
-              <w:rPr>
-                <w:rFonts w:ascii="Times New Roman" w:hAnsi="Times New Roman" w:cs="Times New Roman"/>
-              </w:rPr>
-            </w:pPr>
-          </w:p>
-        </w:tc>
-        <w:tc>
-          <w:tcPr>
-            <w:tcW w:w="1200" w:type="dxa"/>
-            <w:tcBorders>
-              <w:top w:val="single" w:sz="4" w:space="0" w:color="808080"/>
-              <w:left w:val="single" w:sz="4" w:space="0" w:color="808080"/>
-              <w:bottom w:val="single" w:sz="4" w:space="0" w:color="808080"/>
-              <w:right w:val="single" w:sz="4" w:space="0" w:color="808080"/>
-            </w:tcBorders>
-            <w:tcMar>
-              <w:top w:w="60" w:type="dxa"/>
-              <w:left w:w="80" w:type="dxa"/>
-              <w:bottom w:w="60" w:type="dxa"/>
-              <w:right w:w="80" w:type="dxa"/>
-            </w:tcMar>
-            <w:vAlign w:val="center"/>
-          </w:tcPr>
-          <w:p>
-            <w:pPr>
-              <w:rPr>
-                <w:rFonts w:ascii="Times New Roman" w:hAnsi="Times New Roman" w:cs="Times New Roman"/>
-              </w:rPr>
-            </w:pPr>
-          </w:p>
-        </w:tc>
-        <w:tc>
-          <w:tcPr>
-            <w:tcW w:w="1200" w:type="dxa"/>
-            <w:tcBorders>
-              <w:top w:val="single" w:sz="4" w:space="0" w:color="808080"/>
-              <w:left w:val="single" w:sz="4" w:space="0" w:color="808080"/>
-              <w:bottom w:val="single" w:sz="4" w:space="0" w:color="808080"/>
-              <w:right w:val="single" w:sz="4" w:space="0" w:color="808080"/>
-            </w:tcBorders>
-            <w:tcMar>
-              <w:top w:w="60" w:type="dxa"/>
-              <w:left w:w="80" w:type="dxa"/>
-              <w:bottom w:w="60" w:type="dxa"/>
-              <w:right w:w="80" w:type="dxa"/>
-            </w:tcMar>
-            <w:vAlign w:val="center"/>
-          </w:tcPr>
-          <w:p>
-            <w:pPr>
-              <w:rPr>
-                <w:rFonts w:ascii="Times New Roman" w:hAnsi="Times New Roman" w:cs="Times New Roman"/>
-              </w:rPr>
-            </w:pPr>
-          </w:p>
-        </w:tc>
-        <w:tc>
-          <w:tcPr>
-            <w:tcW w:w="1266" w:type="dxa"/>
-            <w:tcBorders>
-              <w:top w:val="single" w:sz="4" w:space="0" w:color="808080"/>
-              <w:left w:val="single" w:sz="4" w:space="0" w:color="808080"/>
-              <w:bottom w:val="single" w:sz="4" w:space="0" w:color="808080"/>
-              <w:right w:val="single" w:sz="4" w:space="0" w:color="808080"/>
-            </w:tcBorders>
-            <w:tcMar>
-              <w:top w:w="60" w:type="dxa"/>
-              <w:left w:w="80" w:type="dxa"/>
-              <w:bottom w:w="60" w:type="dxa"/>
-              <w:right w:w="80" w:type="dxa"/>
-            </w:tcMar>
-            <w:vAlign w:val="center"/>
-          </w:tcPr>
-          <w:p>
-            <w:pPr>
-              <w:rPr>
-                <w:rFonts w:ascii="Times New Roman" w:hAnsi="Times New Roman" w:cs="Times New Roman"/>
-              </w:rPr>
-            </w:pPr>
-          </w:p>
-        </w:tc>
-        <w:tc>
-          <w:tcPr>
-            <w:tcW w:w="1200" w:type="dxa"/>
-            <w:tcBorders>
-              <w:top w:val="single" w:sz="4" w:space="0" w:color="808080"/>
-              <w:left w:val="single" w:sz="4" w:space="0" w:color="808080"/>
-              <w:bottom w:val="single" w:sz="4" w:space="0" w:color="808080"/>
-              <w:right w:val="single" w:sz="4" w:space="0" w:color="808080"/>
-            </w:tcBorders>
-            <w:tcMar>
-              <w:top w:w="60" w:type="dxa"/>
-              <w:left w:w="80" w:type="dxa"/>
-              <w:bottom w:w="60" w:type="dxa"/>
-              <w:right w:w="80" w:type="dxa"/>
-            </w:tcMar>
-            <w:vAlign w:val="center"/>
-          </w:tcPr>
-          <w:p>
-            <w:pPr>
-              <w:rPr>
-                <w:rFonts w:ascii="Times New Roman" w:hAnsi="Times New Roman" w:cs="Times New Roman"/>
-              </w:rPr>
-            </w:pPr>
-          </w:p>
-        </w:tc>
-        <w:tc>
-          <w:tcPr>
-            <w:tcW w:w="1900" w:type="dxa"/>
-            <w:tcBorders>
-              <w:top w:val="single" w:sz="4" w:space="0" w:color="808080"/>
-              <w:left w:val="single" w:sz="4" w:space="0" w:color="808080"/>
-              <w:bottom w:val="single" w:sz="4" w:space="0" w:color="808080"/>
-              <w:right w:val="single" w:sz="4" w:space="0" w:color="808080"/>
-            </w:tcBorders>
-            <w:tcMar>
-              <w:top w:w="60" w:type="dxa"/>
-              <w:left w:w="80" w:type="dxa"/>
-              <w:bottom w:w="60" w:type="dxa"/>
-              <w:right w:w="80" w:type="dxa"/>
-            </w:tcMar>
-            <w:vAlign w:val="center"/>
-          </w:tcPr>
-          <w:p>
-            <w:pPr>
-              <w:rPr>
-                <w:rFonts w:ascii="Times New Roman" w:hAnsi="Times New Roman" w:cs="Times New Roman"/>
-              </w:rPr>
-            </w:pPr>
-          </w:p>
-        </w:tc>
-        <w:tc>
-          <w:tcPr>
-            <w:tcW w:w="1600" w:type="dxa"/>
-            <w:tcBorders>
-              <w:top w:val="single" w:sz="4" w:space="0" w:color="808080"/>
-              <w:left w:val="single" w:sz="4" w:space="0" w:color="808080"/>
-              <w:bottom w:val="single" w:sz="4" w:space="0" w:color="808080"/>
-              <w:right w:val="single" w:sz="4" w:space="0" w:color="808080"/>
-            </w:tcBorders>
-            <w:tcMar>
-              <w:top w:w="60" w:type="dxa"/>
-              <w:left w:w="80" w:type="dxa"/>
-              <w:bottom w:w="60" w:type="dxa"/>
-              <w:right w:w="80" w:type="dxa"/>
-            </w:tcMar>
-            <w:vAlign w:val="center"/>
-          </w:tcPr>
-          <w:p>
-            <w:pPr>
-              <w:rPr>
-                <w:rFonts w:ascii="Times New Roman" w:hAnsi="Times New Roman" w:cs="Times New Roman"/>
-              </w:rPr>
-            </w:pPr>
-          </w:p>
-        </w:tc>
-      </w:tr>
-      <w:tr>
-        <w:tc>
-          <w:tcPr>
-            <w:tcW w:w="500" w:type="dxa"/>
-            <w:tcBorders>
-              <w:top w:val="single" w:sz="4" w:space="0" w:color="808080"/>
-              <w:left w:val="single" w:sz="4" w:space="0" w:color="808080"/>
-              <w:bottom w:val="single" w:sz="4" w:space="0" w:color="808080"/>
-              <w:right w:val="single" w:sz="4" w:space="0" w:color="808080"/>
-            </w:tcBorders>
-            <w:tcMar>
-              <w:top w:w="60" w:type="dxa"/>
-              <w:left w:w="80" w:type="dxa"/>
-              <w:bottom w:w="60" w:type="dxa"/>
-              <w:right w:w="80" w:type="dxa"/>
-            </w:tcMar>
-            <w:vAlign w:val="center"/>
-          </w:tcPr>
-          <w:p>
-            <w:pPr>
-              <w:jc w:val="center"/>
-              <w:rPr>
-                <w:rFonts w:ascii="Times New Roman" w:hAnsi="Times New Roman" w:cs="Times New Roman"/>
-              </w:rPr>
-            </w:pPr>
-            <w:r>
-              <w:rPr>
-                <w:rFonts w:ascii="Times New Roman" w:hAnsi="Times New Roman" w:cs="Times New Roman"/>
-                <w:sz w:val="18"/>
-                <w:szCs w:val="18"/>
-              </w:rPr>
               <w:t>6</w:t>
             </w:r>
           </w:p>
         </w:tc>
         <w:tc>
           <w:tcPr>
-            <w:tcW w:w="1600" w:type="dxa"/>
-            <w:tcBorders>
-              <w:top w:val="single" w:sz="4" w:space="0" w:color="808080"/>
-              <w:left w:val="single" w:sz="4" w:space="0" w:color="808080"/>
-              <w:bottom w:val="single" w:sz="4" w:space="0" w:color="808080"/>
-              <w:right w:val="single" w:sz="4" w:space="0" w:color="808080"/>
-            </w:tcBorders>
-            <w:tcMar>
-              <w:top w:w="60" w:type="dxa"/>
-              <w:left w:w="80" w:type="dxa"/>
-              <w:bottom w:w="60" w:type="dxa"/>
-              <w:right w:w="80" w:type="dxa"/>
-            </w:tcMar>
-            <w:vAlign w:val="center"/>
-          </w:tcPr>
-          <w:p>
-            <w:pPr>
-              <w:rPr>
-                <w:rFonts w:ascii="Times New Roman" w:hAnsi="Times New Roman" w:cs="Times New Roman"/>
-              </w:rPr>
-            </w:pPr>
-          </w:p>
-        </w:tc>
-        <w:tc>
-          <w:tcPr>
-            <w:tcW w:w="1200" w:type="dxa"/>
-            <w:tcBorders>
-              <w:top w:val="single" w:sz="4" w:space="0" w:color="808080"/>
-              <w:left w:val="single" w:sz="4" w:space="0" w:color="808080"/>
-              <w:bottom w:val="single" w:sz="4" w:space="0" w:color="808080"/>
-              <w:right w:val="single" w:sz="4" w:space="0" w:color="808080"/>
-            </w:tcBorders>
-            <w:tcMar>
-              <w:top w:w="60" w:type="dxa"/>
-              <w:left w:w="80" w:type="dxa"/>
-              <w:bottom w:w="60" w:type="dxa"/>
-              <w:right w:w="80" w:type="dxa"/>
-            </w:tcMar>
-            <w:vAlign w:val="center"/>
-          </w:tcPr>
-          <w:p>
-            <w:pPr>
-              <w:rPr>
-                <w:rFonts w:ascii="Times New Roman" w:hAnsi="Times New Roman" w:cs="Times New Roman"/>
-              </w:rPr>
-            </w:pPr>
-          </w:p>
-        </w:tc>
-        <w:tc>
-          <w:tcPr>
-            <w:tcW w:w="1200" w:type="dxa"/>
-            <w:tcBorders>
-              <w:top w:val="single" w:sz="4" w:space="0" w:color="808080"/>
-              <w:left w:val="single" w:sz="4" w:space="0" w:color="808080"/>
-              <w:bottom w:val="single" w:sz="4" w:space="0" w:color="808080"/>
-              <w:right w:val="single" w:sz="4" w:space="0" w:color="808080"/>
-            </w:tcBorders>
-            <w:tcMar>
-              <w:top w:w="60" w:type="dxa"/>
-              <w:left w:w="80" w:type="dxa"/>
-              <w:bottom w:w="60" w:type="dxa"/>
-              <w:right w:w="80" w:type="dxa"/>
-            </w:tcMar>
-            <w:vAlign w:val="center"/>
-          </w:tcPr>
-          <w:p>
-            <w:pPr>
-              <w:rPr>
-                <w:rFonts w:ascii="Times New Roman" w:hAnsi="Times New Roman" w:cs="Times New Roman"/>
-              </w:rPr>
-            </w:pPr>
-          </w:p>
-        </w:tc>
-        <w:tc>
-          <w:tcPr>
-            <w:tcW w:w="1266" w:type="dxa"/>
-            <w:tcBorders>
-              <w:top w:val="single" w:sz="4" w:space="0" w:color="808080"/>
-              <w:left w:val="single" w:sz="4" w:space="0" w:color="808080"/>
-              <w:bottom w:val="single" w:sz="4" w:space="0" w:color="808080"/>
-              <w:right w:val="single" w:sz="4" w:space="0" w:color="808080"/>
-            </w:tcBorders>
-            <w:tcMar>
-              <w:top w:w="60" w:type="dxa"/>
-              <w:left w:w="80" w:type="dxa"/>
-              <w:bottom w:w="60" w:type="dxa"/>
-              <w:right w:w="80" w:type="dxa"/>
-            </w:tcMar>
-            <w:vAlign w:val="center"/>
-          </w:tcPr>
-          <w:p>
-            <w:pPr>
-              <w:rPr>
-                <w:rFonts w:ascii="Times New Roman" w:hAnsi="Times New Roman" w:cs="Times New Roman"/>
-              </w:rPr>
-            </w:pPr>
-          </w:p>
-        </w:tc>
-        <w:tc>
-          <w:tcPr>
-            <w:tcW w:w="1200" w:type="dxa"/>
-            <w:tcBorders>
-              <w:top w:val="single" w:sz="4" w:space="0" w:color="808080"/>
-              <w:left w:val="single" w:sz="4" w:space="0" w:color="808080"/>
-              <w:bottom w:val="single" w:sz="4" w:space="0" w:color="808080"/>
-              <w:right w:val="single" w:sz="4" w:space="0" w:color="808080"/>
-            </w:tcBorders>
-            <w:tcMar>
-              <w:top w:w="60" w:type="dxa"/>
-              <w:left w:w="80" w:type="dxa"/>
-              <w:bottom w:w="60" w:type="dxa"/>
-              <w:right w:w="80" w:type="dxa"/>
-            </w:tcMar>
-            <w:vAlign w:val="center"/>
-          </w:tcPr>
-          <w:p>
-            <w:pPr>
-              <w:rPr>
-                <w:rFonts w:ascii="Times New Roman" w:hAnsi="Times New Roman" w:cs="Times New Roman"/>
-              </w:rPr>
-            </w:pPr>
-          </w:p>
-        </w:tc>
-        <w:tc>
-          <w:tcPr>
-            <w:tcW w:w="1900" w:type="dxa"/>
-            <w:tcBorders>
-              <w:top w:val="single" w:sz="4" w:space="0" w:color="808080"/>
-              <w:left w:val="single" w:sz="4" w:space="0" w:color="808080"/>
-              <w:bottom w:val="single" w:sz="4" w:space="0" w:color="808080"/>
-              <w:right w:val="single" w:sz="4" w:space="0" w:color="808080"/>
-            </w:tcBorders>
-            <w:tcMar>
-              <w:top w:w="60" w:type="dxa"/>
-              <w:left w:w="80" w:type="dxa"/>
-              <w:bottom w:w="60" w:type="dxa"/>
-              <w:right w:w="80" w:type="dxa"/>
-            </w:tcMar>
-            <w:vAlign w:val="center"/>
-          </w:tcPr>
-          <w:p>
-            <w:pPr>
-              <w:rPr>
-                <w:rFonts w:ascii="Times New Roman" w:hAnsi="Times New Roman" w:cs="Times New Roman"/>
-              </w:rPr>
-            </w:pPr>
-          </w:p>
-        </w:tc>
-        <w:tc>
-          <w:tcPr>
-            <w:tcW w:w="1600" w:type="dxa"/>
-            <w:tcBorders>
-              <w:top w:val="single" w:sz="4" w:space="0" w:color="808080"/>
-              <w:left w:val="single" w:sz="4" w:space="0" w:color="808080"/>
-              <w:bottom w:val="single" w:sz="4" w:space="0" w:color="808080"/>
-              <w:right w:val="single" w:sz="4" w:space="0" w:color="808080"/>
+            <w:tcW w:w="1725" w:type="dxa"/>
+            <w:tcBorders>
+              <w:top w:val="single" w:color="808080" w:themeColor="background1" w:themeShade="80" w:sz="4" w:space="0"/>
+              <w:left w:val="single" w:color="808080" w:themeColor="background1" w:themeShade="80" w:sz="4" w:space="0"/>
+              <w:bottom w:val="single" w:color="808080" w:themeColor="background1" w:themeShade="80" w:sz="4" w:space="0"/>
+              <w:right w:val="single" w:color="808080" w:themeColor="background1" w:themeShade="80" w:sz="4" w:space="0"/>
+            </w:tcBorders>
+            <w:tcMar>
+              <w:top w:w="60" w:type="dxa"/>
+              <w:left w:w="80" w:type="dxa"/>
+              <w:bottom w:w="60" w:type="dxa"/>
+              <w:right w:w="80" w:type="dxa"/>
+            </w:tcMar>
+            <w:vAlign w:val="center"/>
+          </w:tcPr>
+          <w:p>
+            <w:pPr>
+              <w:rPr>
+                <w:rFonts w:ascii="Times New Roman" w:hAnsi="Times New Roman" w:cs="Times New Roman"/>
+              </w:rPr>
+            </w:pPr>
+          </w:p>
+        </w:tc>
+        <w:tc>
+          <w:tcPr>
+            <w:tcW w:w="855" w:type="dxa"/>
+            <w:tcBorders>
+              <w:top w:val="single" w:color="808080" w:themeColor="background1" w:themeShade="80" w:sz="4" w:space="0"/>
+              <w:left w:val="single" w:color="808080" w:themeColor="background1" w:themeShade="80" w:sz="4" w:space="0"/>
+              <w:bottom w:val="single" w:color="808080" w:themeColor="background1" w:themeShade="80" w:sz="4" w:space="0"/>
+              <w:right w:val="single" w:color="808080" w:themeColor="background1" w:themeShade="80" w:sz="4" w:space="0"/>
+            </w:tcBorders>
+            <w:tcMar>
+              <w:top w:w="60" w:type="dxa"/>
+              <w:left w:w="80" w:type="dxa"/>
+              <w:bottom w:w="60" w:type="dxa"/>
+              <w:right w:w="80" w:type="dxa"/>
+            </w:tcMar>
+            <w:vAlign w:val="center"/>
+          </w:tcPr>
+          <w:p>
+            <w:pPr>
+              <w:rPr>
+                <w:rFonts w:ascii="Times New Roman" w:hAnsi="Times New Roman" w:cs="Times New Roman"/>
+              </w:rPr>
+            </w:pPr>
+          </w:p>
+        </w:tc>
+        <w:tc>
+          <w:tcPr>
+            <w:tcW w:w="988" w:type="dxa"/>
+            <w:tcBorders>
+              <w:top w:val="single" w:color="808080" w:themeColor="background1" w:themeShade="80" w:sz="4" w:space="0"/>
+              <w:left w:val="single" w:color="808080" w:themeColor="background1" w:themeShade="80" w:sz="4" w:space="0"/>
+              <w:bottom w:val="single" w:color="808080" w:themeColor="background1" w:themeShade="80" w:sz="4" w:space="0"/>
+              <w:right w:val="single" w:color="808080" w:themeColor="background1" w:themeShade="80" w:sz="4" w:space="0"/>
+            </w:tcBorders>
+            <w:tcMar>
+              <w:top w:w="60" w:type="dxa"/>
+              <w:left w:w="80" w:type="dxa"/>
+              <w:bottom w:w="60" w:type="dxa"/>
+              <w:right w:w="80" w:type="dxa"/>
+            </w:tcMar>
+            <w:vAlign w:val="center"/>
+          </w:tcPr>
+          <w:p>
+            <w:pPr>
+              <w:rPr>
+                <w:rFonts w:ascii="Times New Roman" w:hAnsi="Times New Roman" w:cs="Times New Roman"/>
+              </w:rPr>
+            </w:pPr>
+          </w:p>
+        </w:tc>
+        <w:tc>
+          <w:tcPr>
+            <w:tcW w:w="1129" w:type="dxa"/>
+            <w:tcBorders>
+              <w:top w:val="single" w:color="808080" w:themeColor="background1" w:themeShade="80" w:sz="4" w:space="0"/>
+              <w:left w:val="single" w:color="808080" w:themeColor="background1" w:themeShade="80" w:sz="4" w:space="0"/>
+              <w:bottom w:val="single" w:color="808080" w:themeColor="background1" w:themeShade="80" w:sz="4" w:space="0"/>
+              <w:right w:val="single" w:color="808080" w:themeColor="background1" w:themeShade="80" w:sz="4" w:space="0"/>
+            </w:tcBorders>
+            <w:tcMar>
+              <w:top w:w="60" w:type="dxa"/>
+              <w:left w:w="80" w:type="dxa"/>
+              <w:bottom w:w="60" w:type="dxa"/>
+              <w:right w:w="80" w:type="dxa"/>
+            </w:tcMar>
+            <w:vAlign w:val="center"/>
+          </w:tcPr>
+          <w:p>
+            <w:pPr>
+              <w:rPr>
+                <w:rFonts w:ascii="Times New Roman" w:hAnsi="Times New Roman" w:cs="Times New Roman"/>
+              </w:rPr>
+            </w:pPr>
+          </w:p>
+        </w:tc>
+        <w:tc>
+          <w:tcPr>
+            <w:tcW w:w="1590" w:type="dxa"/>
+            <w:tcBorders>
+              <w:top w:val="single" w:color="808080" w:themeColor="background1" w:themeShade="80" w:sz="4"/>
+              <w:left w:val="single" w:color="808080" w:themeColor="background1" w:themeShade="80" w:sz="4"/>
+              <w:bottom w:val="single" w:color="808080" w:themeColor="background1" w:themeShade="80" w:sz="4"/>
+              <w:right w:val="single" w:color="808080" w:themeColor="background1" w:themeShade="80" w:sz="4"/>
+            </w:tcBorders>
+            <w:tcMar>
+              <w:top w:w="60" w:type="dxa"/>
+              <w:left w:w="80" w:type="dxa"/>
+              <w:bottom w:w="60" w:type="dxa"/>
+              <w:right w:w="80" w:type="dxa"/>
+            </w:tcMar>
+            <w:vAlign w:val="center"/>
+          </w:tcPr>
+          <w:p>
+            <w:pPr>
+              <w:pStyle w:val="Normal"/>
+              <w:rPr>
+                <w:rFonts w:ascii="Times New Roman" w:hAnsi="Times New Roman" w:cs="Times New Roman"/>
+              </w:rPr>
+            </w:pPr>
+          </w:p>
+        </w:tc>
+        <w:tc>
+          <w:tcPr>
+            <w:tcW w:w="1275" w:type="dxa"/>
+            <w:tcBorders>
+              <w:top w:val="single" w:color="808080" w:themeColor="background1" w:themeShade="80" w:sz="4" w:space="0"/>
+              <w:left w:val="single" w:color="808080" w:themeColor="background1" w:themeShade="80" w:sz="4" w:space="0"/>
+              <w:bottom w:val="single" w:color="808080" w:themeColor="background1" w:themeShade="80" w:sz="4" w:space="0"/>
+              <w:right w:val="single" w:color="808080" w:themeColor="background1" w:themeShade="80" w:sz="4" w:space="0"/>
+            </w:tcBorders>
+            <w:tcMar>
+              <w:top w:w="60" w:type="dxa"/>
+              <w:left w:w="80" w:type="dxa"/>
+              <w:bottom w:w="60" w:type="dxa"/>
+              <w:right w:w="80" w:type="dxa"/>
+            </w:tcMar>
+            <w:vAlign w:val="center"/>
+          </w:tcPr>
+          <w:p>
+            <w:pPr>
+              <w:rPr>
+                <w:rFonts w:ascii="Times New Roman" w:hAnsi="Times New Roman" w:cs="Times New Roman"/>
+              </w:rPr>
+            </w:pPr>
+          </w:p>
+        </w:tc>
+        <w:tc>
+          <w:tcPr>
+            <w:tcW w:w="1230" w:type="dxa"/>
+            <w:tcBorders>
+              <w:top w:val="single" w:color="808080" w:themeColor="background1" w:themeShade="80" w:sz="4" w:space="0"/>
+              <w:left w:val="single" w:color="808080" w:themeColor="background1" w:themeShade="80" w:sz="4" w:space="0"/>
+              <w:bottom w:val="single" w:color="808080" w:themeColor="background1" w:themeShade="80" w:sz="4" w:space="0"/>
+              <w:right w:val="single" w:color="808080" w:themeColor="background1" w:themeShade="80" w:sz="4" w:space="0"/>
             </w:tcBorders>
             <w:tcMar>
               <w:top w:w="60" w:type="dxa"/>
@@ -4495,55 +4033,53 @@
           <w:rFonts w:ascii="Times New Roman" w:hAnsi="Times New Roman" w:cs="Times New Roman"/>
         </w:rPr>
       </w:pPr>
+      <w:commentRangeStart w:id="31456616"/>
+      <w:commentRangeStart w:id="1761374041"/>
+      <w:commentRangeStart w:id="1052138499"/>
       <w:r>
         <w:rPr>
           <w:rFonts w:ascii="Times New Roman" w:hAnsi="Times New Roman" w:cs="Times New Roman"/>
           <w:sz w:val="19"/>
           <w:szCs w:val="19"/>
         </w:rPr>
-        <w:t>Certified further that the untied grant has been utilised only for eligible locally identified needs under the FC-16 guidelines; no expenditure has been incurred towards salaries or other establishment-related expenditure, except permissible professional services for audit / accounting functions as applicable.</w:t>
+        <w:t>Certified further that the untied grant has been utilised only for eligible locally identified needs under the FC-1</w:t>
       </w:r>
-    </w:p>
-    <w:p>
-      <w:pPr>
-        <w:pStyle w:val="ListParagraph"/>
-        <w:numPr>
-          <w:ilvl w:val="0"/>
-          <w:numId w:val="4"/>
-        </w:numPr>
-        <w:spacing w:after="100"/>
-        <w:rPr>
-          <w:rFonts w:ascii="Times New Roman" w:hAnsi="Times New Roman" w:cs="Times New Roman"/>
-        </w:rPr>
-      </w:pPr>
       <w:r>
         <w:rPr>
           <w:rFonts w:ascii="Times New Roman" w:hAnsi="Times New Roman" w:cs="Times New Roman"/>
           <w:sz w:val="19"/>
           <w:szCs w:val="19"/>
         </w:rPr>
-        <w:t>Certified that expenditure on construction and maintenance of roads, if any, is within the prescribed ceiling of 20% of the untied allocation.</w:t>
+        <w:t>5</w:t>
       </w:r>
-    </w:p>
-    <w:p>
-      <w:pPr>
-        <w:pStyle w:val="ListParagraph"/>
-        <w:numPr>
-          <w:ilvl w:val="0"/>
-          <w:numId w:val="4"/>
-        </w:numPr>
-        <w:spacing w:after="100"/>
-        <w:rPr>
-          <w:rFonts w:ascii="Times New Roman" w:hAnsi="Times New Roman" w:cs="Times New Roman"/>
-        </w:rPr>
-      </w:pPr>
       <w:r>
         <w:rPr>
           <w:rFonts w:ascii="Times New Roman" w:hAnsi="Times New Roman" w:cs="Times New Roman"/>
           <w:sz w:val="19"/>
           <w:szCs w:val="19"/>
         </w:rPr>
-        <w:t>Certified that the assets / structures created from FC-16 grant, wherever applicable, have been geo-tagged / geo-fenced and supporting photographs / records are maintained.</w:t>
+        <w:t xml:space="preserve"> guidelines; no expenditure has been incurred towards salaries or other establishment-related expenditure, except permissible professional services for audit / accounting functions as applicable.</w:t>
+      </w:r>
+      <w:commentRangeEnd w:id="31456616"/>
+      <w:r>
+        <w:rPr>
+          <w:rStyle w:val="CommentReference"/>
+        </w:rPr>
+        <w:commentReference w:id="31456616"/>
+      </w:r>
+      <w:commentRangeEnd w:id="1761374041"/>
+      <w:r>
+        <w:rPr>
+          <w:rStyle w:val="CommentReference"/>
+        </w:rPr>
+        <w:commentReference w:id="1761374041"/>
+      </w:r>
+      <w:commentRangeEnd w:id="1052138499"/>
+      <w:r>
+        <w:rPr>
+          <w:rStyle w:val="CommentReference"/>
+        </w:rPr>
+        <w:commentReference w:id="1052138499"/>
       </w:r>
     </w:p>
     <w:p>
@@ -4581,13 +4117,216 @@
       </w:pPr>
     </w:p>
     <w:sectPr>
-      <w:pgSz w:w="11906" w:h="16838"/>
+      <w:pgSz w:w="11906" w:h="16838" w:orient="portrait"/>
       <w:pgMar w:top="720" w:right="720" w:bottom="720" w:left="720" w:header="708" w:footer="708" w:gutter="0"/>
       <w:cols w:space="720"/>
       <w:docGrid w:linePitch="360"/>
     </w:sectPr>
   </w:body>
 </w:document>
+</file>
+
+<file path=word/comments.xml><?xml version="1.0" encoding="utf-8"?>
+<w:comments xmlns:wp14="http://schemas.microsoft.com/office/word/2010/wordprocessingDrawing" xmlns:w14="http://schemas.microsoft.com/office/word/2010/wordml" xmlns:w="http://schemas.openxmlformats.org/wordprocessingml/2006/main" xmlns:mc="http://schemas.openxmlformats.org/markup-compatibility/2006" mc:Ignorable="wp14">
+  <w:comment xmlns:w="http://schemas.openxmlformats.org/wordprocessingml/2006/main" w:initials="MR" w:author="Mridhula Raghavan" w:date="2026-09-17T11:47:50" w:id="796361508">
+    <w:p xmlns:w14="http://schemas.microsoft.com/office/word/2010/wordml" xmlns:w="http://schemas.openxmlformats.org/wordprocessingml/2006/main">
+      <w:pPr>
+        <w:pStyle w:val="CommentText"/>
+      </w:pPr>
+      <w:r>
+        <w:rPr>
+          <w:rStyle w:val="CommentReference"/>
+        </w:rPr>
+        <w:annotationRef/>
+      </w:r>
+      <w:r>
+        <w:t xml:space="preserve">Hi </w:t>
+      </w:r>
+      <w:r>
+        <w:fldChar w:fldCharType="begin"/>
+      </w:r>
+      <w:r>
+        <w:instrText xml:space="preserve"> HYPERLINK "mailto:shalu.sapnani@janaagraha.org"</w:instrText>
+      </w:r>
+      <w:bookmarkStart w:name="_@_EDF4754155BB4650A506A5B871607312Z" w:id="994245440"/>
+      <w:r>
+        <w:fldChar w:fldCharType="separate"/>
+      </w:r>
+      <w:bookmarkEnd w:id="994245440"/>
+      <w:r>
+        <w:rPr>
+          <w:rStyle w:val="Mention"/>
+          <w:noProof/>
+        </w:rPr>
+        <w:t>@Shalu Sapnani</w:t>
+      </w:r>
+      <w:r>
+        <w:fldChar w:fldCharType="end"/>
+      </w:r>
+      <w:r>
+        <w:t xml:space="preserve"> - is this table then required? can we take this out? please confirm</w:t>
+      </w:r>
+    </w:p>
+  </w:comment>
+  <w:comment xmlns:w="http://schemas.openxmlformats.org/wordprocessingml/2006/main" w:initials="SS" w:author="Shalu Sapnani" w:date="2026-09-17T12:51:25" w:id="1683415058">
+    <w:p xmlns:w14="http://schemas.microsoft.com/office/word/2010/wordml" xmlns:w="http://schemas.openxmlformats.org/wordprocessingml/2006/main">
+      <w:pPr>
+        <w:pStyle w:val="CommentText"/>
+      </w:pPr>
+      <w:r>
+        <w:rPr>
+          <w:rStyle w:val="CommentReference"/>
+        </w:rPr>
+        <w:annotationRef/>
+      </w:r>
+      <w:r>
+        <w:t xml:space="preserve">It is required. We can remove road &amp; CAG point. </w:t>
+      </w:r>
+      <w:r>
+        <w:fldChar w:fldCharType="begin"/>
+      </w:r>
+      <w:r>
+        <w:instrText xml:space="preserve"> HYPERLINK "mailto:hariprasad.v@janaagraha.org"</w:instrText>
+      </w:r>
+      <w:bookmarkStart w:name="_@_861B9C2DB3E844A48CCA897895336226Z" w:id="412705440"/>
+      <w:r>
+        <w:fldChar w:fldCharType="separate"/>
+      </w:r>
+      <w:bookmarkEnd w:id="412705440"/>
+      <w:r>
+        <w:rPr>
+          <w:rStyle w:val="Mention"/>
+          <w:noProof/>
+        </w:rPr>
+        <w:t>@Hariprasad V Nair</w:t>
+      </w:r>
+      <w:r>
+        <w:fldChar w:fldCharType="end"/>
+      </w:r>
+      <w:r>
+        <w:t xml:space="preserve"> is making changes.</w:t>
+      </w:r>
+    </w:p>
+  </w:comment>
+  <w:comment xmlns:w="http://schemas.openxmlformats.org/wordprocessingml/2006/main" w:initials="HN" w:author="Hariprasad V Nair" w:date="2026-09-17T12:57:47" w:id="521391202">
+    <w:p xmlns:w14="http://schemas.microsoft.com/office/word/2010/wordml" xmlns:w="http://schemas.openxmlformats.org/wordprocessingml/2006/main">
+      <w:pPr>
+        <w:pStyle w:val="CommentText"/>
+      </w:pPr>
+      <w:r>
+        <w:rPr>
+          <w:rStyle w:val="CommentReference"/>
+        </w:rPr>
+        <w:annotationRef/>
+      </w:r>
+      <w:r>
+        <w:t>Updating it, please let me know if the changes are reflecting</w:t>
+      </w:r>
+    </w:p>
+  </w:comment>
+  <w:comment xmlns:w="http://schemas.openxmlformats.org/wordprocessingml/2006/main" w:initials="MR" w:author="Mridhula Raghavan" w:date="2026-09-17T11:49:10" w:id="31456616">
+    <w:p xmlns:w14="http://schemas.microsoft.com/office/word/2010/wordml" xmlns:w="http://schemas.openxmlformats.org/wordprocessingml/2006/main">
+      <w:pPr>
+        <w:pStyle w:val="CommentText"/>
+      </w:pPr>
+      <w:r>
+        <w:rPr>
+          <w:rStyle w:val="CommentReference"/>
+        </w:rPr>
+        <w:annotationRef/>
+      </w:r>
+      <w:r>
+        <w:fldChar w:fldCharType="begin"/>
+      </w:r>
+      <w:r>
+        <w:instrText xml:space="preserve"> HYPERLINK "mailto:shalu.sapnani@janaagraha.org"</w:instrText>
+      </w:r>
+      <w:bookmarkStart w:name="_@_633FF4C55717487B8442E9F74ABFDF89Z" w:id="2095933415"/>
+      <w:r>
+        <w:fldChar w:fldCharType="separate"/>
+      </w:r>
+      <w:bookmarkEnd w:id="2095933415"/>
+      <w:r>
+        <w:rPr>
+          <w:rStyle w:val="Mention"/>
+          <w:noProof/>
+        </w:rPr>
+        <w:t>@Shalu Sapnani</w:t>
+      </w:r>
+      <w:r>
+        <w:fldChar w:fldCharType="end"/>
+      </w:r>
+      <w:r>
+        <w:t xml:space="preserve"> - Hari also caught these certification sentences - they won't apply this year as they've not received FC-16 grants. what do you think?</w:t>
+      </w:r>
+    </w:p>
+  </w:comment>
+  <w:comment xmlns:w="http://schemas.openxmlformats.org/wordprocessingml/2006/main" w:initials="SS" w:author="Shalu Sapnani" w:date="2026-09-17T12:53:22" w:id="1761374041">
+    <w:p xmlns:w14="http://schemas.microsoft.com/office/word/2010/wordml" xmlns:w="http://schemas.openxmlformats.org/wordprocessingml/2006/main">
+      <w:pPr>
+        <w:pStyle w:val="CommentText"/>
+      </w:pPr>
+      <w:r>
+        <w:rPr>
+          <w:rStyle w:val="CommentReference"/>
+        </w:rPr>
+        <w:annotationRef/>
+      </w:r>
+      <w:r>
+        <w:t>Yes, I have highlighted. He is changing.</w:t>
+      </w:r>
+    </w:p>
+  </w:comment>
+  <w:comment xmlns:w="http://schemas.openxmlformats.org/wordprocessingml/2006/main" w:initials="HN" w:author="Hariprasad V Nair" w:date="2026-09-17T13:00:10" w:id="1052138499">
+    <w:p xmlns:w14="http://schemas.microsoft.com/office/word/2010/wordml" xmlns:w="http://schemas.openxmlformats.org/wordprocessingml/2006/main">
+      <w:pPr>
+        <w:pStyle w:val="CommentText"/>
+      </w:pPr>
+      <w:r>
+        <w:rPr>
+          <w:rStyle w:val="CommentReference"/>
+        </w:rPr>
+        <w:annotationRef/>
+      </w:r>
+      <w:r>
+        <w:t>Done</w:t>
+      </w:r>
+    </w:p>
+  </w:comment>
+</w:comments>
+</file>
+
+<file path=word/commentsExtended.xml><?xml version="1.0" encoding="utf-8"?>
+<w15:commentsEx xmlns:mc="http://schemas.openxmlformats.org/markup-compatibility/2006" xmlns:w15="http://schemas.microsoft.com/office/word/2012/wordml" mc:Ignorable="w15">
+  <w15:commentEx w15:done="1" w15:paraId="6436645C"/>
+  <w15:commentEx w15:done="1" w15:paraId="0CBED4DD" w15:paraIdParent="6436645C"/>
+  <w15:commentEx w15:done="1" w15:paraId="0281CEC0" w15:paraIdParent="6436645C"/>
+  <w15:commentEx w15:done="1" w15:paraId="4B2D8271"/>
+  <w15:commentEx w15:done="1" w15:paraId="1DF44CD4" w15:paraIdParent="4B2D8271"/>
+  <w15:commentEx w15:done="1" w15:paraId="56DB0B31" w15:paraIdParent="4B2D8271"/>
+</w15:commentsEx>
+</file>
+
+<file path=word/commentsExtensible.xml><?xml version="1.0" encoding="utf-8"?>
+<w16cex:commentsExtensible xmlns:w16="http://schemas.microsoft.com/office/word/2018/wordml" xmlns:w16cex="http://schemas.microsoft.com/office/word/2018/wordml/cex" xmlns:mc="http://schemas.openxmlformats.org/markup-compatibility/2006" mc:Ignorable="w16 w16cex">
+  <w16cex:commentExtensible w16cex:durableId="04603B74" w16cex:dateUtc="2026-09-17T06:17:50.772Z"/>
+  <w16cex:commentExtensible w16cex:durableId="1579F677" w16cex:dateUtc="2026-09-17T07:21:25.975Z"/>
+  <w16cex:commentExtensible w16cex:durableId="0FC8B61E" w16cex:dateUtc="2026-09-17T07:27:47.052Z"/>
+  <w16cex:commentExtensible w16cex:durableId="426B64E8" w16cex:dateUtc="2026-09-17T06:19:10.82Z"/>
+  <w16cex:commentExtensible w16cex:durableId="73D87FCD" w16cex:dateUtc="2026-09-17T07:23:22.789Z"/>
+  <w16cex:commentExtensible w16cex:durableId="2B73A247" w16cex:dateUtc="2026-09-17T07:30:10.788Z"/>
+</w16cex:commentsExtensible>
+</file>
+
+<file path=word/commentsIds.xml><?xml version="1.0" encoding="utf-8"?>
+<w16cid:commentsIds xmlns:mc="http://schemas.openxmlformats.org/markup-compatibility/2006" xmlns:w16cid="http://schemas.microsoft.com/office/word/2016/wordml/cid" mc:Ignorable="w16cid">
+  <w16cid:commentId w16cid:paraId="6436645C" w16cid:durableId="04603B74"/>
+  <w16cid:commentId w16cid:paraId="0CBED4DD" w16cid:durableId="1579F677"/>
+  <w16cid:commentId w16cid:paraId="0281CEC0" w16cid:durableId="0FC8B61E"/>
+  <w16cid:commentId w16cid:paraId="4B2D8271" w16cid:durableId="426B64E8"/>
+  <w16cid:commentId w16cid:paraId="1DF44CD4" w16cid:durableId="73D87FCD"/>
+  <w16cid:commentId w16cid:paraId="56DB0B31" w16cid:durableId="2B73A247"/>
+</w16cid:commentsIds>
 </file>
 
 <file path=word/numbering.xml><?xml version="1.0" encoding="utf-8"?>
@@ -4604,7 +4343,7 @@
         <w:ind w:left="440" w:hanging="360"/>
       </w:pPr>
       <w:rPr>
-        <w:rFonts w:ascii="Times New Roman" w:eastAsia="Calibri" w:hAnsi="Times New Roman" w:cs="Times New Roman" w:hint="default"/>
+        <w:rFonts w:hint="default" w:ascii="Times New Roman" w:hAnsi="Times New Roman" w:eastAsia="Calibri" w:cs="Times New Roman"/>
         <w:sz w:val="19"/>
       </w:rPr>
     </w:lvl>
@@ -4617,7 +4356,7 @@
         <w:ind w:left="1160" w:hanging="360"/>
       </w:pPr>
       <w:rPr>
-        <w:rFonts w:ascii="Courier New" w:hAnsi="Courier New" w:cs="Courier New" w:hint="default"/>
+        <w:rFonts w:hint="default" w:ascii="Courier New" w:hAnsi="Courier New" w:cs="Courier New"/>
       </w:rPr>
     </w:lvl>
     <w:lvl w:ilvl="2" w:tplc="08090005" w:tentative="1">
@@ -4629,7 +4368,7 @@
         <w:ind w:left="1880" w:hanging="360"/>
       </w:pPr>
       <w:rPr>
-        <w:rFonts w:ascii="Wingdings" w:hAnsi="Wingdings" w:hint="default"/>
+        <w:rFonts w:hint="default" w:ascii="Wingdings" w:hAnsi="Wingdings"/>
       </w:rPr>
     </w:lvl>
     <w:lvl w:ilvl="3" w:tplc="08090001" w:tentative="1">
@@ -4641,7 +4380,7 @@
         <w:ind w:left="2600" w:hanging="360"/>
       </w:pPr>
       <w:rPr>
-        <w:rFonts w:ascii="Symbol" w:hAnsi="Symbol" w:hint="default"/>
+        <w:rFonts w:hint="default" w:ascii="Symbol" w:hAnsi="Symbol"/>
       </w:rPr>
     </w:lvl>
     <w:lvl w:ilvl="4" w:tplc="08090003" w:tentative="1">
@@ -4653,7 +4392,7 @@
         <w:ind w:left="3320" w:hanging="360"/>
       </w:pPr>
       <w:rPr>
-        <w:rFonts w:ascii="Courier New" w:hAnsi="Courier New" w:cs="Courier New" w:hint="default"/>
+        <w:rFonts w:hint="default" w:ascii="Courier New" w:hAnsi="Courier New" w:cs="Courier New"/>
       </w:rPr>
     </w:lvl>
     <w:lvl w:ilvl="5" w:tplc="08090005" w:tentative="1">
@@ -4665,7 +4404,7 @@
         <w:ind w:left="4040" w:hanging="360"/>
       </w:pPr>
       <w:rPr>
-        <w:rFonts w:ascii="Wingdings" w:hAnsi="Wingdings" w:hint="default"/>
+        <w:rFonts w:hint="default" w:ascii="Wingdings" w:hAnsi="Wingdings"/>
       </w:rPr>
     </w:lvl>
     <w:lvl w:ilvl="6" w:tplc="08090001" w:tentative="1">
@@ -4677,7 +4416,7 @@
         <w:ind w:left="4760" w:hanging="360"/>
       </w:pPr>
       <w:rPr>
-        <w:rFonts w:ascii="Symbol" w:hAnsi="Symbol" w:hint="default"/>
+        <w:rFonts w:hint="default" w:ascii="Symbol" w:hAnsi="Symbol"/>
       </w:rPr>
     </w:lvl>
     <w:lvl w:ilvl="7" w:tplc="08090003" w:tentative="1">
@@ -4689,7 +4428,7 @@
         <w:ind w:left="5480" w:hanging="360"/>
       </w:pPr>
       <w:rPr>
-        <w:rFonts w:ascii="Courier New" w:hAnsi="Courier New" w:cs="Courier New" w:hint="default"/>
+        <w:rFonts w:hint="default" w:ascii="Courier New" w:hAnsi="Courier New" w:cs="Courier New"/>
       </w:rPr>
     </w:lvl>
     <w:lvl w:ilvl="8" w:tplc="08090005" w:tentative="1">
@@ -4701,7 +4440,7 @@
         <w:ind w:left="6200" w:hanging="360"/>
       </w:pPr>
       <w:rPr>
-        <w:rFonts w:ascii="Wingdings" w:hAnsi="Wingdings" w:hint="default"/>
+        <w:rFonts w:hint="default" w:ascii="Wingdings" w:hAnsi="Wingdings"/>
       </w:rPr>
     </w:lvl>
   </w:abstractNum>
@@ -4804,7 +4543,7 @@
         <w:ind w:left="800" w:hanging="360"/>
       </w:pPr>
       <w:rPr>
-        <w:rFonts w:ascii="Courier New" w:hAnsi="Courier New" w:cs="Courier New" w:hint="default"/>
+        <w:rFonts w:hint="default" w:ascii="Courier New" w:hAnsi="Courier New" w:cs="Courier New"/>
       </w:rPr>
     </w:lvl>
     <w:lvl w:ilvl="1" w:tplc="08090003" w:tentative="1">
@@ -4816,7 +4555,7 @@
         <w:ind w:left="1520" w:hanging="360"/>
       </w:pPr>
       <w:rPr>
-        <w:rFonts w:ascii="Courier New" w:hAnsi="Courier New" w:cs="Courier New" w:hint="default"/>
+        <w:rFonts w:hint="default" w:ascii="Courier New" w:hAnsi="Courier New" w:cs="Courier New"/>
       </w:rPr>
     </w:lvl>
     <w:lvl w:ilvl="2" w:tplc="08090005" w:tentative="1">
@@ -4828,7 +4567,7 @@
         <w:ind w:left="2240" w:hanging="360"/>
       </w:pPr>
       <w:rPr>
-        <w:rFonts w:ascii="Wingdings" w:hAnsi="Wingdings" w:hint="default"/>
+        <w:rFonts w:hint="default" w:ascii="Wingdings" w:hAnsi="Wingdings"/>
       </w:rPr>
     </w:lvl>
     <w:lvl w:ilvl="3" w:tplc="08090001" w:tentative="1">
@@ -4840,7 +4579,7 @@
         <w:ind w:left="2960" w:hanging="360"/>
       </w:pPr>
       <w:rPr>
-        <w:rFonts w:ascii="Symbol" w:hAnsi="Symbol" w:hint="default"/>
+        <w:rFonts w:hint="default" w:ascii="Symbol" w:hAnsi="Symbol"/>
       </w:rPr>
     </w:lvl>
     <w:lvl w:ilvl="4" w:tplc="08090003" w:tentative="1">
@@ -4852,7 +4591,7 @@
         <w:ind w:left="3680" w:hanging="360"/>
       </w:pPr>
       <w:rPr>
-        <w:rFonts w:ascii="Courier New" w:hAnsi="Courier New" w:cs="Courier New" w:hint="default"/>
+        <w:rFonts w:hint="default" w:ascii="Courier New" w:hAnsi="Courier New" w:cs="Courier New"/>
       </w:rPr>
     </w:lvl>
     <w:lvl w:ilvl="5" w:tplc="08090005" w:tentative="1">
@@ -4864,7 +4603,7 @@
         <w:ind w:left="4400" w:hanging="360"/>
       </w:pPr>
       <w:rPr>
-        <w:rFonts w:ascii="Wingdings" w:hAnsi="Wingdings" w:hint="default"/>
+        <w:rFonts w:hint="default" w:ascii="Wingdings" w:hAnsi="Wingdings"/>
       </w:rPr>
     </w:lvl>
     <w:lvl w:ilvl="6" w:tplc="08090001" w:tentative="1">
@@ -4876,7 +4615,7 @@
         <w:ind w:left="5120" w:hanging="360"/>
       </w:pPr>
       <w:rPr>
-        <w:rFonts w:ascii="Symbol" w:hAnsi="Symbol" w:hint="default"/>
+        <w:rFonts w:hint="default" w:ascii="Symbol" w:hAnsi="Symbol"/>
       </w:rPr>
     </w:lvl>
     <w:lvl w:ilvl="7" w:tplc="08090003" w:tentative="1">
@@ -4888,7 +4627,7 @@
         <w:ind w:left="5840" w:hanging="360"/>
       </w:pPr>
       <w:rPr>
-        <w:rFonts w:ascii="Courier New" w:hAnsi="Courier New" w:cs="Courier New" w:hint="default"/>
+        <w:rFonts w:hint="default" w:ascii="Courier New" w:hAnsi="Courier New" w:cs="Courier New"/>
       </w:rPr>
     </w:lvl>
     <w:lvl w:ilvl="8" w:tplc="08090005" w:tentative="1">
@@ -4900,7 +4639,7 @@
         <w:ind w:left="6560" w:hanging="360"/>
       </w:pPr>
       <w:rPr>
-        <w:rFonts w:ascii="Wingdings" w:hAnsi="Wingdings" w:hint="default"/>
+        <w:rFonts w:hint="default" w:ascii="Wingdings" w:hAnsi="Wingdings"/>
       </w:rPr>
     </w:lvl>
   </w:abstractNum>
@@ -4917,7 +4656,7 @@
         <w:ind w:left="800" w:hanging="360"/>
       </w:pPr>
       <w:rPr>
-        <w:rFonts w:ascii="Wingdings" w:hAnsi="Wingdings" w:hint="default"/>
+        <w:rFonts w:hint="default" w:ascii="Wingdings" w:hAnsi="Wingdings"/>
       </w:rPr>
     </w:lvl>
     <w:lvl w:ilvl="1" w:tplc="FFFFFFFF" w:tentative="1">
@@ -4929,7 +4668,7 @@
         <w:ind w:left="1520" w:hanging="360"/>
       </w:pPr>
       <w:rPr>
-        <w:rFonts w:ascii="Courier New" w:hAnsi="Courier New" w:cs="Courier New" w:hint="default"/>
+        <w:rFonts w:hint="default" w:ascii="Courier New" w:hAnsi="Courier New" w:cs="Courier New"/>
       </w:rPr>
     </w:lvl>
     <w:lvl w:ilvl="2" w:tplc="FFFFFFFF" w:tentative="1">
@@ -4941,7 +4680,7 @@
         <w:ind w:left="2240" w:hanging="360"/>
       </w:pPr>
       <w:rPr>
-        <w:rFonts w:ascii="Wingdings" w:hAnsi="Wingdings" w:hint="default"/>
+        <w:rFonts w:hint="default" w:ascii="Wingdings" w:hAnsi="Wingdings"/>
       </w:rPr>
     </w:lvl>
     <w:lvl w:ilvl="3" w:tplc="FFFFFFFF" w:tentative="1">
@@ -4953,7 +4692,7 @@
         <w:ind w:left="2960" w:hanging="360"/>
       </w:pPr>
       <w:rPr>
-        <w:rFonts w:ascii="Symbol" w:hAnsi="Symbol" w:hint="default"/>
+        <w:rFonts w:hint="default" w:ascii="Symbol" w:hAnsi="Symbol"/>
       </w:rPr>
     </w:lvl>
     <w:lvl w:ilvl="4" w:tplc="FFFFFFFF" w:tentative="1">
@@ -4965,7 +4704,7 @@
         <w:ind w:left="3680" w:hanging="360"/>
       </w:pPr>
       <w:rPr>
-        <w:rFonts w:ascii="Courier New" w:hAnsi="Courier New" w:cs="Courier New" w:hint="default"/>
+        <w:rFonts w:hint="default" w:ascii="Courier New" w:hAnsi="Courier New" w:cs="Courier New"/>
       </w:rPr>
     </w:lvl>
     <w:lvl w:ilvl="5" w:tplc="FFFFFFFF" w:tentative="1">
@@ -4977,7 +4716,7 @@
         <w:ind w:left="4400" w:hanging="360"/>
       </w:pPr>
       <w:rPr>
-        <w:rFonts w:ascii="Wingdings" w:hAnsi="Wingdings" w:hint="default"/>
+        <w:rFonts w:hint="default" w:ascii="Wingdings" w:hAnsi="Wingdings"/>
       </w:rPr>
     </w:lvl>
     <w:lvl w:ilvl="6" w:tplc="FFFFFFFF" w:tentative="1">
@@ -4989,7 +4728,7 @@
         <w:ind w:left="5120" w:hanging="360"/>
       </w:pPr>
       <w:rPr>
-        <w:rFonts w:ascii="Symbol" w:hAnsi="Symbol" w:hint="default"/>
+        <w:rFonts w:hint="default" w:ascii="Symbol" w:hAnsi="Symbol"/>
       </w:rPr>
     </w:lvl>
     <w:lvl w:ilvl="7" w:tplc="FFFFFFFF" w:tentative="1">
@@ -5001,7 +4740,7 @@
         <w:ind w:left="5840" w:hanging="360"/>
       </w:pPr>
       <w:rPr>
-        <w:rFonts w:ascii="Courier New" w:hAnsi="Courier New" w:cs="Courier New" w:hint="default"/>
+        <w:rFonts w:hint="default" w:ascii="Courier New" w:hAnsi="Courier New" w:cs="Courier New"/>
       </w:rPr>
     </w:lvl>
     <w:lvl w:ilvl="8" w:tplc="FFFFFFFF" w:tentative="1">
@@ -5013,7 +4752,7 @@
         <w:ind w:left="6560" w:hanging="360"/>
       </w:pPr>
       <w:rPr>
-        <w:rFonts w:ascii="Wingdings" w:hAnsi="Wingdings" w:hint="default"/>
+        <w:rFonts w:hint="default" w:ascii="Wingdings" w:hAnsi="Wingdings"/>
       </w:rPr>
     </w:lvl>
   </w:abstractNum>
@@ -5035,12 +4774,35 @@
 </w:numbering>
 </file>
 
+<file path=word/people.xml><?xml version="1.0" encoding="utf-8"?>
+<w15:people xmlns:mc="http://schemas.openxmlformats.org/markup-compatibility/2006" xmlns:w15="http://schemas.microsoft.com/office/word/2012/wordml" mc:Ignorable="w15">
+  <w15:person w15:author="Hariprasad V Nair">
+    <w15:presenceInfo w15:providerId="AD" w15:userId="S::hariprasad.v@janaagraha.org::80309197-e282-495e-ad12-adfb017b6f5b"/>
+  </w15:person>
+  <w15:person w15:author="Mridhula Raghavan">
+    <w15:presenceInfo w15:providerId="AD" w15:userId="S::mridhula.raghavan@janaagraha.org::9aa5d80d-80c7-4294-a434-2a01057cbd4b"/>
+  </w15:person>
+  <w15:person w15:author="Mridhula Raghavan">
+    <w15:presenceInfo w15:providerId="AD" w15:userId="S::mridhula.raghavan@janaagraha.org::9aa5d80d-80c7-4294-a434-2a01057cbd4b"/>
+  </w15:person>
+  <w15:person w15:author="Shalu Sapnani">
+    <w15:presenceInfo w15:providerId="AD" w15:userId="S::shalu.sapnani@janaagraha.org::d95d4de5-aa22-479f-8faf-d248dc1f28ba"/>
+  </w15:person>
+  <w15:person w15:author="Shalu Sapnani">
+    <w15:presenceInfo w15:providerId="AD" w15:userId="S::shalu.sapnani@janaagraha.org::d95d4de5-aa22-479f-8faf-d248dc1f28ba"/>
+  </w15:person>
+  <w15:person w15:author="Hariprasad V Nair">
+    <w15:presenceInfo w15:providerId="AD" w15:userId="S::hariprasad.v@janaagraha.org::80309197-e282-495e-ad12-adfb017b6f5b"/>
+  </w15:person>
+</w15:people>
+</file>
+
 <file path=word/styles.xml><?xml version="1.0" encoding="utf-8"?>
-<w:styles xmlns:mc="http://schemas.openxmlformats.org/markup-compatibility/2006" xmlns:r="http://schemas.openxmlformats.org/officeDocument/2006/relationships" xmlns:w="http://schemas.openxmlformats.org/wordprocessingml/2006/main" xmlns:w14="http://schemas.microsoft.com/office/word/2010/wordml" xmlns:w15="http://schemas.microsoft.com/office/word/2012/wordml" xmlns:w16cex="http://schemas.microsoft.com/office/word/2018/wordml/cex" xmlns:w16cid="http://schemas.microsoft.com/office/word/2016/wordml/cid" xmlns:w16="http://schemas.microsoft.com/office/word/2018/wordml" xmlns:w16sdtdh="http://schemas.microsoft.com/office/word/2020/wordml/sdtdatahash" xmlns:w16sdtfl="http://schemas.microsoft.com/office/word/2024/wordml/sdtformatlock" xmlns:w16se="http://schemas.microsoft.com/office/word/2015/wordml/symex" xmlns:w16du="http://schemas.microsoft.com/office/word/2023/wordml/word16du" mc:Ignorable="w14 w15 w16se w16cid w16 w16cex w16sdtdh w16sdtfl w16du">
+<w:styles xmlns:wp14="http://schemas.microsoft.com/office/word/2010/wordprocessingDrawing" xmlns:mc="http://schemas.openxmlformats.org/markup-compatibility/2006" xmlns:r="http://schemas.openxmlformats.org/officeDocument/2006/relationships" xmlns:w="http://schemas.openxmlformats.org/wordprocessingml/2006/main" xmlns:w14="http://schemas.microsoft.com/office/word/2010/wordml" xmlns:w15="http://schemas.microsoft.com/office/word/2012/wordml" xmlns:w16cex="http://schemas.microsoft.com/office/word/2018/wordml/cex" xmlns:w16cid="http://schemas.microsoft.com/office/word/2016/wordml/cid" xmlns:w16="http://schemas.microsoft.com/office/word/2018/wordml" xmlns:w16sdtdh="http://schemas.microsoft.com/office/word/2020/wordml/sdtdatahash" xmlns:w16sdtfl="http://schemas.microsoft.com/office/word/2024/wordml/sdtformatlock" xmlns:w16se="http://schemas.microsoft.com/office/word/2015/wordml/symex" xmlns:w16du="http://schemas.microsoft.com/office/word/2023/wordml/word16du" mc:Ignorable="w14 w15 w16se w16cid w16 w16cex w16sdtdh w16sdtfl w16du wp14">
   <w:docDefaults>
     <w:rPrDefault>
       <w:rPr>
-        <w:rFonts w:ascii="Calibri" w:eastAsia="Calibri" w:hAnsi="Calibri" w:cs="Calibri"/>
+        <w:rFonts w:ascii="Calibri" w:hAnsi="Calibri" w:eastAsia="Calibri" w:cs="Calibri"/>
         <w:lang w:val="en-IN" w:eastAsia="en-GB" w:bidi="ar-SA"/>
       </w:rPr>
     </w:rPrDefault>
@@ -5053,14 +4815,14 @@
   <w:latentStyles w:defLockedState="0" w:defUIPriority="99" w:defSemiHidden="0" w:defUnhideWhenUsed="0" w:defQFormat="0" w:count="376">
     <w:lsdException w:name="Normal" w:uiPriority="0" w:qFormat="1"/>
     <w:lsdException w:name="heading 1" w:uiPriority="9" w:qFormat="1"/>
-    <w:lsdException w:name="heading 2" w:semiHidden="1" w:uiPriority="9" w:unhideWhenUsed="1" w:qFormat="1"/>
-    <w:lsdException w:name="heading 3" w:semiHidden="1" w:uiPriority="9" w:unhideWhenUsed="1" w:qFormat="1"/>
-    <w:lsdException w:name="heading 4" w:semiHidden="1" w:uiPriority="9" w:unhideWhenUsed="1" w:qFormat="1"/>
-    <w:lsdException w:name="heading 5" w:semiHidden="1" w:uiPriority="9" w:unhideWhenUsed="1" w:qFormat="1"/>
-    <w:lsdException w:name="heading 6" w:semiHidden="1" w:uiPriority="9" w:unhideWhenUsed="1" w:qFormat="1"/>
-    <w:lsdException w:name="heading 7" w:semiHidden="1" w:uiPriority="9" w:unhideWhenUsed="1" w:qFormat="1"/>
-    <w:lsdException w:name="heading 8" w:semiHidden="1" w:uiPriority="9" w:unhideWhenUsed="1" w:qFormat="1"/>
-    <w:lsdException w:name="heading 9" w:semiHidden="1" w:uiPriority="9" w:unhideWhenUsed="1" w:qFormat="1"/>
+    <w:lsdException w:name="heading 2" w:uiPriority="9" w:semiHidden="1" w:unhideWhenUsed="1" w:qFormat="1"/>
+    <w:lsdException w:name="heading 3" w:uiPriority="9" w:semiHidden="1" w:unhideWhenUsed="1" w:qFormat="1"/>
+    <w:lsdException w:name="heading 4" w:uiPriority="9" w:semiHidden="1" w:unhideWhenUsed="1" w:qFormat="1"/>
+    <w:lsdException w:name="heading 5" w:uiPriority="9" w:semiHidden="1" w:unhideWhenUsed="1" w:qFormat="1"/>
+    <w:lsdException w:name="heading 6" w:uiPriority="9" w:semiHidden="1" w:unhideWhenUsed="1" w:qFormat="1"/>
+    <w:lsdException w:name="heading 7" w:uiPriority="9" w:semiHidden="1" w:unhideWhenUsed="1" w:qFormat="1"/>
+    <w:lsdException w:name="heading 8" w:uiPriority="9" w:semiHidden="1" w:unhideWhenUsed="1" w:qFormat="1"/>
+    <w:lsdException w:name="heading 9" w:uiPriority="9" w:semiHidden="1" w:unhideWhenUsed="1" w:qFormat="1"/>
     <w:lsdException w:name="index 1" w:semiHidden="1" w:unhideWhenUsed="1"/>
     <w:lsdException w:name="index 2" w:semiHidden="1" w:unhideWhenUsed="1"/>
     <w:lsdException w:name="index 3" w:semiHidden="1" w:unhideWhenUsed="1"/>
@@ -5070,22 +4832,22 @@
     <w:lsdException w:name="index 7" w:semiHidden="1" w:unhideWhenUsed="1"/>
     <w:lsdException w:name="index 8" w:semiHidden="1" w:unhideWhenUsed="1"/>
     <w:lsdException w:name="index 9" w:semiHidden="1" w:unhideWhenUsed="1"/>
-    <w:lsdException w:name="toc 1" w:semiHidden="1" w:uiPriority="39" w:unhideWhenUsed="1"/>
-    <w:lsdException w:name="toc 2" w:semiHidden="1" w:uiPriority="39" w:unhideWhenUsed="1"/>
-    <w:lsdException w:name="toc 3" w:semiHidden="1" w:uiPriority="39" w:unhideWhenUsed="1"/>
-    <w:lsdException w:name="toc 4" w:semiHidden="1" w:uiPriority="39" w:unhideWhenUsed="1"/>
-    <w:lsdException w:name="toc 5" w:semiHidden="1" w:uiPriority="39" w:unhideWhenUsed="1"/>
-    <w:lsdException w:name="toc 6" w:semiHidden="1" w:uiPriority="39" w:unhideWhenUsed="1"/>
-    <w:lsdException w:name="toc 7" w:semiHidden="1" w:uiPriority="39" w:unhideWhenUsed="1"/>
-    <w:lsdException w:name="toc 8" w:semiHidden="1" w:uiPriority="39" w:unhideWhenUsed="1"/>
-    <w:lsdException w:name="toc 9" w:semiHidden="1" w:uiPriority="39" w:unhideWhenUsed="1"/>
+    <w:lsdException w:name="toc 1" w:uiPriority="39" w:semiHidden="1" w:unhideWhenUsed="1"/>
+    <w:lsdException w:name="toc 2" w:uiPriority="39" w:semiHidden="1" w:unhideWhenUsed="1"/>
+    <w:lsdException w:name="toc 3" w:uiPriority="39" w:semiHidden="1" w:unhideWhenUsed="1"/>
+    <w:lsdException w:name="toc 4" w:uiPriority="39" w:semiHidden="1" w:unhideWhenUsed="1"/>
+    <w:lsdException w:name="toc 5" w:uiPriority="39" w:semiHidden="1" w:unhideWhenUsed="1"/>
+    <w:lsdException w:name="toc 6" w:uiPriority="39" w:semiHidden="1" w:unhideWhenUsed="1"/>
+    <w:lsdException w:name="toc 7" w:uiPriority="39" w:semiHidden="1" w:unhideWhenUsed="1"/>
+    <w:lsdException w:name="toc 8" w:uiPriority="39" w:semiHidden="1" w:unhideWhenUsed="1"/>
+    <w:lsdException w:name="toc 9" w:uiPriority="39" w:semiHidden="1" w:unhideWhenUsed="1"/>
     <w:lsdException w:name="Normal Indent" w:semiHidden="1" w:unhideWhenUsed="1"/>
     <w:lsdException w:name="footnote text" w:semiHidden="1" w:unhideWhenUsed="1"/>
     <w:lsdException w:name="annotation text" w:semiHidden="1" w:unhideWhenUsed="1"/>
     <w:lsdException w:name="header" w:semiHidden="1" w:unhideWhenUsed="1"/>
     <w:lsdException w:name="footer" w:semiHidden="1" w:unhideWhenUsed="1"/>
     <w:lsdException w:name="index heading" w:semiHidden="1" w:unhideWhenUsed="1"/>
-    <w:lsdException w:name="caption" w:semiHidden="1" w:uiPriority="35" w:unhideWhenUsed="1" w:qFormat="1"/>
+    <w:lsdException w:name="caption" w:uiPriority="35" w:semiHidden="1" w:unhideWhenUsed="1" w:qFormat="1"/>
     <w:lsdException w:name="table of figures" w:semiHidden="1" w:unhideWhenUsed="1"/>
     <w:lsdException w:name="envelope address" w:semiHidden="1" w:unhideWhenUsed="1"/>
     <w:lsdException w:name="envelope return" w:semiHidden="1" w:unhideWhenUsed="1"/>
@@ -5116,7 +4878,7 @@
     <w:lsdException w:name="Title" w:uiPriority="10" w:qFormat="1"/>
     <w:lsdException w:name="Closing" w:semiHidden="1" w:unhideWhenUsed="1"/>
     <w:lsdException w:name="Signature" w:semiHidden="1" w:unhideWhenUsed="1"/>
-    <w:lsdException w:name="Default Paragraph Font" w:semiHidden="1" w:uiPriority="1" w:unhideWhenUsed="1"/>
+    <w:lsdException w:name="Default Paragraph Font" w:uiPriority="1" w:semiHidden="1" w:unhideWhenUsed="1"/>
     <w:lsdException w:name="Body Text" w:semiHidden="1" w:unhideWhenUsed="1"/>
     <w:lsdException w:name="Body Text Indent" w:semiHidden="1" w:unhideWhenUsed="1"/>
     <w:lsdException w:name="List Continue" w:semiHidden="1" w:unhideWhenUsed="1"/>
@@ -5316,8 +5078,8 @@
     <w:lsdException w:name="Subtle Reference" w:uiPriority="31" w:qFormat="1"/>
     <w:lsdException w:name="Intense Reference" w:uiPriority="32" w:qFormat="1"/>
     <w:lsdException w:name="Book Title" w:uiPriority="33" w:qFormat="1"/>
-    <w:lsdException w:name="Bibliography" w:semiHidden="1" w:uiPriority="37" w:unhideWhenUsed="1"/>
-    <w:lsdException w:name="TOC Heading" w:semiHidden="1" w:uiPriority="39" w:unhideWhenUsed="1" w:qFormat="1"/>
+    <w:lsdException w:name="Bibliography" w:uiPriority="37" w:semiHidden="1" w:unhideWhenUsed="1"/>
+    <w:lsdException w:name="TOC Heading" w:uiPriority="39" w:semiHidden="1" w:unhideWhenUsed="1" w:qFormat="1"/>
     <w:lsdException w:name="Plain Table 1" w:uiPriority="41"/>
     <w:lsdException w:name="Plain Table 2" w:uiPriority="42"/>
     <w:lsdException w:name="Plain Table 3" w:uiPriority="43"/>
@@ -5428,7 +5190,7 @@
     <w:lsdException w:name="Unresolved Mention" w:semiHidden="1" w:unhideWhenUsed="1"/>
     <w:lsdException w:name="Smart Link" w:semiHidden="1" w:unhideWhenUsed="1"/>
   </w:latentStyles>
-  <w:style w:type="paragraph" w:default="1" w:styleId="Normal">
+  <w:style w:type="paragraph" w:styleId="Normal" w:default="1">
     <w:name w:val="Normal"/>
     <w:qFormat/>
   </w:style>
@@ -5516,12 +5278,12 @@
       <w:color w:val="1F4D78"/>
     </w:rPr>
   </w:style>
-  <w:style w:type="character" w:default="1" w:styleId="DefaultParagraphFont">
+  <w:style w:type="character" w:styleId="DefaultParagraphFont" w:default="1">
     <w:name w:val="Default Paragraph Font"/>
     <w:uiPriority w:val="1"/>
     <w:unhideWhenUsed/>
   </w:style>
-  <w:style w:type="table" w:default="1" w:styleId="TableNormal">
+  <w:style w:type="table" w:styleId="TableNormal" w:default="1">
     <w:name w:val="Normal Table"/>
     <w:uiPriority w:val="99"/>
     <w:semiHidden/>
@@ -5536,7 +5298,7 @@
       </w:tblCellMar>
     </w:tblPr>
   </w:style>
-  <w:style w:type="numbering" w:default="1" w:styleId="NoList">
+  <w:style w:type="numbering" w:styleId="NoList" w:default="1">
     <w:name w:val="No List"/>
     <w:uiPriority w:val="99"/>
     <w:semiHidden/>
@@ -5551,7 +5313,7 @@
       <w:szCs w:val="56"/>
     </w:rPr>
   </w:style>
-  <w:style w:type="paragraph" w:customStyle="1" w:styleId="Strong1">
+  <w:style w:type="paragraph" w:styleId="Strong1" w:customStyle="1">
     <w:name w:val="Strong1"/>
     <w:qFormat/>
     <w:rPr>
@@ -5591,7 +5353,7 @@
       <w:spacing w:line="240" w:lineRule="auto"/>
     </w:pPr>
   </w:style>
-  <w:style w:type="character" w:customStyle="1" w:styleId="FootnoteTextChar">
+  <w:style w:type="character" w:styleId="FootnoteTextChar" w:customStyle="1">
     <w:name w:val="Footnote Text Char"/>
     <w:link w:val="FootnoteText"/>
     <w:uiPriority w:val="99"/>
@@ -5621,7 +5383,7 @@
       <w:spacing w:line="240" w:lineRule="auto"/>
     </w:pPr>
   </w:style>
-  <w:style w:type="character" w:customStyle="1" w:styleId="EndnoteTextChar">
+  <w:style w:type="character" w:styleId="EndnoteTextChar" w:customStyle="1">
     <w:name w:val="Endnote Text Char"/>
     <w:link w:val="EndnoteText"/>
     <w:uiPriority w:val="99"/>
@@ -5635,8 +5397,91 @@
 </w:styles>
 </file>
 
+<file path=word/tasks.xml><?xml version="1.0" encoding="utf-8"?>
+<t:Tasks xmlns:t="http://schemas.microsoft.com/office/tasks/2019/documenttasks" xmlns:oel="http://schemas.microsoft.com/office/2019/extlst">
+  <t:Task id="{6CA547B0-9616-4C0A-99C3-920FCC1EBCB6}">
+    <t:Anchor>
+      <t:Comment id="73415540"/>
+    </t:Anchor>
+    <t:History>
+      <t:Event id="{77E5758C-7E94-4036-9A81-E89A5B89DAED}" time="2026-09-17T06:17:50.789Z">
+        <t:Attribution userId="S::mridhula.raghavan@janaagraha.org::9aa5d80d-80c7-4294-a434-2a01057cbd4b" userProvider="AD" userName="Mridhula Raghavan"/>
+        <t:Anchor>
+          <t:Comment id="73415540"/>
+        </t:Anchor>
+        <t:Create/>
+      </t:Event>
+      <t:Event id="{20DC6EA4-7659-4974-9A95-EA7AC509C3DB}" time="2026-09-17T06:17:50.789Z">
+        <t:Attribution userId="S::mridhula.raghavan@janaagraha.org::9aa5d80d-80c7-4294-a434-2a01057cbd4b" userProvider="AD" userName="Mridhula Raghavan"/>
+        <t:Anchor>
+          <t:Comment id="73415540"/>
+        </t:Anchor>
+        <t:Assign userId="S::shalu.sapnani@janaagraha.org::d95d4de5-aa22-479f-8faf-d248dc1f28ba" userProvider="AD" userName="Shalu Sapnani"/>
+      </t:Event>
+      <t:Event id="{47B593E2-9B11-418F-95E6-30355DB8C058}" time="2026-09-17T06:17:50.789Z">
+        <t:Attribution userId="S::mridhula.raghavan@janaagraha.org::9aa5d80d-80c7-4294-a434-2a01057cbd4b" userProvider="AD" userName="Mridhula Raghavan"/>
+        <t:Anchor>
+          <t:Comment id="73415540"/>
+        </t:Anchor>
+        <t:SetTitle title="Hi @Shalu Sapnani - is this table then required? can we take this out? please confirm"/>
+      </t:Event>
+      <t:Event id="{8D9F3079-4F0C-4BC6-90B2-1AA8D623B486}" time="2026-09-17T07:21:25.991Z">
+        <t:Attribution userId="S::shalu.sapnani@janaagraha.org::d95d4de5-aa22-479f-8faf-d248dc1f28ba" userProvider="AD" userName="Shalu Sapnani"/>
+        <t:Anchor>
+          <t:Comment id="360314487"/>
+        </t:Anchor>
+        <t:UnassignAll/>
+      </t:Event>
+      <t:Event id="{CB348BD2-A742-421F-9B26-62054C7CBE76}" time="2026-09-17T07:21:25.991Z">
+        <t:Attribution userId="S::shalu.sapnani@janaagraha.org::d95d4de5-aa22-479f-8faf-d248dc1f28ba" userProvider="AD" userName="Shalu Sapnani"/>
+        <t:Anchor>
+          <t:Comment id="360314487"/>
+        </t:Anchor>
+        <t:Assign userId="S::hariprasad.v@janaagraha.org::80309197-e282-495e-ad12-adfb017b6f5b" userProvider="AD" userName="Hariprasad V Nair"/>
+      </t:Event>
+      <t:Event id="{81AFC798-9904-4720-B85D-17C91582DADB}" time="2026-09-22T12:28:22.532Z">
+        <t:Attribution userId="S::mridhula.raghavan@janaagraha.org::9aa5d80d-80c7-4294-a434-2a01057cbd4b" userProvider="AD" userName="Mridhula Raghavan"/>
+        <t:Progress percentComplete="100"/>
+      </t:Event>
+    </t:History>
+  </t:Task>
+  <t:Task id="{45AB7D2E-888E-4B28-9A51-50B2ED73F735}">
+    <t:Anchor>
+      <t:Comment id="1114334440"/>
+    </t:Anchor>
+    <t:History>
+      <t:Event id="{AB99A588-5B7C-4026-9DF9-C5096D94DD14}" time="2026-09-17T06:19:10.826Z">
+        <t:Attribution userId="S::mridhula.raghavan@janaagraha.org::9aa5d80d-80c7-4294-a434-2a01057cbd4b" userProvider="AD" userName="Mridhula Raghavan"/>
+        <t:Anchor>
+          <t:Comment id="1114334440"/>
+        </t:Anchor>
+        <t:Create/>
+      </t:Event>
+      <t:Event id="{922852A9-3A82-44C8-8719-E85F55029CE8}" time="2026-09-17T06:19:10.826Z">
+        <t:Attribution userId="S::mridhula.raghavan@janaagraha.org::9aa5d80d-80c7-4294-a434-2a01057cbd4b" userProvider="AD" userName="Mridhula Raghavan"/>
+        <t:Anchor>
+          <t:Comment id="1114334440"/>
+        </t:Anchor>
+        <t:Assign userId="S::shalu.sapnani@janaagraha.org::d95d4de5-aa22-479f-8faf-d248dc1f28ba" userProvider="AD" userName="Shalu Sapnani"/>
+      </t:Event>
+      <t:Event id="{1C9ED5BD-94AB-4D8B-8978-3BDECF009FF2}" time="2026-09-17T06:19:10.826Z">
+        <t:Attribution userId="S::mridhula.raghavan@janaagraha.org::9aa5d80d-80c7-4294-a434-2a01057cbd4b" userProvider="AD" userName="Mridhula Raghavan"/>
+        <t:Anchor>
+          <t:Comment id="1114334440"/>
+        </t:Anchor>
+        <t:SetTitle title="@Shalu Sapnani - Hari also caught these certification sentences - they won't apply this year as they've not received FC-16 grants. what do you think?"/>
+      </t:Event>
+      <t:Event id="{E98020A1-3841-4BD4-95E9-80A0DEBDA8C3}" time="2026-09-22T12:28:18.602Z">
+        <t:Attribution userId="S::mridhula.raghavan@janaagraha.org::9aa5d80d-80c7-4294-a434-2a01057cbd4b" userProvider="AD" userName="Mridhula Raghavan"/>
+        <t:Progress percentComplete="100"/>
+      </t:Event>
+    </t:History>
+  </t:Task>
+</t:Tasks>
+</file>
+
 <file path=word/theme/theme1.xml><?xml version="1.0" encoding="utf-8"?>
-<a:theme xmlns:a="http://schemas.openxmlformats.org/drawingml/2006/main" name="Office Theme">
+<a:theme xmlns:a="http://schemas.openxmlformats.org/drawingml/2006/main" xmlns:thm15="http://schemas.microsoft.com/office/thememl/2012/main" name="Office Theme">
   <a:themeElements>
     <a:clrScheme name="Office">
       <a:dk1>
@@ -5928,4 +5773,169 @@
     </a:ext>
   </a:extLst>
 </a:theme>
+</file>
+
+<file path=customXml/item1.xml><?xml version="1.0" encoding="utf-8"?>
+<ct:contentTypeSchema xmlns:ct="http://schemas.microsoft.com/office/2006/metadata/contentType" xmlns:ma="http://schemas.microsoft.com/office/2006/metadata/properties/metaAttributes" ct:_="" ma:_="" ma:contentTypeName="Document" ma:contentTypeID="0x010100E67418F6D82F9446BBBB62ECBA308767" ma:contentTypeVersion="3" ma:contentTypeDescription="Create a new document." ma:contentTypeScope="" ma:versionID="0c24c718502612e215a8f18b882dffef">
+  <xsd:schema xmlns:xsd="http://www.w3.org/2001/XMLSchema" xmlns:xs="http://www.w3.org/2001/XMLSchema" xmlns:p="http://schemas.microsoft.com/office/2006/metadata/properties" xmlns:ns2="4a11293a-5e7a-4a82-94b3-fac653d9ed95" targetNamespace="http://schemas.microsoft.com/office/2006/metadata/properties" ma:root="true" ma:fieldsID="60eaeb1368c1e63cdbe2535782e89c7c" ns2:_="">
+    <xsd:import namespace="4a11293a-5e7a-4a82-94b3-fac653d9ed95"/>
+    <xsd:element name="properties">
+      <xsd:complexType>
+        <xsd:sequence>
+          <xsd:element name="documentManagement">
+            <xsd:complexType>
+              <xsd:all>
+                <xsd:element ref="ns2:MediaServiceMetadata" minOccurs="0"/>
+                <xsd:element ref="ns2:MediaServiceFastMetadata" minOccurs="0"/>
+                <xsd:element ref="ns2:MediaServiceSearchProperties" minOccurs="0"/>
+              </xsd:all>
+            </xsd:complexType>
+          </xsd:element>
+        </xsd:sequence>
+      </xsd:complexType>
+    </xsd:element>
+  </xsd:schema>
+  <xsd:schema xmlns:xsd="http://www.w3.org/2001/XMLSchema" xmlns:xs="http://www.w3.org/2001/XMLSchema" xmlns:dms="http://schemas.microsoft.com/office/2006/documentManagement/types" xmlns:pc="http://schemas.microsoft.com/office/infopath/2007/PartnerControls" targetNamespace="4a11293a-5e7a-4a82-94b3-fac653d9ed95" elementFormDefault="qualified">
+    <xsd:import namespace="http://schemas.microsoft.com/office/2006/documentManagement/types"/>
+    <xsd:import namespace="http://schemas.microsoft.com/office/infopath/2007/PartnerControls"/>
+    <xsd:element name="MediaServiceMetadata" ma:index="8" nillable="true" ma:displayName="MediaServiceMetadata" ma:hidden="true" ma:internalName="MediaServiceMetadata" ma:readOnly="true">
+      <xsd:simpleType>
+        <xsd:restriction base="dms:Note"/>
+      </xsd:simpleType>
+    </xsd:element>
+    <xsd:element name="MediaServiceFastMetadata" ma:index="9" nillable="true" ma:displayName="MediaServiceFastMetadata" ma:hidden="true" ma:internalName="MediaServiceFastMetadata" ma:readOnly="true">
+      <xsd:simpleType>
+        <xsd:restriction base="dms:Note"/>
+      </xsd:simpleType>
+    </xsd:element>
+    <xsd:element name="MediaServiceSearchProperties" ma:index="10" nillable="true" ma:displayName="MediaServiceSearchProperties" ma:hidden="true" ma:internalName="MediaServiceSearchProperties" ma:readOnly="true">
+      <xsd:simpleType>
+        <xsd:restriction base="dms:Note"/>
+      </xsd:simpleType>
+    </xsd:element>
+  </xsd:schema>
+  <xsd:schema xmlns="http://schemas.openxmlformats.org/package/2006/metadata/core-properties" xmlns:xsd="http://www.w3.org/2001/XMLSchema" xmlns:xsi="http://www.w3.org/2001/XMLSchema-instance" xmlns:dc="http://purl.org/dc/elements/1.1/" xmlns:dcterms="http://purl.org/dc/terms/" xmlns:odoc="http://schemas.microsoft.com/internal/obd" targetNamespace="http://schemas.openxmlformats.org/package/2006/metadata/core-properties" elementFormDefault="qualified" attributeFormDefault="unqualified" blockDefault="#all">
+    <xsd:import namespace="http://purl.org/dc/elements/1.1/" schemaLocation="http://dublincore.org/schemas/xmls/qdc/2003/04/02/dc.xsd"/>
+    <xsd:import namespace="http://purl.org/dc/terms/" schemaLocation="http://dublincore.org/schemas/xmls/qdc/2003/04/02/dcterms.xsd"/>
+    <xsd:element name="coreProperties" type="CT_coreProperties"/>
+    <xsd:complexType name="CT_coreProperties">
+      <xsd:all>
+        <xsd:element ref="dc:creator" minOccurs="0" maxOccurs="1"/>
+        <xsd:element ref="dcterms:created" minOccurs="0" maxOccurs="1"/>
+        <xsd:element ref="dc:identifier" minOccurs="0" maxOccurs="1"/>
+        <xsd:element name="contentType" minOccurs="0" maxOccurs="1" type="xsd:string" ma:index="0" ma:displayName="Content Type"/>
+        <xsd:element ref="dc:title" minOccurs="0" maxOccurs="1" ma:index="4" ma:displayName="Title"/>
+        <xsd:element ref="dc:subject" minOccurs="0" maxOccurs="1"/>
+        <xsd:element ref="dc:description" minOccurs="0" maxOccurs="1"/>
+        <xsd:element name="keywords" minOccurs="0" maxOccurs="1" type="xsd:string"/>
+        <xsd:element ref="dc:language" minOccurs="0" maxOccurs="1"/>
+        <xsd:element name="category" minOccurs="0" maxOccurs="1" type="xsd:string"/>
+        <xsd:element name="version" minOccurs="0" maxOccurs="1" type="xsd:string"/>
+        <xsd:element name="revision" minOccurs="0" maxOccurs="1" type="xsd:string">
+          <xsd:annotation>
+            <xsd:documentation>
+                        This value indicates the number of saves or revisions. The application is responsible for updating this value after each revision.
+                    </xsd:documentation>
+          </xsd:annotation>
+        </xsd:element>
+        <xsd:element name="lastModifiedBy" minOccurs="0" maxOccurs="1" type="xsd:string"/>
+        <xsd:element ref="dcterms:modified" minOccurs="0" maxOccurs="1"/>
+        <xsd:element name="contentStatus" minOccurs="0" maxOccurs="1" type="xsd:string"/>
+      </xsd:all>
+    </xsd:complexType>
+  </xsd:schema>
+  <xs:schema xmlns:pc="http://schemas.microsoft.com/office/infopath/2007/PartnerControls" xmlns:xs="http://www.w3.org/2001/XMLSchema" targetNamespace="http://schemas.microsoft.com/office/infopath/2007/PartnerControls" elementFormDefault="qualified" attributeFormDefault="unqualified">
+    <xs:element name="Person">
+      <xs:complexType>
+        <xs:sequence>
+          <xs:element ref="pc:DisplayName" minOccurs="0"/>
+          <xs:element ref="pc:AccountId" minOccurs="0"/>
+          <xs:element ref="pc:AccountType" minOccurs="0"/>
+        </xs:sequence>
+      </xs:complexType>
+    </xs:element>
+    <xs:element name="DisplayName" type="xs:string"/>
+    <xs:element name="AccountId" type="xs:string"/>
+    <xs:element name="AccountType" type="xs:string"/>
+    <xs:element name="BDCAssociatedEntity">
+      <xs:complexType>
+        <xs:sequence>
+          <xs:element ref="pc:BDCEntity" minOccurs="0" maxOccurs="unbounded"/>
+        </xs:sequence>
+        <xs:attribute ref="pc:EntityNamespace"/>
+        <xs:attribute ref="pc:EntityName"/>
+        <xs:attribute ref="pc:SystemInstanceName"/>
+        <xs:attribute ref="pc:AssociationName"/>
+      </xs:complexType>
+    </xs:element>
+    <xs:attribute name="EntityNamespace" type="xs:string"/>
+    <xs:attribute name="EntityName" type="xs:string"/>
+    <xs:attribute name="SystemInstanceName" type="xs:string"/>
+    <xs:attribute name="AssociationName" type="xs:string"/>
+    <xs:element name="BDCEntity">
+      <xs:complexType>
+        <xs:sequence>
+          <xs:element ref="pc:EntityDisplayName" minOccurs="0"/>
+          <xs:element ref="pc:EntityInstanceReference" minOccurs="0"/>
+          <xs:element ref="pc:EntityId1" minOccurs="0"/>
+          <xs:element ref="pc:EntityId2" minOccurs="0"/>
+          <xs:element ref="pc:EntityId3" minOccurs="0"/>
+          <xs:element ref="pc:EntityId4" minOccurs="0"/>
+          <xs:element ref="pc:EntityId5" minOccurs="0"/>
+        </xs:sequence>
+      </xs:complexType>
+    </xs:element>
+    <xs:element name="EntityDisplayName" type="xs:string"/>
+    <xs:element name="EntityInstanceReference" type="xs:string"/>
+    <xs:element name="EntityId1" type="xs:string"/>
+    <xs:element name="EntityId2" type="xs:string"/>
+    <xs:element name="EntityId3" type="xs:string"/>
+    <xs:element name="EntityId4" type="xs:string"/>
+    <xs:element name="EntityId5" type="xs:string"/>
+    <xs:element name="Terms">
+      <xs:complexType>
+        <xs:sequence>
+          <xs:element ref="pc:TermInfo" minOccurs="0" maxOccurs="unbounded"/>
+        </xs:sequence>
+      </xs:complexType>
+    </xs:element>
+    <xs:element name="TermInfo">
+      <xs:complexType>
+        <xs:sequence>
+          <xs:element ref="pc:TermName" minOccurs="0"/>
+          <xs:element ref="pc:TermId" minOccurs="0"/>
+        </xs:sequence>
+      </xs:complexType>
+    </xs:element>
+    <xs:element name="TermName" type="xs:string"/>
+    <xs:element name="TermId" type="xs:string"/>
+  </xs:schema>
+</ct:contentTypeSchema>
+</file>
+
+<file path=customXml/item2.xml><?xml version="1.0" encoding="utf-8"?>
+<?mso-contentType ?>
+<FormTemplates xmlns="http://schemas.microsoft.com/sharepoint/v3/contenttype/forms">
+  <Display>DocumentLibraryForm</Display>
+  <Edit>DocumentLibraryForm</Edit>
+  <New>DocumentLibraryForm</New>
+</FormTemplates>
+</file>
+
+<file path=customXml/item3.xml><?xml version="1.0" encoding="utf-8"?>
+<p:properties xmlns:p="http://schemas.microsoft.com/office/2006/metadata/properties" xmlns:xsi="http://www.w3.org/2001/XMLSchema-instance" xmlns:pc="http://schemas.microsoft.com/office/infopath/2007/PartnerControls">
+  <documentManagement/>
+</p:properties>
+</file>
+
+<file path=customXml/itemProps1.xml><?xml version="1.0" encoding="utf-8"?>
+<ds:datastoreItem xmlns:ds="http://schemas.openxmlformats.org/officeDocument/2006/customXml" ds:itemID="{D4DF49FF-FAE1-4D0D-86F4-DC837502285E}"/>
+</file>
+
+<file path=customXml/itemProps2.xml><?xml version="1.0" encoding="utf-8"?>
+<ds:datastoreItem xmlns:ds="http://schemas.openxmlformats.org/officeDocument/2006/customXml" ds:itemID="{F9117D33-ADFD-4CD9-8751-CEC448D4508F}"/>
+</file>
+
+<file path=customXml/itemProps3.xml><?xml version="1.0" encoding="utf-8"?>
+<ds:datastoreItem xmlns:ds="http://schemas.openxmlformats.org/officeDocument/2006/customXml" ds:itemID="{01FD8407-9B67-45FB-A3D7-062307A99467}"/>
 </file>
--- a/src/assets/files/revised-Annexure-VI_Untied_Grant_DUR_Template.docx
+++ b/src/assets/files/revised-Annexure-VI_Untied_Grant_DUR_Template.docx
@@ -273,10 +273,10 @@
           <w:tcPr>
             <w:tcW w:w="700" w:type="dxa"/>
             <w:tcBorders>
-              <w:top w:val="single" w:color="808080" w:sz="4" w:space="0"/>
-              <w:left w:val="single" w:color="808080" w:sz="4" w:space="0"/>
-              <w:bottom w:val="single" w:color="808080" w:sz="4" w:space="0"/>
-              <w:right w:val="single" w:color="808080" w:sz="4" w:space="0"/>
+              <w:top w:val="single" w:color="808080" w:themeColor="background1" w:themeShade="80" w:sz="4" w:space="0"/>
+              <w:left w:val="single" w:color="808080" w:themeColor="background1" w:themeShade="80" w:sz="4" w:space="0"/>
+              <w:bottom w:val="single" w:color="808080" w:themeColor="background1" w:themeShade="80" w:sz="4" w:space="0"/>
+              <w:right w:val="single" w:color="808080" w:themeColor="background1" w:themeShade="80" w:sz="4" w:space="0"/>
             </w:tcBorders>
             <w:shd w:val="clear" w:color="auto" w:fill="DDEBF7"/>
             <w:tcMar>
@@ -310,10 +310,10 @@
           <w:tcPr>
             <w:tcW w:w="3800" w:type="dxa"/>
             <w:tcBorders>
-              <w:top w:val="single" w:color="808080" w:sz="4" w:space="0"/>
-              <w:left w:val="single" w:color="808080" w:sz="4" w:space="0"/>
-              <w:bottom w:val="single" w:color="808080" w:sz="4" w:space="0"/>
-              <w:right w:val="single" w:color="808080" w:sz="4" w:space="0"/>
+              <w:top w:val="single" w:color="808080" w:themeColor="background1" w:themeShade="80" w:sz="4" w:space="0"/>
+              <w:left w:val="single" w:color="808080" w:themeColor="background1" w:themeShade="80" w:sz="4" w:space="0"/>
+              <w:bottom w:val="single" w:color="808080" w:themeColor="background1" w:themeShade="80" w:sz="4" w:space="0"/>
+              <w:right w:val="single" w:color="808080" w:themeColor="background1" w:themeShade="80" w:sz="4" w:space="0"/>
             </w:tcBorders>
             <w:shd w:val="clear" w:color="auto" w:fill="DDEBF7"/>
             <w:tcMar>
@@ -346,10 +346,10 @@
           <w:tcPr>
             <w:tcW w:w="2000" w:type="dxa"/>
             <w:tcBorders>
-              <w:top w:val="single" w:color="808080" w:sz="4" w:space="0"/>
-              <w:left w:val="single" w:color="808080" w:sz="4" w:space="0"/>
-              <w:bottom w:val="single" w:color="808080" w:sz="4" w:space="0"/>
-              <w:right w:val="single" w:color="808080" w:sz="4" w:space="0"/>
+              <w:top w:val="single" w:color="808080" w:themeColor="background1" w:themeShade="80" w:sz="4" w:space="0"/>
+              <w:left w:val="single" w:color="808080" w:themeColor="background1" w:themeShade="80" w:sz="4" w:space="0"/>
+              <w:bottom w:val="single" w:color="808080" w:themeColor="background1" w:themeShade="80" w:sz="4" w:space="0"/>
+              <w:right w:val="single" w:color="808080" w:themeColor="background1" w:themeShade="80" w:sz="4" w:space="0"/>
             </w:tcBorders>
             <w:shd w:val="clear" w:color="auto" w:fill="DDEBF7"/>
             <w:tcMar>
@@ -405,10 +405,10 @@
           <w:tcPr>
             <w:tcW w:w="1900" w:type="dxa"/>
             <w:tcBorders>
-              <w:top w:val="single" w:color="808080" w:sz="4" w:space="0"/>
-              <w:left w:val="single" w:color="808080" w:sz="4" w:space="0"/>
-              <w:bottom w:val="single" w:color="808080" w:sz="4" w:space="0"/>
-              <w:right w:val="single" w:color="808080" w:sz="4" w:space="0"/>
+              <w:top w:val="single" w:color="808080" w:themeColor="background1" w:themeShade="80" w:sz="4" w:space="0"/>
+              <w:left w:val="single" w:color="808080" w:themeColor="background1" w:themeShade="80" w:sz="4" w:space="0"/>
+              <w:bottom w:val="single" w:color="808080" w:themeColor="background1" w:themeShade="80" w:sz="4" w:space="0"/>
+              <w:right w:val="single" w:color="808080" w:themeColor="background1" w:themeShade="80" w:sz="4" w:space="0"/>
             </w:tcBorders>
             <w:shd w:val="clear" w:color="auto" w:fill="DDEBF7"/>
             <w:tcMar>
@@ -442,10 +442,10 @@
           <w:tcPr>
             <w:tcW w:w="2066" w:type="dxa"/>
             <w:tcBorders>
-              <w:top w:val="single" w:color="808080" w:sz="4" w:space="0"/>
-              <w:left w:val="single" w:color="808080" w:sz="4" w:space="0"/>
-              <w:bottom w:val="single" w:color="808080" w:sz="4" w:space="0"/>
-              <w:right w:val="single" w:color="808080" w:sz="4" w:space="0"/>
+              <w:top w:val="single" w:color="808080" w:themeColor="background1" w:themeShade="80" w:sz="4" w:space="0"/>
+              <w:left w:val="single" w:color="808080" w:themeColor="background1" w:themeShade="80" w:sz="4" w:space="0"/>
+              <w:bottom w:val="single" w:color="808080" w:themeColor="background1" w:themeShade="80" w:sz="4" w:space="0"/>
+              <w:right w:val="single" w:color="808080" w:themeColor="background1" w:themeShade="80" w:sz="4" w:space="0"/>
             </w:tcBorders>
             <w:shd w:val="clear" w:color="auto" w:fill="DDEBF7"/>
             <w:tcMar>
@@ -503,10 +503,10 @@
           <w:tcPr>
             <w:tcW w:w="700" w:type="dxa"/>
             <w:tcBorders>
-              <w:top w:val="single" w:color="808080" w:sz="4" w:space="0"/>
-              <w:left w:val="single" w:color="808080" w:sz="4" w:space="0"/>
-              <w:bottom w:val="single" w:color="808080" w:sz="4" w:space="0"/>
-              <w:right w:val="single" w:color="808080" w:sz="4" w:space="0"/>
+              <w:top w:val="single" w:color="808080" w:themeColor="background1" w:themeShade="80" w:sz="4" w:space="0"/>
+              <w:left w:val="single" w:color="808080" w:themeColor="background1" w:themeShade="80" w:sz="4" w:space="0"/>
+              <w:bottom w:val="single" w:color="808080" w:themeColor="background1" w:themeShade="80" w:sz="4" w:space="0"/>
+              <w:right w:val="single" w:color="808080" w:themeColor="background1" w:themeShade="80" w:sz="4" w:space="0"/>
             </w:tcBorders>
             <w:tcMar>
               <w:top w:w="60" w:type="dxa"/>
@@ -537,10 +537,10 @@
           <w:tcPr>
             <w:tcW w:w="3800" w:type="dxa"/>
             <w:tcBorders>
-              <w:top w:val="single" w:color="808080" w:sz="4" w:space="0"/>
-              <w:left w:val="single" w:color="808080" w:sz="4" w:space="0"/>
-              <w:bottom w:val="single" w:color="808080" w:sz="4" w:space="0"/>
-              <w:right w:val="single" w:color="808080" w:sz="4" w:space="0"/>
+              <w:top w:val="single" w:color="808080" w:themeColor="background1" w:themeShade="80" w:sz="4" w:space="0"/>
+              <w:left w:val="single" w:color="808080" w:themeColor="background1" w:themeShade="80" w:sz="4" w:space="0"/>
+              <w:bottom w:val="single" w:color="808080" w:themeColor="background1" w:themeShade="80" w:sz="4" w:space="0"/>
+              <w:right w:val="single" w:color="808080" w:themeColor="background1" w:themeShade="80" w:sz="4" w:space="0"/>
             </w:tcBorders>
             <w:tcMar>
               <w:top w:w="60" w:type="dxa"/>
@@ -588,10 +588,10 @@
           <w:tcPr>
             <w:tcW w:w="2000" w:type="dxa"/>
             <w:tcBorders>
-              <w:top w:val="single" w:color="808080" w:sz="4" w:space="0"/>
-              <w:left w:val="single" w:color="808080" w:sz="4" w:space="0"/>
-              <w:bottom w:val="single" w:color="808080" w:sz="4" w:space="0"/>
-              <w:right w:val="single" w:color="808080" w:sz="4" w:space="0"/>
+              <w:top w:val="single" w:color="808080" w:themeColor="background1" w:themeShade="80" w:sz="4" w:space="0"/>
+              <w:left w:val="single" w:color="808080" w:themeColor="background1" w:themeShade="80" w:sz="4" w:space="0"/>
+              <w:bottom w:val="single" w:color="808080" w:themeColor="background1" w:themeShade="80" w:sz="4" w:space="0"/>
+              <w:right w:val="single" w:color="808080" w:themeColor="background1" w:themeShade="80" w:sz="4" w:space="0"/>
             </w:tcBorders>
             <w:tcMar>
               <w:top w:w="60" w:type="dxa"/>
@@ -614,10 +614,10 @@
           <w:tcPr>
             <w:tcW w:w="1900" w:type="dxa"/>
             <w:tcBorders>
-              <w:top w:val="single" w:color="808080" w:sz="4" w:space="0"/>
-              <w:left w:val="single" w:color="808080" w:sz="4" w:space="0"/>
-              <w:bottom w:val="single" w:color="808080" w:sz="4" w:space="0"/>
-              <w:right w:val="single" w:color="808080" w:sz="4" w:space="0"/>
+              <w:top w:val="single" w:color="808080" w:themeColor="background1" w:themeShade="80" w:sz="4" w:space="0"/>
+              <w:left w:val="single" w:color="808080" w:themeColor="background1" w:themeShade="80" w:sz="4" w:space="0"/>
+              <w:bottom w:val="single" w:color="808080" w:themeColor="background1" w:themeShade="80" w:sz="4" w:space="0"/>
+              <w:right w:val="single" w:color="808080" w:themeColor="background1" w:themeShade="80" w:sz="4" w:space="0"/>
             </w:tcBorders>
             <w:tcMar>
               <w:top w:w="60" w:type="dxa"/>
@@ -631,19 +631,44 @@
             <w:pPr>
               <w:jc w:val="center"/>
               <w:rPr>
-                <w:rFonts w:ascii="Times New Roman" w:hAnsi="Times New Roman" w:cs="Times New Roman"/>
-              </w:rPr>
-            </w:pPr>
+                <w:rFonts w:ascii="Calibri" w:hAnsi="Calibri" w:eastAsia="Calibri" w:cs="Calibri"/>
+                <w:b w:val="0"/>
+                <w:bCs w:val="0"/>
+                <w:i w:val="0"/>
+                <w:iCs w:val="0"/>
+                <w:caps w:val="0"/>
+                <w:smallCaps w:val="0"/>
+                <w:color w:val="000000" w:themeColor="text1" w:themeTint="FF" w:themeShade="FF"/>
+                <w:sz w:val="18"/>
+                <w:szCs w:val="18"/>
+              </w:rPr>
+            </w:pPr>
+            <w:r>
+              <w:rPr>
+                <w:rFonts w:ascii="Calibri" w:hAnsi="Calibri" w:eastAsia="Calibri" w:cs="Calibri"/>
+                <w:b w:val="0"/>
+                <w:bCs w:val="0"/>
+                <w:i w:val="0"/>
+                <w:iCs w:val="0"/>
+                <w:caps w:val="0"/>
+                <w:smallCaps w:val="0"/>
+                <w:color w:val="000000" w:themeColor="text1" w:themeTint="FF" w:themeShade="FF"/>
+                <w:sz w:val="18"/>
+                <w:szCs w:val="18"/>
+                <w:lang w:val="en-IN"/>
+              </w:rPr>
+              <w:t>x</w:t>
+            </w:r>
           </w:p>
         </w:tc>
         <w:tc>
           <w:tcPr>
             <w:tcW w:w="2066" w:type="dxa"/>
             <w:tcBorders>
-              <w:top w:val="single" w:color="808080" w:sz="4" w:space="0"/>
-              <w:left w:val="single" w:color="808080" w:sz="4" w:space="0"/>
-              <w:bottom w:val="single" w:color="808080" w:sz="4" w:space="0"/>
-              <w:right w:val="single" w:color="808080" w:sz="4" w:space="0"/>
+              <w:top w:val="single" w:color="808080" w:themeColor="background1" w:themeShade="80" w:sz="4" w:space="0"/>
+              <w:left w:val="single" w:color="808080" w:themeColor="background1" w:themeShade="80" w:sz="4" w:space="0"/>
+              <w:bottom w:val="single" w:color="808080" w:themeColor="background1" w:themeShade="80" w:sz="4" w:space="0"/>
+              <w:right w:val="single" w:color="808080" w:themeColor="background1" w:themeShade="80" w:sz="4" w:space="0"/>
             </w:tcBorders>
             <w:tcMar>
               <w:top w:w="60" w:type="dxa"/>
@@ -657,9 +682,34 @@
             <w:pPr>
               <w:jc w:val="center"/>
               <w:rPr>
-                <w:rFonts w:ascii="Times New Roman" w:hAnsi="Times New Roman" w:cs="Times New Roman"/>
-              </w:rPr>
-            </w:pPr>
+                <w:rFonts w:ascii="Calibri" w:hAnsi="Calibri" w:eastAsia="Calibri" w:cs="Calibri"/>
+                <w:b w:val="0"/>
+                <w:bCs w:val="0"/>
+                <w:i w:val="0"/>
+                <w:iCs w:val="0"/>
+                <w:caps w:val="0"/>
+                <w:smallCaps w:val="0"/>
+                <w:color w:val="000000" w:themeColor="text1" w:themeTint="FF" w:themeShade="FF"/>
+                <w:sz w:val="18"/>
+                <w:szCs w:val="18"/>
+              </w:rPr>
+            </w:pPr>
+            <w:r>
+              <w:rPr>
+                <w:rFonts w:ascii="Calibri" w:hAnsi="Calibri" w:eastAsia="Calibri" w:cs="Calibri"/>
+                <w:b w:val="0"/>
+                <w:bCs w:val="0"/>
+                <w:i w:val="0"/>
+                <w:iCs w:val="0"/>
+                <w:caps w:val="0"/>
+                <w:smallCaps w:val="0"/>
+                <w:color w:val="000000" w:themeColor="text1" w:themeTint="FF" w:themeShade="FF"/>
+                <w:sz w:val="18"/>
+                <w:szCs w:val="18"/>
+                <w:lang w:val="en-IN"/>
+              </w:rPr>
+              <w:t>x</w:t>
+            </w:r>
           </w:p>
         </w:tc>
       </w:tr>
@@ -668,10 +718,10 @@
           <w:tcPr>
             <w:tcW w:w="700" w:type="dxa"/>
             <w:tcBorders>
-              <w:top w:val="single" w:color="808080" w:sz="4" w:space="0"/>
-              <w:left w:val="single" w:color="808080" w:sz="4" w:space="0"/>
-              <w:bottom w:val="single" w:color="808080" w:sz="4" w:space="0"/>
-              <w:right w:val="single" w:color="808080" w:sz="4" w:space="0"/>
+              <w:top w:val="single" w:color="808080" w:themeColor="background1" w:themeShade="80" w:sz="4" w:space="0"/>
+              <w:left w:val="single" w:color="808080" w:themeColor="background1" w:themeShade="80" w:sz="4" w:space="0"/>
+              <w:bottom w:val="single" w:color="808080" w:themeColor="background1" w:themeShade="80" w:sz="4" w:space="0"/>
+              <w:right w:val="single" w:color="808080" w:themeColor="background1" w:themeShade="80" w:sz="4" w:space="0"/>
             </w:tcBorders>
             <w:tcMar>
               <w:top w:w="60" w:type="dxa"/>
@@ -702,10 +752,10 @@
           <w:tcPr>
             <w:tcW w:w="3800" w:type="dxa"/>
             <w:tcBorders>
-              <w:top w:val="single" w:color="808080" w:sz="4" w:space="0"/>
-              <w:left w:val="single" w:color="808080" w:sz="4" w:space="0"/>
-              <w:bottom w:val="single" w:color="808080" w:sz="4" w:space="0"/>
-              <w:right w:val="single" w:color="808080" w:sz="4" w:space="0"/>
+              <w:top w:val="single" w:color="808080" w:themeColor="background1" w:themeShade="80" w:sz="4" w:space="0"/>
+              <w:left w:val="single" w:color="808080" w:themeColor="background1" w:themeShade="80" w:sz="4" w:space="0"/>
+              <w:bottom w:val="single" w:color="808080" w:themeColor="background1" w:themeShade="80" w:sz="4" w:space="0"/>
+              <w:right w:val="single" w:color="808080" w:themeColor="background1" w:themeShade="80" w:sz="4" w:space="0"/>
             </w:tcBorders>
             <w:tcMar>
               <w:top w:w="60" w:type="dxa"/>
@@ -735,10 +785,10 @@
           <w:tcPr>
             <w:tcW w:w="2000" w:type="dxa"/>
             <w:tcBorders>
-              <w:top w:val="single" w:color="808080" w:sz="4" w:space="0"/>
-              <w:left w:val="single" w:color="808080" w:sz="4" w:space="0"/>
-              <w:bottom w:val="single" w:color="808080" w:sz="4" w:space="0"/>
-              <w:right w:val="single" w:color="808080" w:sz="4" w:space="0"/>
+              <w:top w:val="single" w:color="808080" w:themeColor="background1" w:themeShade="80" w:sz="4" w:space="0"/>
+              <w:left w:val="single" w:color="808080" w:themeColor="background1" w:themeShade="80" w:sz="4" w:space="0"/>
+              <w:bottom w:val="single" w:color="808080" w:themeColor="background1" w:themeShade="80" w:sz="4" w:space="0"/>
+              <w:right w:val="single" w:color="808080" w:themeColor="background1" w:themeShade="80" w:sz="4" w:space="0"/>
             </w:tcBorders>
             <w:tcMar>
               <w:top w:w="60" w:type="dxa"/>
@@ -761,10 +811,10 @@
           <w:tcPr>
             <w:tcW w:w="1900" w:type="dxa"/>
             <w:tcBorders>
-              <w:top w:val="single" w:color="808080" w:sz="4" w:space="0"/>
-              <w:left w:val="single" w:color="808080" w:sz="4" w:space="0"/>
-              <w:bottom w:val="single" w:color="808080" w:sz="4" w:space="0"/>
-              <w:right w:val="single" w:color="808080" w:sz="4" w:space="0"/>
+              <w:top w:val="single" w:color="808080" w:themeColor="background1" w:themeShade="80" w:sz="4" w:space="0"/>
+              <w:left w:val="single" w:color="808080" w:themeColor="background1" w:themeShade="80" w:sz="4" w:space="0"/>
+              <w:bottom w:val="single" w:color="808080" w:themeColor="background1" w:themeShade="80" w:sz="4" w:space="0"/>
+              <w:right w:val="single" w:color="808080" w:themeColor="background1" w:themeShade="80" w:sz="4" w:space="0"/>
             </w:tcBorders>
             <w:tcMar>
               <w:top w:w="60" w:type="dxa"/>
@@ -778,19 +828,44 @@
             <w:pPr>
               <w:jc w:val="center"/>
               <w:rPr>
-                <w:rFonts w:ascii="Times New Roman" w:hAnsi="Times New Roman" w:cs="Times New Roman"/>
-              </w:rPr>
-            </w:pPr>
+                <w:rFonts w:ascii="Calibri" w:hAnsi="Calibri" w:eastAsia="Calibri" w:cs="Calibri"/>
+                <w:b w:val="0"/>
+                <w:bCs w:val="0"/>
+                <w:i w:val="0"/>
+                <w:iCs w:val="0"/>
+                <w:caps w:val="0"/>
+                <w:smallCaps w:val="0"/>
+                <w:color w:val="000000" w:themeColor="text1" w:themeTint="FF" w:themeShade="FF"/>
+                <w:sz w:val="18"/>
+                <w:szCs w:val="18"/>
+              </w:rPr>
+            </w:pPr>
+            <w:r>
+              <w:rPr>
+                <w:rFonts w:ascii="Calibri" w:hAnsi="Calibri" w:eastAsia="Calibri" w:cs="Calibri"/>
+                <w:b w:val="0"/>
+                <w:bCs w:val="0"/>
+                <w:i w:val="0"/>
+                <w:iCs w:val="0"/>
+                <w:caps w:val="0"/>
+                <w:smallCaps w:val="0"/>
+                <w:color w:val="000000" w:themeColor="text1" w:themeTint="FF" w:themeShade="FF"/>
+                <w:sz w:val="18"/>
+                <w:szCs w:val="18"/>
+                <w:lang w:val="en-IN"/>
+              </w:rPr>
+              <w:t>x</w:t>
+            </w:r>
           </w:p>
         </w:tc>
         <w:tc>
           <w:tcPr>
             <w:tcW w:w="2066" w:type="dxa"/>
             <w:tcBorders>
-              <w:top w:val="single" w:color="808080" w:sz="4" w:space="0"/>
-              <w:left w:val="single" w:color="808080" w:sz="4" w:space="0"/>
-              <w:bottom w:val="single" w:color="808080" w:sz="4" w:space="0"/>
-              <w:right w:val="single" w:color="808080" w:sz="4" w:space="0"/>
+              <w:top w:val="single" w:color="808080" w:themeColor="background1" w:themeShade="80" w:sz="4" w:space="0"/>
+              <w:left w:val="single" w:color="808080" w:themeColor="background1" w:themeShade="80" w:sz="4" w:space="0"/>
+              <w:bottom w:val="single" w:color="808080" w:themeColor="background1" w:themeShade="80" w:sz="4" w:space="0"/>
+              <w:right w:val="single" w:color="808080" w:themeColor="background1" w:themeShade="80" w:sz="4" w:space="0"/>
             </w:tcBorders>
             <w:tcMar>
               <w:top w:w="60" w:type="dxa"/>
@@ -804,9 +879,34 @@
             <w:pPr>
               <w:jc w:val="center"/>
               <w:rPr>
-                <w:rFonts w:ascii="Times New Roman" w:hAnsi="Times New Roman" w:cs="Times New Roman"/>
-              </w:rPr>
-            </w:pPr>
+                <w:rFonts w:ascii="Calibri" w:hAnsi="Calibri" w:eastAsia="Calibri" w:cs="Calibri"/>
+                <w:b w:val="0"/>
+                <w:bCs w:val="0"/>
+                <w:i w:val="0"/>
+                <w:iCs w:val="0"/>
+                <w:caps w:val="0"/>
+                <w:smallCaps w:val="0"/>
+                <w:color w:val="000000" w:themeColor="text1" w:themeTint="FF" w:themeShade="FF"/>
+                <w:sz w:val="18"/>
+                <w:szCs w:val="18"/>
+              </w:rPr>
+            </w:pPr>
+            <w:r>
+              <w:rPr>
+                <w:rFonts w:ascii="Calibri" w:hAnsi="Calibri" w:eastAsia="Calibri" w:cs="Calibri"/>
+                <w:b w:val="0"/>
+                <w:bCs w:val="0"/>
+                <w:i w:val="0"/>
+                <w:iCs w:val="0"/>
+                <w:caps w:val="0"/>
+                <w:smallCaps w:val="0"/>
+                <w:color w:val="000000" w:themeColor="text1" w:themeTint="FF" w:themeShade="FF"/>
+                <w:sz w:val="18"/>
+                <w:szCs w:val="18"/>
+                <w:lang w:val="en-IN"/>
+              </w:rPr>
+              <w:t>x</w:t>
+            </w:r>
           </w:p>
         </w:tc>
       </w:tr>
@@ -815,10 +915,10 @@
           <w:tcPr>
             <w:tcW w:w="700" w:type="dxa"/>
             <w:tcBorders>
-              <w:top w:val="single" w:color="808080" w:sz="4" w:space="0"/>
-              <w:left w:val="single" w:color="808080" w:sz="4" w:space="0"/>
-              <w:bottom w:val="single" w:color="808080" w:sz="4" w:space="0"/>
-              <w:right w:val="single" w:color="808080" w:sz="4" w:space="0"/>
+              <w:top w:val="single" w:color="808080" w:themeColor="background1" w:themeShade="80" w:sz="4" w:space="0"/>
+              <w:left w:val="single" w:color="808080" w:themeColor="background1" w:themeShade="80" w:sz="4" w:space="0"/>
+              <w:bottom w:val="single" w:color="808080" w:themeColor="background1" w:themeShade="80" w:sz="4" w:space="0"/>
+              <w:right w:val="single" w:color="808080" w:themeColor="background1" w:themeShade="80" w:sz="4" w:space="0"/>
             </w:tcBorders>
             <w:tcMar>
               <w:top w:w="60" w:type="dxa"/>
@@ -849,10 +949,10 @@
           <w:tcPr>
             <w:tcW w:w="3800" w:type="dxa"/>
             <w:tcBorders>
-              <w:top w:val="single" w:color="808080" w:sz="4" w:space="0"/>
-              <w:left w:val="single" w:color="808080" w:sz="4" w:space="0"/>
-              <w:bottom w:val="single" w:color="808080" w:sz="4" w:space="0"/>
-              <w:right w:val="single" w:color="808080" w:sz="4" w:space="0"/>
+              <w:top w:val="single" w:color="808080" w:themeColor="background1" w:themeShade="80" w:sz="4" w:space="0"/>
+              <w:left w:val="single" w:color="808080" w:themeColor="background1" w:themeShade="80" w:sz="4" w:space="0"/>
+              <w:bottom w:val="single" w:color="808080" w:themeColor="background1" w:themeShade="80" w:sz="4" w:space="0"/>
+              <w:right w:val="single" w:color="808080" w:themeColor="background1" w:themeShade="80" w:sz="4" w:space="0"/>
             </w:tcBorders>
             <w:tcMar>
               <w:top w:w="60" w:type="dxa"/>
@@ -882,10 +982,10 @@
           <w:tcPr>
             <w:tcW w:w="2000" w:type="dxa"/>
             <w:tcBorders>
-              <w:top w:val="single" w:color="808080" w:sz="4" w:space="0"/>
-              <w:left w:val="single" w:color="808080" w:sz="4" w:space="0"/>
-              <w:bottom w:val="single" w:color="808080" w:sz="4" w:space="0"/>
-              <w:right w:val="single" w:color="808080" w:sz="4" w:space="0"/>
+              <w:top w:val="single" w:color="808080" w:themeColor="background1" w:themeShade="80" w:sz="4" w:space="0"/>
+              <w:left w:val="single" w:color="808080" w:themeColor="background1" w:themeShade="80" w:sz="4" w:space="0"/>
+              <w:bottom w:val="single" w:color="808080" w:themeColor="background1" w:themeShade="80" w:sz="4" w:space="0"/>
+              <w:right w:val="single" w:color="808080" w:themeColor="background1" w:themeShade="80" w:sz="4" w:space="0"/>
             </w:tcBorders>
             <w:tcMar>
               <w:top w:w="60" w:type="dxa"/>
@@ -908,10 +1008,10 @@
           <w:tcPr>
             <w:tcW w:w="1900" w:type="dxa"/>
             <w:tcBorders>
-              <w:top w:val="single" w:color="808080" w:sz="4" w:space="0"/>
-              <w:left w:val="single" w:color="808080" w:sz="4" w:space="0"/>
-              <w:bottom w:val="single" w:color="808080" w:sz="4" w:space="0"/>
-              <w:right w:val="single" w:color="808080" w:sz="4" w:space="0"/>
+              <w:top w:val="single" w:color="808080" w:themeColor="background1" w:themeShade="80" w:sz="4" w:space="0"/>
+              <w:left w:val="single" w:color="808080" w:themeColor="background1" w:themeShade="80" w:sz="4" w:space="0"/>
+              <w:bottom w:val="single" w:color="808080" w:themeColor="background1" w:themeShade="80" w:sz="4" w:space="0"/>
+              <w:right w:val="single" w:color="808080" w:themeColor="background1" w:themeShade="80" w:sz="4" w:space="0"/>
             </w:tcBorders>
             <w:tcMar>
               <w:top w:w="60" w:type="dxa"/>
@@ -925,19 +1025,44 @@
             <w:pPr>
               <w:jc w:val="center"/>
               <w:rPr>
-                <w:rFonts w:ascii="Times New Roman" w:hAnsi="Times New Roman" w:cs="Times New Roman"/>
-              </w:rPr>
-            </w:pPr>
+                <w:rFonts w:ascii="Calibri" w:hAnsi="Calibri" w:eastAsia="Calibri" w:cs="Calibri"/>
+                <w:b w:val="0"/>
+                <w:bCs w:val="0"/>
+                <w:i w:val="0"/>
+                <w:iCs w:val="0"/>
+                <w:caps w:val="0"/>
+                <w:smallCaps w:val="0"/>
+                <w:color w:val="000000" w:themeColor="text1" w:themeTint="FF" w:themeShade="FF"/>
+                <w:sz w:val="18"/>
+                <w:szCs w:val="18"/>
+              </w:rPr>
+            </w:pPr>
+            <w:r>
+              <w:rPr>
+                <w:rFonts w:ascii="Calibri" w:hAnsi="Calibri" w:eastAsia="Calibri" w:cs="Calibri"/>
+                <w:b w:val="0"/>
+                <w:bCs w:val="0"/>
+                <w:i w:val="0"/>
+                <w:iCs w:val="0"/>
+                <w:caps w:val="0"/>
+                <w:smallCaps w:val="0"/>
+                <w:color w:val="000000" w:themeColor="text1" w:themeTint="FF" w:themeShade="FF"/>
+                <w:sz w:val="18"/>
+                <w:szCs w:val="18"/>
+                <w:lang w:val="en-IN"/>
+              </w:rPr>
+              <w:t>x</w:t>
+            </w:r>
           </w:p>
         </w:tc>
         <w:tc>
           <w:tcPr>
             <w:tcW w:w="2066" w:type="dxa"/>
             <w:tcBorders>
-              <w:top w:val="single" w:color="808080" w:sz="4" w:space="0"/>
-              <w:left w:val="single" w:color="808080" w:sz="4" w:space="0"/>
-              <w:bottom w:val="single" w:color="808080" w:sz="4" w:space="0"/>
-              <w:right w:val="single" w:color="808080" w:sz="4" w:space="0"/>
+              <w:top w:val="single" w:color="808080" w:themeColor="background1" w:themeShade="80" w:sz="4" w:space="0"/>
+              <w:left w:val="single" w:color="808080" w:themeColor="background1" w:themeShade="80" w:sz="4" w:space="0"/>
+              <w:bottom w:val="single" w:color="808080" w:themeColor="background1" w:themeShade="80" w:sz="4" w:space="0"/>
+              <w:right w:val="single" w:color="808080" w:themeColor="background1" w:themeShade="80" w:sz="4" w:space="0"/>
             </w:tcBorders>
             <w:tcMar>
               <w:top w:w="60" w:type="dxa"/>
@@ -951,9 +1076,34 @@
             <w:pPr>
               <w:jc w:val="center"/>
               <w:rPr>
-                <w:rFonts w:ascii="Times New Roman" w:hAnsi="Times New Roman" w:cs="Times New Roman"/>
-              </w:rPr>
-            </w:pPr>
+                <w:rFonts w:ascii="Calibri" w:hAnsi="Calibri" w:eastAsia="Calibri" w:cs="Calibri"/>
+                <w:b w:val="0"/>
+                <w:bCs w:val="0"/>
+                <w:i w:val="0"/>
+                <w:iCs w:val="0"/>
+                <w:caps w:val="0"/>
+                <w:smallCaps w:val="0"/>
+                <w:color w:val="000000" w:themeColor="text1" w:themeTint="FF" w:themeShade="FF"/>
+                <w:sz w:val="18"/>
+                <w:szCs w:val="18"/>
+              </w:rPr>
+            </w:pPr>
+            <w:r>
+              <w:rPr>
+                <w:rFonts w:ascii="Calibri" w:hAnsi="Calibri" w:eastAsia="Calibri" w:cs="Calibri"/>
+                <w:b w:val="0"/>
+                <w:bCs w:val="0"/>
+                <w:i w:val="0"/>
+                <w:iCs w:val="0"/>
+                <w:caps w:val="0"/>
+                <w:smallCaps w:val="0"/>
+                <w:color w:val="000000" w:themeColor="text1" w:themeTint="FF" w:themeShade="FF"/>
+                <w:sz w:val="18"/>
+                <w:szCs w:val="18"/>
+                <w:lang w:val="en-IN"/>
+              </w:rPr>
+              <w:t>x</w:t>
+            </w:r>
           </w:p>
         </w:tc>
       </w:tr>
@@ -962,10 +1112,10 @@
           <w:tcPr>
             <w:tcW w:w="700" w:type="dxa"/>
             <w:tcBorders>
-              <w:top w:val="single" w:color="808080" w:sz="4" w:space="0"/>
-              <w:left w:val="single" w:color="808080" w:sz="4" w:space="0"/>
-              <w:bottom w:val="single" w:color="808080" w:sz="4" w:space="0"/>
-              <w:right w:val="single" w:color="808080" w:sz="4" w:space="0"/>
+              <w:top w:val="single" w:color="808080" w:themeColor="background1" w:themeShade="80" w:sz="4" w:space="0"/>
+              <w:left w:val="single" w:color="808080" w:themeColor="background1" w:themeShade="80" w:sz="4" w:space="0"/>
+              <w:bottom w:val="single" w:color="808080" w:themeColor="background1" w:themeShade="80" w:sz="4" w:space="0"/>
+              <w:right w:val="single" w:color="808080" w:themeColor="background1" w:themeShade="80" w:sz="4" w:space="0"/>
             </w:tcBorders>
             <w:tcMar>
               <w:top w:w="60" w:type="dxa"/>
@@ -996,10 +1146,10 @@
           <w:tcPr>
             <w:tcW w:w="3800" w:type="dxa"/>
             <w:tcBorders>
-              <w:top w:val="single" w:color="808080" w:sz="4" w:space="0"/>
-              <w:left w:val="single" w:color="808080" w:sz="4" w:space="0"/>
-              <w:bottom w:val="single" w:color="808080" w:sz="4" w:space="0"/>
-              <w:right w:val="single" w:color="808080" w:sz="4" w:space="0"/>
+              <w:top w:val="single" w:color="808080" w:themeColor="background1" w:themeShade="80" w:sz="4" w:space="0"/>
+              <w:left w:val="single" w:color="808080" w:themeColor="background1" w:themeShade="80" w:sz="4" w:space="0"/>
+              <w:bottom w:val="single" w:color="808080" w:themeColor="background1" w:themeShade="80" w:sz="4" w:space="0"/>
+              <w:right w:val="single" w:color="808080" w:themeColor="background1" w:themeShade="80" w:sz="4" w:space="0"/>
             </w:tcBorders>
             <w:tcMar>
               <w:top w:w="60" w:type="dxa"/>
@@ -1029,10 +1179,10 @@
           <w:tcPr>
             <w:tcW w:w="2000" w:type="dxa"/>
             <w:tcBorders>
-              <w:top w:val="single" w:color="808080" w:sz="4" w:space="0"/>
-              <w:left w:val="single" w:color="808080" w:sz="4" w:space="0"/>
-              <w:bottom w:val="single" w:color="808080" w:sz="4" w:space="0"/>
-              <w:right w:val="single" w:color="808080" w:sz="4" w:space="0"/>
+              <w:top w:val="single" w:color="808080" w:themeColor="background1" w:themeShade="80" w:sz="4" w:space="0"/>
+              <w:left w:val="single" w:color="808080" w:themeColor="background1" w:themeShade="80" w:sz="4" w:space="0"/>
+              <w:bottom w:val="single" w:color="808080" w:themeColor="background1" w:themeShade="80" w:sz="4" w:space="0"/>
+              <w:right w:val="single" w:color="808080" w:themeColor="background1" w:themeShade="80" w:sz="4" w:space="0"/>
             </w:tcBorders>
             <w:tcMar>
               <w:top w:w="60" w:type="dxa"/>
@@ -1055,10 +1205,10 @@
           <w:tcPr>
             <w:tcW w:w="1900" w:type="dxa"/>
             <w:tcBorders>
-              <w:top w:val="single" w:color="808080" w:sz="4" w:space="0"/>
-              <w:left w:val="single" w:color="808080" w:sz="4" w:space="0"/>
-              <w:bottom w:val="single" w:color="808080" w:sz="4" w:space="0"/>
-              <w:right w:val="single" w:color="808080" w:sz="4" w:space="0"/>
+              <w:top w:val="single" w:color="808080" w:themeColor="background1" w:themeShade="80" w:sz="4" w:space="0"/>
+              <w:left w:val="single" w:color="808080" w:themeColor="background1" w:themeShade="80" w:sz="4" w:space="0"/>
+              <w:bottom w:val="single" w:color="808080" w:themeColor="background1" w:themeShade="80" w:sz="4" w:space="0"/>
+              <w:right w:val="single" w:color="808080" w:themeColor="background1" w:themeShade="80" w:sz="4" w:space="0"/>
             </w:tcBorders>
             <w:tcMar>
               <w:top w:w="60" w:type="dxa"/>
@@ -1072,19 +1222,44 @@
             <w:pPr>
               <w:jc w:val="center"/>
               <w:rPr>
-                <w:rFonts w:ascii="Times New Roman" w:hAnsi="Times New Roman" w:cs="Times New Roman"/>
-              </w:rPr>
-            </w:pPr>
+                <w:rFonts w:ascii="Calibri" w:hAnsi="Calibri" w:eastAsia="Calibri" w:cs="Calibri"/>
+                <w:b w:val="0"/>
+                <w:bCs w:val="0"/>
+                <w:i w:val="0"/>
+                <w:iCs w:val="0"/>
+                <w:caps w:val="0"/>
+                <w:smallCaps w:val="0"/>
+                <w:color w:val="000000" w:themeColor="text1" w:themeTint="FF" w:themeShade="FF"/>
+                <w:sz w:val="18"/>
+                <w:szCs w:val="18"/>
+              </w:rPr>
+            </w:pPr>
+            <w:r>
+              <w:rPr>
+                <w:rFonts w:ascii="Calibri" w:hAnsi="Calibri" w:eastAsia="Calibri" w:cs="Calibri"/>
+                <w:b w:val="0"/>
+                <w:bCs w:val="0"/>
+                <w:i w:val="0"/>
+                <w:iCs w:val="0"/>
+                <w:caps w:val="0"/>
+                <w:smallCaps w:val="0"/>
+                <w:color w:val="000000" w:themeColor="text1" w:themeTint="FF" w:themeShade="FF"/>
+                <w:sz w:val="18"/>
+                <w:szCs w:val="18"/>
+                <w:lang w:val="en-IN"/>
+              </w:rPr>
+              <w:t>x</w:t>
+            </w:r>
           </w:p>
         </w:tc>
         <w:tc>
           <w:tcPr>
             <w:tcW w:w="2066" w:type="dxa"/>
             <w:tcBorders>
-              <w:top w:val="single" w:color="808080" w:sz="4" w:space="0"/>
-              <w:left w:val="single" w:color="808080" w:sz="4" w:space="0"/>
-              <w:bottom w:val="single" w:color="808080" w:sz="4" w:space="0"/>
-              <w:right w:val="single" w:color="808080" w:sz="4" w:space="0"/>
+              <w:top w:val="single" w:color="808080" w:themeColor="background1" w:themeShade="80" w:sz="4" w:space="0"/>
+              <w:left w:val="single" w:color="808080" w:themeColor="background1" w:themeShade="80" w:sz="4" w:space="0"/>
+              <w:bottom w:val="single" w:color="808080" w:themeColor="background1" w:themeShade="80" w:sz="4" w:space="0"/>
+              <w:right w:val="single" w:color="808080" w:themeColor="background1" w:themeShade="80" w:sz="4" w:space="0"/>
             </w:tcBorders>
             <w:tcMar>
               <w:top w:w="60" w:type="dxa"/>
@@ -1098,9 +1273,34 @@
             <w:pPr>
               <w:jc w:val="center"/>
               <w:rPr>
-                <w:rFonts w:ascii="Times New Roman" w:hAnsi="Times New Roman" w:cs="Times New Roman"/>
-              </w:rPr>
-            </w:pPr>
+                <w:rFonts w:ascii="Calibri" w:hAnsi="Calibri" w:eastAsia="Calibri" w:cs="Calibri"/>
+                <w:b w:val="0"/>
+                <w:bCs w:val="0"/>
+                <w:i w:val="0"/>
+                <w:iCs w:val="0"/>
+                <w:caps w:val="0"/>
+                <w:smallCaps w:val="0"/>
+                <w:color w:val="000000" w:themeColor="text1" w:themeTint="FF" w:themeShade="FF"/>
+                <w:sz w:val="18"/>
+                <w:szCs w:val="18"/>
+              </w:rPr>
+            </w:pPr>
+            <w:r>
+              <w:rPr>
+                <w:rFonts w:ascii="Calibri" w:hAnsi="Calibri" w:eastAsia="Calibri" w:cs="Calibri"/>
+                <w:b w:val="0"/>
+                <w:bCs w:val="0"/>
+                <w:i w:val="0"/>
+                <w:iCs w:val="0"/>
+                <w:caps w:val="0"/>
+                <w:smallCaps w:val="0"/>
+                <w:color w:val="000000" w:themeColor="text1" w:themeTint="FF" w:themeShade="FF"/>
+                <w:sz w:val="18"/>
+                <w:szCs w:val="18"/>
+                <w:lang w:val="en-IN"/>
+              </w:rPr>
+              <w:t>x</w:t>
+            </w:r>
           </w:p>
         </w:tc>
       </w:tr>
@@ -1120,9 +1320,6 @@
           <w:rFonts w:ascii="Times New Roman" w:hAnsi="Times New Roman" w:cs="Times New Roman"/>
         </w:rPr>
       </w:pPr>
-      <w:commentRangeStart w:id="796361508"/>
-      <w:commentRangeStart w:id="1683415058"/>
-      <w:commentRangeStart w:id="521391202"/>
       <w:r>
         <w:rPr>
           <w:rFonts w:ascii="Times New Roman" w:hAnsi="Times New Roman" w:cs="Times New Roman"/>
@@ -1342,7 +1539,22 @@
                 <w:sz w:val="18"/>
                 <w:szCs w:val="18"/>
               </w:rPr>
-              <w:t xml:space="preserve">Total project cost involved (Rs. in lakh)  </w:t>
+              <w:t xml:space="preserve">Total project cost involved </w:t>
+            </w:r>
+          </w:p>
+          <w:p>
+            <w:pPr>
+              <w:jc w:val="center"/>
+            </w:pPr>
+            <w:r>
+              <w:rPr>
+                <w:rFonts w:ascii="Times New Roman" w:hAnsi="Times New Roman" w:cs="Times New Roman"/>
+                <w:b w:val="1"/>
+                <w:bCs w:val="1"/>
+                <w:sz w:val="18"/>
+                <w:szCs w:val="18"/>
+              </w:rPr>
+              <w:t xml:space="preserve">(Rs. in lakh)  </w:t>
             </w:r>
           </w:p>
         </w:tc>
@@ -2255,27 +2467,6 @@
           <w:szCs w:val="18"/>
         </w:rPr>
         <w:t>The Untied Grant may be used for locally identified needs as envisaged in the 18 subjects of the Twelfth Schedule, except salaries or other establishment-related expenditure.</w:t>
-      </w:r>
-      <w:commentRangeEnd w:id="796361508"/>
-      <w:r>
-        <w:rPr>
-          <w:rStyle w:val="CommentReference"/>
-        </w:rPr>
-        <w:commentReference w:id="796361508"/>
-      </w:r>
-      <w:commentRangeEnd w:id="1683415058"/>
-      <w:r>
-        <w:rPr>
-          <w:rStyle w:val="CommentReference"/>
-        </w:rPr>
-        <w:commentReference w:id="1683415058"/>
-      </w:r>
-      <w:commentRangeEnd w:id="521391202"/>
-      <w:r>
-        <w:rPr>
-          <w:rStyle w:val="CommentReference"/>
-        </w:rPr>
-        <w:commentReference w:id="521391202"/>
       </w:r>
     </w:p>
     <w:p>
@@ -2322,7 +2513,7 @@
     </w:p>
     <w:tbl>
       <w:tblPr>
-        <w:tblW w:w="9238" w:type="dxa"/>
+        <w:tblW w:w="10573" w:type="dxa"/>
         <w:tblBorders>
           <w:top w:val="single" w:color="auto" w:sz="4" w:space="0"/>
           <w:left w:val="single" w:color="auto" w:sz="4" w:space="0"/>
@@ -2339,14 +2530,14 @@
         <w:tblLook w:val="0000" w:firstRow="0" w:lastRow="0" w:firstColumn="0" w:lastColumn="0" w:noHBand="0" w:noVBand="0"/>
       </w:tblPr>
       <w:tblGrid>
-        <w:gridCol w:w="446"/>
-        <w:gridCol w:w="1725"/>
-        <w:gridCol w:w="855"/>
-        <w:gridCol w:w="988"/>
-        <w:gridCol w:w="1129"/>
-        <w:gridCol w:w="1590"/>
-        <w:gridCol w:w="1275"/>
-        <w:gridCol w:w="1230"/>
+        <w:gridCol w:w="750"/>
+        <w:gridCol w:w="1560"/>
+        <w:gridCol w:w="1110"/>
+        <w:gridCol w:w="1200"/>
+        <w:gridCol w:w="1140"/>
+        <w:gridCol w:w="2070"/>
+        <w:gridCol w:w="1485"/>
+        <w:gridCol w:w="1258"/>
       </w:tblGrid>
       <w:tr>
         <w:trPr>
@@ -2355,7 +2546,7 @@
         </w:trPr>
         <w:tc>
           <w:tcPr>
-            <w:tcW w:w="446" w:type="dxa"/>
+            <w:tcW w:w="750" w:type="dxa"/>
             <w:tcBorders>
               <w:top w:val="single" w:color="808080" w:themeColor="background1" w:themeShade="80" w:sz="4" w:space="0"/>
               <w:left w:val="single" w:color="808080" w:themeColor="background1" w:themeShade="80" w:sz="4" w:space="0"/>
@@ -2392,7 +2583,7 @@
         </w:tc>
         <w:tc>
           <w:tcPr>
-            <w:tcW w:w="1725" w:type="dxa"/>
+            <w:tcW w:w="1560" w:type="dxa"/>
             <w:tcBorders>
               <w:top w:val="single" w:color="808080" w:themeColor="background1" w:themeShade="80" w:sz="4" w:space="0"/>
               <w:left w:val="single" w:color="808080" w:themeColor="background1" w:themeShade="80" w:sz="4" w:space="0"/>
@@ -2428,7 +2619,7 @@
         </w:tc>
         <w:tc>
           <w:tcPr>
-            <w:tcW w:w="855" w:type="dxa"/>
+            <w:tcW w:w="1110" w:type="dxa"/>
             <w:tcBorders>
               <w:top w:val="single" w:color="808080" w:themeColor="background1" w:themeShade="80" w:sz="4" w:space="0"/>
               <w:left w:val="single" w:color="808080" w:themeColor="background1" w:themeShade="80" w:sz="4" w:space="0"/>
@@ -2465,7 +2656,7 @@
         </w:tc>
         <w:tc>
           <w:tcPr>
-            <w:tcW w:w="988" w:type="dxa"/>
+            <w:tcW w:w="1200" w:type="dxa"/>
             <w:tcBorders>
               <w:top w:val="single" w:color="808080" w:themeColor="background1" w:themeShade="80" w:sz="4" w:space="0"/>
               <w:left w:val="single" w:color="808080" w:themeColor="background1" w:themeShade="80" w:sz="4" w:space="0"/>
@@ -2522,7 +2713,7 @@
         </w:tc>
         <w:tc>
           <w:tcPr>
-            <w:tcW w:w="1129" w:type="dxa"/>
+            <w:tcW w:w="1140" w:type="dxa"/>
             <w:tcBorders>
               <w:top w:val="single" w:color="808080" w:themeColor="background1" w:themeShade="80" w:sz="4" w:space="0"/>
               <w:left w:val="single" w:color="808080" w:themeColor="background1" w:themeShade="80" w:sz="4" w:space="0"/>
@@ -2559,7 +2750,7 @@
         </w:tc>
         <w:tc>
           <w:tcPr>
-            <w:tcW w:w="1590" w:type="dxa"/>
+            <w:tcW w:w="2070" w:type="dxa"/>
             <w:tcBorders>
               <w:top w:val="single" w:color="808080" w:themeColor="background1" w:themeShade="80" w:sz="4"/>
               <w:left w:val="single" w:color="808080" w:themeColor="background1" w:themeShade="80" w:sz="4"/>
@@ -2609,7 +2800,7 @@
         </w:tc>
         <w:tc>
           <w:tcPr>
-            <w:tcW w:w="1275" w:type="dxa"/>
+            <w:tcW w:w="1485" w:type="dxa"/>
             <w:tcBorders>
               <w:top w:val="single" w:color="808080" w:themeColor="background1" w:themeShade="80" w:sz="4" w:space="0"/>
               <w:left w:val="single" w:color="808080" w:themeColor="background1" w:themeShade="80" w:sz="4" w:space="0"/>
@@ -2646,7 +2837,7 @@
         </w:tc>
         <w:tc>
           <w:tcPr>
-            <w:tcW w:w="1230" w:type="dxa"/>
+            <w:tcW w:w="1258" w:type="dxa"/>
             <w:tcBorders>
               <w:top w:val="single" w:color="808080" w:themeColor="background1" w:themeShade="80" w:sz="4" w:space="0"/>
               <w:left w:val="single" w:color="808080" w:themeColor="background1" w:themeShade="80" w:sz="4" w:space="0"/>
@@ -2688,7 +2879,7 @@
         </w:trPr>
         <w:tc>
           <w:tcPr>
-            <w:tcW w:w="446" w:type="dxa"/>
+            <w:tcW w:w="750" w:type="dxa"/>
             <w:tcBorders>
               <w:top w:val="single" w:color="808080" w:themeColor="background1" w:themeShade="80" w:sz="4" w:space="0"/>
               <w:left w:val="single" w:color="808080" w:themeColor="background1" w:themeShade="80" w:sz="4" w:space="0"/>
@@ -2722,107 +2913,107 @@
         </w:tc>
         <w:tc>
           <w:tcPr>
-            <w:tcW w:w="1725" w:type="dxa"/>
-            <w:tcBorders>
-              <w:top w:val="single" w:color="808080" w:themeColor="background1" w:themeShade="80" w:sz="4" w:space="0"/>
-              <w:left w:val="single" w:color="808080" w:themeColor="background1" w:themeShade="80" w:sz="4" w:space="0"/>
-              <w:bottom w:val="single" w:color="808080" w:themeColor="background1" w:themeShade="80" w:sz="4" w:space="0"/>
-              <w:right w:val="single" w:color="808080" w:themeColor="background1" w:themeShade="80" w:sz="4" w:space="0"/>
-            </w:tcBorders>
-            <w:tcMar>
-              <w:top w:w="60" w:type="dxa"/>
-              <w:left w:w="80" w:type="dxa"/>
-              <w:bottom w:w="60" w:type="dxa"/>
-              <w:right w:w="80" w:type="dxa"/>
-            </w:tcMar>
-            <w:vAlign w:val="center"/>
-          </w:tcPr>
-          <w:p>
-            <w:pPr>
-              <w:rPr>
-                <w:rFonts w:ascii="Times New Roman" w:hAnsi="Times New Roman" w:cs="Times New Roman"/>
-              </w:rPr>
-            </w:pPr>
-          </w:p>
-        </w:tc>
-        <w:tc>
-          <w:tcPr>
-            <w:tcW w:w="855" w:type="dxa"/>
-            <w:tcBorders>
-              <w:top w:val="single" w:color="808080" w:themeColor="background1" w:themeShade="80" w:sz="4" w:space="0"/>
-              <w:left w:val="single" w:color="808080" w:themeColor="background1" w:themeShade="80" w:sz="4" w:space="0"/>
-              <w:bottom w:val="single" w:color="808080" w:themeColor="background1" w:themeShade="80" w:sz="4" w:space="0"/>
-              <w:right w:val="single" w:color="808080" w:themeColor="background1" w:themeShade="80" w:sz="4" w:space="0"/>
-            </w:tcBorders>
-            <w:tcMar>
-              <w:top w:w="60" w:type="dxa"/>
-              <w:left w:w="80" w:type="dxa"/>
-              <w:bottom w:w="60" w:type="dxa"/>
-              <w:right w:w="80" w:type="dxa"/>
-            </w:tcMar>
-            <w:vAlign w:val="center"/>
-          </w:tcPr>
-          <w:p>
-            <w:pPr>
-              <w:rPr>
-                <w:rFonts w:ascii="Times New Roman" w:hAnsi="Times New Roman" w:cs="Times New Roman"/>
-              </w:rPr>
-            </w:pPr>
-          </w:p>
-        </w:tc>
-        <w:tc>
-          <w:tcPr>
-            <w:tcW w:w="988" w:type="dxa"/>
-            <w:tcBorders>
-              <w:top w:val="single" w:color="808080" w:themeColor="background1" w:themeShade="80" w:sz="4" w:space="0"/>
-              <w:left w:val="single" w:color="808080" w:themeColor="background1" w:themeShade="80" w:sz="4" w:space="0"/>
-              <w:bottom w:val="single" w:color="808080" w:themeColor="background1" w:themeShade="80" w:sz="4" w:space="0"/>
-              <w:right w:val="single" w:color="808080" w:themeColor="background1" w:themeShade="80" w:sz="4" w:space="0"/>
-            </w:tcBorders>
-            <w:tcMar>
-              <w:top w:w="60" w:type="dxa"/>
-              <w:left w:w="80" w:type="dxa"/>
-              <w:bottom w:w="60" w:type="dxa"/>
-              <w:right w:w="80" w:type="dxa"/>
-            </w:tcMar>
-            <w:vAlign w:val="center"/>
-          </w:tcPr>
-          <w:p>
-            <w:pPr>
-              <w:rPr>
-                <w:rFonts w:ascii="Times New Roman" w:hAnsi="Times New Roman" w:cs="Times New Roman"/>
-              </w:rPr>
-            </w:pPr>
-          </w:p>
-        </w:tc>
-        <w:tc>
-          <w:tcPr>
-            <w:tcW w:w="1129" w:type="dxa"/>
-            <w:tcBorders>
-              <w:top w:val="single" w:color="808080" w:themeColor="background1" w:themeShade="80" w:sz="4" w:space="0"/>
-              <w:left w:val="single" w:color="808080" w:themeColor="background1" w:themeShade="80" w:sz="4" w:space="0"/>
-              <w:bottom w:val="single" w:color="808080" w:themeColor="background1" w:themeShade="80" w:sz="4" w:space="0"/>
-              <w:right w:val="single" w:color="808080" w:themeColor="background1" w:themeShade="80" w:sz="4" w:space="0"/>
-            </w:tcBorders>
-            <w:tcMar>
-              <w:top w:w="60" w:type="dxa"/>
-              <w:left w:w="80" w:type="dxa"/>
-              <w:bottom w:w="60" w:type="dxa"/>
-              <w:right w:w="80" w:type="dxa"/>
-            </w:tcMar>
-            <w:vAlign w:val="center"/>
-          </w:tcPr>
-          <w:p>
-            <w:pPr>
-              <w:rPr>
-                <w:rFonts w:ascii="Times New Roman" w:hAnsi="Times New Roman" w:cs="Times New Roman"/>
-              </w:rPr>
-            </w:pPr>
-          </w:p>
-        </w:tc>
-        <w:tc>
-          <w:tcPr>
-            <w:tcW w:w="1590" w:type="dxa"/>
+            <w:tcW w:w="1560" w:type="dxa"/>
+            <w:tcBorders>
+              <w:top w:val="single" w:color="808080" w:themeColor="background1" w:themeShade="80" w:sz="4" w:space="0"/>
+              <w:left w:val="single" w:color="808080" w:themeColor="background1" w:themeShade="80" w:sz="4" w:space="0"/>
+              <w:bottom w:val="single" w:color="808080" w:themeColor="background1" w:themeShade="80" w:sz="4" w:space="0"/>
+              <w:right w:val="single" w:color="808080" w:themeColor="background1" w:themeShade="80" w:sz="4" w:space="0"/>
+            </w:tcBorders>
+            <w:tcMar>
+              <w:top w:w="60" w:type="dxa"/>
+              <w:left w:w="80" w:type="dxa"/>
+              <w:bottom w:w="60" w:type="dxa"/>
+              <w:right w:w="80" w:type="dxa"/>
+            </w:tcMar>
+            <w:vAlign w:val="center"/>
+          </w:tcPr>
+          <w:p>
+            <w:pPr>
+              <w:rPr>
+                <w:rFonts w:ascii="Times New Roman" w:hAnsi="Times New Roman" w:cs="Times New Roman"/>
+              </w:rPr>
+            </w:pPr>
+          </w:p>
+        </w:tc>
+        <w:tc>
+          <w:tcPr>
+            <w:tcW w:w="1110" w:type="dxa"/>
+            <w:tcBorders>
+              <w:top w:val="single" w:color="808080" w:themeColor="background1" w:themeShade="80" w:sz="4" w:space="0"/>
+              <w:left w:val="single" w:color="808080" w:themeColor="background1" w:themeShade="80" w:sz="4" w:space="0"/>
+              <w:bottom w:val="single" w:color="808080" w:themeColor="background1" w:themeShade="80" w:sz="4" w:space="0"/>
+              <w:right w:val="single" w:color="808080" w:themeColor="background1" w:themeShade="80" w:sz="4" w:space="0"/>
+            </w:tcBorders>
+            <w:tcMar>
+              <w:top w:w="60" w:type="dxa"/>
+              <w:left w:w="80" w:type="dxa"/>
+              <w:bottom w:w="60" w:type="dxa"/>
+              <w:right w:w="80" w:type="dxa"/>
+            </w:tcMar>
+            <w:vAlign w:val="center"/>
+          </w:tcPr>
+          <w:p>
+            <w:pPr>
+              <w:rPr>
+                <w:rFonts w:ascii="Times New Roman" w:hAnsi="Times New Roman" w:cs="Times New Roman"/>
+              </w:rPr>
+            </w:pPr>
+          </w:p>
+        </w:tc>
+        <w:tc>
+          <w:tcPr>
+            <w:tcW w:w="1200" w:type="dxa"/>
+            <w:tcBorders>
+              <w:top w:val="single" w:color="808080" w:themeColor="background1" w:themeShade="80" w:sz="4" w:space="0"/>
+              <w:left w:val="single" w:color="808080" w:themeColor="background1" w:themeShade="80" w:sz="4" w:space="0"/>
+              <w:bottom w:val="single" w:color="808080" w:themeColor="background1" w:themeShade="80" w:sz="4" w:space="0"/>
+              <w:right w:val="single" w:color="808080" w:themeColor="background1" w:themeShade="80" w:sz="4" w:space="0"/>
+            </w:tcBorders>
+            <w:tcMar>
+              <w:top w:w="60" w:type="dxa"/>
+              <w:left w:w="80" w:type="dxa"/>
+              <w:bottom w:w="60" w:type="dxa"/>
+              <w:right w:w="80" w:type="dxa"/>
+            </w:tcMar>
+            <w:vAlign w:val="center"/>
+          </w:tcPr>
+          <w:p>
+            <w:pPr>
+              <w:rPr>
+                <w:rFonts w:ascii="Times New Roman" w:hAnsi="Times New Roman" w:cs="Times New Roman"/>
+              </w:rPr>
+            </w:pPr>
+          </w:p>
+        </w:tc>
+        <w:tc>
+          <w:tcPr>
+            <w:tcW w:w="1140" w:type="dxa"/>
+            <w:tcBorders>
+              <w:top w:val="single" w:color="808080" w:themeColor="background1" w:themeShade="80" w:sz="4" w:space="0"/>
+              <w:left w:val="single" w:color="808080" w:themeColor="background1" w:themeShade="80" w:sz="4" w:space="0"/>
+              <w:bottom w:val="single" w:color="808080" w:themeColor="background1" w:themeShade="80" w:sz="4" w:space="0"/>
+              <w:right w:val="single" w:color="808080" w:themeColor="background1" w:themeShade="80" w:sz="4" w:space="0"/>
+            </w:tcBorders>
+            <w:tcMar>
+              <w:top w:w="60" w:type="dxa"/>
+              <w:left w:w="80" w:type="dxa"/>
+              <w:bottom w:w="60" w:type="dxa"/>
+              <w:right w:w="80" w:type="dxa"/>
+            </w:tcMar>
+            <w:vAlign w:val="center"/>
+          </w:tcPr>
+          <w:p>
+            <w:pPr>
+              <w:rPr>
+                <w:rFonts w:ascii="Times New Roman" w:hAnsi="Times New Roman" w:cs="Times New Roman"/>
+              </w:rPr>
+            </w:pPr>
+          </w:p>
+        </w:tc>
+        <w:tc>
+          <w:tcPr>
+            <w:tcW w:w="2070" w:type="dxa"/>
             <w:tcBorders>
               <w:top w:val="single" w:color="808080" w:themeColor="background1" w:themeShade="80" w:sz="4"/>
               <w:left w:val="single" w:color="808080" w:themeColor="background1" w:themeShade="80" w:sz="4"/>
@@ -2848,32 +3039,32 @@
         </w:tc>
         <w:tc>
           <w:tcPr>
-            <w:tcW w:w="1275" w:type="dxa"/>
-            <w:tcBorders>
-              <w:top w:val="single" w:color="808080" w:themeColor="background1" w:themeShade="80" w:sz="4" w:space="0"/>
-              <w:left w:val="single" w:color="808080" w:themeColor="background1" w:themeShade="80" w:sz="4" w:space="0"/>
-              <w:bottom w:val="single" w:color="808080" w:themeColor="background1" w:themeShade="80" w:sz="4" w:space="0"/>
-              <w:right w:val="single" w:color="808080" w:themeColor="background1" w:themeShade="80" w:sz="4" w:space="0"/>
-            </w:tcBorders>
-            <w:tcMar>
-              <w:top w:w="60" w:type="dxa"/>
-              <w:left w:w="80" w:type="dxa"/>
-              <w:bottom w:w="60" w:type="dxa"/>
-              <w:right w:w="80" w:type="dxa"/>
-            </w:tcMar>
-            <w:vAlign w:val="center"/>
-          </w:tcPr>
-          <w:p>
-            <w:pPr>
-              <w:rPr>
-                <w:rFonts w:ascii="Times New Roman" w:hAnsi="Times New Roman" w:cs="Times New Roman"/>
-              </w:rPr>
-            </w:pPr>
-          </w:p>
-        </w:tc>
-        <w:tc>
-          <w:tcPr>
-            <w:tcW w:w="1230" w:type="dxa"/>
+            <w:tcW w:w="1485" w:type="dxa"/>
+            <w:tcBorders>
+              <w:top w:val="single" w:color="808080" w:themeColor="background1" w:themeShade="80" w:sz="4" w:space="0"/>
+              <w:left w:val="single" w:color="808080" w:themeColor="background1" w:themeShade="80" w:sz="4" w:space="0"/>
+              <w:bottom w:val="single" w:color="808080" w:themeColor="background1" w:themeShade="80" w:sz="4" w:space="0"/>
+              <w:right w:val="single" w:color="808080" w:themeColor="background1" w:themeShade="80" w:sz="4" w:space="0"/>
+            </w:tcBorders>
+            <w:tcMar>
+              <w:top w:w="60" w:type="dxa"/>
+              <w:left w:w="80" w:type="dxa"/>
+              <w:bottom w:w="60" w:type="dxa"/>
+              <w:right w:w="80" w:type="dxa"/>
+            </w:tcMar>
+            <w:vAlign w:val="center"/>
+          </w:tcPr>
+          <w:p>
+            <w:pPr>
+              <w:rPr>
+                <w:rFonts w:ascii="Times New Roman" w:hAnsi="Times New Roman" w:cs="Times New Roman"/>
+              </w:rPr>
+            </w:pPr>
+          </w:p>
+        </w:tc>
+        <w:tc>
+          <w:tcPr>
+            <w:tcW w:w="1258" w:type="dxa"/>
             <w:tcBorders>
               <w:top w:val="single" w:color="808080" w:themeColor="background1" w:themeShade="80" w:sz="4" w:space="0"/>
               <w:left w:val="single" w:color="808080" w:themeColor="background1" w:themeShade="80" w:sz="4" w:space="0"/>
@@ -2903,7 +3094,7 @@
         </w:trPr>
         <w:tc>
           <w:tcPr>
-            <w:tcW w:w="446" w:type="dxa"/>
+            <w:tcW w:w="750" w:type="dxa"/>
             <w:tcBorders>
               <w:top w:val="single" w:color="808080" w:themeColor="background1" w:themeShade="80" w:sz="4" w:space="0"/>
               <w:left w:val="single" w:color="808080" w:themeColor="background1" w:themeShade="80" w:sz="4" w:space="0"/>
@@ -2937,107 +3128,107 @@
         </w:tc>
         <w:tc>
           <w:tcPr>
-            <w:tcW w:w="1725" w:type="dxa"/>
-            <w:tcBorders>
-              <w:top w:val="single" w:color="808080" w:themeColor="background1" w:themeShade="80" w:sz="4" w:space="0"/>
-              <w:left w:val="single" w:color="808080" w:themeColor="background1" w:themeShade="80" w:sz="4" w:space="0"/>
-              <w:bottom w:val="single" w:color="808080" w:themeColor="background1" w:themeShade="80" w:sz="4" w:space="0"/>
-              <w:right w:val="single" w:color="808080" w:themeColor="background1" w:themeShade="80" w:sz="4" w:space="0"/>
-            </w:tcBorders>
-            <w:tcMar>
-              <w:top w:w="60" w:type="dxa"/>
-              <w:left w:w="80" w:type="dxa"/>
-              <w:bottom w:w="60" w:type="dxa"/>
-              <w:right w:w="80" w:type="dxa"/>
-            </w:tcMar>
-            <w:vAlign w:val="center"/>
-          </w:tcPr>
-          <w:p>
-            <w:pPr>
-              <w:rPr>
-                <w:rFonts w:ascii="Times New Roman" w:hAnsi="Times New Roman" w:cs="Times New Roman"/>
-              </w:rPr>
-            </w:pPr>
-          </w:p>
-        </w:tc>
-        <w:tc>
-          <w:tcPr>
-            <w:tcW w:w="855" w:type="dxa"/>
-            <w:tcBorders>
-              <w:top w:val="single" w:color="808080" w:themeColor="background1" w:themeShade="80" w:sz="4" w:space="0"/>
-              <w:left w:val="single" w:color="808080" w:themeColor="background1" w:themeShade="80" w:sz="4" w:space="0"/>
-              <w:bottom w:val="single" w:color="808080" w:themeColor="background1" w:themeShade="80" w:sz="4" w:space="0"/>
-              <w:right w:val="single" w:color="808080" w:themeColor="background1" w:themeShade="80" w:sz="4" w:space="0"/>
-            </w:tcBorders>
-            <w:tcMar>
-              <w:top w:w="60" w:type="dxa"/>
-              <w:left w:w="80" w:type="dxa"/>
-              <w:bottom w:w="60" w:type="dxa"/>
-              <w:right w:w="80" w:type="dxa"/>
-            </w:tcMar>
-            <w:vAlign w:val="center"/>
-          </w:tcPr>
-          <w:p>
-            <w:pPr>
-              <w:rPr>
-                <w:rFonts w:ascii="Times New Roman" w:hAnsi="Times New Roman" w:cs="Times New Roman"/>
-              </w:rPr>
-            </w:pPr>
-          </w:p>
-        </w:tc>
-        <w:tc>
-          <w:tcPr>
-            <w:tcW w:w="988" w:type="dxa"/>
-            <w:tcBorders>
-              <w:top w:val="single" w:color="808080" w:themeColor="background1" w:themeShade="80" w:sz="4" w:space="0"/>
-              <w:left w:val="single" w:color="808080" w:themeColor="background1" w:themeShade="80" w:sz="4" w:space="0"/>
-              <w:bottom w:val="single" w:color="808080" w:themeColor="background1" w:themeShade="80" w:sz="4" w:space="0"/>
-              <w:right w:val="single" w:color="808080" w:themeColor="background1" w:themeShade="80" w:sz="4" w:space="0"/>
-            </w:tcBorders>
-            <w:tcMar>
-              <w:top w:w="60" w:type="dxa"/>
-              <w:left w:w="80" w:type="dxa"/>
-              <w:bottom w:w="60" w:type="dxa"/>
-              <w:right w:w="80" w:type="dxa"/>
-            </w:tcMar>
-            <w:vAlign w:val="center"/>
-          </w:tcPr>
-          <w:p>
-            <w:pPr>
-              <w:rPr>
-                <w:rFonts w:ascii="Times New Roman" w:hAnsi="Times New Roman" w:cs="Times New Roman"/>
-              </w:rPr>
-            </w:pPr>
-          </w:p>
-        </w:tc>
-        <w:tc>
-          <w:tcPr>
-            <w:tcW w:w="1129" w:type="dxa"/>
-            <w:tcBorders>
-              <w:top w:val="single" w:color="808080" w:themeColor="background1" w:themeShade="80" w:sz="4" w:space="0"/>
-              <w:left w:val="single" w:color="808080" w:themeColor="background1" w:themeShade="80" w:sz="4" w:space="0"/>
-              <w:bottom w:val="single" w:color="808080" w:themeColor="background1" w:themeShade="80" w:sz="4" w:space="0"/>
-              <w:right w:val="single" w:color="808080" w:themeColor="background1" w:themeShade="80" w:sz="4" w:space="0"/>
-            </w:tcBorders>
-            <w:tcMar>
-              <w:top w:w="60" w:type="dxa"/>
-              <w:left w:w="80" w:type="dxa"/>
-              <w:bottom w:w="60" w:type="dxa"/>
-              <w:right w:w="80" w:type="dxa"/>
-            </w:tcMar>
-            <w:vAlign w:val="center"/>
-          </w:tcPr>
-          <w:p>
-            <w:pPr>
-              <w:rPr>
-                <w:rFonts w:ascii="Times New Roman" w:hAnsi="Times New Roman" w:cs="Times New Roman"/>
-              </w:rPr>
-            </w:pPr>
-          </w:p>
-        </w:tc>
-        <w:tc>
-          <w:tcPr>
-            <w:tcW w:w="1590" w:type="dxa"/>
+            <w:tcW w:w="1560" w:type="dxa"/>
+            <w:tcBorders>
+              <w:top w:val="single" w:color="808080" w:themeColor="background1" w:themeShade="80" w:sz="4" w:space="0"/>
+              <w:left w:val="single" w:color="808080" w:themeColor="background1" w:themeShade="80" w:sz="4" w:space="0"/>
+              <w:bottom w:val="single" w:color="808080" w:themeColor="background1" w:themeShade="80" w:sz="4" w:space="0"/>
+              <w:right w:val="single" w:color="808080" w:themeColor="background1" w:themeShade="80" w:sz="4" w:space="0"/>
+            </w:tcBorders>
+            <w:tcMar>
+              <w:top w:w="60" w:type="dxa"/>
+              <w:left w:w="80" w:type="dxa"/>
+              <w:bottom w:w="60" w:type="dxa"/>
+              <w:right w:w="80" w:type="dxa"/>
+            </w:tcMar>
+            <w:vAlign w:val="center"/>
+          </w:tcPr>
+          <w:p>
+            <w:pPr>
+              <w:rPr>
+                <w:rFonts w:ascii="Times New Roman" w:hAnsi="Times New Roman" w:cs="Times New Roman"/>
+              </w:rPr>
+            </w:pPr>
+          </w:p>
+        </w:tc>
+        <w:tc>
+          <w:tcPr>
+            <w:tcW w:w="1110" w:type="dxa"/>
+            <w:tcBorders>
+              <w:top w:val="single" w:color="808080" w:themeColor="background1" w:themeShade="80" w:sz="4" w:space="0"/>
+              <w:left w:val="single" w:color="808080" w:themeColor="background1" w:themeShade="80" w:sz="4" w:space="0"/>
+              <w:bottom w:val="single" w:color="808080" w:themeColor="background1" w:themeShade="80" w:sz="4" w:space="0"/>
+              <w:right w:val="single" w:color="808080" w:themeColor="background1" w:themeShade="80" w:sz="4" w:space="0"/>
+            </w:tcBorders>
+            <w:tcMar>
+              <w:top w:w="60" w:type="dxa"/>
+              <w:left w:w="80" w:type="dxa"/>
+              <w:bottom w:w="60" w:type="dxa"/>
+              <w:right w:w="80" w:type="dxa"/>
+            </w:tcMar>
+            <w:vAlign w:val="center"/>
+          </w:tcPr>
+          <w:p>
+            <w:pPr>
+              <w:rPr>
+                <w:rFonts w:ascii="Times New Roman" w:hAnsi="Times New Roman" w:cs="Times New Roman"/>
+              </w:rPr>
+            </w:pPr>
+          </w:p>
+        </w:tc>
+        <w:tc>
+          <w:tcPr>
+            <w:tcW w:w="1200" w:type="dxa"/>
+            <w:tcBorders>
+              <w:top w:val="single" w:color="808080" w:themeColor="background1" w:themeShade="80" w:sz="4" w:space="0"/>
+              <w:left w:val="single" w:color="808080" w:themeColor="background1" w:themeShade="80" w:sz="4" w:space="0"/>
+              <w:bottom w:val="single" w:color="808080" w:themeColor="background1" w:themeShade="80" w:sz="4" w:space="0"/>
+              <w:right w:val="single" w:color="808080" w:themeColor="background1" w:themeShade="80" w:sz="4" w:space="0"/>
+            </w:tcBorders>
+            <w:tcMar>
+              <w:top w:w="60" w:type="dxa"/>
+              <w:left w:w="80" w:type="dxa"/>
+              <w:bottom w:w="60" w:type="dxa"/>
+              <w:right w:w="80" w:type="dxa"/>
+            </w:tcMar>
+            <w:vAlign w:val="center"/>
+          </w:tcPr>
+          <w:p>
+            <w:pPr>
+              <w:rPr>
+                <w:rFonts w:ascii="Times New Roman" w:hAnsi="Times New Roman" w:cs="Times New Roman"/>
+              </w:rPr>
+            </w:pPr>
+          </w:p>
+        </w:tc>
+        <w:tc>
+          <w:tcPr>
+            <w:tcW w:w="1140" w:type="dxa"/>
+            <w:tcBorders>
+              <w:top w:val="single" w:color="808080" w:themeColor="background1" w:themeShade="80" w:sz="4" w:space="0"/>
+              <w:left w:val="single" w:color="808080" w:themeColor="background1" w:themeShade="80" w:sz="4" w:space="0"/>
+              <w:bottom w:val="single" w:color="808080" w:themeColor="background1" w:themeShade="80" w:sz="4" w:space="0"/>
+              <w:right w:val="single" w:color="808080" w:themeColor="background1" w:themeShade="80" w:sz="4" w:space="0"/>
+            </w:tcBorders>
+            <w:tcMar>
+              <w:top w:w="60" w:type="dxa"/>
+              <w:left w:w="80" w:type="dxa"/>
+              <w:bottom w:w="60" w:type="dxa"/>
+              <w:right w:w="80" w:type="dxa"/>
+            </w:tcMar>
+            <w:vAlign w:val="center"/>
+          </w:tcPr>
+          <w:p>
+            <w:pPr>
+              <w:rPr>
+                <w:rFonts w:ascii="Times New Roman" w:hAnsi="Times New Roman" w:cs="Times New Roman"/>
+              </w:rPr>
+            </w:pPr>
+          </w:p>
+        </w:tc>
+        <w:tc>
+          <w:tcPr>
+            <w:tcW w:w="2070" w:type="dxa"/>
             <w:tcBorders>
               <w:top w:val="single" w:color="808080" w:themeColor="background1" w:themeShade="80" w:sz="4"/>
               <w:left w:val="single" w:color="808080" w:themeColor="background1" w:themeShade="80" w:sz="4"/>
@@ -3063,32 +3254,32 @@
         </w:tc>
         <w:tc>
           <w:tcPr>
-            <w:tcW w:w="1275" w:type="dxa"/>
-            <w:tcBorders>
-              <w:top w:val="single" w:color="808080" w:themeColor="background1" w:themeShade="80" w:sz="4" w:space="0"/>
-              <w:left w:val="single" w:color="808080" w:themeColor="background1" w:themeShade="80" w:sz="4" w:space="0"/>
-              <w:bottom w:val="single" w:color="808080" w:themeColor="background1" w:themeShade="80" w:sz="4" w:space="0"/>
-              <w:right w:val="single" w:color="808080" w:themeColor="background1" w:themeShade="80" w:sz="4" w:space="0"/>
-            </w:tcBorders>
-            <w:tcMar>
-              <w:top w:w="60" w:type="dxa"/>
-              <w:left w:w="80" w:type="dxa"/>
-              <w:bottom w:w="60" w:type="dxa"/>
-              <w:right w:w="80" w:type="dxa"/>
-            </w:tcMar>
-            <w:vAlign w:val="center"/>
-          </w:tcPr>
-          <w:p>
-            <w:pPr>
-              <w:rPr>
-                <w:rFonts w:ascii="Times New Roman" w:hAnsi="Times New Roman" w:cs="Times New Roman"/>
-              </w:rPr>
-            </w:pPr>
-          </w:p>
-        </w:tc>
-        <w:tc>
-          <w:tcPr>
-            <w:tcW w:w="1230" w:type="dxa"/>
+            <w:tcW w:w="1485" w:type="dxa"/>
+            <w:tcBorders>
+              <w:top w:val="single" w:color="808080" w:themeColor="background1" w:themeShade="80" w:sz="4" w:space="0"/>
+              <w:left w:val="single" w:color="808080" w:themeColor="background1" w:themeShade="80" w:sz="4" w:space="0"/>
+              <w:bottom w:val="single" w:color="808080" w:themeColor="background1" w:themeShade="80" w:sz="4" w:space="0"/>
+              <w:right w:val="single" w:color="808080" w:themeColor="background1" w:themeShade="80" w:sz="4" w:space="0"/>
+            </w:tcBorders>
+            <w:tcMar>
+              <w:top w:w="60" w:type="dxa"/>
+              <w:left w:w="80" w:type="dxa"/>
+              <w:bottom w:w="60" w:type="dxa"/>
+              <w:right w:w="80" w:type="dxa"/>
+            </w:tcMar>
+            <w:vAlign w:val="center"/>
+          </w:tcPr>
+          <w:p>
+            <w:pPr>
+              <w:rPr>
+                <w:rFonts w:ascii="Times New Roman" w:hAnsi="Times New Roman" w:cs="Times New Roman"/>
+              </w:rPr>
+            </w:pPr>
+          </w:p>
+        </w:tc>
+        <w:tc>
+          <w:tcPr>
+            <w:tcW w:w="1258" w:type="dxa"/>
             <w:tcBorders>
               <w:top w:val="single" w:color="808080" w:themeColor="background1" w:themeShade="80" w:sz="4" w:space="0"/>
               <w:left w:val="single" w:color="808080" w:themeColor="background1" w:themeShade="80" w:sz="4" w:space="0"/>
@@ -3118,7 +3309,7 @@
         </w:trPr>
         <w:tc>
           <w:tcPr>
-            <w:tcW w:w="446" w:type="dxa"/>
+            <w:tcW w:w="750" w:type="dxa"/>
             <w:tcBorders>
               <w:top w:val="single" w:color="808080" w:themeColor="background1" w:themeShade="80" w:sz="4" w:space="0"/>
               <w:left w:val="single" w:color="808080" w:themeColor="background1" w:themeShade="80" w:sz="4" w:space="0"/>
@@ -3152,107 +3343,107 @@
         </w:tc>
         <w:tc>
           <w:tcPr>
-            <w:tcW w:w="1725" w:type="dxa"/>
-            <w:tcBorders>
-              <w:top w:val="single" w:color="808080" w:themeColor="background1" w:themeShade="80" w:sz="4" w:space="0"/>
-              <w:left w:val="single" w:color="808080" w:themeColor="background1" w:themeShade="80" w:sz="4" w:space="0"/>
-              <w:bottom w:val="single" w:color="808080" w:themeColor="background1" w:themeShade="80" w:sz="4" w:space="0"/>
-              <w:right w:val="single" w:color="808080" w:themeColor="background1" w:themeShade="80" w:sz="4" w:space="0"/>
-            </w:tcBorders>
-            <w:tcMar>
-              <w:top w:w="60" w:type="dxa"/>
-              <w:left w:w="80" w:type="dxa"/>
-              <w:bottom w:w="60" w:type="dxa"/>
-              <w:right w:w="80" w:type="dxa"/>
-            </w:tcMar>
-            <w:vAlign w:val="center"/>
-          </w:tcPr>
-          <w:p>
-            <w:pPr>
-              <w:rPr>
-                <w:rFonts w:ascii="Times New Roman" w:hAnsi="Times New Roman" w:cs="Times New Roman"/>
-              </w:rPr>
-            </w:pPr>
-          </w:p>
-        </w:tc>
-        <w:tc>
-          <w:tcPr>
-            <w:tcW w:w="855" w:type="dxa"/>
-            <w:tcBorders>
-              <w:top w:val="single" w:color="808080" w:themeColor="background1" w:themeShade="80" w:sz="4" w:space="0"/>
-              <w:left w:val="single" w:color="808080" w:themeColor="background1" w:themeShade="80" w:sz="4" w:space="0"/>
-              <w:bottom w:val="single" w:color="808080" w:themeColor="background1" w:themeShade="80" w:sz="4" w:space="0"/>
-              <w:right w:val="single" w:color="808080" w:themeColor="background1" w:themeShade="80" w:sz="4" w:space="0"/>
-            </w:tcBorders>
-            <w:tcMar>
-              <w:top w:w="60" w:type="dxa"/>
-              <w:left w:w="80" w:type="dxa"/>
-              <w:bottom w:w="60" w:type="dxa"/>
-              <w:right w:w="80" w:type="dxa"/>
-            </w:tcMar>
-            <w:vAlign w:val="center"/>
-          </w:tcPr>
-          <w:p>
-            <w:pPr>
-              <w:rPr>
-                <w:rFonts w:ascii="Times New Roman" w:hAnsi="Times New Roman" w:cs="Times New Roman"/>
-              </w:rPr>
-            </w:pPr>
-          </w:p>
-        </w:tc>
-        <w:tc>
-          <w:tcPr>
-            <w:tcW w:w="988" w:type="dxa"/>
-            <w:tcBorders>
-              <w:top w:val="single" w:color="808080" w:themeColor="background1" w:themeShade="80" w:sz="4" w:space="0"/>
-              <w:left w:val="single" w:color="808080" w:themeColor="background1" w:themeShade="80" w:sz="4" w:space="0"/>
-              <w:bottom w:val="single" w:color="808080" w:themeColor="background1" w:themeShade="80" w:sz="4" w:space="0"/>
-              <w:right w:val="single" w:color="808080" w:themeColor="background1" w:themeShade="80" w:sz="4" w:space="0"/>
-            </w:tcBorders>
-            <w:tcMar>
-              <w:top w:w="60" w:type="dxa"/>
-              <w:left w:w="80" w:type="dxa"/>
-              <w:bottom w:w="60" w:type="dxa"/>
-              <w:right w:w="80" w:type="dxa"/>
-            </w:tcMar>
-            <w:vAlign w:val="center"/>
-          </w:tcPr>
-          <w:p>
-            <w:pPr>
-              <w:rPr>
-                <w:rFonts w:ascii="Times New Roman" w:hAnsi="Times New Roman" w:cs="Times New Roman"/>
-              </w:rPr>
-            </w:pPr>
-          </w:p>
-        </w:tc>
-        <w:tc>
-          <w:tcPr>
-            <w:tcW w:w="1129" w:type="dxa"/>
-            <w:tcBorders>
-              <w:top w:val="single" w:color="808080" w:themeColor="background1" w:themeShade="80" w:sz="4" w:space="0"/>
-              <w:left w:val="single" w:color="808080" w:themeColor="background1" w:themeShade="80" w:sz="4" w:space="0"/>
-              <w:bottom w:val="single" w:color="808080" w:themeColor="background1" w:themeShade="80" w:sz="4" w:space="0"/>
-              <w:right w:val="single" w:color="808080" w:themeColor="background1" w:themeShade="80" w:sz="4" w:space="0"/>
-            </w:tcBorders>
-            <w:tcMar>
-              <w:top w:w="60" w:type="dxa"/>
-              <w:left w:w="80" w:type="dxa"/>
-              <w:bottom w:w="60" w:type="dxa"/>
-              <w:right w:w="80" w:type="dxa"/>
-            </w:tcMar>
-            <w:vAlign w:val="center"/>
-          </w:tcPr>
-          <w:p>
-            <w:pPr>
-              <w:rPr>
-                <w:rFonts w:ascii="Times New Roman" w:hAnsi="Times New Roman" w:cs="Times New Roman"/>
-              </w:rPr>
-            </w:pPr>
-          </w:p>
-        </w:tc>
-        <w:tc>
-          <w:tcPr>
-            <w:tcW w:w="1590" w:type="dxa"/>
+            <w:tcW w:w="1560" w:type="dxa"/>
+            <w:tcBorders>
+              <w:top w:val="single" w:color="808080" w:themeColor="background1" w:themeShade="80" w:sz="4" w:space="0"/>
+              <w:left w:val="single" w:color="808080" w:themeColor="background1" w:themeShade="80" w:sz="4" w:space="0"/>
+              <w:bottom w:val="single" w:color="808080" w:themeColor="background1" w:themeShade="80" w:sz="4" w:space="0"/>
+              <w:right w:val="single" w:color="808080" w:themeColor="background1" w:themeShade="80" w:sz="4" w:space="0"/>
+            </w:tcBorders>
+            <w:tcMar>
+              <w:top w:w="60" w:type="dxa"/>
+              <w:left w:w="80" w:type="dxa"/>
+              <w:bottom w:w="60" w:type="dxa"/>
+              <w:right w:w="80" w:type="dxa"/>
+            </w:tcMar>
+            <w:vAlign w:val="center"/>
+          </w:tcPr>
+          <w:p>
+            <w:pPr>
+              <w:rPr>
+                <w:rFonts w:ascii="Times New Roman" w:hAnsi="Times New Roman" w:cs="Times New Roman"/>
+              </w:rPr>
+            </w:pPr>
+          </w:p>
+        </w:tc>
+        <w:tc>
+          <w:tcPr>
+            <w:tcW w:w="1110" w:type="dxa"/>
+            <w:tcBorders>
+              <w:top w:val="single" w:color="808080" w:themeColor="background1" w:themeShade="80" w:sz="4" w:space="0"/>
+              <w:left w:val="single" w:color="808080" w:themeColor="background1" w:themeShade="80" w:sz="4" w:space="0"/>
+              <w:bottom w:val="single" w:color="808080" w:themeColor="background1" w:themeShade="80" w:sz="4" w:space="0"/>
+              <w:right w:val="single" w:color="808080" w:themeColor="background1" w:themeShade="80" w:sz="4" w:space="0"/>
+            </w:tcBorders>
+            <w:tcMar>
+              <w:top w:w="60" w:type="dxa"/>
+              <w:left w:w="80" w:type="dxa"/>
+              <w:bottom w:w="60" w:type="dxa"/>
+              <w:right w:w="80" w:type="dxa"/>
+            </w:tcMar>
+            <w:vAlign w:val="center"/>
+          </w:tcPr>
+          <w:p>
+            <w:pPr>
+              <w:rPr>
+                <w:rFonts w:ascii="Times New Roman" w:hAnsi="Times New Roman" w:cs="Times New Roman"/>
+              </w:rPr>
+            </w:pPr>
+          </w:p>
+        </w:tc>
+        <w:tc>
+          <w:tcPr>
+            <w:tcW w:w="1200" w:type="dxa"/>
+            <w:tcBorders>
+              <w:top w:val="single" w:color="808080" w:themeColor="background1" w:themeShade="80" w:sz="4" w:space="0"/>
+              <w:left w:val="single" w:color="808080" w:themeColor="background1" w:themeShade="80" w:sz="4" w:space="0"/>
+              <w:bottom w:val="single" w:color="808080" w:themeColor="background1" w:themeShade="80" w:sz="4" w:space="0"/>
+              <w:right w:val="single" w:color="808080" w:themeColor="background1" w:themeShade="80" w:sz="4" w:space="0"/>
+            </w:tcBorders>
+            <w:tcMar>
+              <w:top w:w="60" w:type="dxa"/>
+              <w:left w:w="80" w:type="dxa"/>
+              <w:bottom w:w="60" w:type="dxa"/>
+              <w:right w:w="80" w:type="dxa"/>
+            </w:tcMar>
+            <w:vAlign w:val="center"/>
+          </w:tcPr>
+          <w:p>
+            <w:pPr>
+              <w:rPr>
+                <w:rFonts w:ascii="Times New Roman" w:hAnsi="Times New Roman" w:cs="Times New Roman"/>
+              </w:rPr>
+            </w:pPr>
+          </w:p>
+        </w:tc>
+        <w:tc>
+          <w:tcPr>
+            <w:tcW w:w="1140" w:type="dxa"/>
+            <w:tcBorders>
+              <w:top w:val="single" w:color="808080" w:themeColor="background1" w:themeShade="80" w:sz="4" w:space="0"/>
+              <w:left w:val="single" w:color="808080" w:themeColor="background1" w:themeShade="80" w:sz="4" w:space="0"/>
+              <w:bottom w:val="single" w:color="808080" w:themeColor="background1" w:themeShade="80" w:sz="4" w:space="0"/>
+              <w:right w:val="single" w:color="808080" w:themeColor="background1" w:themeShade="80" w:sz="4" w:space="0"/>
+            </w:tcBorders>
+            <w:tcMar>
+              <w:top w:w="60" w:type="dxa"/>
+              <w:left w:w="80" w:type="dxa"/>
+              <w:bottom w:w="60" w:type="dxa"/>
+              <w:right w:w="80" w:type="dxa"/>
+            </w:tcMar>
+            <w:vAlign w:val="center"/>
+          </w:tcPr>
+          <w:p>
+            <w:pPr>
+              <w:rPr>
+                <w:rFonts w:ascii="Times New Roman" w:hAnsi="Times New Roman" w:cs="Times New Roman"/>
+              </w:rPr>
+            </w:pPr>
+          </w:p>
+        </w:tc>
+        <w:tc>
+          <w:tcPr>
+            <w:tcW w:w="2070" w:type="dxa"/>
             <w:tcBorders>
               <w:top w:val="single" w:color="808080" w:themeColor="background1" w:themeShade="80" w:sz="4"/>
               <w:left w:val="single" w:color="808080" w:themeColor="background1" w:themeShade="80" w:sz="4"/>
@@ -3278,32 +3469,32 @@
         </w:tc>
         <w:tc>
           <w:tcPr>
-            <w:tcW w:w="1275" w:type="dxa"/>
-            <w:tcBorders>
-              <w:top w:val="single" w:color="808080" w:themeColor="background1" w:themeShade="80" w:sz="4" w:space="0"/>
-              <w:left w:val="single" w:color="808080" w:themeColor="background1" w:themeShade="80" w:sz="4" w:space="0"/>
-              <w:bottom w:val="single" w:color="808080" w:themeColor="background1" w:themeShade="80" w:sz="4" w:space="0"/>
-              <w:right w:val="single" w:color="808080" w:themeColor="background1" w:themeShade="80" w:sz="4" w:space="0"/>
-            </w:tcBorders>
-            <w:tcMar>
-              <w:top w:w="60" w:type="dxa"/>
-              <w:left w:w="80" w:type="dxa"/>
-              <w:bottom w:w="60" w:type="dxa"/>
-              <w:right w:w="80" w:type="dxa"/>
-            </w:tcMar>
-            <w:vAlign w:val="center"/>
-          </w:tcPr>
-          <w:p>
-            <w:pPr>
-              <w:rPr>
-                <w:rFonts w:ascii="Times New Roman" w:hAnsi="Times New Roman" w:cs="Times New Roman"/>
-              </w:rPr>
-            </w:pPr>
-          </w:p>
-        </w:tc>
-        <w:tc>
-          <w:tcPr>
-            <w:tcW w:w="1230" w:type="dxa"/>
+            <w:tcW w:w="1485" w:type="dxa"/>
+            <w:tcBorders>
+              <w:top w:val="single" w:color="808080" w:themeColor="background1" w:themeShade="80" w:sz="4" w:space="0"/>
+              <w:left w:val="single" w:color="808080" w:themeColor="background1" w:themeShade="80" w:sz="4" w:space="0"/>
+              <w:bottom w:val="single" w:color="808080" w:themeColor="background1" w:themeShade="80" w:sz="4" w:space="0"/>
+              <w:right w:val="single" w:color="808080" w:themeColor="background1" w:themeShade="80" w:sz="4" w:space="0"/>
+            </w:tcBorders>
+            <w:tcMar>
+              <w:top w:w="60" w:type="dxa"/>
+              <w:left w:w="80" w:type="dxa"/>
+              <w:bottom w:w="60" w:type="dxa"/>
+              <w:right w:w="80" w:type="dxa"/>
+            </w:tcMar>
+            <w:vAlign w:val="center"/>
+          </w:tcPr>
+          <w:p>
+            <w:pPr>
+              <w:rPr>
+                <w:rFonts w:ascii="Times New Roman" w:hAnsi="Times New Roman" w:cs="Times New Roman"/>
+              </w:rPr>
+            </w:pPr>
+          </w:p>
+        </w:tc>
+        <w:tc>
+          <w:tcPr>
+            <w:tcW w:w="1258" w:type="dxa"/>
             <w:tcBorders>
               <w:top w:val="single" w:color="808080" w:themeColor="background1" w:themeShade="80" w:sz="4" w:space="0"/>
               <w:left w:val="single" w:color="808080" w:themeColor="background1" w:themeShade="80" w:sz="4" w:space="0"/>
@@ -3333,7 +3524,7 @@
         </w:trPr>
         <w:tc>
           <w:tcPr>
-            <w:tcW w:w="446" w:type="dxa"/>
+            <w:tcW w:w="750" w:type="dxa"/>
             <w:tcBorders>
               <w:top w:val="single" w:color="808080" w:themeColor="background1" w:themeShade="80" w:sz="4" w:space="0"/>
               <w:left w:val="single" w:color="808080" w:themeColor="background1" w:themeShade="80" w:sz="4" w:space="0"/>
@@ -3367,107 +3558,107 @@
         </w:tc>
         <w:tc>
           <w:tcPr>
-            <w:tcW w:w="1725" w:type="dxa"/>
-            <w:tcBorders>
-              <w:top w:val="single" w:color="808080" w:themeColor="background1" w:themeShade="80" w:sz="4" w:space="0"/>
-              <w:left w:val="single" w:color="808080" w:themeColor="background1" w:themeShade="80" w:sz="4" w:space="0"/>
-              <w:bottom w:val="single" w:color="808080" w:themeColor="background1" w:themeShade="80" w:sz="4" w:space="0"/>
-              <w:right w:val="single" w:color="808080" w:themeColor="background1" w:themeShade="80" w:sz="4" w:space="0"/>
-            </w:tcBorders>
-            <w:tcMar>
-              <w:top w:w="60" w:type="dxa"/>
-              <w:left w:w="80" w:type="dxa"/>
-              <w:bottom w:w="60" w:type="dxa"/>
-              <w:right w:w="80" w:type="dxa"/>
-            </w:tcMar>
-            <w:vAlign w:val="center"/>
-          </w:tcPr>
-          <w:p>
-            <w:pPr>
-              <w:rPr>
-                <w:rFonts w:ascii="Times New Roman" w:hAnsi="Times New Roman" w:cs="Times New Roman"/>
-              </w:rPr>
-            </w:pPr>
-          </w:p>
-        </w:tc>
-        <w:tc>
-          <w:tcPr>
-            <w:tcW w:w="855" w:type="dxa"/>
-            <w:tcBorders>
-              <w:top w:val="single" w:color="808080" w:themeColor="background1" w:themeShade="80" w:sz="4" w:space="0"/>
-              <w:left w:val="single" w:color="808080" w:themeColor="background1" w:themeShade="80" w:sz="4" w:space="0"/>
-              <w:bottom w:val="single" w:color="808080" w:themeColor="background1" w:themeShade="80" w:sz="4" w:space="0"/>
-              <w:right w:val="single" w:color="808080" w:themeColor="background1" w:themeShade="80" w:sz="4" w:space="0"/>
-            </w:tcBorders>
-            <w:tcMar>
-              <w:top w:w="60" w:type="dxa"/>
-              <w:left w:w="80" w:type="dxa"/>
-              <w:bottom w:w="60" w:type="dxa"/>
-              <w:right w:w="80" w:type="dxa"/>
-            </w:tcMar>
-            <w:vAlign w:val="center"/>
-          </w:tcPr>
-          <w:p>
-            <w:pPr>
-              <w:rPr>
-                <w:rFonts w:ascii="Times New Roman" w:hAnsi="Times New Roman" w:cs="Times New Roman"/>
-              </w:rPr>
-            </w:pPr>
-          </w:p>
-        </w:tc>
-        <w:tc>
-          <w:tcPr>
-            <w:tcW w:w="988" w:type="dxa"/>
-            <w:tcBorders>
-              <w:top w:val="single" w:color="808080" w:themeColor="background1" w:themeShade="80" w:sz="4" w:space="0"/>
-              <w:left w:val="single" w:color="808080" w:themeColor="background1" w:themeShade="80" w:sz="4" w:space="0"/>
-              <w:bottom w:val="single" w:color="808080" w:themeColor="background1" w:themeShade="80" w:sz="4" w:space="0"/>
-              <w:right w:val="single" w:color="808080" w:themeColor="background1" w:themeShade="80" w:sz="4" w:space="0"/>
-            </w:tcBorders>
-            <w:tcMar>
-              <w:top w:w="60" w:type="dxa"/>
-              <w:left w:w="80" w:type="dxa"/>
-              <w:bottom w:w="60" w:type="dxa"/>
-              <w:right w:w="80" w:type="dxa"/>
-            </w:tcMar>
-            <w:vAlign w:val="center"/>
-          </w:tcPr>
-          <w:p>
-            <w:pPr>
-              <w:rPr>
-                <w:rFonts w:ascii="Times New Roman" w:hAnsi="Times New Roman" w:cs="Times New Roman"/>
-              </w:rPr>
-            </w:pPr>
-          </w:p>
-        </w:tc>
-        <w:tc>
-          <w:tcPr>
-            <w:tcW w:w="1129" w:type="dxa"/>
-            <w:tcBorders>
-              <w:top w:val="single" w:color="808080" w:themeColor="background1" w:themeShade="80" w:sz="4" w:space="0"/>
-              <w:left w:val="single" w:color="808080" w:themeColor="background1" w:themeShade="80" w:sz="4" w:space="0"/>
-              <w:bottom w:val="single" w:color="808080" w:themeColor="background1" w:themeShade="80" w:sz="4" w:space="0"/>
-              <w:right w:val="single" w:color="808080" w:themeColor="background1" w:themeShade="80" w:sz="4" w:space="0"/>
-            </w:tcBorders>
-            <w:tcMar>
-              <w:top w:w="60" w:type="dxa"/>
-              <w:left w:w="80" w:type="dxa"/>
-              <w:bottom w:w="60" w:type="dxa"/>
-              <w:right w:w="80" w:type="dxa"/>
-            </w:tcMar>
-            <w:vAlign w:val="center"/>
-          </w:tcPr>
-          <w:p>
-            <w:pPr>
-              <w:rPr>
-                <w:rFonts w:ascii="Times New Roman" w:hAnsi="Times New Roman" w:cs="Times New Roman"/>
-              </w:rPr>
-            </w:pPr>
-          </w:p>
-        </w:tc>
-        <w:tc>
-          <w:tcPr>
-            <w:tcW w:w="1590" w:type="dxa"/>
+            <w:tcW w:w="1560" w:type="dxa"/>
+            <w:tcBorders>
+              <w:top w:val="single" w:color="808080" w:themeColor="background1" w:themeShade="80" w:sz="4" w:space="0"/>
+              <w:left w:val="single" w:color="808080" w:themeColor="background1" w:themeShade="80" w:sz="4" w:space="0"/>
+              <w:bottom w:val="single" w:color="808080" w:themeColor="background1" w:themeShade="80" w:sz="4" w:space="0"/>
+              <w:right w:val="single" w:color="808080" w:themeColor="background1" w:themeShade="80" w:sz="4" w:space="0"/>
+            </w:tcBorders>
+            <w:tcMar>
+              <w:top w:w="60" w:type="dxa"/>
+              <w:left w:w="80" w:type="dxa"/>
+              <w:bottom w:w="60" w:type="dxa"/>
+              <w:right w:w="80" w:type="dxa"/>
+            </w:tcMar>
+            <w:vAlign w:val="center"/>
+          </w:tcPr>
+          <w:p>
+            <w:pPr>
+              <w:rPr>
+                <w:rFonts w:ascii="Times New Roman" w:hAnsi="Times New Roman" w:cs="Times New Roman"/>
+              </w:rPr>
+            </w:pPr>
+          </w:p>
+        </w:tc>
+        <w:tc>
+          <w:tcPr>
+            <w:tcW w:w="1110" w:type="dxa"/>
+            <w:tcBorders>
+              <w:top w:val="single" w:color="808080" w:themeColor="background1" w:themeShade="80" w:sz="4" w:space="0"/>
+              <w:left w:val="single" w:color="808080" w:themeColor="background1" w:themeShade="80" w:sz="4" w:space="0"/>
+              <w:bottom w:val="single" w:color="808080" w:themeColor="background1" w:themeShade="80" w:sz="4" w:space="0"/>
+              <w:right w:val="single" w:color="808080" w:themeColor="background1" w:themeShade="80" w:sz="4" w:space="0"/>
+            </w:tcBorders>
+            <w:tcMar>
+              <w:top w:w="60" w:type="dxa"/>
+              <w:left w:w="80" w:type="dxa"/>
+              <w:bottom w:w="60" w:type="dxa"/>
+              <w:right w:w="80" w:type="dxa"/>
+            </w:tcMar>
+            <w:vAlign w:val="center"/>
+          </w:tcPr>
+          <w:p>
+            <w:pPr>
+              <w:rPr>
+                <w:rFonts w:ascii="Times New Roman" w:hAnsi="Times New Roman" w:cs="Times New Roman"/>
+              </w:rPr>
+            </w:pPr>
+          </w:p>
+        </w:tc>
+        <w:tc>
+          <w:tcPr>
+            <w:tcW w:w="1200" w:type="dxa"/>
+            <w:tcBorders>
+              <w:top w:val="single" w:color="808080" w:themeColor="background1" w:themeShade="80" w:sz="4" w:space="0"/>
+              <w:left w:val="single" w:color="808080" w:themeColor="background1" w:themeShade="80" w:sz="4" w:space="0"/>
+              <w:bottom w:val="single" w:color="808080" w:themeColor="background1" w:themeShade="80" w:sz="4" w:space="0"/>
+              <w:right w:val="single" w:color="808080" w:themeColor="background1" w:themeShade="80" w:sz="4" w:space="0"/>
+            </w:tcBorders>
+            <w:tcMar>
+              <w:top w:w="60" w:type="dxa"/>
+              <w:left w:w="80" w:type="dxa"/>
+              <w:bottom w:w="60" w:type="dxa"/>
+              <w:right w:w="80" w:type="dxa"/>
+            </w:tcMar>
+            <w:vAlign w:val="center"/>
+          </w:tcPr>
+          <w:p>
+            <w:pPr>
+              <w:rPr>
+                <w:rFonts w:ascii="Times New Roman" w:hAnsi="Times New Roman" w:cs="Times New Roman"/>
+              </w:rPr>
+            </w:pPr>
+          </w:p>
+        </w:tc>
+        <w:tc>
+          <w:tcPr>
+            <w:tcW w:w="1140" w:type="dxa"/>
+            <w:tcBorders>
+              <w:top w:val="single" w:color="808080" w:themeColor="background1" w:themeShade="80" w:sz="4" w:space="0"/>
+              <w:left w:val="single" w:color="808080" w:themeColor="background1" w:themeShade="80" w:sz="4" w:space="0"/>
+              <w:bottom w:val="single" w:color="808080" w:themeColor="background1" w:themeShade="80" w:sz="4" w:space="0"/>
+              <w:right w:val="single" w:color="808080" w:themeColor="background1" w:themeShade="80" w:sz="4" w:space="0"/>
+            </w:tcBorders>
+            <w:tcMar>
+              <w:top w:w="60" w:type="dxa"/>
+              <w:left w:w="80" w:type="dxa"/>
+              <w:bottom w:w="60" w:type="dxa"/>
+              <w:right w:w="80" w:type="dxa"/>
+            </w:tcMar>
+            <w:vAlign w:val="center"/>
+          </w:tcPr>
+          <w:p>
+            <w:pPr>
+              <w:rPr>
+                <w:rFonts w:ascii="Times New Roman" w:hAnsi="Times New Roman" w:cs="Times New Roman"/>
+              </w:rPr>
+            </w:pPr>
+          </w:p>
+        </w:tc>
+        <w:tc>
+          <w:tcPr>
+            <w:tcW w:w="2070" w:type="dxa"/>
             <w:tcBorders>
               <w:top w:val="single" w:color="808080" w:themeColor="background1" w:themeShade="80" w:sz="4"/>
               <w:left w:val="single" w:color="808080" w:themeColor="background1" w:themeShade="80" w:sz="4"/>
@@ -3493,32 +3684,32 @@
         </w:tc>
         <w:tc>
           <w:tcPr>
-            <w:tcW w:w="1275" w:type="dxa"/>
-            <w:tcBorders>
-              <w:top w:val="single" w:color="808080" w:themeColor="background1" w:themeShade="80" w:sz="4" w:space="0"/>
-              <w:left w:val="single" w:color="808080" w:themeColor="background1" w:themeShade="80" w:sz="4" w:space="0"/>
-              <w:bottom w:val="single" w:color="808080" w:themeColor="background1" w:themeShade="80" w:sz="4" w:space="0"/>
-              <w:right w:val="single" w:color="808080" w:themeColor="background1" w:themeShade="80" w:sz="4" w:space="0"/>
-            </w:tcBorders>
-            <w:tcMar>
-              <w:top w:w="60" w:type="dxa"/>
-              <w:left w:w="80" w:type="dxa"/>
-              <w:bottom w:w="60" w:type="dxa"/>
-              <w:right w:w="80" w:type="dxa"/>
-            </w:tcMar>
-            <w:vAlign w:val="center"/>
-          </w:tcPr>
-          <w:p>
-            <w:pPr>
-              <w:rPr>
-                <w:rFonts w:ascii="Times New Roman" w:hAnsi="Times New Roman" w:cs="Times New Roman"/>
-              </w:rPr>
-            </w:pPr>
-          </w:p>
-        </w:tc>
-        <w:tc>
-          <w:tcPr>
-            <w:tcW w:w="1230" w:type="dxa"/>
+            <w:tcW w:w="1485" w:type="dxa"/>
+            <w:tcBorders>
+              <w:top w:val="single" w:color="808080" w:themeColor="background1" w:themeShade="80" w:sz="4" w:space="0"/>
+              <w:left w:val="single" w:color="808080" w:themeColor="background1" w:themeShade="80" w:sz="4" w:space="0"/>
+              <w:bottom w:val="single" w:color="808080" w:themeColor="background1" w:themeShade="80" w:sz="4" w:space="0"/>
+              <w:right w:val="single" w:color="808080" w:themeColor="background1" w:themeShade="80" w:sz="4" w:space="0"/>
+            </w:tcBorders>
+            <w:tcMar>
+              <w:top w:w="60" w:type="dxa"/>
+              <w:left w:w="80" w:type="dxa"/>
+              <w:bottom w:w="60" w:type="dxa"/>
+              <w:right w:w="80" w:type="dxa"/>
+            </w:tcMar>
+            <w:vAlign w:val="center"/>
+          </w:tcPr>
+          <w:p>
+            <w:pPr>
+              <w:rPr>
+                <w:rFonts w:ascii="Times New Roman" w:hAnsi="Times New Roman" w:cs="Times New Roman"/>
+              </w:rPr>
+            </w:pPr>
+          </w:p>
+        </w:tc>
+        <w:tc>
+          <w:tcPr>
+            <w:tcW w:w="1258" w:type="dxa"/>
             <w:tcBorders>
               <w:top w:val="single" w:color="808080" w:themeColor="background1" w:themeShade="80" w:sz="4" w:space="0"/>
               <w:left w:val="single" w:color="808080" w:themeColor="background1" w:themeShade="80" w:sz="4" w:space="0"/>
@@ -3548,7 +3739,7 @@
         </w:trPr>
         <w:tc>
           <w:tcPr>
-            <w:tcW w:w="446" w:type="dxa"/>
+            <w:tcW w:w="750" w:type="dxa"/>
             <w:tcBorders>
               <w:top w:val="single" w:color="808080" w:themeColor="background1" w:themeShade="80" w:sz="4" w:space="0"/>
               <w:left w:val="single" w:color="808080" w:themeColor="background1" w:themeShade="80" w:sz="4" w:space="0"/>
@@ -3582,107 +3773,107 @@
         </w:tc>
         <w:tc>
           <w:tcPr>
-            <w:tcW w:w="1725" w:type="dxa"/>
-            <w:tcBorders>
-              <w:top w:val="single" w:color="808080" w:themeColor="background1" w:themeShade="80" w:sz="4" w:space="0"/>
-              <w:left w:val="single" w:color="808080" w:themeColor="background1" w:themeShade="80" w:sz="4" w:space="0"/>
-              <w:bottom w:val="single" w:color="808080" w:themeColor="background1" w:themeShade="80" w:sz="4" w:space="0"/>
-              <w:right w:val="single" w:color="808080" w:themeColor="background1" w:themeShade="80" w:sz="4" w:space="0"/>
-            </w:tcBorders>
-            <w:tcMar>
-              <w:top w:w="60" w:type="dxa"/>
-              <w:left w:w="80" w:type="dxa"/>
-              <w:bottom w:w="60" w:type="dxa"/>
-              <w:right w:w="80" w:type="dxa"/>
-            </w:tcMar>
-            <w:vAlign w:val="center"/>
-          </w:tcPr>
-          <w:p>
-            <w:pPr>
-              <w:rPr>
-                <w:rFonts w:ascii="Times New Roman" w:hAnsi="Times New Roman" w:cs="Times New Roman"/>
-              </w:rPr>
-            </w:pPr>
-          </w:p>
-        </w:tc>
-        <w:tc>
-          <w:tcPr>
-            <w:tcW w:w="855" w:type="dxa"/>
-            <w:tcBorders>
-              <w:top w:val="single" w:color="808080" w:themeColor="background1" w:themeShade="80" w:sz="4" w:space="0"/>
-              <w:left w:val="single" w:color="808080" w:themeColor="background1" w:themeShade="80" w:sz="4" w:space="0"/>
-              <w:bottom w:val="single" w:color="808080" w:themeColor="background1" w:themeShade="80" w:sz="4" w:space="0"/>
-              <w:right w:val="single" w:color="808080" w:themeColor="background1" w:themeShade="80" w:sz="4" w:space="0"/>
-            </w:tcBorders>
-            <w:tcMar>
-              <w:top w:w="60" w:type="dxa"/>
-              <w:left w:w="80" w:type="dxa"/>
-              <w:bottom w:w="60" w:type="dxa"/>
-              <w:right w:w="80" w:type="dxa"/>
-            </w:tcMar>
-            <w:vAlign w:val="center"/>
-          </w:tcPr>
-          <w:p>
-            <w:pPr>
-              <w:rPr>
-                <w:rFonts w:ascii="Times New Roman" w:hAnsi="Times New Roman" w:cs="Times New Roman"/>
-              </w:rPr>
-            </w:pPr>
-          </w:p>
-        </w:tc>
-        <w:tc>
-          <w:tcPr>
-            <w:tcW w:w="988" w:type="dxa"/>
-            <w:tcBorders>
-              <w:top w:val="single" w:color="808080" w:themeColor="background1" w:themeShade="80" w:sz="4" w:space="0"/>
-              <w:left w:val="single" w:color="808080" w:themeColor="background1" w:themeShade="80" w:sz="4" w:space="0"/>
-              <w:bottom w:val="single" w:color="808080" w:themeColor="background1" w:themeShade="80" w:sz="4" w:space="0"/>
-              <w:right w:val="single" w:color="808080" w:themeColor="background1" w:themeShade="80" w:sz="4" w:space="0"/>
-            </w:tcBorders>
-            <w:tcMar>
-              <w:top w:w="60" w:type="dxa"/>
-              <w:left w:w="80" w:type="dxa"/>
-              <w:bottom w:w="60" w:type="dxa"/>
-              <w:right w:w="80" w:type="dxa"/>
-            </w:tcMar>
-            <w:vAlign w:val="center"/>
-          </w:tcPr>
-          <w:p>
-            <w:pPr>
-              <w:rPr>
-                <w:rFonts w:ascii="Times New Roman" w:hAnsi="Times New Roman" w:cs="Times New Roman"/>
-              </w:rPr>
-            </w:pPr>
-          </w:p>
-        </w:tc>
-        <w:tc>
-          <w:tcPr>
-            <w:tcW w:w="1129" w:type="dxa"/>
-            <w:tcBorders>
-              <w:top w:val="single" w:color="808080" w:themeColor="background1" w:themeShade="80" w:sz="4" w:space="0"/>
-              <w:left w:val="single" w:color="808080" w:themeColor="background1" w:themeShade="80" w:sz="4" w:space="0"/>
-              <w:bottom w:val="single" w:color="808080" w:themeColor="background1" w:themeShade="80" w:sz="4" w:space="0"/>
-              <w:right w:val="single" w:color="808080" w:themeColor="background1" w:themeShade="80" w:sz="4" w:space="0"/>
-            </w:tcBorders>
-            <w:tcMar>
-              <w:top w:w="60" w:type="dxa"/>
-              <w:left w:w="80" w:type="dxa"/>
-              <w:bottom w:w="60" w:type="dxa"/>
-              <w:right w:w="80" w:type="dxa"/>
-            </w:tcMar>
-            <w:vAlign w:val="center"/>
-          </w:tcPr>
-          <w:p>
-            <w:pPr>
-              <w:rPr>
-                <w:rFonts w:ascii="Times New Roman" w:hAnsi="Times New Roman" w:cs="Times New Roman"/>
-              </w:rPr>
-            </w:pPr>
-          </w:p>
-        </w:tc>
-        <w:tc>
-          <w:tcPr>
-            <w:tcW w:w="1590" w:type="dxa"/>
+            <w:tcW w:w="1560" w:type="dxa"/>
+            <w:tcBorders>
+              <w:top w:val="single" w:color="808080" w:themeColor="background1" w:themeShade="80" w:sz="4" w:space="0"/>
+              <w:left w:val="single" w:color="808080" w:themeColor="background1" w:themeShade="80" w:sz="4" w:space="0"/>
+              <w:bottom w:val="single" w:color="808080" w:themeColor="background1" w:themeShade="80" w:sz="4" w:space="0"/>
+              <w:right w:val="single" w:color="808080" w:themeColor="background1" w:themeShade="80" w:sz="4" w:space="0"/>
+            </w:tcBorders>
+            <w:tcMar>
+              <w:top w:w="60" w:type="dxa"/>
+              <w:left w:w="80" w:type="dxa"/>
+              <w:bottom w:w="60" w:type="dxa"/>
+              <w:right w:w="80" w:type="dxa"/>
+            </w:tcMar>
+            <w:vAlign w:val="center"/>
+          </w:tcPr>
+          <w:p>
+            <w:pPr>
+              <w:rPr>
+                <w:rFonts w:ascii="Times New Roman" w:hAnsi="Times New Roman" w:cs="Times New Roman"/>
+              </w:rPr>
+            </w:pPr>
+          </w:p>
+        </w:tc>
+        <w:tc>
+          <w:tcPr>
+            <w:tcW w:w="1110" w:type="dxa"/>
+            <w:tcBorders>
+              <w:top w:val="single" w:color="808080" w:themeColor="background1" w:themeShade="80" w:sz="4" w:space="0"/>
+              <w:left w:val="single" w:color="808080" w:themeColor="background1" w:themeShade="80" w:sz="4" w:space="0"/>
+              <w:bottom w:val="single" w:color="808080" w:themeColor="background1" w:themeShade="80" w:sz="4" w:space="0"/>
+              <w:right w:val="single" w:color="808080" w:themeColor="background1" w:themeShade="80" w:sz="4" w:space="0"/>
+            </w:tcBorders>
+            <w:tcMar>
+              <w:top w:w="60" w:type="dxa"/>
+              <w:left w:w="80" w:type="dxa"/>
+              <w:bottom w:w="60" w:type="dxa"/>
+              <w:right w:w="80" w:type="dxa"/>
+            </w:tcMar>
+            <w:vAlign w:val="center"/>
+          </w:tcPr>
+          <w:p>
+            <w:pPr>
+              <w:rPr>
+                <w:rFonts w:ascii="Times New Roman" w:hAnsi="Times New Roman" w:cs="Times New Roman"/>
+              </w:rPr>
+            </w:pPr>
+          </w:p>
+        </w:tc>
+        <w:tc>
+          <w:tcPr>
+            <w:tcW w:w="1200" w:type="dxa"/>
+            <w:tcBorders>
+              <w:top w:val="single" w:color="808080" w:themeColor="background1" w:themeShade="80" w:sz="4" w:space="0"/>
+              <w:left w:val="single" w:color="808080" w:themeColor="background1" w:themeShade="80" w:sz="4" w:space="0"/>
+              <w:bottom w:val="single" w:color="808080" w:themeColor="background1" w:themeShade="80" w:sz="4" w:space="0"/>
+              <w:right w:val="single" w:color="808080" w:themeColor="background1" w:themeShade="80" w:sz="4" w:space="0"/>
+            </w:tcBorders>
+            <w:tcMar>
+              <w:top w:w="60" w:type="dxa"/>
+              <w:left w:w="80" w:type="dxa"/>
+              <w:bottom w:w="60" w:type="dxa"/>
+              <w:right w:w="80" w:type="dxa"/>
+            </w:tcMar>
+            <w:vAlign w:val="center"/>
+          </w:tcPr>
+          <w:p>
+            <w:pPr>
+              <w:rPr>
+                <w:rFonts w:ascii="Times New Roman" w:hAnsi="Times New Roman" w:cs="Times New Roman"/>
+              </w:rPr>
+            </w:pPr>
+          </w:p>
+        </w:tc>
+        <w:tc>
+          <w:tcPr>
+            <w:tcW w:w="1140" w:type="dxa"/>
+            <w:tcBorders>
+              <w:top w:val="single" w:color="808080" w:themeColor="background1" w:themeShade="80" w:sz="4" w:space="0"/>
+              <w:left w:val="single" w:color="808080" w:themeColor="background1" w:themeShade="80" w:sz="4" w:space="0"/>
+              <w:bottom w:val="single" w:color="808080" w:themeColor="background1" w:themeShade="80" w:sz="4" w:space="0"/>
+              <w:right w:val="single" w:color="808080" w:themeColor="background1" w:themeShade="80" w:sz="4" w:space="0"/>
+            </w:tcBorders>
+            <w:tcMar>
+              <w:top w:w="60" w:type="dxa"/>
+              <w:left w:w="80" w:type="dxa"/>
+              <w:bottom w:w="60" w:type="dxa"/>
+              <w:right w:w="80" w:type="dxa"/>
+            </w:tcMar>
+            <w:vAlign w:val="center"/>
+          </w:tcPr>
+          <w:p>
+            <w:pPr>
+              <w:rPr>
+                <w:rFonts w:ascii="Times New Roman" w:hAnsi="Times New Roman" w:cs="Times New Roman"/>
+              </w:rPr>
+            </w:pPr>
+          </w:p>
+        </w:tc>
+        <w:tc>
+          <w:tcPr>
+            <w:tcW w:w="2070" w:type="dxa"/>
             <w:tcBorders>
               <w:top w:val="single" w:color="808080" w:themeColor="background1" w:themeShade="80" w:sz="4"/>
               <w:left w:val="single" w:color="808080" w:themeColor="background1" w:themeShade="80" w:sz="4"/>
@@ -3708,32 +3899,32 @@
         </w:tc>
         <w:tc>
           <w:tcPr>
-            <w:tcW w:w="1275" w:type="dxa"/>
-            <w:tcBorders>
-              <w:top w:val="single" w:color="808080" w:themeColor="background1" w:themeShade="80" w:sz="4" w:space="0"/>
-              <w:left w:val="single" w:color="808080" w:themeColor="background1" w:themeShade="80" w:sz="4" w:space="0"/>
-              <w:bottom w:val="single" w:color="808080" w:themeColor="background1" w:themeShade="80" w:sz="4" w:space="0"/>
-              <w:right w:val="single" w:color="808080" w:themeColor="background1" w:themeShade="80" w:sz="4" w:space="0"/>
-            </w:tcBorders>
-            <w:tcMar>
-              <w:top w:w="60" w:type="dxa"/>
-              <w:left w:w="80" w:type="dxa"/>
-              <w:bottom w:w="60" w:type="dxa"/>
-              <w:right w:w="80" w:type="dxa"/>
-            </w:tcMar>
-            <w:vAlign w:val="center"/>
-          </w:tcPr>
-          <w:p>
-            <w:pPr>
-              <w:rPr>
-                <w:rFonts w:ascii="Times New Roman" w:hAnsi="Times New Roman" w:cs="Times New Roman"/>
-              </w:rPr>
-            </w:pPr>
-          </w:p>
-        </w:tc>
-        <w:tc>
-          <w:tcPr>
-            <w:tcW w:w="1230" w:type="dxa"/>
+            <w:tcW w:w="1485" w:type="dxa"/>
+            <w:tcBorders>
+              <w:top w:val="single" w:color="808080" w:themeColor="background1" w:themeShade="80" w:sz="4" w:space="0"/>
+              <w:left w:val="single" w:color="808080" w:themeColor="background1" w:themeShade="80" w:sz="4" w:space="0"/>
+              <w:bottom w:val="single" w:color="808080" w:themeColor="background1" w:themeShade="80" w:sz="4" w:space="0"/>
+              <w:right w:val="single" w:color="808080" w:themeColor="background1" w:themeShade="80" w:sz="4" w:space="0"/>
+            </w:tcBorders>
+            <w:tcMar>
+              <w:top w:w="60" w:type="dxa"/>
+              <w:left w:w="80" w:type="dxa"/>
+              <w:bottom w:w="60" w:type="dxa"/>
+              <w:right w:w="80" w:type="dxa"/>
+            </w:tcMar>
+            <w:vAlign w:val="center"/>
+          </w:tcPr>
+          <w:p>
+            <w:pPr>
+              <w:rPr>
+                <w:rFonts w:ascii="Times New Roman" w:hAnsi="Times New Roman" w:cs="Times New Roman"/>
+              </w:rPr>
+            </w:pPr>
+          </w:p>
+        </w:tc>
+        <w:tc>
+          <w:tcPr>
+            <w:tcW w:w="1258" w:type="dxa"/>
             <w:tcBorders>
               <w:top w:val="single" w:color="808080" w:themeColor="background1" w:themeShade="80" w:sz="4" w:space="0"/>
               <w:left w:val="single" w:color="808080" w:themeColor="background1" w:themeShade="80" w:sz="4" w:space="0"/>
@@ -3763,7 +3954,7 @@
         </w:trPr>
         <w:tc>
           <w:tcPr>
-            <w:tcW w:w="446" w:type="dxa"/>
+            <w:tcW w:w="750" w:type="dxa"/>
             <w:tcBorders>
               <w:top w:val="single" w:color="808080" w:themeColor="background1" w:themeShade="80" w:sz="4" w:space="0"/>
               <w:left w:val="single" w:color="808080" w:themeColor="background1" w:themeShade="80" w:sz="4" w:space="0"/>
@@ -3797,107 +3988,107 @@
         </w:tc>
         <w:tc>
           <w:tcPr>
-            <w:tcW w:w="1725" w:type="dxa"/>
-            <w:tcBorders>
-              <w:top w:val="single" w:color="808080" w:themeColor="background1" w:themeShade="80" w:sz="4" w:space="0"/>
-              <w:left w:val="single" w:color="808080" w:themeColor="background1" w:themeShade="80" w:sz="4" w:space="0"/>
-              <w:bottom w:val="single" w:color="808080" w:themeColor="background1" w:themeShade="80" w:sz="4" w:space="0"/>
-              <w:right w:val="single" w:color="808080" w:themeColor="background1" w:themeShade="80" w:sz="4" w:space="0"/>
-            </w:tcBorders>
-            <w:tcMar>
-              <w:top w:w="60" w:type="dxa"/>
-              <w:left w:w="80" w:type="dxa"/>
-              <w:bottom w:w="60" w:type="dxa"/>
-              <w:right w:w="80" w:type="dxa"/>
-            </w:tcMar>
-            <w:vAlign w:val="center"/>
-          </w:tcPr>
-          <w:p>
-            <w:pPr>
-              <w:rPr>
-                <w:rFonts w:ascii="Times New Roman" w:hAnsi="Times New Roman" w:cs="Times New Roman"/>
-              </w:rPr>
-            </w:pPr>
-          </w:p>
-        </w:tc>
-        <w:tc>
-          <w:tcPr>
-            <w:tcW w:w="855" w:type="dxa"/>
-            <w:tcBorders>
-              <w:top w:val="single" w:color="808080" w:themeColor="background1" w:themeShade="80" w:sz="4" w:space="0"/>
-              <w:left w:val="single" w:color="808080" w:themeColor="background1" w:themeShade="80" w:sz="4" w:space="0"/>
-              <w:bottom w:val="single" w:color="808080" w:themeColor="background1" w:themeShade="80" w:sz="4" w:space="0"/>
-              <w:right w:val="single" w:color="808080" w:themeColor="background1" w:themeShade="80" w:sz="4" w:space="0"/>
-            </w:tcBorders>
-            <w:tcMar>
-              <w:top w:w="60" w:type="dxa"/>
-              <w:left w:w="80" w:type="dxa"/>
-              <w:bottom w:w="60" w:type="dxa"/>
-              <w:right w:w="80" w:type="dxa"/>
-            </w:tcMar>
-            <w:vAlign w:val="center"/>
-          </w:tcPr>
-          <w:p>
-            <w:pPr>
-              <w:rPr>
-                <w:rFonts w:ascii="Times New Roman" w:hAnsi="Times New Roman" w:cs="Times New Roman"/>
-              </w:rPr>
-            </w:pPr>
-          </w:p>
-        </w:tc>
-        <w:tc>
-          <w:tcPr>
-            <w:tcW w:w="988" w:type="dxa"/>
-            <w:tcBorders>
-              <w:top w:val="single" w:color="808080" w:themeColor="background1" w:themeShade="80" w:sz="4" w:space="0"/>
-              <w:left w:val="single" w:color="808080" w:themeColor="background1" w:themeShade="80" w:sz="4" w:space="0"/>
-              <w:bottom w:val="single" w:color="808080" w:themeColor="background1" w:themeShade="80" w:sz="4" w:space="0"/>
-              <w:right w:val="single" w:color="808080" w:themeColor="background1" w:themeShade="80" w:sz="4" w:space="0"/>
-            </w:tcBorders>
-            <w:tcMar>
-              <w:top w:w="60" w:type="dxa"/>
-              <w:left w:w="80" w:type="dxa"/>
-              <w:bottom w:w="60" w:type="dxa"/>
-              <w:right w:w="80" w:type="dxa"/>
-            </w:tcMar>
-            <w:vAlign w:val="center"/>
-          </w:tcPr>
-          <w:p>
-            <w:pPr>
-              <w:rPr>
-                <w:rFonts w:ascii="Times New Roman" w:hAnsi="Times New Roman" w:cs="Times New Roman"/>
-              </w:rPr>
-            </w:pPr>
-          </w:p>
-        </w:tc>
-        <w:tc>
-          <w:tcPr>
-            <w:tcW w:w="1129" w:type="dxa"/>
-            <w:tcBorders>
-              <w:top w:val="single" w:color="808080" w:themeColor="background1" w:themeShade="80" w:sz="4" w:space="0"/>
-              <w:left w:val="single" w:color="808080" w:themeColor="background1" w:themeShade="80" w:sz="4" w:space="0"/>
-              <w:bottom w:val="single" w:color="808080" w:themeColor="background1" w:themeShade="80" w:sz="4" w:space="0"/>
-              <w:right w:val="single" w:color="808080" w:themeColor="background1" w:themeShade="80" w:sz="4" w:space="0"/>
-            </w:tcBorders>
-            <w:tcMar>
-              <w:top w:w="60" w:type="dxa"/>
-              <w:left w:w="80" w:type="dxa"/>
-              <w:bottom w:w="60" w:type="dxa"/>
-              <w:right w:w="80" w:type="dxa"/>
-            </w:tcMar>
-            <w:vAlign w:val="center"/>
-          </w:tcPr>
-          <w:p>
-            <w:pPr>
-              <w:rPr>
-                <w:rFonts w:ascii="Times New Roman" w:hAnsi="Times New Roman" w:cs="Times New Roman"/>
-              </w:rPr>
-            </w:pPr>
-          </w:p>
-        </w:tc>
-        <w:tc>
-          <w:tcPr>
-            <w:tcW w:w="1590" w:type="dxa"/>
+            <w:tcW w:w="1560" w:type="dxa"/>
+            <w:tcBorders>
+              <w:top w:val="single" w:color="808080" w:themeColor="background1" w:themeShade="80" w:sz="4" w:space="0"/>
+              <w:left w:val="single" w:color="808080" w:themeColor="background1" w:themeShade="80" w:sz="4" w:space="0"/>
+              <w:bottom w:val="single" w:color="808080" w:themeColor="background1" w:themeShade="80" w:sz="4" w:space="0"/>
+              <w:right w:val="single" w:color="808080" w:themeColor="background1" w:themeShade="80" w:sz="4" w:space="0"/>
+            </w:tcBorders>
+            <w:tcMar>
+              <w:top w:w="60" w:type="dxa"/>
+              <w:left w:w="80" w:type="dxa"/>
+              <w:bottom w:w="60" w:type="dxa"/>
+              <w:right w:w="80" w:type="dxa"/>
+            </w:tcMar>
+            <w:vAlign w:val="center"/>
+          </w:tcPr>
+          <w:p>
+            <w:pPr>
+              <w:rPr>
+                <w:rFonts w:ascii="Times New Roman" w:hAnsi="Times New Roman" w:cs="Times New Roman"/>
+              </w:rPr>
+            </w:pPr>
+          </w:p>
+        </w:tc>
+        <w:tc>
+          <w:tcPr>
+            <w:tcW w:w="1110" w:type="dxa"/>
+            <w:tcBorders>
+              <w:top w:val="single" w:color="808080" w:themeColor="background1" w:themeShade="80" w:sz="4" w:space="0"/>
+              <w:left w:val="single" w:color="808080" w:themeColor="background1" w:themeShade="80" w:sz="4" w:space="0"/>
+              <w:bottom w:val="single" w:color="808080" w:themeColor="background1" w:themeShade="80" w:sz="4" w:space="0"/>
+              <w:right w:val="single" w:color="808080" w:themeColor="background1" w:themeShade="80" w:sz="4" w:space="0"/>
+            </w:tcBorders>
+            <w:tcMar>
+              <w:top w:w="60" w:type="dxa"/>
+              <w:left w:w="80" w:type="dxa"/>
+              <w:bottom w:w="60" w:type="dxa"/>
+              <w:right w:w="80" w:type="dxa"/>
+            </w:tcMar>
+            <w:vAlign w:val="center"/>
+          </w:tcPr>
+          <w:p>
+            <w:pPr>
+              <w:rPr>
+                <w:rFonts w:ascii="Times New Roman" w:hAnsi="Times New Roman" w:cs="Times New Roman"/>
+              </w:rPr>
+            </w:pPr>
+          </w:p>
+        </w:tc>
+        <w:tc>
+          <w:tcPr>
+            <w:tcW w:w="1200" w:type="dxa"/>
+            <w:tcBorders>
+              <w:top w:val="single" w:color="808080" w:themeColor="background1" w:themeShade="80" w:sz="4" w:space="0"/>
+              <w:left w:val="single" w:color="808080" w:themeColor="background1" w:themeShade="80" w:sz="4" w:space="0"/>
+              <w:bottom w:val="single" w:color="808080" w:themeColor="background1" w:themeShade="80" w:sz="4" w:space="0"/>
+              <w:right w:val="single" w:color="808080" w:themeColor="background1" w:themeShade="80" w:sz="4" w:space="0"/>
+            </w:tcBorders>
+            <w:tcMar>
+              <w:top w:w="60" w:type="dxa"/>
+              <w:left w:w="80" w:type="dxa"/>
+              <w:bottom w:w="60" w:type="dxa"/>
+              <w:right w:w="80" w:type="dxa"/>
+            </w:tcMar>
+            <w:vAlign w:val="center"/>
+          </w:tcPr>
+          <w:p>
+            <w:pPr>
+              <w:rPr>
+                <w:rFonts w:ascii="Times New Roman" w:hAnsi="Times New Roman" w:cs="Times New Roman"/>
+              </w:rPr>
+            </w:pPr>
+          </w:p>
+        </w:tc>
+        <w:tc>
+          <w:tcPr>
+            <w:tcW w:w="1140" w:type="dxa"/>
+            <w:tcBorders>
+              <w:top w:val="single" w:color="808080" w:themeColor="background1" w:themeShade="80" w:sz="4" w:space="0"/>
+              <w:left w:val="single" w:color="808080" w:themeColor="background1" w:themeShade="80" w:sz="4" w:space="0"/>
+              <w:bottom w:val="single" w:color="808080" w:themeColor="background1" w:themeShade="80" w:sz="4" w:space="0"/>
+              <w:right w:val="single" w:color="808080" w:themeColor="background1" w:themeShade="80" w:sz="4" w:space="0"/>
+            </w:tcBorders>
+            <w:tcMar>
+              <w:top w:w="60" w:type="dxa"/>
+              <w:left w:w="80" w:type="dxa"/>
+              <w:bottom w:w="60" w:type="dxa"/>
+              <w:right w:w="80" w:type="dxa"/>
+            </w:tcMar>
+            <w:vAlign w:val="center"/>
+          </w:tcPr>
+          <w:p>
+            <w:pPr>
+              <w:rPr>
+                <w:rFonts w:ascii="Times New Roman" w:hAnsi="Times New Roman" w:cs="Times New Roman"/>
+              </w:rPr>
+            </w:pPr>
+          </w:p>
+        </w:tc>
+        <w:tc>
+          <w:tcPr>
+            <w:tcW w:w="2070" w:type="dxa"/>
             <w:tcBorders>
               <w:top w:val="single" w:color="808080" w:themeColor="background1" w:themeShade="80" w:sz="4"/>
               <w:left w:val="single" w:color="808080" w:themeColor="background1" w:themeShade="80" w:sz="4"/>
@@ -3923,32 +4114,32 @@
         </w:tc>
         <w:tc>
           <w:tcPr>
-            <w:tcW w:w="1275" w:type="dxa"/>
-            <w:tcBorders>
-              <w:top w:val="single" w:color="808080" w:themeColor="background1" w:themeShade="80" w:sz="4" w:space="0"/>
-              <w:left w:val="single" w:color="808080" w:themeColor="background1" w:themeShade="80" w:sz="4" w:space="0"/>
-              <w:bottom w:val="single" w:color="808080" w:themeColor="background1" w:themeShade="80" w:sz="4" w:space="0"/>
-              <w:right w:val="single" w:color="808080" w:themeColor="background1" w:themeShade="80" w:sz="4" w:space="0"/>
-            </w:tcBorders>
-            <w:tcMar>
-              <w:top w:w="60" w:type="dxa"/>
-              <w:left w:w="80" w:type="dxa"/>
-              <w:bottom w:w="60" w:type="dxa"/>
-              <w:right w:w="80" w:type="dxa"/>
-            </w:tcMar>
-            <w:vAlign w:val="center"/>
-          </w:tcPr>
-          <w:p>
-            <w:pPr>
-              <w:rPr>
-                <w:rFonts w:ascii="Times New Roman" w:hAnsi="Times New Roman" w:cs="Times New Roman"/>
-              </w:rPr>
-            </w:pPr>
-          </w:p>
-        </w:tc>
-        <w:tc>
-          <w:tcPr>
-            <w:tcW w:w="1230" w:type="dxa"/>
+            <w:tcW w:w="1485" w:type="dxa"/>
+            <w:tcBorders>
+              <w:top w:val="single" w:color="808080" w:themeColor="background1" w:themeShade="80" w:sz="4" w:space="0"/>
+              <w:left w:val="single" w:color="808080" w:themeColor="background1" w:themeShade="80" w:sz="4" w:space="0"/>
+              <w:bottom w:val="single" w:color="808080" w:themeColor="background1" w:themeShade="80" w:sz="4" w:space="0"/>
+              <w:right w:val="single" w:color="808080" w:themeColor="background1" w:themeShade="80" w:sz="4" w:space="0"/>
+            </w:tcBorders>
+            <w:tcMar>
+              <w:top w:w="60" w:type="dxa"/>
+              <w:left w:w="80" w:type="dxa"/>
+              <w:bottom w:w="60" w:type="dxa"/>
+              <w:right w:w="80" w:type="dxa"/>
+            </w:tcMar>
+            <w:vAlign w:val="center"/>
+          </w:tcPr>
+          <w:p>
+            <w:pPr>
+              <w:rPr>
+                <w:rFonts w:ascii="Times New Roman" w:hAnsi="Times New Roman" w:cs="Times New Roman"/>
+              </w:rPr>
+            </w:pPr>
+          </w:p>
+        </w:tc>
+        <w:tc>
+          <w:tcPr>
+            <w:tcW w:w="1258" w:type="dxa"/>
             <w:tcBorders>
               <w:top w:val="single" w:color="808080" w:themeColor="background1" w:themeShade="80" w:sz="4" w:space="0"/>
               <w:left w:val="single" w:color="808080" w:themeColor="background1" w:themeShade="80" w:sz="4" w:space="0"/>
@@ -4033,9 +4224,6 @@
           <w:rFonts w:ascii="Times New Roman" w:hAnsi="Times New Roman" w:cs="Times New Roman"/>
         </w:rPr>
       </w:pPr>
-      <w:commentRangeStart w:id="31456616"/>
-      <w:commentRangeStart w:id="1761374041"/>
-      <w:commentRangeStart w:id="1052138499"/>
       <w:r>
         <w:rPr>
           <w:rFonts w:ascii="Times New Roman" w:hAnsi="Times New Roman" w:cs="Times New Roman"/>
@@ -4059,27 +4247,6 @@
           <w:szCs w:val="19"/>
         </w:rPr>
         <w:t xml:space="preserve"> guidelines; no expenditure has been incurred towards salaries or other establishment-related expenditure, except permissible professional services for audit / accounting functions as applicable.</w:t>
-      </w:r>
-      <w:commentRangeEnd w:id="31456616"/>
-      <w:r>
-        <w:rPr>
-          <w:rStyle w:val="CommentReference"/>
-        </w:rPr>
-        <w:commentReference w:id="31456616"/>
-      </w:r>
-      <w:commentRangeEnd w:id="1761374041"/>
-      <w:r>
-        <w:rPr>
-          <w:rStyle w:val="CommentReference"/>
-        </w:rPr>
-        <w:commentReference w:id="1761374041"/>
-      </w:r>
-      <w:commentRangeEnd w:id="1052138499"/>
-      <w:r>
-        <w:rPr>
-          <w:rStyle w:val="CommentReference"/>
-        </w:rPr>
-        <w:commentReference w:id="1052138499"/>
       </w:r>
     </w:p>
     <w:p>
@@ -4126,207 +4293,12 @@
 </w:document>
 </file>
 
-<file path=word/comments.xml><?xml version="1.0" encoding="utf-8"?>
-<w:comments xmlns:wp14="http://schemas.microsoft.com/office/word/2010/wordprocessingDrawing" xmlns:w14="http://schemas.microsoft.com/office/word/2010/wordml" xmlns:w="http://schemas.openxmlformats.org/wordprocessingml/2006/main" xmlns:mc="http://schemas.openxmlformats.org/markup-compatibility/2006" mc:Ignorable="wp14">
-  <w:comment xmlns:w="http://schemas.openxmlformats.org/wordprocessingml/2006/main" w:initials="MR" w:author="Mridhula Raghavan" w:date="2026-09-17T11:47:50" w:id="796361508">
-    <w:p xmlns:w14="http://schemas.microsoft.com/office/word/2010/wordml" xmlns:w="http://schemas.openxmlformats.org/wordprocessingml/2006/main">
-      <w:pPr>
-        <w:pStyle w:val="CommentText"/>
-      </w:pPr>
-      <w:r>
-        <w:rPr>
-          <w:rStyle w:val="CommentReference"/>
-        </w:rPr>
-        <w:annotationRef/>
-      </w:r>
-      <w:r>
-        <w:t xml:space="preserve">Hi </w:t>
-      </w:r>
-      <w:r>
-        <w:fldChar w:fldCharType="begin"/>
-      </w:r>
-      <w:r>
-        <w:instrText xml:space="preserve"> HYPERLINK "mailto:shalu.sapnani@janaagraha.org"</w:instrText>
-      </w:r>
-      <w:bookmarkStart w:name="_@_EDF4754155BB4650A506A5B871607312Z" w:id="994245440"/>
-      <w:r>
-        <w:fldChar w:fldCharType="separate"/>
-      </w:r>
-      <w:bookmarkEnd w:id="994245440"/>
-      <w:r>
-        <w:rPr>
-          <w:rStyle w:val="Mention"/>
-          <w:noProof/>
-        </w:rPr>
-        <w:t>@Shalu Sapnani</w:t>
-      </w:r>
-      <w:r>
-        <w:fldChar w:fldCharType="end"/>
-      </w:r>
-      <w:r>
-        <w:t xml:space="preserve"> - is this table then required? can we take this out? please confirm</w:t>
-      </w:r>
-    </w:p>
-  </w:comment>
-  <w:comment xmlns:w="http://schemas.openxmlformats.org/wordprocessingml/2006/main" w:initials="SS" w:author="Shalu Sapnani" w:date="2026-09-17T12:51:25" w:id="1683415058">
-    <w:p xmlns:w14="http://schemas.microsoft.com/office/word/2010/wordml" xmlns:w="http://schemas.openxmlformats.org/wordprocessingml/2006/main">
-      <w:pPr>
-        <w:pStyle w:val="CommentText"/>
-      </w:pPr>
-      <w:r>
-        <w:rPr>
-          <w:rStyle w:val="CommentReference"/>
-        </w:rPr>
-        <w:annotationRef/>
-      </w:r>
-      <w:r>
-        <w:t xml:space="preserve">It is required. We can remove road &amp; CAG point. </w:t>
-      </w:r>
-      <w:r>
-        <w:fldChar w:fldCharType="begin"/>
-      </w:r>
-      <w:r>
-        <w:instrText xml:space="preserve"> HYPERLINK "mailto:hariprasad.v@janaagraha.org"</w:instrText>
-      </w:r>
-      <w:bookmarkStart w:name="_@_861B9C2DB3E844A48CCA897895336226Z" w:id="412705440"/>
-      <w:r>
-        <w:fldChar w:fldCharType="separate"/>
-      </w:r>
-      <w:bookmarkEnd w:id="412705440"/>
-      <w:r>
-        <w:rPr>
-          <w:rStyle w:val="Mention"/>
-          <w:noProof/>
-        </w:rPr>
-        <w:t>@Hariprasad V Nair</w:t>
-      </w:r>
-      <w:r>
-        <w:fldChar w:fldCharType="end"/>
-      </w:r>
-      <w:r>
-        <w:t xml:space="preserve"> is making changes.</w:t>
-      </w:r>
-    </w:p>
-  </w:comment>
-  <w:comment xmlns:w="http://schemas.openxmlformats.org/wordprocessingml/2006/main" w:initials="HN" w:author="Hariprasad V Nair" w:date="2026-09-17T12:57:47" w:id="521391202">
-    <w:p xmlns:w14="http://schemas.microsoft.com/office/word/2010/wordml" xmlns:w="http://schemas.openxmlformats.org/wordprocessingml/2006/main">
-      <w:pPr>
-        <w:pStyle w:val="CommentText"/>
-      </w:pPr>
-      <w:r>
-        <w:rPr>
-          <w:rStyle w:val="CommentReference"/>
-        </w:rPr>
-        <w:annotationRef/>
-      </w:r>
-      <w:r>
-        <w:t>Updating it, please let me know if the changes are reflecting</w:t>
-      </w:r>
-    </w:p>
-  </w:comment>
-  <w:comment xmlns:w="http://schemas.openxmlformats.org/wordprocessingml/2006/main" w:initials="MR" w:author="Mridhula Raghavan" w:date="2026-09-17T11:49:10" w:id="31456616">
-    <w:p xmlns:w14="http://schemas.microsoft.com/office/word/2010/wordml" xmlns:w="http://schemas.openxmlformats.org/wordprocessingml/2006/main">
-      <w:pPr>
-        <w:pStyle w:val="CommentText"/>
-      </w:pPr>
-      <w:r>
-        <w:rPr>
-          <w:rStyle w:val="CommentReference"/>
-        </w:rPr>
-        <w:annotationRef/>
-      </w:r>
-      <w:r>
-        <w:fldChar w:fldCharType="begin"/>
-      </w:r>
-      <w:r>
-        <w:instrText xml:space="preserve"> HYPERLINK "mailto:shalu.sapnani@janaagraha.org"</w:instrText>
-      </w:r>
-      <w:bookmarkStart w:name="_@_633FF4C55717487B8442E9F74ABFDF89Z" w:id="2095933415"/>
-      <w:r>
-        <w:fldChar w:fldCharType="separate"/>
-      </w:r>
-      <w:bookmarkEnd w:id="2095933415"/>
-      <w:r>
-        <w:rPr>
-          <w:rStyle w:val="Mention"/>
-          <w:noProof/>
-        </w:rPr>
-        <w:t>@Shalu Sapnani</w:t>
-      </w:r>
-      <w:r>
-        <w:fldChar w:fldCharType="end"/>
-      </w:r>
-      <w:r>
-        <w:t xml:space="preserve"> - Hari also caught these certification sentences - they won't apply this year as they've not received FC-16 grants. what do you think?</w:t>
-      </w:r>
-    </w:p>
-  </w:comment>
-  <w:comment xmlns:w="http://schemas.openxmlformats.org/wordprocessingml/2006/main" w:initials="SS" w:author="Shalu Sapnani" w:date="2026-09-17T12:53:22" w:id="1761374041">
-    <w:p xmlns:w14="http://schemas.microsoft.com/office/word/2010/wordml" xmlns:w="http://schemas.openxmlformats.org/wordprocessingml/2006/main">
-      <w:pPr>
-        <w:pStyle w:val="CommentText"/>
-      </w:pPr>
-      <w:r>
-        <w:rPr>
-          <w:rStyle w:val="CommentReference"/>
-        </w:rPr>
-        <w:annotationRef/>
-      </w:r>
-      <w:r>
-        <w:t>Yes, I have highlighted. He is changing.</w:t>
-      </w:r>
-    </w:p>
-  </w:comment>
-  <w:comment xmlns:w="http://schemas.openxmlformats.org/wordprocessingml/2006/main" w:initials="HN" w:author="Hariprasad V Nair" w:date="2026-09-17T13:00:10" w:id="1052138499">
-    <w:p xmlns:w14="http://schemas.microsoft.com/office/word/2010/wordml" xmlns:w="http://schemas.openxmlformats.org/wordprocessingml/2006/main">
-      <w:pPr>
-        <w:pStyle w:val="CommentText"/>
-      </w:pPr>
-      <w:r>
-        <w:rPr>
-          <w:rStyle w:val="CommentReference"/>
-        </w:rPr>
-        <w:annotationRef/>
-      </w:r>
-      <w:r>
-        <w:t>Done</w:t>
-      </w:r>
-    </w:p>
-  </w:comment>
-</w:comments>
-</file>
-
 <file path=word/commentsExtended.xml><?xml version="1.0" encoding="utf-8"?>
-<w15:commentsEx xmlns:mc="http://schemas.openxmlformats.org/markup-compatibility/2006" xmlns:w15="http://schemas.microsoft.com/office/word/2012/wordml" mc:Ignorable="w15">
-  <w15:commentEx w15:done="1" w15:paraId="6436645C"/>
-  <w15:commentEx w15:done="1" w15:paraId="0CBED4DD" w15:paraIdParent="6436645C"/>
-  <w15:commentEx w15:done="1" w15:paraId="0281CEC0" w15:paraIdParent="6436645C"/>
-  <w15:commentEx w15:done="1" w15:paraId="4B2D8271"/>
-  <w15:commentEx w15:done="1" w15:paraId="1DF44CD4" w15:paraIdParent="4B2D8271"/>
-  <w15:commentEx w15:done="1" w15:paraId="56DB0B31" w15:paraIdParent="4B2D8271"/>
-</w15:commentsEx>
-</file>
-
-<file path=word/commentsExtensible.xml><?xml version="1.0" encoding="utf-8"?>
-<w16cex:commentsExtensible xmlns:w16="http://schemas.microsoft.com/office/word/2018/wordml" xmlns:w16cex="http://schemas.microsoft.com/office/word/2018/wordml/cex" xmlns:mc="http://schemas.openxmlformats.org/markup-compatibility/2006" mc:Ignorable="w16 w16cex">
-  <w16cex:commentExtensible w16cex:durableId="04603B74" w16cex:dateUtc="2026-09-17T06:17:50.772Z"/>
-  <w16cex:commentExtensible w16cex:durableId="1579F677" w16cex:dateUtc="2026-09-17T07:21:25.975Z"/>
-  <w16cex:commentExtensible w16cex:durableId="0FC8B61E" w16cex:dateUtc="2026-09-17T07:27:47.052Z"/>
-  <w16cex:commentExtensible w16cex:durableId="426B64E8" w16cex:dateUtc="2026-09-17T06:19:10.82Z"/>
-  <w16cex:commentExtensible w16cex:durableId="73D87FCD" w16cex:dateUtc="2026-09-17T07:23:22.789Z"/>
-  <w16cex:commentExtensible w16cex:durableId="2B73A247" w16cex:dateUtc="2026-09-17T07:30:10.788Z"/>
-</w16cex:commentsExtensible>
+<w15:commentsEx xmlns:mc="http://schemas.openxmlformats.org/markup-compatibility/2006" xmlns:w15="http://schemas.microsoft.com/office/word/2012/wordml" mc:Ignorable="w15"/>
 </file>
 
 <file path=word/commentsIds.xml><?xml version="1.0" encoding="utf-8"?>
-<w16cid:commentsIds xmlns:mc="http://schemas.openxmlformats.org/markup-compatibility/2006" xmlns:w16cid="http://schemas.microsoft.com/office/word/2016/wordml/cid" mc:Ignorable="w16cid">
-  <w16cid:commentId w16cid:paraId="6436645C" w16cid:durableId="04603B74"/>
-  <w16cid:commentId w16cid:paraId="0CBED4DD" w16cid:durableId="1579F677"/>
-  <w16cid:commentId w16cid:paraId="0281CEC0" w16cid:durableId="0FC8B61E"/>
-  <w16cid:commentId w16cid:paraId="4B2D8271" w16cid:durableId="426B64E8"/>
-  <w16cid:commentId w16cid:paraId="1DF44CD4" w16cid:durableId="73D87FCD"/>
-  <w16cid:commentId w16cid:paraId="56DB0B31" w16cid:durableId="2B73A247"/>
-</w16cid:commentsIds>
+<w16cid:commentsIds xmlns:mc="http://schemas.openxmlformats.org/markup-compatibility/2006" xmlns:w16cid="http://schemas.microsoft.com/office/word/2016/wordml/cid" mc:Ignorable="w16cid"/>
 </file>
 
 <file path=word/numbering.xml><?xml version="1.0" encoding="utf-8"?>
@@ -4775,26 +4747,7 @@
 </file>
 
 <file path=word/people.xml><?xml version="1.0" encoding="utf-8"?>
-<w15:people xmlns:mc="http://schemas.openxmlformats.org/markup-compatibility/2006" xmlns:w15="http://schemas.microsoft.com/office/word/2012/wordml" mc:Ignorable="w15">
-  <w15:person w15:author="Hariprasad V Nair">
-    <w15:presenceInfo w15:providerId="AD" w15:userId="S::hariprasad.v@janaagraha.org::80309197-e282-495e-ad12-adfb017b6f5b"/>
-  </w15:person>
-  <w15:person w15:author="Mridhula Raghavan">
-    <w15:presenceInfo w15:providerId="AD" w15:userId="S::mridhula.raghavan@janaagraha.org::9aa5d80d-80c7-4294-a434-2a01057cbd4b"/>
-  </w15:person>
-  <w15:person w15:author="Mridhula Raghavan">
-    <w15:presenceInfo w15:providerId="AD" w15:userId="S::mridhula.raghavan@janaagraha.org::9aa5d80d-80c7-4294-a434-2a01057cbd4b"/>
-  </w15:person>
-  <w15:person w15:author="Shalu Sapnani">
-    <w15:presenceInfo w15:providerId="AD" w15:userId="S::shalu.sapnani@janaagraha.org::d95d4de5-aa22-479f-8faf-d248dc1f28ba"/>
-  </w15:person>
-  <w15:person w15:author="Shalu Sapnani">
-    <w15:presenceInfo w15:providerId="AD" w15:userId="S::shalu.sapnani@janaagraha.org::d95d4de5-aa22-479f-8faf-d248dc1f28ba"/>
-  </w15:person>
-  <w15:person w15:author="Hariprasad V Nair">
-    <w15:presenceInfo w15:providerId="AD" w15:userId="S::hariprasad.v@janaagraha.org::80309197-e282-495e-ad12-adfb017b6f5b"/>
-  </w15:person>
-</w15:people>
+<w15:people xmlns:mc="http://schemas.openxmlformats.org/markup-compatibility/2006" xmlns:w15="http://schemas.microsoft.com/office/word/2012/wordml" mc:Ignorable="w15"/>
 </file>
 
 <file path=word/styles.xml><?xml version="1.0" encoding="utf-8"?>

--- a/src/assets/files/revised-Annexure-VI_Untied_Grant_DUR_Template.docx
+++ b/src/assets/files/revised-Annexure-VI_Untied_Grant_DUR_Template.docx
@@ -5,35 +5,25 @@
     <w:p>
       <w:pPr>
         <w:spacing w:after="240"/>
-        <w:rPr>
-          <w:color w:val="000000" w:themeColor="text1"/>
-        </w:rPr>
       </w:pPr>
       <w:r>
         <w:rPr>
-          <w:b/>
-          <w:bCs/>
-          <w:color w:val="000000" w:themeColor="text1"/>
+          <w:b w:val="1"/>
+          <w:bCs w:val="1"/>
+          <w:color w:val="000000" w:themeColor="text1" w:themeTint="FF" w:themeShade="FF"/>
           <w:sz w:val="24"/>
           <w:szCs w:val="24"/>
         </w:rPr>
         <w:t>16th Finance Commission - FY 2026-27</w:t>
       </w:r>
       <w:r>
-        <w:rPr>
-          <w:b/>
-          <w:bCs/>
-          <w:color w:val="000000" w:themeColor="text1"/>
-          <w:sz w:val="24"/>
-          <w:szCs w:val="24"/>
-        </w:rPr>
         <w:br/>
       </w:r>
       <w:r>
         <w:rPr>
-          <w:b/>
-          <w:bCs/>
-          <w:color w:val="000000" w:themeColor="text1"/>
+          <w:b w:val="1"/>
+          <w:bCs w:val="1"/>
+          <w:color w:val="000000" w:themeColor="text1" w:themeTint="FF" w:themeShade="FF"/>
           <w:sz w:val="22"/>
           <w:szCs w:val="22"/>
         </w:rPr>
@@ -41,9 +31,9 @@
       </w:r>
       <w:r>
         <w:rPr>
-          <w:b/>
-          <w:bCs/>
-          <w:color w:val="000000" w:themeColor="text1"/>
+          <w:b w:val="1"/>
+          <w:bCs w:val="1"/>
+          <w:color w:val="000000" w:themeColor="text1" w:themeTint="FF" w:themeShade="FF"/>
           <w:sz w:val="22"/>
           <w:szCs w:val="22"/>
         </w:rPr>
@@ -51,13 +41,49 @@
       </w:r>
       <w:r>
         <w:rPr>
-          <w:b/>
-          <w:bCs/>
-          <w:color w:val="000000" w:themeColor="text1"/>
+          <w:b w:val="1"/>
+          <w:bCs w:val="1"/>
+          <w:color w:val="000000" w:themeColor="text1" w:themeTint="FF" w:themeShade="FF"/>
           <w:sz w:val="22"/>
           <w:szCs w:val="22"/>
         </w:rPr>
-        <w:t>tied grants received in FY 2025-26 - the final year of the 15th Finance Commission award period</w:t>
+        <w:t>tied grants in FY 2025-26 - the final year of the 15th Finance Commission award period</w:t>
+      </w:r>
+    </w:p>
+    <w:p>
+      <w:pPr>
+        <w:spacing w:before="210" w:beforeAutospacing="off" w:after="210" w:afterAutospacing="off"/>
+        <w:rPr>
+          <w:rFonts w:ascii="Calibri" w:hAnsi="Calibri" w:eastAsia="Calibri" w:cs="Calibri"/>
+          <w:b w:val="0"/>
+          <w:bCs w:val="0"/>
+          <w:i w:val="0"/>
+          <w:iCs w:val="0"/>
+          <w:caps w:val="0"/>
+          <w:smallCaps w:val="0"/>
+          <w:noProof w:val="0"/>
+          <w:color w:val="ED7C31"/>
+          <w:sz w:val="21"/>
+          <w:szCs w:val="21"/>
+          <w:lang w:val="en-IN"/>
+        </w:rPr>
+      </w:pPr>
+      <w:r>
+        <w:rPr>
+          <w:rFonts w:ascii="Calibri" w:hAnsi="Calibri" w:eastAsia="Calibri" w:cs="Calibri"/>
+          <w:b w:val="0"/>
+          <w:bCs w:val="0"/>
+          <w:i w:val="0"/>
+          <w:iCs w:val="0"/>
+          <w:caps w:val="0"/>
+          <w:smallCaps w:val="0"/>
+          <w:noProof w:val="0"/>
+          <w:color w:val="ED7C31"/>
+          <w:sz w:val="21"/>
+          <w:szCs w:val="21"/>
+          <w:lang w:val="en-IN"/>
+        </w:rPr>
+        <w:t>Note: The expenditure incurred during FY 2025–26 must be entered. In case a ULB did not receive any grants during FY 2025–26, the expenditure incurred from the unutilized grants of previous years must be reported.</w:t>
       </w:r>
     </w:p>
     <w:tbl>
@@ -4291,14 +4317,6 @@
     </w:sectPr>
   </w:body>
 </w:document>
-</file>
-
-<file path=word/commentsExtended.xml><?xml version="1.0" encoding="utf-8"?>
-<w15:commentsEx xmlns:mc="http://schemas.openxmlformats.org/markup-compatibility/2006" xmlns:w15="http://schemas.microsoft.com/office/word/2012/wordml" mc:Ignorable="w15"/>
-</file>
-
-<file path=word/commentsIds.xml><?xml version="1.0" encoding="utf-8"?>
-<w16cid:commentsIds xmlns:mc="http://schemas.openxmlformats.org/markup-compatibility/2006" xmlns:w16cid="http://schemas.microsoft.com/office/word/2016/wordml/cid" mc:Ignorable="w16cid"/>
 </file>
 
 <file path=word/numbering.xml><?xml version="1.0" encoding="utf-8"?>
